--- a/Knowledge/3-Work knowledge/1-Software Engineering/1-Software Engineering Fundamentals/5-My Source/1-Network Traffic/1-Types of Network Traffic/3-Outbound Traffic.docx
+++ b/Knowledge/3-Work knowledge/1-Software Engineering/1-Software Engineering Fundamentals/5-My Source/1-Network Traffic/1-Types of Network Traffic/3-Outbound Traffic.docx
@@ -36,46 +36,27 @@
       </w:pPr>
       <w:r>
         <w:rPr>
-          <w:rFonts w:ascii="Arial" w:hAnsi="Arial" w:eastAsia="Arial"/>
-          <w:b/>
-          <w:sz w:val="22"/>
+          <w:b/>
           <w:shd w:val="clear" w:color="auto" w:fill="B7B7B7"/>
         </w:rPr>
         <w:t># Source</w:t>
       </w:r>
       <w:r>
         <w:rPr>
-          <w:rFonts w:ascii="Arial" w:hAnsi="Arial" w:eastAsia="Arial"/>
-          <w:sz w:val="22"/>
           <w:shd w:val="clear" w:color="auto" w:fill="B7B7B7"/>
         </w:rPr>
         <w:t xml:space="preserve">: </w:t>
       </w:r>
-      <w:proofErr w:type="spellStart"/>
-      <w:r>
-        <w:rPr>
-          <w:rFonts w:ascii="Arial" w:hAnsi="Arial" w:eastAsia="Arial"/>
-          <w:b/>
-          <w:sz w:val="22"/>
+      <w:r>
+        <w:rPr>
+          <w:b/>
           <w:shd w:val="clear" w:color="auto" w:fill="B7B7B7"/>
         </w:rPr>
-        <w:t>Chatgpt</w:t>
-      </w:r>
-      <w:proofErr w:type="spellEnd"/>
-      <w:r>
-        <w:rPr>
-          <w:rFonts w:ascii="Arial" w:hAnsi="Arial" w:eastAsia="Arial"/>
-          <w:b/>
-          <w:sz w:val="22"/>
-          <w:shd w:val="clear" w:color="auto" w:fill="B7B7B7"/>
-        </w:rPr>
-        <w:t xml:space="preserve"> </w:t>
-      </w:r>
-      <w:r>
-        <w:rPr>
-          <w:rFonts w:ascii="Arial" w:hAnsi="Arial" w:eastAsia="Arial"/>
-          <w:b/>
-          <w:sz w:val="22"/>
+        <w:t xml:space="preserve">Chatgpt </w:t>
+      </w:r>
+      <w:r>
+        <w:rPr>
+          <w:b/>
           <w:szCs w:val="14"/>
           <w:shd w:val="clear" w:color="auto" w:fill="B7B7B7"/>
         </w:rPr>
@@ -83,9 +64,8 @@
       </w:r>
       <w:r>
         <w:rPr>
-          <w:rFonts w:ascii="Arial" w:hAnsi="Arial" w:cs="Cambria Math" w:eastAsia="Arial"/>
-          <w:b/>
-          <w:sz w:val="22"/>
+          <w:rFonts w:cs="Cambria Math"/>
+          <w:b/>
           <w:szCs w:val="14"/>
           <w:shd w:val="clear" w:color="auto" w:fill="B7B7B7"/>
         </w:rPr>
@@ -93,9 +73,7 @@
       </w:r>
       <w:r>
         <w:rPr>
-          <w:rFonts w:ascii="Arial" w:hAnsi="Arial" w:eastAsia="Arial"/>
-          <w:b/>
-          <w:sz w:val="22"/>
+          <w:b/>
           <w:szCs w:val="14"/>
           <w:shd w:val="clear" w:color="auto" w:fill="B7B7B7"/>
         </w:rPr>
@@ -198,7 +176,7 @@
     </w:p>
     <w:p>
       <w:r>
-        <w:pict w14:anchorId="527D5281">
+        <w:pict w14:anchorId="27063840">
           <v:rect id="_x0000_i1025" style="width:0;height:1.5pt" o:hralign="center" o:hrstd="t" o:hr="t" fillcolor="#a0a0a0" stroked="f"/>
         </w:pict>
       </w:r>
@@ -227,46 +205,27 @@
       </w:pPr>
       <w:r>
         <w:rPr>
-          <w:rFonts w:ascii="Arial" w:hAnsi="Arial" w:eastAsia="Arial"/>
-          <w:b/>
-          <w:sz w:val="22"/>
+          <w:b/>
           <w:shd w:val="clear" w:color="auto" w:fill="B7B7B7"/>
         </w:rPr>
         <w:t># Source</w:t>
       </w:r>
       <w:r>
         <w:rPr>
-          <w:rFonts w:ascii="Arial" w:hAnsi="Arial" w:eastAsia="Arial"/>
-          <w:sz w:val="22"/>
           <w:shd w:val="clear" w:color="auto" w:fill="B7B7B7"/>
         </w:rPr>
         <w:t xml:space="preserve">: </w:t>
       </w:r>
-      <w:proofErr w:type="spellStart"/>
-      <w:r>
-        <w:rPr>
-          <w:rFonts w:ascii="Arial" w:hAnsi="Arial" w:eastAsia="Arial"/>
-          <w:b/>
-          <w:sz w:val="22"/>
+      <w:r>
+        <w:rPr>
+          <w:b/>
           <w:shd w:val="clear" w:color="auto" w:fill="B7B7B7"/>
         </w:rPr>
-        <w:t>Chatgpt</w:t>
-      </w:r>
-      <w:proofErr w:type="spellEnd"/>
-      <w:r>
-        <w:rPr>
-          <w:rFonts w:ascii="Arial" w:hAnsi="Arial" w:eastAsia="Arial"/>
-          <w:b/>
-          <w:sz w:val="22"/>
-          <w:shd w:val="clear" w:color="auto" w:fill="B7B7B7"/>
-        </w:rPr>
-        <w:t xml:space="preserve"> </w:t>
-      </w:r>
-      <w:r>
-        <w:rPr>
-          <w:rFonts w:ascii="Arial" w:hAnsi="Arial" w:eastAsia="Arial"/>
-          <w:b/>
-          <w:sz w:val="22"/>
+        <w:t xml:space="preserve">Chatgpt </w:t>
+      </w:r>
+      <w:r>
+        <w:rPr>
+          <w:b/>
           <w:szCs w:val="14"/>
           <w:shd w:val="clear" w:color="auto" w:fill="B7B7B7"/>
         </w:rPr>
@@ -274,9 +233,8 @@
       </w:r>
       <w:r>
         <w:rPr>
-          <w:rFonts w:ascii="Arial" w:hAnsi="Arial" w:cs="Cambria Math" w:eastAsia="Arial"/>
-          <w:b/>
-          <w:sz w:val="22"/>
+          <w:rFonts w:cs="Cambria Math"/>
+          <w:b/>
           <w:szCs w:val="14"/>
           <w:shd w:val="clear" w:color="auto" w:fill="B7B7B7"/>
         </w:rPr>
@@ -284,9 +242,7 @@
       </w:r>
       <w:r>
         <w:rPr>
-          <w:rFonts w:ascii="Arial" w:hAnsi="Arial" w:eastAsia="Arial"/>
-          <w:b/>
-          <w:sz w:val="22"/>
+          <w:b/>
           <w:szCs w:val="14"/>
           <w:shd w:val="clear" w:color="auto" w:fill="B7B7B7"/>
         </w:rPr>
@@ -354,7 +310,7 @@
     </w:p>
     <w:p>
       <w:r>
-        <w:pict w14:anchorId="2CD30D9C">
+        <w:pict w14:anchorId="34A8AFE1">
           <v:rect id="_x0000_i1026" style="width:0;height:1.5pt" o:hralign="center" o:hrstd="t" o:hr="t" fillcolor="#a0a0a0" stroked="f"/>
         </w:pict>
       </w:r>
@@ -383,46 +339,27 @@
       </w:pPr>
       <w:r>
         <w:rPr>
-          <w:rFonts w:ascii="Arial" w:hAnsi="Arial" w:eastAsia="Arial"/>
-          <w:b/>
-          <w:sz w:val="22"/>
+          <w:b/>
           <w:shd w:val="clear" w:color="auto" w:fill="B7B7B7"/>
         </w:rPr>
         <w:t># Source</w:t>
       </w:r>
       <w:r>
         <w:rPr>
-          <w:rFonts w:ascii="Arial" w:hAnsi="Arial" w:eastAsia="Arial"/>
-          <w:sz w:val="22"/>
           <w:shd w:val="clear" w:color="auto" w:fill="B7B7B7"/>
         </w:rPr>
         <w:t xml:space="preserve">: </w:t>
       </w:r>
-      <w:proofErr w:type="spellStart"/>
-      <w:r>
-        <w:rPr>
-          <w:rFonts w:ascii="Arial" w:hAnsi="Arial" w:eastAsia="Arial"/>
-          <w:b/>
-          <w:sz w:val="22"/>
+      <w:r>
+        <w:rPr>
+          <w:b/>
           <w:shd w:val="clear" w:color="auto" w:fill="B7B7B7"/>
         </w:rPr>
-        <w:t>Chatgpt</w:t>
-      </w:r>
-      <w:proofErr w:type="spellEnd"/>
-      <w:r>
-        <w:rPr>
-          <w:rFonts w:ascii="Arial" w:hAnsi="Arial" w:eastAsia="Arial"/>
-          <w:b/>
-          <w:sz w:val="22"/>
-          <w:shd w:val="clear" w:color="auto" w:fill="B7B7B7"/>
-        </w:rPr>
-        <w:t xml:space="preserve"> </w:t>
-      </w:r>
-      <w:r>
-        <w:rPr>
-          <w:rFonts w:ascii="Arial" w:hAnsi="Arial" w:eastAsia="Arial"/>
-          <w:b/>
-          <w:sz w:val="22"/>
+        <w:t xml:space="preserve">Chatgpt </w:t>
+      </w:r>
+      <w:r>
+        <w:rPr>
+          <w:b/>
           <w:szCs w:val="14"/>
           <w:shd w:val="clear" w:color="auto" w:fill="B7B7B7"/>
         </w:rPr>
@@ -430,9 +367,8 @@
       </w:r>
       <w:r>
         <w:rPr>
-          <w:rFonts w:ascii="Arial" w:hAnsi="Arial" w:cs="Cambria Math" w:eastAsia="Arial"/>
-          <w:b/>
-          <w:sz w:val="22"/>
+          <w:rFonts w:cs="Cambria Math"/>
+          <w:b/>
           <w:szCs w:val="14"/>
           <w:shd w:val="clear" w:color="auto" w:fill="B7B7B7"/>
         </w:rPr>
@@ -440,9 +376,7 @@
       </w:r>
       <w:r>
         <w:rPr>
-          <w:rFonts w:ascii="Arial" w:hAnsi="Arial" w:eastAsia="Arial"/>
-          <w:b/>
-          <w:sz w:val="22"/>
+          <w:b/>
           <w:szCs w:val="14"/>
           <w:shd w:val="clear" w:color="auto" w:fill="B7B7B7"/>
         </w:rPr>
@@ -455,7 +389,7 @@
           <w:noProof/>
         </w:rPr>
         <w:drawing>
-          <wp:inline distT="114300" distB="114300" distL="114300" distR="114300" wp14:anchorId="46BD1F20" wp14:editId="605FD7AE">
+          <wp:inline distT="114300" distB="114300" distL="114300" distR="114300" wp14:anchorId="32E26399" wp14:editId="3213AE03">
             <wp:extent cx="5943600" cy="1930400"/>
             <wp:effectExtent l="0" t="0" r="0" b="0"/>
             <wp:docPr id="1" name="image2.png"/>
@@ -682,7 +616,6 @@
               <w:rPr>
                 <w:rFonts w:ascii="Segoe UI Emoji" w:hAnsi="Segoe UI Emoji" w:cs="Segoe UI Emoji"/>
               </w:rPr>
-              <w:lastRenderedPageBreak/>
               <w:t>📤</w:t>
             </w:r>
             <w:r>
@@ -940,7 +873,7 @@
     </w:tbl>
     <w:p>
       <w:r>
-        <w:pict w14:anchorId="37BDDEFB">
+        <w:pict w14:anchorId="46701B8C">
           <v:rect id="_x0000_i1027" style="width:0;height:1.5pt" o:hralign="center" o:hrstd="t" o:hr="t" fillcolor="#a0a0a0" stroked="f"/>
         </w:pict>
       </w:r>
@@ -969,46 +902,27 @@
       </w:pPr>
       <w:r>
         <w:rPr>
-          <w:rFonts w:ascii="Arial" w:hAnsi="Arial" w:eastAsia="Arial"/>
-          <w:b/>
-          <w:sz w:val="22"/>
+          <w:b/>
           <w:shd w:val="clear" w:color="auto" w:fill="B7B7B7"/>
         </w:rPr>
         <w:t># Source</w:t>
       </w:r>
       <w:r>
         <w:rPr>
-          <w:rFonts w:ascii="Arial" w:hAnsi="Arial" w:eastAsia="Arial"/>
-          <w:sz w:val="22"/>
           <w:shd w:val="clear" w:color="auto" w:fill="B7B7B7"/>
         </w:rPr>
         <w:t xml:space="preserve">: </w:t>
       </w:r>
-      <w:proofErr w:type="spellStart"/>
-      <w:r>
-        <w:rPr>
-          <w:rFonts w:ascii="Arial" w:hAnsi="Arial" w:eastAsia="Arial"/>
-          <w:b/>
-          <w:sz w:val="22"/>
+      <w:r>
+        <w:rPr>
+          <w:b/>
           <w:shd w:val="clear" w:color="auto" w:fill="B7B7B7"/>
         </w:rPr>
-        <w:t>Chatgpt</w:t>
-      </w:r>
-      <w:proofErr w:type="spellEnd"/>
-      <w:r>
-        <w:rPr>
-          <w:rFonts w:ascii="Arial" w:hAnsi="Arial" w:eastAsia="Arial"/>
-          <w:b/>
-          <w:sz w:val="22"/>
-          <w:shd w:val="clear" w:color="auto" w:fill="B7B7B7"/>
-        </w:rPr>
-        <w:t xml:space="preserve"> </w:t>
-      </w:r>
-      <w:r>
-        <w:rPr>
-          <w:rFonts w:ascii="Arial" w:hAnsi="Arial" w:eastAsia="Arial"/>
-          <w:b/>
-          <w:sz w:val="22"/>
+        <w:t xml:space="preserve">Chatgpt </w:t>
+      </w:r>
+      <w:r>
+        <w:rPr>
+          <w:b/>
           <w:szCs w:val="14"/>
           <w:shd w:val="clear" w:color="auto" w:fill="B7B7B7"/>
         </w:rPr>
@@ -1016,9 +930,8 @@
       </w:r>
       <w:r>
         <w:rPr>
-          <w:rFonts w:ascii="Arial" w:hAnsi="Arial" w:cs="Cambria Math" w:eastAsia="Arial"/>
-          <w:b/>
-          <w:sz w:val="22"/>
+          <w:rFonts w:cs="Cambria Math"/>
+          <w:b/>
           <w:szCs w:val="14"/>
           <w:shd w:val="clear" w:color="auto" w:fill="B7B7B7"/>
         </w:rPr>
@@ -1026,9 +939,7 @@
       </w:r>
       <w:r>
         <w:rPr>
-          <w:rFonts w:ascii="Arial" w:hAnsi="Arial" w:eastAsia="Arial"/>
-          <w:b/>
-          <w:sz w:val="22"/>
+          <w:b/>
           <w:szCs w:val="14"/>
           <w:shd w:val="clear" w:color="auto" w:fill="B7B7B7"/>
         </w:rPr>
@@ -1041,7 +952,7 @@
           <w:noProof/>
         </w:rPr>
         <w:drawing>
-          <wp:inline distT="114300" distB="114300" distL="114300" distR="114300" wp14:anchorId="57E20BDF" wp14:editId="15EE45CD">
+          <wp:inline distT="114300" distB="114300" distL="114300" distR="114300" wp14:anchorId="3807833B" wp14:editId="1342359E">
             <wp:extent cx="5943600" cy="1587500"/>
             <wp:effectExtent l="0" t="0" r="0" b="0"/>
             <wp:docPr id="4" name="image1.png"/>
@@ -1438,7 +1349,7 @@
     </w:tbl>
     <w:p>
       <w:r>
-        <w:pict w14:anchorId="0A201DB3">
+        <w:pict w14:anchorId="55DDB305">
           <v:rect id="_x0000_i1028" style="width:0;height:1.5pt" o:hralign="center" o:hrstd="t" o:hr="t" fillcolor="#a0a0a0" stroked="f"/>
         </w:pict>
       </w:r>
@@ -1453,7 +1364,6 @@
         <w:rPr>
           <w:rFonts w:ascii="Segoe UI Emoji" w:hAnsi="Segoe UI Emoji" w:cs="Segoe UI Emoji"/>
         </w:rPr>
-        <w:lastRenderedPageBreak/>
         <w:t>🆚</w:t>
       </w:r>
       <w:r>
@@ -1468,46 +1378,27 @@
       </w:pPr>
       <w:r>
         <w:rPr>
-          <w:rFonts w:ascii="Arial" w:hAnsi="Arial" w:eastAsia="Arial"/>
-          <w:b/>
-          <w:sz w:val="22"/>
+          <w:b/>
           <w:shd w:val="clear" w:color="auto" w:fill="B7B7B7"/>
         </w:rPr>
         <w:t># Source</w:t>
       </w:r>
       <w:r>
         <w:rPr>
-          <w:rFonts w:ascii="Arial" w:hAnsi="Arial" w:eastAsia="Arial"/>
-          <w:sz w:val="22"/>
           <w:shd w:val="clear" w:color="auto" w:fill="B7B7B7"/>
         </w:rPr>
         <w:t xml:space="preserve">: </w:t>
       </w:r>
-      <w:proofErr w:type="spellStart"/>
-      <w:r>
-        <w:rPr>
-          <w:rFonts w:ascii="Arial" w:hAnsi="Arial" w:eastAsia="Arial"/>
-          <w:b/>
-          <w:sz w:val="22"/>
+      <w:r>
+        <w:rPr>
+          <w:b/>
           <w:shd w:val="clear" w:color="auto" w:fill="B7B7B7"/>
         </w:rPr>
-        <w:t>Chatgpt</w:t>
-      </w:r>
-      <w:proofErr w:type="spellEnd"/>
-      <w:r>
-        <w:rPr>
-          <w:rFonts w:ascii="Arial" w:hAnsi="Arial" w:eastAsia="Arial"/>
-          <w:b/>
-          <w:sz w:val="22"/>
-          <w:shd w:val="clear" w:color="auto" w:fill="B7B7B7"/>
-        </w:rPr>
-        <w:t xml:space="preserve"> </w:t>
-      </w:r>
-      <w:r>
-        <w:rPr>
-          <w:rFonts w:ascii="Arial" w:hAnsi="Arial" w:eastAsia="Arial"/>
-          <w:b/>
-          <w:sz w:val="22"/>
+        <w:t xml:space="preserve">Chatgpt </w:t>
+      </w:r>
+      <w:r>
+        <w:rPr>
+          <w:b/>
           <w:szCs w:val="14"/>
           <w:shd w:val="clear" w:color="auto" w:fill="B7B7B7"/>
         </w:rPr>
@@ -1515,9 +1406,8 @@
       </w:r>
       <w:r>
         <w:rPr>
-          <w:rFonts w:ascii="Arial" w:hAnsi="Arial" w:cs="Cambria Math" w:eastAsia="Arial"/>
-          <w:b/>
-          <w:sz w:val="22"/>
+          <w:rFonts w:cs="Cambria Math"/>
+          <w:b/>
           <w:szCs w:val="14"/>
           <w:shd w:val="clear" w:color="auto" w:fill="B7B7B7"/>
         </w:rPr>
@@ -1525,9 +1415,7 @@
       </w:r>
       <w:r>
         <w:rPr>
-          <w:rFonts w:ascii="Arial" w:hAnsi="Arial" w:eastAsia="Arial"/>
-          <w:b/>
-          <w:sz w:val="22"/>
+          <w:b/>
           <w:szCs w:val="14"/>
           <w:shd w:val="clear" w:color="auto" w:fill="B7B7B7"/>
         </w:rPr>
@@ -1540,7 +1428,7 @@
           <w:noProof/>
         </w:rPr>
         <w:drawing>
-          <wp:inline distT="114300" distB="114300" distL="114300" distR="114300" wp14:anchorId="70F89081" wp14:editId="0ACC8633">
+          <wp:inline distT="114300" distB="114300" distL="114300" distR="114300" wp14:anchorId="6E0FB74D" wp14:editId="6BF7FB0F">
             <wp:extent cx="5943600" cy="1257300"/>
             <wp:effectExtent l="0" t="0" r="0" b="0"/>
             <wp:docPr id="3" name="image4.png"/>
@@ -1988,7 +1876,7 @@
     </w:tbl>
     <w:p>
       <w:r>
-        <w:pict w14:anchorId="0D201FB1">
+        <w:pict w14:anchorId="3529B137">
           <v:rect id="_x0000_i1029" style="width:0;height:1.5pt" o:hralign="center" o:hrstd="t" o:hr="t" fillcolor="#a0a0a0" stroked="f"/>
         </w:pict>
       </w:r>
@@ -2017,46 +1905,27 @@
       </w:pPr>
       <w:r>
         <w:rPr>
-          <w:rFonts w:ascii="Arial" w:hAnsi="Arial" w:eastAsia="Arial"/>
-          <w:b/>
-          <w:sz w:val="22"/>
+          <w:b/>
           <w:shd w:val="clear" w:color="auto" w:fill="B7B7B7"/>
         </w:rPr>
         <w:t># Source</w:t>
       </w:r>
       <w:r>
         <w:rPr>
-          <w:rFonts w:ascii="Arial" w:hAnsi="Arial" w:eastAsia="Arial"/>
-          <w:sz w:val="22"/>
           <w:shd w:val="clear" w:color="auto" w:fill="B7B7B7"/>
         </w:rPr>
         <w:t xml:space="preserve">: </w:t>
       </w:r>
-      <w:proofErr w:type="spellStart"/>
-      <w:r>
-        <w:rPr>
-          <w:rFonts w:ascii="Arial" w:hAnsi="Arial" w:eastAsia="Arial"/>
-          <w:b/>
-          <w:sz w:val="22"/>
+      <w:r>
+        <w:rPr>
+          <w:b/>
           <w:shd w:val="clear" w:color="auto" w:fill="B7B7B7"/>
         </w:rPr>
-        <w:t>Chatgpt</w:t>
-      </w:r>
-      <w:proofErr w:type="spellEnd"/>
-      <w:r>
-        <w:rPr>
-          <w:rFonts w:ascii="Arial" w:hAnsi="Arial" w:eastAsia="Arial"/>
-          <w:b/>
-          <w:sz w:val="22"/>
-          <w:shd w:val="clear" w:color="auto" w:fill="B7B7B7"/>
-        </w:rPr>
-        <w:t xml:space="preserve"> </w:t>
-      </w:r>
-      <w:r>
-        <w:rPr>
-          <w:rFonts w:ascii="Arial" w:hAnsi="Arial" w:eastAsia="Arial"/>
-          <w:b/>
-          <w:sz w:val="22"/>
+        <w:t xml:space="preserve">Chatgpt </w:t>
+      </w:r>
+      <w:r>
+        <w:rPr>
+          <w:b/>
           <w:szCs w:val="14"/>
           <w:shd w:val="clear" w:color="auto" w:fill="B7B7B7"/>
         </w:rPr>
@@ -2064,9 +1933,8 @@
       </w:r>
       <w:r>
         <w:rPr>
-          <w:rFonts w:ascii="Arial" w:hAnsi="Arial" w:cs="Cambria Math" w:eastAsia="Arial"/>
-          <w:b/>
-          <w:sz w:val="22"/>
+          <w:rFonts w:cs="Cambria Math"/>
+          <w:b/>
           <w:szCs w:val="14"/>
           <w:shd w:val="clear" w:color="auto" w:fill="B7B7B7"/>
         </w:rPr>
@@ -2074,9 +1942,7 @@
       </w:r>
       <w:r>
         <w:rPr>
-          <w:rFonts w:ascii="Arial" w:hAnsi="Arial" w:eastAsia="Arial"/>
-          <w:b/>
-          <w:sz w:val="22"/>
+          <w:b/>
           <w:szCs w:val="14"/>
           <w:shd w:val="clear" w:color="auto" w:fill="B7B7B7"/>
         </w:rPr>
@@ -2089,7 +1955,7 @@
           <w:noProof/>
         </w:rPr>
         <w:drawing>
-          <wp:inline distT="114300" distB="114300" distL="114300" distR="114300" wp14:anchorId="63450434" wp14:editId="69BF2923">
+          <wp:inline distT="114300" distB="114300" distL="114300" distR="114300" wp14:anchorId="2367527B" wp14:editId="4DD3FF0A">
             <wp:extent cx="5943600" cy="1638300"/>
             <wp:effectExtent l="0" t="0" r="0" b="0"/>
             <wp:docPr id="2" name="image3.png"/>
@@ -2328,7 +2194,6 @@
                 <w:b/>
                 <w:bCs/>
               </w:rPr>
-              <w:lastRenderedPageBreak/>
               <w:t>Used In</w:t>
             </w:r>
           </w:p>
@@ -2501,7 +2366,7 @@
     </w:tbl>
     <w:p>
       <w:r>
-        <w:pict w14:anchorId="246C7D9A">
+        <w:pict w14:anchorId="1B806220">
           <v:rect id="_x0000_i1030" style="width:0;height:1.5pt" o:hralign="center" o:hrstd="t" o:hr="t" fillcolor="#a0a0a0" stroked="f"/>
         </w:pict>
       </w:r>
@@ -2511,6 +2376,7 @@
         <w:spacing w:before="240" w:after="240"/>
       </w:pPr>
     </w:p>
+    <w:p/>
     <w:p/>
     <w:p/>
     <w:sectPr>
@@ -2923,7 +2789,7 @@
   <w:style w:type="paragraph" w:default="1" w:styleId="Normal">
     <w:name w:val="Normal"/>
     <w:qFormat/>
-    <w:rsid w:val="00377441"/>
+    <w:rsid w:val="0020057A"/>
     <w:pPr>
       <w:spacing w:after="0" w:line="276" w:lineRule="auto"/>
     </w:pPr>
@@ -2943,7 +2809,7 @@
     <w:link w:val="Heading1Char"/>
     <w:uiPriority w:val="9"/>
     <w:qFormat/>
-    <w:rsid w:val="00201866"/>
+    <w:rsid w:val="0020057A"/>
     <w:pPr>
       <w:keepNext/>
       <w:keepLines/>
@@ -2968,7 +2834,7 @@
     <w:uiPriority w:val="9"/>
     <w:unhideWhenUsed/>
     <w:qFormat/>
-    <w:rsid w:val="00201866"/>
+    <w:rsid w:val="0020057A"/>
     <w:pPr>
       <w:keepNext/>
       <w:keepLines/>
@@ -2994,7 +2860,7 @@
     <w:semiHidden/>
     <w:unhideWhenUsed/>
     <w:qFormat/>
-    <w:rsid w:val="00201866"/>
+    <w:rsid w:val="0020057A"/>
     <w:pPr>
       <w:keepNext/>
       <w:keepLines/>
@@ -3020,7 +2886,7 @@
     <w:semiHidden/>
     <w:unhideWhenUsed/>
     <w:qFormat/>
-    <w:rsid w:val="00201866"/>
+    <w:rsid w:val="0020057A"/>
     <w:pPr>
       <w:keepNext/>
       <w:keepLines/>
@@ -3048,7 +2914,7 @@
     <w:semiHidden/>
     <w:unhideWhenUsed/>
     <w:qFormat/>
-    <w:rsid w:val="00201866"/>
+    <w:rsid w:val="0020057A"/>
     <w:pPr>
       <w:keepNext/>
       <w:keepLines/>
@@ -3074,7 +2940,7 @@
     <w:semiHidden/>
     <w:unhideWhenUsed/>
     <w:qFormat/>
-    <w:rsid w:val="00201866"/>
+    <w:rsid w:val="0020057A"/>
     <w:pPr>
       <w:keepNext/>
       <w:keepLines/>
@@ -3102,7 +2968,7 @@
     <w:semiHidden/>
     <w:unhideWhenUsed/>
     <w:qFormat/>
-    <w:rsid w:val="00201866"/>
+    <w:rsid w:val="0020057A"/>
     <w:pPr>
       <w:keepNext/>
       <w:keepLines/>
@@ -3128,7 +2994,7 @@
     <w:semiHidden/>
     <w:unhideWhenUsed/>
     <w:qFormat/>
-    <w:rsid w:val="00201866"/>
+    <w:rsid w:val="0020057A"/>
     <w:pPr>
       <w:keepNext/>
       <w:keepLines/>
@@ -3156,7 +3022,7 @@
     <w:semiHidden/>
     <w:unhideWhenUsed/>
     <w:qFormat/>
-    <w:rsid w:val="00201866"/>
+    <w:rsid w:val="0020057A"/>
     <w:pPr>
       <w:keepNext/>
       <w:keepLines/>
@@ -3205,7 +3071,7 @@
     <w:basedOn w:val="DefaultParagraphFont"/>
     <w:link w:val="Heading1"/>
     <w:uiPriority w:val="9"/>
-    <w:rsid w:val="00201866"/>
+    <w:rsid w:val="0020057A"/>
     <w:rPr>
       <w:rFonts w:asciiTheme="majorHAnsi" w:eastAsiaTheme="majorEastAsia" w:hAnsiTheme="majorHAnsi" w:cstheme="majorBidi"/>
       <w:color w:val="2F5496" w:themeColor="accent1" w:themeShade="BF"/>
@@ -3218,7 +3084,7 @@
     <w:basedOn w:val="DefaultParagraphFont"/>
     <w:link w:val="Heading2"/>
     <w:uiPriority w:val="9"/>
-    <w:rsid w:val="00201866"/>
+    <w:rsid w:val="0020057A"/>
     <w:rPr>
       <w:rFonts w:asciiTheme="majorHAnsi" w:eastAsiaTheme="majorEastAsia" w:hAnsiTheme="majorHAnsi" w:cstheme="majorBidi"/>
       <w:color w:val="2F5496" w:themeColor="accent1" w:themeShade="BF"/>
@@ -3232,7 +3098,7 @@
     <w:link w:val="Heading3"/>
     <w:uiPriority w:val="9"/>
     <w:semiHidden/>
-    <w:rsid w:val="00201866"/>
+    <w:rsid w:val="0020057A"/>
     <w:rPr>
       <w:rFonts w:eastAsiaTheme="majorEastAsia" w:cstheme="majorBidi"/>
       <w:color w:val="2F5496" w:themeColor="accent1" w:themeShade="BF"/>
@@ -3246,7 +3112,7 @@
     <w:link w:val="Heading4"/>
     <w:uiPriority w:val="9"/>
     <w:semiHidden/>
-    <w:rsid w:val="00201866"/>
+    <w:rsid w:val="0020057A"/>
     <w:rPr>
       <w:rFonts w:eastAsiaTheme="majorEastAsia" w:cstheme="majorBidi"/>
       <w:i/>
@@ -3260,7 +3126,7 @@
     <w:link w:val="Heading5"/>
     <w:uiPriority w:val="9"/>
     <w:semiHidden/>
-    <w:rsid w:val="00201866"/>
+    <w:rsid w:val="0020057A"/>
     <w:rPr>
       <w:rFonts w:eastAsiaTheme="majorEastAsia" w:cstheme="majorBidi"/>
       <w:color w:val="2F5496" w:themeColor="accent1" w:themeShade="BF"/>
@@ -3272,7 +3138,7 @@
     <w:link w:val="Heading6"/>
     <w:uiPriority w:val="9"/>
     <w:semiHidden/>
-    <w:rsid w:val="00201866"/>
+    <w:rsid w:val="0020057A"/>
     <w:rPr>
       <w:rFonts w:eastAsiaTheme="majorEastAsia" w:cstheme="majorBidi"/>
       <w:i/>
@@ -3286,7 +3152,7 @@
     <w:link w:val="Heading7"/>
     <w:uiPriority w:val="9"/>
     <w:semiHidden/>
-    <w:rsid w:val="00201866"/>
+    <w:rsid w:val="0020057A"/>
     <w:rPr>
       <w:rFonts w:eastAsiaTheme="majorEastAsia" w:cstheme="majorBidi"/>
       <w:color w:val="595959" w:themeColor="text1" w:themeTint="A6"/>
@@ -3298,7 +3164,7 @@
     <w:link w:val="Heading8"/>
     <w:uiPriority w:val="9"/>
     <w:semiHidden/>
-    <w:rsid w:val="00201866"/>
+    <w:rsid w:val="0020057A"/>
     <w:rPr>
       <w:rFonts w:eastAsiaTheme="majorEastAsia" w:cstheme="majorBidi"/>
       <w:i/>
@@ -3312,7 +3178,7 @@
     <w:link w:val="Heading9"/>
     <w:uiPriority w:val="9"/>
     <w:semiHidden/>
-    <w:rsid w:val="00201866"/>
+    <w:rsid w:val="0020057A"/>
     <w:rPr>
       <w:rFonts w:eastAsiaTheme="majorEastAsia" w:cstheme="majorBidi"/>
       <w:color w:val="272727" w:themeColor="text1" w:themeTint="D8"/>
@@ -3325,7 +3191,7 @@
     <w:link w:val="TitleChar"/>
     <w:uiPriority w:val="10"/>
     <w:qFormat/>
-    <w:rsid w:val="00201866"/>
+    <w:rsid w:val="0020057A"/>
     <w:pPr>
       <w:spacing w:after="80" w:line="240" w:lineRule="auto"/>
       <w:contextualSpacing/>
@@ -3345,7 +3211,7 @@
     <w:basedOn w:val="DefaultParagraphFont"/>
     <w:link w:val="Title"/>
     <w:uiPriority w:val="10"/>
-    <w:rsid w:val="00201866"/>
+    <w:rsid w:val="0020057A"/>
     <w:rPr>
       <w:rFonts w:asciiTheme="majorHAnsi" w:eastAsiaTheme="majorEastAsia" w:hAnsiTheme="majorHAnsi" w:cstheme="majorBidi"/>
       <w:spacing w:val="-10"/>
@@ -3361,7 +3227,7 @@
     <w:link w:val="SubtitleChar"/>
     <w:uiPriority w:val="11"/>
     <w:qFormat/>
-    <w:rsid w:val="00201866"/>
+    <w:rsid w:val="0020057A"/>
     <w:pPr>
       <w:numPr>
         <w:ilvl w:val="1"/>
@@ -3384,7 +3250,7 @@
     <w:basedOn w:val="DefaultParagraphFont"/>
     <w:link w:val="Subtitle"/>
     <w:uiPriority w:val="11"/>
-    <w:rsid w:val="00201866"/>
+    <w:rsid w:val="0020057A"/>
     <w:rPr>
       <w:rFonts w:eastAsiaTheme="majorEastAsia" w:cstheme="majorBidi"/>
       <w:color w:val="595959" w:themeColor="text1" w:themeTint="A6"/>
@@ -3400,7 +3266,7 @@
     <w:link w:val="QuoteChar"/>
     <w:uiPriority w:val="29"/>
     <w:qFormat/>
-    <w:rsid w:val="00201866"/>
+    <w:rsid w:val="0020057A"/>
     <w:pPr>
       <w:spacing w:before="160" w:after="160" w:line="278" w:lineRule="auto"/>
       <w:jc w:val="center"/>
@@ -3422,7 +3288,7 @@
     <w:basedOn w:val="DefaultParagraphFont"/>
     <w:link w:val="Quote"/>
     <w:uiPriority w:val="29"/>
-    <w:rsid w:val="00201866"/>
+    <w:rsid w:val="0020057A"/>
     <w:rPr>
       <w:i/>
       <w:iCs/>
@@ -3434,7 +3300,7 @@
     <w:basedOn w:val="Normal"/>
     <w:uiPriority w:val="34"/>
     <w:qFormat/>
-    <w:rsid w:val="00201866"/>
+    <w:rsid w:val="0020057A"/>
     <w:pPr>
       <w:spacing w:after="160" w:line="278" w:lineRule="auto"/>
       <w:ind w:left="720"/>
@@ -3454,7 +3320,7 @@
     <w:basedOn w:val="DefaultParagraphFont"/>
     <w:uiPriority w:val="21"/>
     <w:qFormat/>
-    <w:rsid w:val="00201866"/>
+    <w:rsid w:val="0020057A"/>
     <w:rPr>
       <w:i/>
       <w:iCs/>
@@ -3468,7 +3334,7 @@
     <w:link w:val="IntenseQuoteChar"/>
     <w:uiPriority w:val="30"/>
     <w:qFormat/>
-    <w:rsid w:val="00201866"/>
+    <w:rsid w:val="0020057A"/>
     <w:pPr>
       <w:pBdr>
         <w:top w:val="single" w:sz="4" w:space="10" w:color="2F5496" w:themeColor="accent1" w:themeShade="BF"/>
@@ -3495,7 +3361,7 @@
     <w:basedOn w:val="DefaultParagraphFont"/>
     <w:link w:val="IntenseQuote"/>
     <w:uiPriority w:val="30"/>
-    <w:rsid w:val="00201866"/>
+    <w:rsid w:val="0020057A"/>
     <w:rPr>
       <w:i/>
       <w:iCs/>
@@ -3507,7 +3373,7 @@
     <w:basedOn w:val="DefaultParagraphFont"/>
     <w:uiPriority w:val="32"/>
     <w:qFormat/>
-    <w:rsid w:val="00201866"/>
+    <w:rsid w:val="0020057A"/>
     <w:rPr>
       <w:b/>
       <w:bCs/>

--- a/Knowledge/3-Work knowledge/1-Software Engineering/1-Software Engineering Fundamentals/5-My Source/1-Network Traffic/1-Types of Network Traffic/3-Outbound Traffic.docx
+++ b/Knowledge/3-Work knowledge/1-Software Engineering/1-Software Engineering Fundamentals/5-My Source/1-Network Traffic/1-Types of Network Traffic/3-Outbound Traffic.docx
@@ -36,48 +36,1597 @@
       </w:pPr>
       <w:r>
         <w:rPr>
-          <w:b/>
-          <w:shd w:val="clear" w:color="auto" w:fill="B7B7B7"/>
-        </w:rPr>
-        <w:t># Source</w:t>
-      </w:r>
-      <w:r>
-        <w:rPr>
-          <w:shd w:val="clear" w:color="auto" w:fill="B7B7B7"/>
-        </w:rPr>
-        <w:t xml:space="preserve">: </w:t>
-      </w:r>
-      <w:r>
-        <w:rPr>
-          <w:b/>
-          <w:shd w:val="clear" w:color="auto" w:fill="B7B7B7"/>
-        </w:rPr>
-        <w:t xml:space="preserve">Chatgpt </w:t>
-      </w:r>
-      <w:r>
-        <w:rPr>
-          <w:b/>
-          <w:szCs w:val="14"/>
-          <w:shd w:val="clear" w:color="auto" w:fill="B7B7B7"/>
-        </w:rPr>
-        <w:t>(GPT</w:t>
-      </w:r>
-      <w:r>
-        <w:rPr>
-          <w:rFonts w:cs="Cambria Math"/>
-          <w:b/>
-          <w:szCs w:val="14"/>
-          <w:shd w:val="clear" w:color="auto" w:fill="B7B7B7"/>
+          <w:rFonts w:ascii="Arial" w:hAnsi="Arial" w:eastAsia="Arial" w:cs="Arial"/>
+          <w:b/>
+          <w:i w:val="0"/>
+          <w:color w:val="000000"/>
+          <w:sz w:val="18"/>
+          <w:highlight w:val="lightGray"/>
+        </w:rPr>
+        <w:t>#</w:t>
+      </w:r>
+      <w:r>
+        <w:rPr>
+          <w:rFonts w:ascii="Arial" w:hAnsi="Arial" w:eastAsia="Arial" w:cs="Arial"/>
+          <w:b/>
+          <w:i w:val="0"/>
+          <w:color w:val="000000"/>
+          <w:sz w:val="18"/>
+          <w:highlight w:val="lightGray"/>
+        </w:rPr>
+        <w:t xml:space="preserve"> </w:t>
+      </w:r>
+      <w:r>
+        <w:rPr>
+          <w:rFonts w:ascii="Arial" w:hAnsi="Arial" w:eastAsia="Arial" w:cs="Arial"/>
+          <w:b/>
+          <w:i w:val="0"/>
+          <w:color w:val="000000"/>
+          <w:sz w:val="18"/>
+          <w:highlight w:val="lightGray"/>
+        </w:rPr>
+        <w:t>S</w:t>
+      </w:r>
+      <w:r>
+        <w:rPr>
+          <w:rFonts w:ascii="Arial" w:hAnsi="Arial" w:eastAsia="Arial" w:cs="Arial"/>
+          <w:b/>
+          <w:i w:val="0"/>
+          <w:color w:val="000000"/>
+          <w:sz w:val="18"/>
+          <w:highlight w:val="lightGray"/>
+        </w:rPr>
+        <w:t>o</w:t>
+      </w:r>
+      <w:r>
+        <w:rPr>
+          <w:rFonts w:ascii="Arial" w:hAnsi="Arial" w:eastAsia="Arial" w:cs="Arial"/>
+          <w:b/>
+          <w:i w:val="0"/>
+          <w:color w:val="000000"/>
+          <w:sz w:val="18"/>
+          <w:highlight w:val="lightGray"/>
+        </w:rPr>
+        <w:t>u</w:t>
+      </w:r>
+      <w:r>
+        <w:rPr>
+          <w:rFonts w:ascii="Arial" w:hAnsi="Arial" w:eastAsia="Arial" w:cs="Arial"/>
+          <w:b/>
+          <w:i w:val="0"/>
+          <w:color w:val="000000"/>
+          <w:sz w:val="18"/>
+          <w:highlight w:val="lightGray"/>
+        </w:rPr>
+        <w:t>r</w:t>
+      </w:r>
+      <w:r>
+        <w:rPr>
+          <w:rFonts w:ascii="Arial" w:hAnsi="Arial" w:eastAsia="Arial" w:cs="Arial"/>
+          <w:b/>
+          <w:i w:val="0"/>
+          <w:color w:val="000000"/>
+          <w:sz w:val="18"/>
+          <w:highlight w:val="lightGray"/>
+        </w:rPr>
+        <w:t>c</w:t>
+      </w:r>
+      <w:r>
+        <w:rPr>
+          <w:rFonts w:ascii="Arial" w:hAnsi="Arial" w:eastAsia="Arial" w:cs="Arial"/>
+          <w:b/>
+          <w:i w:val="0"/>
+          <w:color w:val="000000"/>
+          <w:sz w:val="18"/>
+          <w:highlight w:val="lightGray"/>
+        </w:rPr>
+        <w:t>e</w:t>
+      </w:r>
+      <w:r>
+        <w:rPr>
+          <w:rFonts w:ascii="Arial" w:hAnsi="Arial" w:eastAsia="Arial" w:cs="Arial"/>
+          <w:b/>
+          <w:i w:val="0"/>
+          <w:color w:val="000000"/>
+          <w:sz w:val="18"/>
+          <w:highlight w:val="lightGray"/>
+        </w:rPr>
+        <w:t>:</w:t>
+      </w:r>
+      <w:r>
+        <w:rPr>
+          <w:rFonts w:ascii="Arial" w:hAnsi="Arial" w:eastAsia="Arial" w:cs="Arial"/>
+          <w:b/>
+          <w:i w:val="0"/>
+          <w:color w:val="000000"/>
+          <w:sz w:val="18"/>
+          <w:highlight w:val="lightGray"/>
+        </w:rPr>
+        <w:t xml:space="preserve"> </w:t>
+      </w:r>
+      <w:r>
+        <w:rPr>
+          <w:rFonts w:ascii="Arial" w:hAnsi="Arial" w:eastAsia="Arial" w:cs="Arial"/>
+          <w:b/>
+          <w:i w:val="0"/>
+          <w:color w:val="000000"/>
+          <w:sz w:val="18"/>
+          <w:highlight w:val="lightGray"/>
+        </w:rPr>
+        <w:t>A</w:t>
+      </w:r>
+      <w:r>
+        <w:rPr>
+          <w:rFonts w:ascii="Arial" w:hAnsi="Arial" w:eastAsia="Arial" w:cs="Arial"/>
+          <w:b/>
+          <w:i w:val="0"/>
+          <w:color w:val="000000"/>
+          <w:sz w:val="18"/>
+          <w:highlight w:val="lightGray"/>
+        </w:rPr>
+        <w:t>I</w:t>
+      </w:r>
+      <w:r>
+        <w:rPr>
+          <w:rFonts w:ascii="Arial" w:hAnsi="Arial" w:eastAsia="Arial" w:cs="Arial"/>
+          <w:b/>
+          <w:i w:val="0"/>
+          <w:color w:val="000000"/>
+          <w:sz w:val="18"/>
+          <w:highlight w:val="lightGray"/>
+        </w:rPr>
+        <w:t xml:space="preserve"> </w:t>
+      </w:r>
+      <w:r>
+        <w:rPr>
+          <w:rFonts w:ascii="Arial" w:hAnsi="Arial" w:eastAsia="Arial" w:cs="Arial"/>
+          <w:b/>
+          <w:i w:val="0"/>
+          <w:color w:val="000000"/>
+          <w:sz w:val="18"/>
+          <w:highlight w:val="lightGray"/>
+        </w:rPr>
+        <w:t>S</w:t>
+      </w:r>
+      <w:r>
+        <w:rPr>
+          <w:rFonts w:ascii="Arial" w:hAnsi="Arial" w:eastAsia="Arial" w:cs="Arial"/>
+          <w:b/>
+          <w:i w:val="0"/>
+          <w:color w:val="000000"/>
+          <w:sz w:val="18"/>
+          <w:highlight w:val="lightGray"/>
+        </w:rPr>
+        <w:t>o</w:t>
+      </w:r>
+      <w:r>
+        <w:rPr>
+          <w:rFonts w:ascii="Arial" w:hAnsi="Arial" w:eastAsia="Arial" w:cs="Arial"/>
+          <w:b/>
+          <w:i w:val="0"/>
+          <w:color w:val="000000"/>
+          <w:sz w:val="18"/>
+          <w:highlight w:val="lightGray"/>
+        </w:rPr>
+        <w:t>u</w:t>
+      </w:r>
+      <w:r>
+        <w:rPr>
+          <w:rFonts w:ascii="Arial" w:hAnsi="Arial" w:eastAsia="Arial" w:cs="Arial"/>
+          <w:b/>
+          <w:i w:val="0"/>
+          <w:color w:val="000000"/>
+          <w:sz w:val="18"/>
+          <w:highlight w:val="lightGray"/>
+        </w:rPr>
+        <w:t>r</w:t>
+      </w:r>
+      <w:r>
+        <w:rPr>
+          <w:rFonts w:ascii="Arial" w:hAnsi="Arial" w:eastAsia="Arial" w:cs="Arial"/>
+          <w:b/>
+          <w:i w:val="0"/>
+          <w:color w:val="000000"/>
+          <w:sz w:val="18"/>
+          <w:highlight w:val="lightGray"/>
+        </w:rPr>
+        <w:t>c</w:t>
+      </w:r>
+      <w:r>
+        <w:rPr>
+          <w:rFonts w:ascii="Arial" w:hAnsi="Arial" w:eastAsia="Arial" w:cs="Arial"/>
+          <w:b/>
+          <w:i w:val="0"/>
+          <w:color w:val="000000"/>
+          <w:sz w:val="18"/>
+          <w:highlight w:val="lightGray"/>
+        </w:rPr>
+        <w:t>e</w:t>
+      </w:r>
+      <w:r>
+        <w:rPr>
+          <w:rFonts w:ascii="Arial" w:hAnsi="Arial" w:eastAsia="Arial" w:cs="Arial"/>
+          <w:b/>
+          <w:i w:val="0"/>
+          <w:color w:val="000000"/>
+          <w:sz w:val="18"/>
+          <w:highlight w:val="lightGray"/>
+        </w:rPr>
+        <w:t>:</w:t>
+      </w:r>
+      <w:r>
+        <w:rPr>
+          <w:rFonts w:ascii="Arial" w:hAnsi="Arial" w:eastAsia="Arial" w:cs="Arial"/>
+          <w:b/>
+          <w:i w:val="0"/>
+          <w:color w:val="000000"/>
+          <w:sz w:val="18"/>
+          <w:highlight w:val="lightGray"/>
+        </w:rPr>
+        <w:t xml:space="preserve"> </w:t>
+      </w:r>
+      <w:r>
+        <w:rPr>
+          <w:rFonts w:ascii="Arial" w:hAnsi="Arial" w:eastAsia="Arial" w:cs="Arial"/>
+          <w:b/>
+          <w:i w:val="0"/>
+          <w:color w:val="000000"/>
+          <w:sz w:val="18"/>
+          <w:highlight w:val="lightGray"/>
+        </w:rPr>
+        <w:t>P</w:t>
+      </w:r>
+      <w:r>
+        <w:rPr>
+          <w:rFonts w:ascii="Arial" w:hAnsi="Arial" w:eastAsia="Arial" w:cs="Arial"/>
+          <w:b/>
+          <w:i w:val="0"/>
+          <w:color w:val="000000"/>
+          <w:sz w:val="18"/>
+          <w:highlight w:val="lightGray"/>
+        </w:rPr>
+        <w:t>r</w:t>
+      </w:r>
+      <w:r>
+        <w:rPr>
+          <w:rFonts w:ascii="Arial" w:hAnsi="Arial" w:eastAsia="Arial" w:cs="Arial"/>
+          <w:b/>
+          <w:i w:val="0"/>
+          <w:color w:val="000000"/>
+          <w:sz w:val="18"/>
+          <w:highlight w:val="lightGray"/>
+        </w:rPr>
+        <w:t>o</w:t>
+      </w:r>
+      <w:r>
+        <w:rPr>
+          <w:rFonts w:ascii="Arial" w:hAnsi="Arial" w:eastAsia="Arial" w:cs="Arial"/>
+          <w:b/>
+          <w:i w:val="0"/>
+          <w:color w:val="000000"/>
+          <w:sz w:val="18"/>
+          <w:highlight w:val="lightGray"/>
+        </w:rPr>
+        <w:t>v</w:t>
+      </w:r>
+      <w:r>
+        <w:rPr>
+          <w:rFonts w:ascii="Arial" w:hAnsi="Arial" w:eastAsia="Arial" w:cs="Arial"/>
+          <w:b/>
+          <w:i w:val="0"/>
+          <w:color w:val="000000"/>
+          <w:sz w:val="18"/>
+          <w:highlight w:val="lightGray"/>
+        </w:rPr>
+        <w:t>i</w:t>
+      </w:r>
+      <w:r>
+        <w:rPr>
+          <w:rFonts w:ascii="Arial" w:hAnsi="Arial" w:eastAsia="Arial" w:cs="Arial"/>
+          <w:b/>
+          <w:i w:val="0"/>
+          <w:color w:val="000000"/>
+          <w:sz w:val="18"/>
+          <w:highlight w:val="lightGray"/>
+        </w:rPr>
+        <w:t>d</w:t>
+      </w:r>
+      <w:r>
+        <w:rPr>
+          <w:rFonts w:ascii="Arial" w:hAnsi="Arial" w:eastAsia="Arial" w:cs="Arial"/>
+          <w:b/>
+          <w:i w:val="0"/>
+          <w:color w:val="000000"/>
+          <w:sz w:val="18"/>
+          <w:highlight w:val="lightGray"/>
+        </w:rPr>
+        <w:t>e</w:t>
+      </w:r>
+      <w:r>
+        <w:rPr>
+          <w:rFonts w:ascii="Arial" w:hAnsi="Arial" w:eastAsia="Arial" w:cs="Arial"/>
+          <w:b/>
+          <w:i w:val="0"/>
+          <w:color w:val="000000"/>
+          <w:sz w:val="18"/>
+          <w:highlight w:val="lightGray"/>
+        </w:rPr>
+        <w:t>d</w:t>
+      </w:r>
+      <w:r>
+        <w:rPr>
+          <w:rFonts w:ascii="Arial" w:hAnsi="Arial" w:eastAsia="Arial" w:cs="Arial"/>
+          <w:b/>
+          <w:i w:val="0"/>
+          <w:color w:val="000000"/>
+          <w:sz w:val="18"/>
+          <w:highlight w:val="lightGray"/>
+        </w:rPr>
+        <w:t xml:space="preserve"> </w:t>
+      </w:r>
+      <w:r>
+        <w:rPr>
+          <w:rFonts w:ascii="Arial" w:hAnsi="Arial" w:eastAsia="Arial" w:cs="Arial"/>
+          <w:b/>
+          <w:i w:val="0"/>
+          <w:color w:val="000000"/>
+          <w:sz w:val="18"/>
+          <w:highlight w:val="lightGray"/>
+        </w:rPr>
+        <w:t>b</w:t>
+      </w:r>
+      <w:r>
+        <w:rPr>
+          <w:rFonts w:ascii="Arial" w:hAnsi="Arial" w:eastAsia="Arial" w:cs="Arial"/>
+          <w:b/>
+          <w:i w:val="0"/>
+          <w:color w:val="000000"/>
+          <w:sz w:val="18"/>
+          <w:highlight w:val="lightGray"/>
+        </w:rPr>
+        <w:t>y</w:t>
+      </w:r>
+      <w:r>
+        <w:rPr>
+          <w:rFonts w:ascii="Arial" w:hAnsi="Arial" w:eastAsia="Arial" w:cs="Arial"/>
+          <w:b/>
+          <w:i w:val="0"/>
+          <w:color w:val="000000"/>
+          <w:sz w:val="18"/>
+          <w:highlight w:val="lightGray"/>
+        </w:rPr>
+        <w:t>:</w:t>
+      </w:r>
+      <w:r>
+        <w:rPr>
+          <w:rFonts w:ascii="Arial" w:hAnsi="Arial" w:eastAsia="Arial" w:cs="Arial"/>
+          <w:b/>
+          <w:i w:val="0"/>
+          <w:color w:val="000000"/>
+          <w:sz w:val="18"/>
+          <w:highlight w:val="lightGray"/>
+        </w:rPr>
+        <w:t xml:space="preserve"> </w:t>
+      </w:r>
+      <w:r>
+        <w:rPr>
+          <w:rFonts w:ascii="Arial" w:hAnsi="Arial" w:eastAsia="Arial" w:cs="Arial"/>
+          <w:b/>
+          <w:i w:val="0"/>
+          <w:color w:val="000000"/>
+          <w:sz w:val="18"/>
+          <w:highlight w:val="lightGray"/>
+        </w:rPr>
+        <w:t>[</w:t>
+      </w:r>
+      <w:r>
+        <w:rPr>
+          <w:rFonts w:ascii="Arial" w:hAnsi="Arial" w:eastAsia="Arial" w:cs="Arial"/>
+          <w:b/>
+          <w:i w:val="0"/>
+          <w:color w:val="000000"/>
+          <w:sz w:val="18"/>
+          <w:highlight w:val="lightGray"/>
+        </w:rPr>
+        <w:t>D</w:t>
+      </w:r>
+      <w:r>
+        <w:rPr>
+          <w:rFonts w:ascii="Arial" w:hAnsi="Arial" w:eastAsia="Arial" w:cs="Arial"/>
+          <w:b/>
+          <w:i w:val="0"/>
+          <w:color w:val="000000"/>
+          <w:sz w:val="18"/>
+          <w:highlight w:val="lightGray"/>
+        </w:rPr>
+        <w:t>a</w:t>
+      </w:r>
+      <w:r>
+        <w:rPr>
+          <w:rFonts w:ascii="Arial" w:hAnsi="Arial" w:eastAsia="Arial" w:cs="Arial"/>
+          <w:b/>
+          <w:i w:val="0"/>
+          <w:color w:val="000000"/>
+          <w:sz w:val="18"/>
+          <w:highlight w:val="lightGray"/>
+        </w:rPr>
+        <w:t>t</w:t>
+      </w:r>
+      <w:r>
+        <w:rPr>
+          <w:rFonts w:ascii="Arial" w:hAnsi="Arial" w:eastAsia="Arial" w:cs="Arial"/>
+          <w:b/>
+          <w:i w:val="0"/>
+          <w:color w:val="000000"/>
+          <w:sz w:val="18"/>
+          <w:highlight w:val="lightGray"/>
+        </w:rPr>
+        <w:t>a</w:t>
+      </w:r>
+      <w:r>
+        <w:rPr>
+          <w:rFonts w:ascii="Arial" w:hAnsi="Arial" w:eastAsia="Arial" w:cs="Arial"/>
+          <w:b/>
+          <w:i w:val="0"/>
+          <w:color w:val="000000"/>
+          <w:sz w:val="18"/>
+          <w:highlight w:val="lightGray"/>
+        </w:rPr>
+        <w:t xml:space="preserve"> </w:t>
+      </w:r>
+      <w:r>
+        <w:rPr>
+          <w:rFonts w:ascii="Arial" w:hAnsi="Arial" w:eastAsia="Arial" w:cs="Arial"/>
+          <w:b/>
+          <w:i w:val="0"/>
+          <w:color w:val="000000"/>
+          <w:sz w:val="18"/>
+          <w:highlight w:val="lightGray"/>
+        </w:rPr>
+        <w:t>P</w:t>
+      </w:r>
+      <w:r>
+        <w:rPr>
+          <w:rFonts w:ascii="Arial" w:hAnsi="Arial" w:eastAsia="Arial" w:cs="Arial"/>
+          <w:b/>
+          <w:i w:val="0"/>
+          <w:color w:val="000000"/>
+          <w:sz w:val="18"/>
+          <w:highlight w:val="lightGray"/>
+        </w:rPr>
+        <w:t>a</w:t>
+      </w:r>
+      <w:r>
+        <w:rPr>
+          <w:rFonts w:ascii="Arial" w:hAnsi="Arial" w:eastAsia="Arial" w:cs="Arial"/>
+          <w:b/>
+          <w:i w:val="0"/>
+          <w:color w:val="000000"/>
+          <w:sz w:val="18"/>
+          <w:highlight w:val="lightGray"/>
+        </w:rPr>
+        <w:t>t</w:t>
+      </w:r>
+      <w:r>
+        <w:rPr>
+          <w:rFonts w:ascii="Arial" w:hAnsi="Arial" w:eastAsia="Arial" w:cs="Arial"/>
+          <w:b/>
+          <w:i w:val="0"/>
+          <w:color w:val="000000"/>
+          <w:sz w:val="18"/>
+          <w:highlight w:val="lightGray"/>
+        </w:rPr>
+        <w:t>h</w:t>
+      </w:r>
+      <w:r>
+        <w:rPr>
+          <w:rFonts w:ascii="Arial" w:hAnsi="Arial" w:eastAsia="Arial" w:cs="Arial"/>
+          <w:b w:val="0"/>
+          <w:i w:val="0"/>
+          <w:color w:val="000000"/>
+          <w:sz w:val="18"/>
+          <w:highlight w:val="lightGray"/>
+        </w:rPr>
+        <w:t>:</w:t>
+      </w:r>
+      <w:r>
+        <w:rPr>
+          <w:rFonts w:ascii="Arial" w:hAnsi="Arial" w:eastAsia="Arial" w:cs="Arial"/>
+          <w:b w:val="0"/>
+          <w:i w:val="0"/>
+          <w:color w:val="000000"/>
+          <w:sz w:val="18"/>
+          <w:highlight w:val="lightGray"/>
+        </w:rPr>
+        <w:t xml:space="preserve"> </w:t>
+      </w:r>
+      <w:r>
+        <w:rPr>
+          <w:rFonts w:ascii="Arial" w:hAnsi="Arial" w:eastAsia="Arial" w:cs="Arial"/>
+          <w:b w:val="0"/>
+          <w:i w:val="0"/>
+          <w:color w:val="000000"/>
+          <w:sz w:val="18"/>
+          <w:highlight w:val="lightGray"/>
+        </w:rPr>
+        <w:t>P</w:t>
+      </w:r>
+      <w:r>
+        <w:rPr>
+          <w:rFonts w:ascii="Arial" w:hAnsi="Arial" w:eastAsia="Arial" w:cs="Arial"/>
+          <w:b w:val="0"/>
+          <w:i w:val="0"/>
+          <w:color w:val="000000"/>
+          <w:sz w:val="18"/>
+          <w:highlight w:val="lightGray"/>
+        </w:rPr>
+        <w:t>e</w:t>
+      </w:r>
+      <w:r>
+        <w:rPr>
+          <w:rFonts w:ascii="Arial" w:hAnsi="Arial" w:eastAsia="Arial" w:cs="Arial"/>
+          <w:b w:val="0"/>
+          <w:i w:val="0"/>
+          <w:color w:val="000000"/>
+          <w:sz w:val="18"/>
+          <w:highlight w:val="lightGray"/>
+        </w:rPr>
+        <w:t>r</w:t>
+      </w:r>
+      <w:r>
+        <w:rPr>
+          <w:rFonts w:ascii="Arial" w:hAnsi="Arial" w:eastAsia="Arial" w:cs="Arial"/>
+          <w:b w:val="0"/>
+          <w:i w:val="0"/>
+          <w:color w:val="000000"/>
+          <w:sz w:val="18"/>
+          <w:highlight w:val="lightGray"/>
+        </w:rPr>
+        <w:t>s</w:t>
+      </w:r>
+      <w:r>
+        <w:rPr>
+          <w:rFonts w:ascii="Arial" w:hAnsi="Arial" w:eastAsia="Arial" w:cs="Arial"/>
+          <w:b w:val="0"/>
+          <w:i w:val="0"/>
+          <w:color w:val="000000"/>
+          <w:sz w:val="18"/>
+          <w:highlight w:val="lightGray"/>
+        </w:rPr>
+        <w:t>o</w:t>
+      </w:r>
+      <w:r>
+        <w:rPr>
+          <w:rFonts w:ascii="Arial" w:hAnsi="Arial" w:eastAsia="Arial" w:cs="Arial"/>
+          <w:b w:val="0"/>
+          <w:i w:val="0"/>
+          <w:color w:val="000000"/>
+          <w:sz w:val="18"/>
+          <w:highlight w:val="lightGray"/>
+        </w:rPr>
+        <w:t>n</w:t>
+      </w:r>
+      <w:r>
+        <w:rPr>
+          <w:rFonts w:ascii="Arial" w:hAnsi="Arial" w:eastAsia="Arial" w:cs="Arial"/>
+          <w:b w:val="0"/>
+          <w:i w:val="0"/>
+          <w:color w:val="000000"/>
+          <w:sz w:val="18"/>
+          <w:highlight w:val="lightGray"/>
+        </w:rPr>
+        <w:t>s</w:t>
+      </w:r>
+      <w:r>
+        <w:rPr>
+          <w:rFonts w:ascii="Arial" w:hAnsi="Arial" w:eastAsia="Arial" w:cs="Arial"/>
+          <w:b w:val="0"/>
+          <w:i w:val="0"/>
+          <w:color w:val="000000"/>
+          <w:sz w:val="18"/>
+          <w:highlight w:val="lightGray"/>
+        </w:rPr>
+        <w:t xml:space="preserve"> </w:t>
+      </w:r>
+      <w:r>
+        <w:rPr>
+          <w:rFonts w:ascii="Arial" w:hAnsi="Arial" w:eastAsia="Arial" w:cs="Arial"/>
+          <w:b w:val="0"/>
+          <w:i w:val="0"/>
+          <w:color w:val="000000"/>
+          <w:sz w:val="18"/>
+          <w:highlight w:val="lightGray"/>
+        </w:rPr>
+        <w:t>T</w:t>
+      </w:r>
+      <w:r>
+        <w:rPr>
+          <w:rFonts w:ascii="Arial" w:hAnsi="Arial" w:eastAsia="Arial" w:cs="Arial"/>
+          <w:b w:val="0"/>
+          <w:i w:val="0"/>
+          <w:color w:val="000000"/>
+          <w:sz w:val="18"/>
+          <w:highlight w:val="lightGray"/>
+        </w:rPr>
+        <w:t>a</w:t>
+      </w:r>
+      <w:r>
+        <w:rPr>
+          <w:rFonts w:ascii="Arial" w:hAnsi="Arial" w:eastAsia="Arial" w:cs="Arial"/>
+          <w:b w:val="0"/>
+          <w:i w:val="0"/>
+          <w:color w:val="000000"/>
+          <w:sz w:val="18"/>
+          <w:highlight w:val="lightGray"/>
+        </w:rPr>
+        <w:t>b</w:t>
+      </w:r>
+      <w:r>
+        <w:rPr>
+          <w:rFonts w:ascii="Arial" w:hAnsi="Arial" w:eastAsia="Arial" w:cs="Arial"/>
+          <w:b w:val="0"/>
+          <w:i w:val="0"/>
+          <w:color w:val="000000"/>
+          <w:sz w:val="18"/>
+          <w:highlight w:val="lightGray"/>
+        </w:rPr>
+        <w:t>l</w:t>
+      </w:r>
+      <w:r>
+        <w:rPr>
+          <w:rFonts w:ascii="Arial" w:hAnsi="Arial" w:eastAsia="Arial" w:cs="Arial"/>
+          <w:b w:val="0"/>
+          <w:i w:val="0"/>
+          <w:color w:val="000000"/>
+          <w:sz w:val="18"/>
+          <w:highlight w:val="lightGray"/>
+        </w:rPr>
+        <w:t>e</w:t>
+      </w:r>
+      <w:r>
+        <w:rPr>
+          <w:rFonts w:ascii="Arial" w:hAnsi="Arial" w:eastAsia="Arial" w:cs="Arial"/>
+          <w:b w:val="0"/>
+          <w:i w:val="0"/>
+          <w:color w:val="000000"/>
+          <w:sz w:val="18"/>
+          <w:highlight w:val="lightGray"/>
+        </w:rPr>
+        <w:t xml:space="preserve"> </w:t>
+      </w:r>
+      <w:r>
+        <w:rPr>
+          <w:rFonts w:ascii="Arial" w:hAnsi="Arial" w:eastAsia="Arial" w:cs="Arial"/>
+          <w:b w:val="0"/>
+          <w:i w:val="0"/>
+          <w:color w:val="000000"/>
+          <w:sz w:val="18"/>
+          <w:highlight w:val="lightGray"/>
+        </w:rPr>
+        <w:t>-</w:t>
+      </w:r>
+      <w:r>
+        <w:rPr>
+          <w:rFonts w:ascii="Arial" w:hAnsi="Arial" w:eastAsia="Arial" w:cs="Arial"/>
+          <w:b w:val="0"/>
+          <w:i w:val="0"/>
+          <w:color w:val="000000"/>
+          <w:sz w:val="18"/>
+          <w:highlight w:val="lightGray"/>
+        </w:rPr>
+        <w:t>&gt;</w:t>
+      </w:r>
+      <w:r>
+        <w:rPr>
+          <w:rFonts w:ascii="Arial" w:hAnsi="Arial" w:eastAsia="Arial" w:cs="Arial"/>
+          <w:b w:val="0"/>
+          <w:i w:val="0"/>
+          <w:color w:val="000000"/>
+          <w:sz w:val="18"/>
+          <w:highlight w:val="lightGray"/>
+        </w:rPr>
+        <w:t xml:space="preserve"> </w:t>
+      </w:r>
+      <w:r>
+        <w:rPr>
+          <w:rFonts w:ascii="Arial" w:hAnsi="Arial" w:eastAsia="Arial" w:cs="Arial"/>
+          <w:b w:val="0"/>
+          <w:i w:val="0"/>
+          <w:color w:val="000000"/>
+          <w:sz w:val="18"/>
+          <w:highlight w:val="lightGray"/>
+        </w:rPr>
+        <w:t>I</w:t>
+      </w:r>
+      <w:r>
+        <w:rPr>
+          <w:rFonts w:ascii="Arial" w:hAnsi="Arial" w:eastAsia="Arial" w:cs="Arial"/>
+          <w:b w:val="0"/>
+          <w:i w:val="0"/>
+          <w:color w:val="000000"/>
+          <w:sz w:val="18"/>
+          <w:highlight w:val="lightGray"/>
+        </w:rPr>
+        <w:t>D</w:t>
+      </w:r>
+      <w:r>
+        <w:rPr>
+          <w:rFonts w:ascii="Arial" w:hAnsi="Arial" w:eastAsia="Arial" w:cs="Arial"/>
+          <w:b w:val="0"/>
+          <w:i w:val="0"/>
+          <w:color w:val="000000"/>
+          <w:sz w:val="18"/>
+          <w:highlight w:val="lightGray"/>
+        </w:rPr>
+        <w:t xml:space="preserve"> </w:t>
+      </w:r>
+      <w:r>
+        <w:rPr>
+          <w:rFonts w:ascii="Arial" w:hAnsi="Arial" w:eastAsia="Arial" w:cs="Arial"/>
+          <w:b w:val="0"/>
+          <w:i w:val="0"/>
+          <w:color w:val="000000"/>
+          <w:sz w:val="18"/>
+          <w:highlight w:val="lightGray"/>
+        </w:rPr>
+        <w:t>C</w:t>
+      </w:r>
+      <w:r>
+        <w:rPr>
+          <w:rFonts w:ascii="Arial" w:hAnsi="Arial" w:eastAsia="Arial" w:cs="Arial"/>
+          <w:b w:val="0"/>
+          <w:i w:val="0"/>
+          <w:color w:val="000000"/>
+          <w:sz w:val="18"/>
+          <w:highlight w:val="lightGray"/>
+        </w:rPr>
+        <w:t>o</w:t>
+      </w:r>
+      <w:r>
+        <w:rPr>
+          <w:rFonts w:ascii="Arial" w:hAnsi="Arial" w:eastAsia="Arial" w:cs="Arial"/>
+          <w:b w:val="0"/>
+          <w:i w:val="0"/>
+          <w:color w:val="000000"/>
+          <w:sz w:val="18"/>
+          <w:highlight w:val="lightGray"/>
+        </w:rPr>
+        <w:t>l</w:t>
+      </w:r>
+      <w:r>
+        <w:rPr>
+          <w:rFonts w:ascii="Arial" w:hAnsi="Arial" w:eastAsia="Arial" w:cs="Arial"/>
+          <w:b w:val="0"/>
+          <w:i w:val="0"/>
+          <w:color w:val="000000"/>
+          <w:sz w:val="18"/>
+          <w:highlight w:val="lightGray"/>
+        </w:rPr>
+        <w:t>u</w:t>
+      </w:r>
+      <w:r>
+        <w:rPr>
+          <w:rFonts w:ascii="Arial" w:hAnsi="Arial" w:eastAsia="Arial" w:cs="Arial"/>
+          <w:b w:val="0"/>
+          <w:i w:val="0"/>
+          <w:color w:val="000000"/>
+          <w:sz w:val="18"/>
+          <w:highlight w:val="lightGray"/>
+        </w:rPr>
+        <w:t>m</w:t>
+      </w:r>
+      <w:r>
+        <w:rPr>
+          <w:rFonts w:ascii="Arial" w:hAnsi="Arial" w:eastAsia="Arial" w:cs="Arial"/>
+          <w:b w:val="0"/>
+          <w:i w:val="0"/>
+          <w:color w:val="000000"/>
+          <w:sz w:val="18"/>
+          <w:highlight w:val="lightGray"/>
+        </w:rPr>
+        <w:t>n</w:t>
+      </w:r>
+      <w:r>
+        <w:rPr>
+          <w:rFonts w:ascii="Arial" w:hAnsi="Arial" w:eastAsia="Arial" w:cs="Arial"/>
+          <w:b w:val="0"/>
+          <w:i w:val="0"/>
+          <w:color w:val="000000"/>
+          <w:sz w:val="18"/>
+          <w:highlight w:val="lightGray"/>
+        </w:rPr>
+        <w:t>:</w:t>
+      </w:r>
+      <w:r>
+        <w:rPr>
+          <w:rFonts w:ascii="Arial" w:hAnsi="Arial" w:eastAsia="Arial" w:cs="Arial"/>
+          <w:b w:val="0"/>
+          <w:i w:val="0"/>
+          <w:color w:val="000000"/>
+          <w:sz w:val="18"/>
+          <w:highlight w:val="lightGray"/>
+        </w:rPr>
+        <w:t xml:space="preserve"> </w:t>
+      </w:r>
+      <w:r>
+        <w:rPr>
+          <w:rFonts w:ascii="Arial" w:hAnsi="Arial" w:eastAsia="Arial" w:cs="Arial"/>
+          <w:b w:val="0"/>
+          <w:i w:val="0"/>
+          <w:color w:val="000000"/>
+          <w:sz w:val="18"/>
+          <w:highlight w:val="lightGray"/>
+        </w:rPr>
+        <w:t>1</w:t>
+      </w:r>
+      <w:r>
+        <w:rPr>
+          <w:rFonts w:ascii="Arial" w:hAnsi="Arial" w:eastAsia="Arial" w:cs="Arial"/>
+          <w:b w:val="0"/>
+          <w:i w:val="0"/>
+          <w:color w:val="000000"/>
+          <w:sz w:val="18"/>
+          <w:highlight w:val="lightGray"/>
+        </w:rPr>
+        <w:t>,</w:t>
+      </w:r>
+      <w:r>
+        <w:rPr>
+          <w:rFonts w:ascii="Arial" w:hAnsi="Arial" w:eastAsia="Arial" w:cs="Arial"/>
+          <w:b w:val="0"/>
+          <w:i w:val="0"/>
+          <w:color w:val="000000"/>
+          <w:sz w:val="18"/>
+          <w:highlight w:val="lightGray"/>
+        </w:rPr>
+        <w:t xml:space="preserve"> </w:t>
+      </w:r>
+      <w:r>
+        <w:rPr>
+          <w:rFonts w:ascii="Arial" w:hAnsi="Arial" w:eastAsia="Arial" w:cs="Arial"/>
+          <w:b w:val="0"/>
+          <w:i w:val="0"/>
+          <w:color w:val="000000"/>
+          <w:sz w:val="18"/>
+          <w:highlight w:val="lightGray"/>
+        </w:rPr>
+        <w:t>N</w:t>
+      </w:r>
+      <w:r>
+        <w:rPr>
+          <w:rFonts w:ascii="Arial" w:hAnsi="Arial" w:eastAsia="Arial" w:cs="Arial"/>
+          <w:b w:val="0"/>
+          <w:i w:val="0"/>
+          <w:color w:val="000000"/>
+          <w:sz w:val="18"/>
+          <w:highlight w:val="lightGray"/>
+        </w:rPr>
+        <w:t>a</w:t>
+      </w:r>
+      <w:r>
+        <w:rPr>
+          <w:rFonts w:ascii="Arial" w:hAnsi="Arial" w:eastAsia="Arial" w:cs="Arial"/>
+          <w:b w:val="0"/>
+          <w:i w:val="0"/>
+          <w:color w:val="000000"/>
+          <w:sz w:val="18"/>
+          <w:highlight w:val="lightGray"/>
+        </w:rPr>
+        <w:t>m</w:t>
+      </w:r>
+      <w:r>
+        <w:rPr>
+          <w:rFonts w:ascii="Arial" w:hAnsi="Arial" w:eastAsia="Arial" w:cs="Arial"/>
+          <w:b w:val="0"/>
+          <w:i w:val="0"/>
+          <w:color w:val="000000"/>
+          <w:sz w:val="18"/>
+          <w:highlight w:val="lightGray"/>
+        </w:rPr>
+        <w:t>e</w:t>
+      </w:r>
+      <w:r>
+        <w:rPr>
+          <w:rFonts w:ascii="Arial" w:hAnsi="Arial" w:eastAsia="Arial" w:cs="Arial"/>
+          <w:b w:val="0"/>
+          <w:i w:val="0"/>
+          <w:color w:val="000000"/>
+          <w:sz w:val="18"/>
+          <w:highlight w:val="lightGray"/>
+        </w:rPr>
+        <w:t>_</w:t>
+      </w:r>
+      <w:r>
+        <w:rPr>
+          <w:rFonts w:ascii="Arial" w:hAnsi="Arial" w:eastAsia="Arial" w:cs="Arial"/>
+          <w:b w:val="0"/>
+          <w:i w:val="0"/>
+          <w:color w:val="000000"/>
+          <w:sz w:val="18"/>
+          <w:highlight w:val="lightGray"/>
+        </w:rPr>
+        <w:t>E</w:t>
+      </w:r>
+      <w:r>
+        <w:rPr>
+          <w:rFonts w:ascii="Arial" w:hAnsi="Arial" w:eastAsia="Arial" w:cs="Arial"/>
+          <w:b w:val="0"/>
+          <w:i w:val="0"/>
+          <w:color w:val="000000"/>
+          <w:sz w:val="18"/>
+          <w:highlight w:val="lightGray"/>
+        </w:rPr>
+        <w:t>n</w:t>
+      </w:r>
+      <w:r>
+        <w:rPr>
+          <w:rFonts w:ascii="Arial" w:hAnsi="Arial" w:eastAsia="Arial" w:cs="Arial"/>
+          <w:b w:val="0"/>
+          <w:i w:val="0"/>
+          <w:color w:val="000000"/>
+          <w:sz w:val="18"/>
+          <w:highlight w:val="lightGray"/>
+        </w:rPr>
+        <w:t xml:space="preserve"> </w:t>
+      </w:r>
+      <w:r>
+        <w:rPr>
+          <w:rFonts w:ascii="Arial" w:hAnsi="Arial" w:eastAsia="Arial" w:cs="Arial"/>
+          <w:b w:val="0"/>
+          <w:i w:val="0"/>
+          <w:color w:val="000000"/>
+          <w:sz w:val="18"/>
+          <w:highlight w:val="lightGray"/>
+        </w:rPr>
+        <w:t>C</w:t>
+      </w:r>
+      <w:r>
+        <w:rPr>
+          <w:rFonts w:ascii="Arial" w:hAnsi="Arial" w:eastAsia="Arial" w:cs="Arial"/>
+          <w:b w:val="0"/>
+          <w:i w:val="0"/>
+          <w:color w:val="000000"/>
+          <w:sz w:val="18"/>
+          <w:highlight w:val="lightGray"/>
+        </w:rPr>
+        <w:t>o</w:t>
+      </w:r>
+      <w:r>
+        <w:rPr>
+          <w:rFonts w:ascii="Arial" w:hAnsi="Arial" w:eastAsia="Arial" w:cs="Arial"/>
+          <w:b w:val="0"/>
+          <w:i w:val="0"/>
+          <w:color w:val="000000"/>
+          <w:sz w:val="18"/>
+          <w:highlight w:val="lightGray"/>
+        </w:rPr>
+        <w:t>l</w:t>
+      </w:r>
+      <w:r>
+        <w:rPr>
+          <w:rFonts w:ascii="Arial" w:hAnsi="Arial" w:eastAsia="Arial" w:cs="Arial"/>
+          <w:b w:val="0"/>
+          <w:i w:val="0"/>
+          <w:color w:val="000000"/>
+          <w:sz w:val="18"/>
+          <w:highlight w:val="lightGray"/>
+        </w:rPr>
+        <w:t>u</w:t>
+      </w:r>
+      <w:r>
+        <w:rPr>
+          <w:rFonts w:ascii="Arial" w:hAnsi="Arial" w:eastAsia="Arial" w:cs="Arial"/>
+          <w:b w:val="0"/>
+          <w:i w:val="0"/>
+          <w:color w:val="000000"/>
+          <w:sz w:val="18"/>
+          <w:highlight w:val="lightGray"/>
+        </w:rPr>
+        <w:t>m</w:t>
+      </w:r>
+      <w:r>
+        <w:rPr>
+          <w:rFonts w:ascii="Arial" w:hAnsi="Arial" w:eastAsia="Arial" w:cs="Arial"/>
+          <w:b w:val="0"/>
+          <w:i w:val="0"/>
+          <w:color w:val="000000"/>
+          <w:sz w:val="18"/>
+          <w:highlight w:val="lightGray"/>
+        </w:rPr>
+        <w:t>n</w:t>
+      </w:r>
+      <w:r>
+        <w:rPr>
+          <w:rFonts w:ascii="Arial" w:hAnsi="Arial" w:eastAsia="Arial" w:cs="Arial"/>
+          <w:b w:val="0"/>
+          <w:i w:val="0"/>
+          <w:color w:val="000000"/>
+          <w:sz w:val="18"/>
+          <w:highlight w:val="lightGray"/>
+        </w:rPr>
+        <w:t>:</w:t>
+      </w:r>
+      <w:r>
+        <w:rPr>
+          <w:rFonts w:ascii="Arial" w:hAnsi="Arial" w:eastAsia="Arial" w:cs="Arial"/>
+          <w:b w:val="0"/>
+          <w:i w:val="0"/>
+          <w:color w:val="000000"/>
+          <w:sz w:val="18"/>
+          <w:highlight w:val="lightGray"/>
+        </w:rPr>
+        <w:t xml:space="preserve"> </w:t>
+      </w:r>
+      <w:r>
+        <w:rPr>
+          <w:rFonts w:ascii="Arial" w:hAnsi="Arial" w:eastAsia="Arial" w:cs="Arial"/>
+          <w:b w:val="0"/>
+          <w:i w:val="0"/>
+          <w:color w:val="000000"/>
+          <w:sz w:val="18"/>
+          <w:highlight w:val="lightGray"/>
+        </w:rPr>
+        <w:t>M</w:t>
+      </w:r>
+      <w:r>
+        <w:rPr>
+          <w:rFonts w:ascii="Arial" w:hAnsi="Arial" w:eastAsia="Arial" w:cs="Arial"/>
+          <w:b w:val="0"/>
+          <w:i w:val="0"/>
+          <w:color w:val="000000"/>
+          <w:sz w:val="18"/>
+          <w:highlight w:val="lightGray"/>
+        </w:rPr>
+        <w:t>o</w:t>
+      </w:r>
+      <w:r>
+        <w:rPr>
+          <w:rFonts w:ascii="Arial" w:hAnsi="Arial" w:eastAsia="Arial" w:cs="Arial"/>
+          <w:b w:val="0"/>
+          <w:i w:val="0"/>
+          <w:color w:val="000000"/>
+          <w:sz w:val="18"/>
+          <w:highlight w:val="lightGray"/>
+        </w:rPr>
+        <w:t>t</w:t>
+      </w:r>
+      <w:r>
+        <w:rPr>
+          <w:rFonts w:ascii="Arial" w:hAnsi="Arial" w:eastAsia="Arial" w:cs="Arial"/>
+          <w:b w:val="0"/>
+          <w:i w:val="0"/>
+          <w:color w:val="000000"/>
+          <w:sz w:val="18"/>
+          <w:highlight w:val="lightGray"/>
+        </w:rPr>
+        <w:t>a</w:t>
+      </w:r>
+      <w:r>
+        <w:rPr>
+          <w:rFonts w:ascii="Arial" w:hAnsi="Arial" w:eastAsia="Arial" w:cs="Arial"/>
+          <w:b w:val="0"/>
+          <w:i w:val="0"/>
+          <w:color w:val="000000"/>
+          <w:sz w:val="18"/>
+          <w:highlight w:val="lightGray"/>
+        </w:rPr>
+        <w:t>s</w:t>
+      </w:r>
+      <w:r>
+        <w:rPr>
+          <w:rFonts w:ascii="Arial" w:hAnsi="Arial" w:eastAsia="Arial" w:cs="Arial"/>
+          <w:b w:val="0"/>
+          <w:i w:val="0"/>
+          <w:color w:val="000000"/>
+          <w:sz w:val="18"/>
+          <w:highlight w:val="lightGray"/>
+        </w:rPr>
+        <w:t>e</w:t>
+      </w:r>
+      <w:r>
+        <w:rPr>
+          <w:rFonts w:ascii="Arial" w:hAnsi="Arial" w:eastAsia="Arial" w:cs="Arial"/>
+          <w:b w:val="0"/>
+          <w:i w:val="0"/>
+          <w:color w:val="000000"/>
+          <w:sz w:val="18"/>
+          <w:highlight w:val="lightGray"/>
+        </w:rPr>
+        <w:t>m</w:t>
+      </w:r>
+      <w:r>
+        <w:rPr>
+          <w:rFonts w:ascii="Arial" w:hAnsi="Arial" w:eastAsia="Arial" w:cs="Arial"/>
+          <w:b w:val="0"/>
+          <w:i w:val="0"/>
+          <w:color w:val="000000"/>
+          <w:sz w:val="18"/>
+          <w:highlight w:val="lightGray"/>
+        </w:rPr>
+        <w:t xml:space="preserve"> </w:t>
+      </w:r>
+      <w:r>
+        <w:rPr>
+          <w:rFonts w:ascii="Arial" w:hAnsi="Arial" w:eastAsia="Arial" w:cs="Arial"/>
+          <w:b w:val="0"/>
+          <w:i w:val="0"/>
+          <w:color w:val="000000"/>
+          <w:sz w:val="18"/>
+          <w:highlight w:val="lightGray"/>
+        </w:rPr>
+        <w:t>E</w:t>
+      </w:r>
+      <w:r>
+        <w:rPr>
+          <w:rFonts w:ascii="Arial" w:hAnsi="Arial" w:eastAsia="Arial" w:cs="Arial"/>
+          <w:b w:val="0"/>
+          <w:i w:val="0"/>
+          <w:color w:val="000000"/>
+          <w:sz w:val="18"/>
+          <w:highlight w:val="lightGray"/>
+        </w:rPr>
+        <w:t>s</w:t>
+      </w:r>
+      <w:r>
+        <w:rPr>
+          <w:rFonts w:ascii="Arial" w:hAnsi="Arial" w:eastAsia="Arial" w:cs="Arial"/>
+          <w:b w:val="0"/>
+          <w:i w:val="0"/>
+          <w:color w:val="000000"/>
+          <w:sz w:val="18"/>
+          <w:highlight w:val="lightGray"/>
+        </w:rPr>
+        <w:t>s</w:t>
+      </w:r>
+      <w:r>
+        <w:rPr>
+          <w:rFonts w:ascii="Arial" w:hAnsi="Arial" w:eastAsia="Arial" w:cs="Arial"/>
+          <w:b w:val="0"/>
+          <w:i w:val="0"/>
+          <w:color w:val="000000"/>
+          <w:sz w:val="18"/>
+          <w:highlight w:val="lightGray"/>
+        </w:rPr>
+        <w:t>a</w:t>
+      </w:r>
+      <w:r>
+        <w:rPr>
+          <w:rFonts w:ascii="Arial" w:hAnsi="Arial" w:eastAsia="Arial" w:cs="Arial"/>
+          <w:b w:val="0"/>
+          <w:i w:val="0"/>
+          <w:color w:val="000000"/>
+          <w:sz w:val="18"/>
+          <w:highlight w:val="lightGray"/>
+        </w:rPr>
+        <w:t>m</w:t>
+      </w:r>
+      <w:r>
+        <w:rPr>
+          <w:rFonts w:ascii="Arial" w:hAnsi="Arial" w:eastAsia="Arial" w:cs="Arial"/>
+          <w:b w:val="0"/>
+          <w:i w:val="0"/>
+          <w:color w:val="000000"/>
+          <w:sz w:val="18"/>
+          <w:highlight w:val="lightGray"/>
+        </w:rPr>
+        <w:t>]</w:t>
+      </w:r>
+      <w:r>
+        <w:rPr>
+          <w:rFonts w:ascii="Arial" w:hAnsi="Arial" w:eastAsia="Arial" w:cs="Arial"/>
+          <w:b w:val="0"/>
+          <w:i w:val="0"/>
+          <w:color w:val="000000"/>
+          <w:sz w:val="18"/>
+          <w:highlight w:val="lightGray"/>
+        </w:rPr>
+        <w:t xml:space="preserve"> </w:t>
+      </w:r>
+      <w:r>
+        <w:rPr>
+          <w:rFonts w:ascii="Arial" w:hAnsi="Arial" w:eastAsia="Arial" w:cs="Arial"/>
+          <w:b w:val="0"/>
+          <w:i w:val="0"/>
+          <w:color w:val="000000"/>
+          <w:sz w:val="18"/>
+          <w:highlight w:val="lightGray"/>
+        </w:rPr>
+        <w:t>-</w:t>
+      </w:r>
+      <w:r>
+        <w:rPr>
+          <w:rFonts w:ascii="Arial" w:hAnsi="Arial" w:eastAsia="Arial" w:cs="Arial"/>
+          <w:b w:val="0"/>
+          <w:i w:val="0"/>
+          <w:color w:val="000000"/>
+          <w:sz w:val="18"/>
+          <w:highlight w:val="lightGray"/>
+        </w:rPr>
+        <w:t>&gt;</w:t>
+      </w:r>
+      <w:r>
+        <w:rPr>
+          <w:rFonts w:ascii="Arial" w:hAnsi="Arial" w:eastAsia="Arial" w:cs="Arial"/>
+          <w:b w:val="0"/>
+          <w:i w:val="0"/>
+          <w:color w:val="000000"/>
+          <w:sz w:val="18"/>
+          <w:highlight w:val="lightGray"/>
+        </w:rPr>
+        <w:t xml:space="preserve"> </w:t>
+      </w:r>
+      <w:r>
+        <w:rPr>
+          <w:rFonts w:ascii="Arial" w:hAnsi="Arial" w:eastAsia="Arial" w:cs="Arial"/>
+          <w:b/>
+          <w:i w:val="0"/>
+          <w:color w:val="000000"/>
+          <w:sz w:val="18"/>
+          <w:highlight w:val="lightGray"/>
+        </w:rPr>
+        <w:t>F</w:t>
+      </w:r>
+      <w:r>
+        <w:rPr>
+          <w:rFonts w:ascii="Arial" w:hAnsi="Arial" w:eastAsia="Arial" w:cs="Arial"/>
+          <w:b/>
+          <w:i w:val="0"/>
+          <w:color w:val="000000"/>
+          <w:sz w:val="18"/>
+          <w:highlight w:val="lightGray"/>
+        </w:rPr>
+        <w:t>r</w:t>
+      </w:r>
+      <w:r>
+        <w:rPr>
+          <w:rFonts w:ascii="Arial" w:hAnsi="Arial" w:eastAsia="Arial" w:cs="Arial"/>
+          <w:b/>
+          <w:i w:val="0"/>
+          <w:color w:val="000000"/>
+          <w:sz w:val="18"/>
+          <w:highlight w:val="lightGray"/>
+        </w:rPr>
+        <w:t>o</w:t>
+      </w:r>
+      <w:r>
+        <w:rPr>
+          <w:rFonts w:ascii="Arial" w:hAnsi="Arial" w:eastAsia="Arial" w:cs="Arial"/>
+          <w:b/>
+          <w:i w:val="0"/>
+          <w:color w:val="000000"/>
+          <w:sz w:val="18"/>
+          <w:highlight w:val="lightGray"/>
+        </w:rPr>
+        <w:t>m</w:t>
+      </w:r>
+      <w:r>
+        <w:rPr>
+          <w:rFonts w:ascii="Arial" w:hAnsi="Arial" w:eastAsia="Arial" w:cs="Arial"/>
+          <w:b/>
+          <w:i w:val="0"/>
+          <w:color w:val="000000"/>
+          <w:sz w:val="18"/>
+          <w:highlight w:val="lightGray"/>
+        </w:rPr>
+        <w:t>:</w:t>
+      </w:r>
+      <w:r>
+        <w:rPr>
+          <w:rFonts w:ascii="Arial" w:hAnsi="Arial" w:eastAsia="Arial" w:cs="Arial"/>
+          <w:b w:val="0"/>
+          <w:i w:val="0"/>
+          <w:color w:val="000000"/>
+          <w:sz w:val="18"/>
+          <w:highlight w:val="lightGray"/>
+        </w:rPr>
+        <w:t xml:space="preserve"> </w:t>
+      </w:r>
+      <w:r>
+        <w:rPr>
+          <w:rFonts w:ascii="Arial" w:hAnsi="Arial" w:eastAsia="Arial" w:cs="Arial"/>
+          <w:b w:val="0"/>
+          <w:i w:val="0"/>
+          <w:color w:val="000000"/>
+          <w:sz w:val="18"/>
+          <w:highlight w:val="lightGray"/>
+        </w:rPr>
+        <w:t>[</w:t>
+      </w:r>
+      <w:r>
+        <w:rPr>
+          <w:rFonts w:ascii="Arial" w:hAnsi="Arial" w:eastAsia="Arial" w:cs="Arial"/>
+          <w:b w:val="0"/>
+          <w:i w:val="0"/>
+          <w:color w:val="000000"/>
+          <w:sz w:val="18"/>
+          <w:highlight w:val="lightGray"/>
+        </w:rPr>
+        <w:t>C</w:t>
+      </w:r>
+      <w:r>
+        <w:rPr>
+          <w:rFonts w:ascii="Arial" w:hAnsi="Arial" w:eastAsia="Arial" w:cs="Arial"/>
+          <w:b w:val="0"/>
+          <w:i w:val="0"/>
+          <w:color w:val="000000"/>
+          <w:sz w:val="18"/>
+          <w:highlight w:val="lightGray"/>
+        </w:rPr>
+        <w:t>h</w:t>
+      </w:r>
+      <w:r>
+        <w:rPr>
+          <w:rFonts w:ascii="Arial" w:hAnsi="Arial" w:eastAsia="Arial" w:cs="Arial"/>
+          <w:b w:val="0"/>
+          <w:i w:val="0"/>
+          <w:color w:val="000000"/>
+          <w:sz w:val="18"/>
+          <w:highlight w:val="lightGray"/>
+        </w:rPr>
+        <w:t>a</w:t>
+      </w:r>
+      <w:r>
+        <w:rPr>
+          <w:rFonts w:ascii="Arial" w:hAnsi="Arial" w:eastAsia="Arial" w:cs="Arial"/>
+          <w:b w:val="0"/>
+          <w:i w:val="0"/>
+          <w:color w:val="000000"/>
+          <w:sz w:val="18"/>
+          <w:highlight w:val="lightGray"/>
+        </w:rPr>
+        <w:t>t</w:t>
+      </w:r>
+      <w:r>
+        <w:rPr>
+          <w:rFonts w:ascii="Arial" w:hAnsi="Arial" w:eastAsia="Arial" w:cs="Arial"/>
+          <w:b w:val="0"/>
+          <w:i w:val="0"/>
+          <w:color w:val="000000"/>
+          <w:sz w:val="18"/>
+          <w:highlight w:val="lightGray"/>
+        </w:rPr>
+        <w:t>g</w:t>
+      </w:r>
+      <w:r>
+        <w:rPr>
+          <w:rFonts w:ascii="Arial" w:hAnsi="Arial" w:eastAsia="Arial" w:cs="Arial"/>
+          <w:b w:val="0"/>
+          <w:i w:val="0"/>
+          <w:color w:val="000000"/>
+          <w:sz w:val="18"/>
+          <w:highlight w:val="lightGray"/>
+        </w:rPr>
+        <w:t>p</w:t>
+      </w:r>
+      <w:r>
+        <w:rPr>
+          <w:rFonts w:ascii="Arial" w:hAnsi="Arial" w:eastAsia="Arial" w:cs="Arial"/>
+          <w:b w:val="0"/>
+          <w:i w:val="0"/>
+          <w:color w:val="000000"/>
+          <w:sz w:val="18"/>
+          <w:highlight w:val="lightGray"/>
+        </w:rPr>
+        <w:t>t</w:t>
+      </w:r>
+      <w:r>
+        <w:rPr>
+          <w:rFonts w:ascii="Arial" w:hAnsi="Arial" w:eastAsia="Arial" w:cs="Arial"/>
+          <w:b w:val="0"/>
+          <w:i w:val="0"/>
+          <w:color w:val="000000"/>
+          <w:sz w:val="18"/>
+          <w:highlight w:val="lightGray"/>
+        </w:rPr>
+        <w:t xml:space="preserve"> </w:t>
+      </w:r>
+      <w:r>
+        <w:rPr>
+          <w:rFonts w:ascii="Arial" w:hAnsi="Arial" w:eastAsia="Arial" w:cs="Arial"/>
+          <w:b w:val="0"/>
+          <w:i w:val="0"/>
+          <w:color w:val="000000"/>
+          <w:sz w:val="18"/>
+          <w:highlight w:val="lightGray"/>
+        </w:rPr>
+        <w:t>(</w:t>
+      </w:r>
+      <w:r>
+        <w:rPr>
+          <w:rFonts w:ascii="Arial" w:hAnsi="Arial" w:eastAsia="Arial" w:cs="Arial"/>
+          <w:b w:val="0"/>
+          <w:i w:val="0"/>
+          <w:color w:val="000000"/>
+          <w:sz w:val="18"/>
+          <w:highlight w:val="lightGray"/>
+        </w:rPr>
+        <w:t>G</w:t>
+      </w:r>
+      <w:r>
+        <w:rPr>
+          <w:rFonts w:ascii="Arial" w:hAnsi="Arial" w:eastAsia="Arial" w:cs="Arial"/>
+          <w:b w:val="0"/>
+          <w:i w:val="0"/>
+          <w:color w:val="000000"/>
+          <w:sz w:val="18"/>
+          <w:highlight w:val="lightGray"/>
+        </w:rPr>
+        <w:t>P</w:t>
+      </w:r>
+      <w:r>
+        <w:rPr>
+          <w:rFonts w:ascii="Arial" w:hAnsi="Arial" w:eastAsia="Arial" w:cs="Arial"/>
+          <w:b w:val="0"/>
+          <w:i w:val="0"/>
+          <w:color w:val="000000"/>
+          <w:sz w:val="18"/>
+          <w:highlight w:val="lightGray"/>
+        </w:rPr>
+        <w:t>T</w:t>
+      </w:r>
+      <w:r>
+        <w:rPr>
+          <w:rFonts w:ascii="Arial" w:hAnsi="Arial" w:eastAsia="Arial" w:cs="Arial"/>
+          <w:b w:val="0"/>
+          <w:i w:val="0"/>
+          <w:color w:val="000000"/>
+          <w:sz w:val="18"/>
+          <w:highlight w:val="lightGray"/>
         </w:rPr>
         <w:t>‑</w:t>
       </w:r>
       <w:r>
         <w:rPr>
-          <w:b/>
-          <w:szCs w:val="14"/>
-          <w:shd w:val="clear" w:color="auto" w:fill="B7B7B7"/>
-        </w:rPr>
-        <w:t>5 Mini) at [12/9/2025]</w:t>
+          <w:rFonts w:ascii="Arial" w:hAnsi="Arial" w:eastAsia="Arial" w:cs="Arial"/>
+          <w:b w:val="0"/>
+          <w:i w:val="0"/>
+          <w:color w:val="000000"/>
+          <w:sz w:val="18"/>
+          <w:highlight w:val="lightGray"/>
+        </w:rPr>
+        <w:t>5</w:t>
+      </w:r>
+      <w:r>
+        <w:rPr>
+          <w:rFonts w:ascii="Arial" w:hAnsi="Arial" w:eastAsia="Arial" w:cs="Arial"/>
+          <w:b w:val="0"/>
+          <w:i w:val="0"/>
+          <w:color w:val="000000"/>
+          <w:sz w:val="18"/>
+          <w:highlight w:val="lightGray"/>
+        </w:rPr>
+        <w:t xml:space="preserve"> </w:t>
+      </w:r>
+      <w:r>
+        <w:rPr>
+          <w:rFonts w:ascii="Arial" w:hAnsi="Arial" w:eastAsia="Arial" w:cs="Arial"/>
+          <w:b w:val="0"/>
+          <w:i w:val="0"/>
+          <w:color w:val="000000"/>
+          <w:sz w:val="18"/>
+          <w:highlight w:val="lightGray"/>
+        </w:rPr>
+        <w:t>M</w:t>
+      </w:r>
+      <w:r>
+        <w:rPr>
+          <w:rFonts w:ascii="Arial" w:hAnsi="Arial" w:eastAsia="Arial" w:cs="Arial"/>
+          <w:b w:val="0"/>
+          <w:i w:val="0"/>
+          <w:color w:val="000000"/>
+          <w:sz w:val="18"/>
+          <w:highlight w:val="lightGray"/>
+        </w:rPr>
+        <w:t>i</w:t>
+      </w:r>
+      <w:r>
+        <w:rPr>
+          <w:rFonts w:ascii="Arial" w:hAnsi="Arial" w:eastAsia="Arial" w:cs="Arial"/>
+          <w:b w:val="0"/>
+          <w:i w:val="0"/>
+          <w:color w:val="000000"/>
+          <w:sz w:val="18"/>
+          <w:highlight w:val="lightGray"/>
+        </w:rPr>
+        <w:t>n</w:t>
+      </w:r>
+      <w:r>
+        <w:rPr>
+          <w:rFonts w:ascii="Arial" w:hAnsi="Arial" w:eastAsia="Arial" w:cs="Arial"/>
+          <w:b w:val="0"/>
+          <w:i w:val="0"/>
+          <w:color w:val="000000"/>
+          <w:sz w:val="18"/>
+          <w:highlight w:val="lightGray"/>
+        </w:rPr>
+        <w:t>i</w:t>
+      </w:r>
+      <w:r>
+        <w:rPr>
+          <w:rFonts w:ascii="Arial" w:hAnsi="Arial" w:eastAsia="Arial" w:cs="Arial"/>
+          <w:b w:val="0"/>
+          <w:i w:val="0"/>
+          <w:color w:val="000000"/>
+          <w:sz w:val="18"/>
+          <w:highlight w:val="lightGray"/>
+        </w:rPr>
+        <w:t>)</w:t>
+      </w:r>
+      <w:r>
+        <w:rPr>
+          <w:rFonts w:ascii="Arial" w:hAnsi="Arial" w:eastAsia="Arial" w:cs="Arial"/>
+          <w:b w:val="0"/>
+          <w:i w:val="0"/>
+          <w:color w:val="000000"/>
+          <w:sz w:val="18"/>
+          <w:highlight w:val="lightGray"/>
+        </w:rPr>
+        <w:t>]</w:t>
+      </w:r>
+      <w:r>
+        <w:rPr>
+          <w:rFonts w:ascii="Arial" w:hAnsi="Arial" w:eastAsia="Arial" w:cs="Arial"/>
+          <w:b w:val="0"/>
+          <w:i w:val="0"/>
+          <w:color w:val="000000"/>
+          <w:sz w:val="18"/>
+          <w:highlight w:val="lightGray"/>
+        </w:rPr>
+        <w:t xml:space="preserve"> </w:t>
+      </w:r>
+      <w:r>
+        <w:rPr>
+          <w:rFonts w:ascii="Arial" w:hAnsi="Arial" w:eastAsia="Arial" w:cs="Arial"/>
+          <w:b/>
+          <w:i w:val="0"/>
+          <w:color w:val="000000"/>
+          <w:sz w:val="18"/>
+          <w:highlight w:val="lightGray"/>
+        </w:rPr>
+        <w:t>o</w:t>
+      </w:r>
+      <w:r>
+        <w:rPr>
+          <w:rFonts w:ascii="Arial" w:hAnsi="Arial" w:eastAsia="Arial" w:cs="Arial"/>
+          <w:b/>
+          <w:i w:val="0"/>
+          <w:color w:val="000000"/>
+          <w:sz w:val="18"/>
+          <w:highlight w:val="lightGray"/>
+        </w:rPr>
+        <w:t>n</w:t>
+      </w:r>
+      <w:r>
+        <w:rPr>
+          <w:rFonts w:ascii="Arial" w:hAnsi="Arial"/>
+          <w:b w:val="0"/>
+          <w:i w:val="0"/>
+          <w:color w:val="000000"/>
+          <w:sz w:val="18"/>
+          <w:highlight w:val="lightGray"/>
+        </w:rPr>
+        <w:t xml:space="preserve"> </w:t>
+      </w:r>
+      <w:r>
+        <w:rPr>
+          <w:rFonts w:ascii="Arial" w:hAnsi="Arial"/>
+          <w:b w:val="0"/>
+          <w:i w:val="0"/>
+          <w:color w:val="000000"/>
+          <w:sz w:val="18"/>
+          <w:highlight w:val="lightGray"/>
+        </w:rPr>
+        <w:t>[</w:t>
+      </w:r>
+      <w:r>
+        <w:rPr>
+          <w:rFonts w:ascii="Arial" w:hAnsi="Arial"/>
+          <w:b w:val="0"/>
+          <w:i w:val="0"/>
+          <w:sz w:val="18"/>
+          <w:highlight w:val="lightGray"/>
+        </w:rPr>
+        <w:t>12/9/2025]</w:t>
       </w:r>
     </w:p>
     <w:p>
@@ -205,48 +1754,1597 @@
       </w:pPr>
       <w:r>
         <w:rPr>
-          <w:b/>
-          <w:shd w:val="clear" w:color="auto" w:fill="B7B7B7"/>
-        </w:rPr>
-        <w:t># Source</w:t>
-      </w:r>
-      <w:r>
-        <w:rPr>
-          <w:shd w:val="clear" w:color="auto" w:fill="B7B7B7"/>
-        </w:rPr>
-        <w:t xml:space="preserve">: </w:t>
-      </w:r>
-      <w:r>
-        <w:rPr>
-          <w:b/>
-          <w:shd w:val="clear" w:color="auto" w:fill="B7B7B7"/>
-        </w:rPr>
-        <w:t xml:space="preserve">Chatgpt </w:t>
-      </w:r>
-      <w:r>
-        <w:rPr>
-          <w:b/>
-          <w:szCs w:val="14"/>
-          <w:shd w:val="clear" w:color="auto" w:fill="B7B7B7"/>
-        </w:rPr>
-        <w:t>(GPT</w:t>
-      </w:r>
-      <w:r>
-        <w:rPr>
-          <w:rFonts w:cs="Cambria Math"/>
-          <w:b/>
-          <w:szCs w:val="14"/>
-          <w:shd w:val="clear" w:color="auto" w:fill="B7B7B7"/>
+          <w:rFonts w:ascii="Arial" w:hAnsi="Arial" w:eastAsia="Arial" w:cs="Arial"/>
+          <w:b/>
+          <w:i w:val="0"/>
+          <w:color w:val="000000"/>
+          <w:sz w:val="18"/>
+          <w:highlight w:val="lightGray"/>
+        </w:rPr>
+        <w:t>#</w:t>
+      </w:r>
+      <w:r>
+        <w:rPr>
+          <w:rFonts w:ascii="Arial" w:hAnsi="Arial" w:eastAsia="Arial" w:cs="Arial"/>
+          <w:b/>
+          <w:i w:val="0"/>
+          <w:color w:val="000000"/>
+          <w:sz w:val="18"/>
+          <w:highlight w:val="lightGray"/>
+        </w:rPr>
+        <w:t xml:space="preserve"> </w:t>
+      </w:r>
+      <w:r>
+        <w:rPr>
+          <w:rFonts w:ascii="Arial" w:hAnsi="Arial" w:eastAsia="Arial" w:cs="Arial"/>
+          <w:b/>
+          <w:i w:val="0"/>
+          <w:color w:val="000000"/>
+          <w:sz w:val="18"/>
+          <w:highlight w:val="lightGray"/>
+        </w:rPr>
+        <w:t>S</w:t>
+      </w:r>
+      <w:r>
+        <w:rPr>
+          <w:rFonts w:ascii="Arial" w:hAnsi="Arial" w:eastAsia="Arial" w:cs="Arial"/>
+          <w:b/>
+          <w:i w:val="0"/>
+          <w:color w:val="000000"/>
+          <w:sz w:val="18"/>
+          <w:highlight w:val="lightGray"/>
+        </w:rPr>
+        <w:t>o</w:t>
+      </w:r>
+      <w:r>
+        <w:rPr>
+          <w:rFonts w:ascii="Arial" w:hAnsi="Arial" w:eastAsia="Arial" w:cs="Arial"/>
+          <w:b/>
+          <w:i w:val="0"/>
+          <w:color w:val="000000"/>
+          <w:sz w:val="18"/>
+          <w:highlight w:val="lightGray"/>
+        </w:rPr>
+        <w:t>u</w:t>
+      </w:r>
+      <w:r>
+        <w:rPr>
+          <w:rFonts w:ascii="Arial" w:hAnsi="Arial" w:eastAsia="Arial" w:cs="Arial"/>
+          <w:b/>
+          <w:i w:val="0"/>
+          <w:color w:val="000000"/>
+          <w:sz w:val="18"/>
+          <w:highlight w:val="lightGray"/>
+        </w:rPr>
+        <w:t>r</w:t>
+      </w:r>
+      <w:r>
+        <w:rPr>
+          <w:rFonts w:ascii="Arial" w:hAnsi="Arial" w:eastAsia="Arial" w:cs="Arial"/>
+          <w:b/>
+          <w:i w:val="0"/>
+          <w:color w:val="000000"/>
+          <w:sz w:val="18"/>
+          <w:highlight w:val="lightGray"/>
+        </w:rPr>
+        <w:t>c</w:t>
+      </w:r>
+      <w:r>
+        <w:rPr>
+          <w:rFonts w:ascii="Arial" w:hAnsi="Arial" w:eastAsia="Arial" w:cs="Arial"/>
+          <w:b/>
+          <w:i w:val="0"/>
+          <w:color w:val="000000"/>
+          <w:sz w:val="18"/>
+          <w:highlight w:val="lightGray"/>
+        </w:rPr>
+        <w:t>e</w:t>
+      </w:r>
+      <w:r>
+        <w:rPr>
+          <w:rFonts w:ascii="Arial" w:hAnsi="Arial" w:eastAsia="Arial" w:cs="Arial"/>
+          <w:b/>
+          <w:i w:val="0"/>
+          <w:color w:val="000000"/>
+          <w:sz w:val="18"/>
+          <w:highlight w:val="lightGray"/>
+        </w:rPr>
+        <w:t>:</w:t>
+      </w:r>
+      <w:r>
+        <w:rPr>
+          <w:rFonts w:ascii="Arial" w:hAnsi="Arial" w:eastAsia="Arial" w:cs="Arial"/>
+          <w:b/>
+          <w:i w:val="0"/>
+          <w:color w:val="000000"/>
+          <w:sz w:val="18"/>
+          <w:highlight w:val="lightGray"/>
+        </w:rPr>
+        <w:t xml:space="preserve"> </w:t>
+      </w:r>
+      <w:r>
+        <w:rPr>
+          <w:rFonts w:ascii="Arial" w:hAnsi="Arial" w:eastAsia="Arial" w:cs="Arial"/>
+          <w:b/>
+          <w:i w:val="0"/>
+          <w:color w:val="000000"/>
+          <w:sz w:val="18"/>
+          <w:highlight w:val="lightGray"/>
+        </w:rPr>
+        <w:t>A</w:t>
+      </w:r>
+      <w:r>
+        <w:rPr>
+          <w:rFonts w:ascii="Arial" w:hAnsi="Arial" w:eastAsia="Arial" w:cs="Arial"/>
+          <w:b/>
+          <w:i w:val="0"/>
+          <w:color w:val="000000"/>
+          <w:sz w:val="18"/>
+          <w:highlight w:val="lightGray"/>
+        </w:rPr>
+        <w:t>I</w:t>
+      </w:r>
+      <w:r>
+        <w:rPr>
+          <w:rFonts w:ascii="Arial" w:hAnsi="Arial" w:eastAsia="Arial" w:cs="Arial"/>
+          <w:b/>
+          <w:i w:val="0"/>
+          <w:color w:val="000000"/>
+          <w:sz w:val="18"/>
+          <w:highlight w:val="lightGray"/>
+        </w:rPr>
+        <w:t xml:space="preserve"> </w:t>
+      </w:r>
+      <w:r>
+        <w:rPr>
+          <w:rFonts w:ascii="Arial" w:hAnsi="Arial" w:eastAsia="Arial" w:cs="Arial"/>
+          <w:b/>
+          <w:i w:val="0"/>
+          <w:color w:val="000000"/>
+          <w:sz w:val="18"/>
+          <w:highlight w:val="lightGray"/>
+        </w:rPr>
+        <w:t>S</w:t>
+      </w:r>
+      <w:r>
+        <w:rPr>
+          <w:rFonts w:ascii="Arial" w:hAnsi="Arial" w:eastAsia="Arial" w:cs="Arial"/>
+          <w:b/>
+          <w:i w:val="0"/>
+          <w:color w:val="000000"/>
+          <w:sz w:val="18"/>
+          <w:highlight w:val="lightGray"/>
+        </w:rPr>
+        <w:t>o</w:t>
+      </w:r>
+      <w:r>
+        <w:rPr>
+          <w:rFonts w:ascii="Arial" w:hAnsi="Arial" w:eastAsia="Arial" w:cs="Arial"/>
+          <w:b/>
+          <w:i w:val="0"/>
+          <w:color w:val="000000"/>
+          <w:sz w:val="18"/>
+          <w:highlight w:val="lightGray"/>
+        </w:rPr>
+        <w:t>u</w:t>
+      </w:r>
+      <w:r>
+        <w:rPr>
+          <w:rFonts w:ascii="Arial" w:hAnsi="Arial" w:eastAsia="Arial" w:cs="Arial"/>
+          <w:b/>
+          <w:i w:val="0"/>
+          <w:color w:val="000000"/>
+          <w:sz w:val="18"/>
+          <w:highlight w:val="lightGray"/>
+        </w:rPr>
+        <w:t>r</w:t>
+      </w:r>
+      <w:r>
+        <w:rPr>
+          <w:rFonts w:ascii="Arial" w:hAnsi="Arial" w:eastAsia="Arial" w:cs="Arial"/>
+          <w:b/>
+          <w:i w:val="0"/>
+          <w:color w:val="000000"/>
+          <w:sz w:val="18"/>
+          <w:highlight w:val="lightGray"/>
+        </w:rPr>
+        <w:t>c</w:t>
+      </w:r>
+      <w:r>
+        <w:rPr>
+          <w:rFonts w:ascii="Arial" w:hAnsi="Arial" w:eastAsia="Arial" w:cs="Arial"/>
+          <w:b/>
+          <w:i w:val="0"/>
+          <w:color w:val="000000"/>
+          <w:sz w:val="18"/>
+          <w:highlight w:val="lightGray"/>
+        </w:rPr>
+        <w:t>e</w:t>
+      </w:r>
+      <w:r>
+        <w:rPr>
+          <w:rFonts w:ascii="Arial" w:hAnsi="Arial" w:eastAsia="Arial" w:cs="Arial"/>
+          <w:b/>
+          <w:i w:val="0"/>
+          <w:color w:val="000000"/>
+          <w:sz w:val="18"/>
+          <w:highlight w:val="lightGray"/>
+        </w:rPr>
+        <w:t>:</w:t>
+      </w:r>
+      <w:r>
+        <w:rPr>
+          <w:rFonts w:ascii="Arial" w:hAnsi="Arial" w:eastAsia="Arial" w:cs="Arial"/>
+          <w:b/>
+          <w:i w:val="0"/>
+          <w:color w:val="000000"/>
+          <w:sz w:val="18"/>
+          <w:highlight w:val="lightGray"/>
+        </w:rPr>
+        <w:t xml:space="preserve"> </w:t>
+      </w:r>
+      <w:r>
+        <w:rPr>
+          <w:rFonts w:ascii="Arial" w:hAnsi="Arial" w:eastAsia="Arial" w:cs="Arial"/>
+          <w:b/>
+          <w:i w:val="0"/>
+          <w:color w:val="000000"/>
+          <w:sz w:val="18"/>
+          <w:highlight w:val="lightGray"/>
+        </w:rPr>
+        <w:t>P</w:t>
+      </w:r>
+      <w:r>
+        <w:rPr>
+          <w:rFonts w:ascii="Arial" w:hAnsi="Arial" w:eastAsia="Arial" w:cs="Arial"/>
+          <w:b/>
+          <w:i w:val="0"/>
+          <w:color w:val="000000"/>
+          <w:sz w:val="18"/>
+          <w:highlight w:val="lightGray"/>
+        </w:rPr>
+        <w:t>r</w:t>
+      </w:r>
+      <w:r>
+        <w:rPr>
+          <w:rFonts w:ascii="Arial" w:hAnsi="Arial" w:eastAsia="Arial" w:cs="Arial"/>
+          <w:b/>
+          <w:i w:val="0"/>
+          <w:color w:val="000000"/>
+          <w:sz w:val="18"/>
+          <w:highlight w:val="lightGray"/>
+        </w:rPr>
+        <w:t>o</w:t>
+      </w:r>
+      <w:r>
+        <w:rPr>
+          <w:rFonts w:ascii="Arial" w:hAnsi="Arial" w:eastAsia="Arial" w:cs="Arial"/>
+          <w:b/>
+          <w:i w:val="0"/>
+          <w:color w:val="000000"/>
+          <w:sz w:val="18"/>
+          <w:highlight w:val="lightGray"/>
+        </w:rPr>
+        <w:t>v</w:t>
+      </w:r>
+      <w:r>
+        <w:rPr>
+          <w:rFonts w:ascii="Arial" w:hAnsi="Arial" w:eastAsia="Arial" w:cs="Arial"/>
+          <w:b/>
+          <w:i w:val="0"/>
+          <w:color w:val="000000"/>
+          <w:sz w:val="18"/>
+          <w:highlight w:val="lightGray"/>
+        </w:rPr>
+        <w:t>i</w:t>
+      </w:r>
+      <w:r>
+        <w:rPr>
+          <w:rFonts w:ascii="Arial" w:hAnsi="Arial" w:eastAsia="Arial" w:cs="Arial"/>
+          <w:b/>
+          <w:i w:val="0"/>
+          <w:color w:val="000000"/>
+          <w:sz w:val="18"/>
+          <w:highlight w:val="lightGray"/>
+        </w:rPr>
+        <w:t>d</w:t>
+      </w:r>
+      <w:r>
+        <w:rPr>
+          <w:rFonts w:ascii="Arial" w:hAnsi="Arial" w:eastAsia="Arial" w:cs="Arial"/>
+          <w:b/>
+          <w:i w:val="0"/>
+          <w:color w:val="000000"/>
+          <w:sz w:val="18"/>
+          <w:highlight w:val="lightGray"/>
+        </w:rPr>
+        <w:t>e</w:t>
+      </w:r>
+      <w:r>
+        <w:rPr>
+          <w:rFonts w:ascii="Arial" w:hAnsi="Arial" w:eastAsia="Arial" w:cs="Arial"/>
+          <w:b/>
+          <w:i w:val="0"/>
+          <w:color w:val="000000"/>
+          <w:sz w:val="18"/>
+          <w:highlight w:val="lightGray"/>
+        </w:rPr>
+        <w:t>d</w:t>
+      </w:r>
+      <w:r>
+        <w:rPr>
+          <w:rFonts w:ascii="Arial" w:hAnsi="Arial" w:eastAsia="Arial" w:cs="Arial"/>
+          <w:b/>
+          <w:i w:val="0"/>
+          <w:color w:val="000000"/>
+          <w:sz w:val="18"/>
+          <w:highlight w:val="lightGray"/>
+        </w:rPr>
+        <w:t xml:space="preserve"> </w:t>
+      </w:r>
+      <w:r>
+        <w:rPr>
+          <w:rFonts w:ascii="Arial" w:hAnsi="Arial" w:eastAsia="Arial" w:cs="Arial"/>
+          <w:b/>
+          <w:i w:val="0"/>
+          <w:color w:val="000000"/>
+          <w:sz w:val="18"/>
+          <w:highlight w:val="lightGray"/>
+        </w:rPr>
+        <w:t>b</w:t>
+      </w:r>
+      <w:r>
+        <w:rPr>
+          <w:rFonts w:ascii="Arial" w:hAnsi="Arial" w:eastAsia="Arial" w:cs="Arial"/>
+          <w:b/>
+          <w:i w:val="0"/>
+          <w:color w:val="000000"/>
+          <w:sz w:val="18"/>
+          <w:highlight w:val="lightGray"/>
+        </w:rPr>
+        <w:t>y</w:t>
+      </w:r>
+      <w:r>
+        <w:rPr>
+          <w:rFonts w:ascii="Arial" w:hAnsi="Arial" w:eastAsia="Arial" w:cs="Arial"/>
+          <w:b/>
+          <w:i w:val="0"/>
+          <w:color w:val="000000"/>
+          <w:sz w:val="18"/>
+          <w:highlight w:val="lightGray"/>
+        </w:rPr>
+        <w:t>:</w:t>
+      </w:r>
+      <w:r>
+        <w:rPr>
+          <w:rFonts w:ascii="Arial" w:hAnsi="Arial" w:eastAsia="Arial" w:cs="Arial"/>
+          <w:b/>
+          <w:i w:val="0"/>
+          <w:color w:val="000000"/>
+          <w:sz w:val="18"/>
+          <w:highlight w:val="lightGray"/>
+        </w:rPr>
+        <w:t xml:space="preserve"> </w:t>
+      </w:r>
+      <w:r>
+        <w:rPr>
+          <w:rFonts w:ascii="Arial" w:hAnsi="Arial" w:eastAsia="Arial" w:cs="Arial"/>
+          <w:b/>
+          <w:i w:val="0"/>
+          <w:color w:val="000000"/>
+          <w:sz w:val="18"/>
+          <w:highlight w:val="lightGray"/>
+        </w:rPr>
+        <w:t>[</w:t>
+      </w:r>
+      <w:r>
+        <w:rPr>
+          <w:rFonts w:ascii="Arial" w:hAnsi="Arial" w:eastAsia="Arial" w:cs="Arial"/>
+          <w:b/>
+          <w:i w:val="0"/>
+          <w:color w:val="000000"/>
+          <w:sz w:val="18"/>
+          <w:highlight w:val="lightGray"/>
+        </w:rPr>
+        <w:t>D</w:t>
+      </w:r>
+      <w:r>
+        <w:rPr>
+          <w:rFonts w:ascii="Arial" w:hAnsi="Arial" w:eastAsia="Arial" w:cs="Arial"/>
+          <w:b/>
+          <w:i w:val="0"/>
+          <w:color w:val="000000"/>
+          <w:sz w:val="18"/>
+          <w:highlight w:val="lightGray"/>
+        </w:rPr>
+        <w:t>a</w:t>
+      </w:r>
+      <w:r>
+        <w:rPr>
+          <w:rFonts w:ascii="Arial" w:hAnsi="Arial" w:eastAsia="Arial" w:cs="Arial"/>
+          <w:b/>
+          <w:i w:val="0"/>
+          <w:color w:val="000000"/>
+          <w:sz w:val="18"/>
+          <w:highlight w:val="lightGray"/>
+        </w:rPr>
+        <w:t>t</w:t>
+      </w:r>
+      <w:r>
+        <w:rPr>
+          <w:rFonts w:ascii="Arial" w:hAnsi="Arial" w:eastAsia="Arial" w:cs="Arial"/>
+          <w:b/>
+          <w:i w:val="0"/>
+          <w:color w:val="000000"/>
+          <w:sz w:val="18"/>
+          <w:highlight w:val="lightGray"/>
+        </w:rPr>
+        <w:t>a</w:t>
+      </w:r>
+      <w:r>
+        <w:rPr>
+          <w:rFonts w:ascii="Arial" w:hAnsi="Arial" w:eastAsia="Arial" w:cs="Arial"/>
+          <w:b/>
+          <w:i w:val="0"/>
+          <w:color w:val="000000"/>
+          <w:sz w:val="18"/>
+          <w:highlight w:val="lightGray"/>
+        </w:rPr>
+        <w:t xml:space="preserve"> </w:t>
+      </w:r>
+      <w:r>
+        <w:rPr>
+          <w:rFonts w:ascii="Arial" w:hAnsi="Arial" w:eastAsia="Arial" w:cs="Arial"/>
+          <w:b/>
+          <w:i w:val="0"/>
+          <w:color w:val="000000"/>
+          <w:sz w:val="18"/>
+          <w:highlight w:val="lightGray"/>
+        </w:rPr>
+        <w:t>P</w:t>
+      </w:r>
+      <w:r>
+        <w:rPr>
+          <w:rFonts w:ascii="Arial" w:hAnsi="Arial" w:eastAsia="Arial" w:cs="Arial"/>
+          <w:b/>
+          <w:i w:val="0"/>
+          <w:color w:val="000000"/>
+          <w:sz w:val="18"/>
+          <w:highlight w:val="lightGray"/>
+        </w:rPr>
+        <w:t>a</w:t>
+      </w:r>
+      <w:r>
+        <w:rPr>
+          <w:rFonts w:ascii="Arial" w:hAnsi="Arial" w:eastAsia="Arial" w:cs="Arial"/>
+          <w:b/>
+          <w:i w:val="0"/>
+          <w:color w:val="000000"/>
+          <w:sz w:val="18"/>
+          <w:highlight w:val="lightGray"/>
+        </w:rPr>
+        <w:t>t</w:t>
+      </w:r>
+      <w:r>
+        <w:rPr>
+          <w:rFonts w:ascii="Arial" w:hAnsi="Arial" w:eastAsia="Arial" w:cs="Arial"/>
+          <w:b/>
+          <w:i w:val="0"/>
+          <w:color w:val="000000"/>
+          <w:sz w:val="18"/>
+          <w:highlight w:val="lightGray"/>
+        </w:rPr>
+        <w:t>h</w:t>
+      </w:r>
+      <w:r>
+        <w:rPr>
+          <w:rFonts w:ascii="Arial" w:hAnsi="Arial" w:eastAsia="Arial" w:cs="Arial"/>
+          <w:b w:val="0"/>
+          <w:i w:val="0"/>
+          <w:color w:val="000000"/>
+          <w:sz w:val="18"/>
+          <w:highlight w:val="lightGray"/>
+        </w:rPr>
+        <w:t>:</w:t>
+      </w:r>
+      <w:r>
+        <w:rPr>
+          <w:rFonts w:ascii="Arial" w:hAnsi="Arial" w:eastAsia="Arial" w:cs="Arial"/>
+          <w:b w:val="0"/>
+          <w:i w:val="0"/>
+          <w:color w:val="000000"/>
+          <w:sz w:val="18"/>
+          <w:highlight w:val="lightGray"/>
+        </w:rPr>
+        <w:t xml:space="preserve"> </w:t>
+      </w:r>
+      <w:r>
+        <w:rPr>
+          <w:rFonts w:ascii="Arial" w:hAnsi="Arial" w:eastAsia="Arial" w:cs="Arial"/>
+          <w:b w:val="0"/>
+          <w:i w:val="0"/>
+          <w:color w:val="000000"/>
+          <w:sz w:val="18"/>
+          <w:highlight w:val="lightGray"/>
+        </w:rPr>
+        <w:t>P</w:t>
+      </w:r>
+      <w:r>
+        <w:rPr>
+          <w:rFonts w:ascii="Arial" w:hAnsi="Arial" w:eastAsia="Arial" w:cs="Arial"/>
+          <w:b w:val="0"/>
+          <w:i w:val="0"/>
+          <w:color w:val="000000"/>
+          <w:sz w:val="18"/>
+          <w:highlight w:val="lightGray"/>
+        </w:rPr>
+        <w:t>e</w:t>
+      </w:r>
+      <w:r>
+        <w:rPr>
+          <w:rFonts w:ascii="Arial" w:hAnsi="Arial" w:eastAsia="Arial" w:cs="Arial"/>
+          <w:b w:val="0"/>
+          <w:i w:val="0"/>
+          <w:color w:val="000000"/>
+          <w:sz w:val="18"/>
+          <w:highlight w:val="lightGray"/>
+        </w:rPr>
+        <w:t>r</w:t>
+      </w:r>
+      <w:r>
+        <w:rPr>
+          <w:rFonts w:ascii="Arial" w:hAnsi="Arial" w:eastAsia="Arial" w:cs="Arial"/>
+          <w:b w:val="0"/>
+          <w:i w:val="0"/>
+          <w:color w:val="000000"/>
+          <w:sz w:val="18"/>
+          <w:highlight w:val="lightGray"/>
+        </w:rPr>
+        <w:t>s</w:t>
+      </w:r>
+      <w:r>
+        <w:rPr>
+          <w:rFonts w:ascii="Arial" w:hAnsi="Arial" w:eastAsia="Arial" w:cs="Arial"/>
+          <w:b w:val="0"/>
+          <w:i w:val="0"/>
+          <w:color w:val="000000"/>
+          <w:sz w:val="18"/>
+          <w:highlight w:val="lightGray"/>
+        </w:rPr>
+        <w:t>o</w:t>
+      </w:r>
+      <w:r>
+        <w:rPr>
+          <w:rFonts w:ascii="Arial" w:hAnsi="Arial" w:eastAsia="Arial" w:cs="Arial"/>
+          <w:b w:val="0"/>
+          <w:i w:val="0"/>
+          <w:color w:val="000000"/>
+          <w:sz w:val="18"/>
+          <w:highlight w:val="lightGray"/>
+        </w:rPr>
+        <w:t>n</w:t>
+      </w:r>
+      <w:r>
+        <w:rPr>
+          <w:rFonts w:ascii="Arial" w:hAnsi="Arial" w:eastAsia="Arial" w:cs="Arial"/>
+          <w:b w:val="0"/>
+          <w:i w:val="0"/>
+          <w:color w:val="000000"/>
+          <w:sz w:val="18"/>
+          <w:highlight w:val="lightGray"/>
+        </w:rPr>
+        <w:t>s</w:t>
+      </w:r>
+      <w:r>
+        <w:rPr>
+          <w:rFonts w:ascii="Arial" w:hAnsi="Arial" w:eastAsia="Arial" w:cs="Arial"/>
+          <w:b w:val="0"/>
+          <w:i w:val="0"/>
+          <w:color w:val="000000"/>
+          <w:sz w:val="18"/>
+          <w:highlight w:val="lightGray"/>
+        </w:rPr>
+        <w:t xml:space="preserve"> </w:t>
+      </w:r>
+      <w:r>
+        <w:rPr>
+          <w:rFonts w:ascii="Arial" w:hAnsi="Arial" w:eastAsia="Arial" w:cs="Arial"/>
+          <w:b w:val="0"/>
+          <w:i w:val="0"/>
+          <w:color w:val="000000"/>
+          <w:sz w:val="18"/>
+          <w:highlight w:val="lightGray"/>
+        </w:rPr>
+        <w:t>T</w:t>
+      </w:r>
+      <w:r>
+        <w:rPr>
+          <w:rFonts w:ascii="Arial" w:hAnsi="Arial" w:eastAsia="Arial" w:cs="Arial"/>
+          <w:b w:val="0"/>
+          <w:i w:val="0"/>
+          <w:color w:val="000000"/>
+          <w:sz w:val="18"/>
+          <w:highlight w:val="lightGray"/>
+        </w:rPr>
+        <w:t>a</w:t>
+      </w:r>
+      <w:r>
+        <w:rPr>
+          <w:rFonts w:ascii="Arial" w:hAnsi="Arial" w:eastAsia="Arial" w:cs="Arial"/>
+          <w:b w:val="0"/>
+          <w:i w:val="0"/>
+          <w:color w:val="000000"/>
+          <w:sz w:val="18"/>
+          <w:highlight w:val="lightGray"/>
+        </w:rPr>
+        <w:t>b</w:t>
+      </w:r>
+      <w:r>
+        <w:rPr>
+          <w:rFonts w:ascii="Arial" w:hAnsi="Arial" w:eastAsia="Arial" w:cs="Arial"/>
+          <w:b w:val="0"/>
+          <w:i w:val="0"/>
+          <w:color w:val="000000"/>
+          <w:sz w:val="18"/>
+          <w:highlight w:val="lightGray"/>
+        </w:rPr>
+        <w:t>l</w:t>
+      </w:r>
+      <w:r>
+        <w:rPr>
+          <w:rFonts w:ascii="Arial" w:hAnsi="Arial" w:eastAsia="Arial" w:cs="Arial"/>
+          <w:b w:val="0"/>
+          <w:i w:val="0"/>
+          <w:color w:val="000000"/>
+          <w:sz w:val="18"/>
+          <w:highlight w:val="lightGray"/>
+        </w:rPr>
+        <w:t>e</w:t>
+      </w:r>
+      <w:r>
+        <w:rPr>
+          <w:rFonts w:ascii="Arial" w:hAnsi="Arial" w:eastAsia="Arial" w:cs="Arial"/>
+          <w:b w:val="0"/>
+          <w:i w:val="0"/>
+          <w:color w:val="000000"/>
+          <w:sz w:val="18"/>
+          <w:highlight w:val="lightGray"/>
+        </w:rPr>
+        <w:t xml:space="preserve"> </w:t>
+      </w:r>
+      <w:r>
+        <w:rPr>
+          <w:rFonts w:ascii="Arial" w:hAnsi="Arial" w:eastAsia="Arial" w:cs="Arial"/>
+          <w:b w:val="0"/>
+          <w:i w:val="0"/>
+          <w:color w:val="000000"/>
+          <w:sz w:val="18"/>
+          <w:highlight w:val="lightGray"/>
+        </w:rPr>
+        <w:t>-</w:t>
+      </w:r>
+      <w:r>
+        <w:rPr>
+          <w:rFonts w:ascii="Arial" w:hAnsi="Arial" w:eastAsia="Arial" w:cs="Arial"/>
+          <w:b w:val="0"/>
+          <w:i w:val="0"/>
+          <w:color w:val="000000"/>
+          <w:sz w:val="18"/>
+          <w:highlight w:val="lightGray"/>
+        </w:rPr>
+        <w:t>&gt;</w:t>
+      </w:r>
+      <w:r>
+        <w:rPr>
+          <w:rFonts w:ascii="Arial" w:hAnsi="Arial" w:eastAsia="Arial" w:cs="Arial"/>
+          <w:b w:val="0"/>
+          <w:i w:val="0"/>
+          <w:color w:val="000000"/>
+          <w:sz w:val="18"/>
+          <w:highlight w:val="lightGray"/>
+        </w:rPr>
+        <w:t xml:space="preserve"> </w:t>
+      </w:r>
+      <w:r>
+        <w:rPr>
+          <w:rFonts w:ascii="Arial" w:hAnsi="Arial" w:eastAsia="Arial" w:cs="Arial"/>
+          <w:b w:val="0"/>
+          <w:i w:val="0"/>
+          <w:color w:val="000000"/>
+          <w:sz w:val="18"/>
+          <w:highlight w:val="lightGray"/>
+        </w:rPr>
+        <w:t>I</w:t>
+      </w:r>
+      <w:r>
+        <w:rPr>
+          <w:rFonts w:ascii="Arial" w:hAnsi="Arial" w:eastAsia="Arial" w:cs="Arial"/>
+          <w:b w:val="0"/>
+          <w:i w:val="0"/>
+          <w:color w:val="000000"/>
+          <w:sz w:val="18"/>
+          <w:highlight w:val="lightGray"/>
+        </w:rPr>
+        <w:t>D</w:t>
+      </w:r>
+      <w:r>
+        <w:rPr>
+          <w:rFonts w:ascii="Arial" w:hAnsi="Arial" w:eastAsia="Arial" w:cs="Arial"/>
+          <w:b w:val="0"/>
+          <w:i w:val="0"/>
+          <w:color w:val="000000"/>
+          <w:sz w:val="18"/>
+          <w:highlight w:val="lightGray"/>
+        </w:rPr>
+        <w:t xml:space="preserve"> </w:t>
+      </w:r>
+      <w:r>
+        <w:rPr>
+          <w:rFonts w:ascii="Arial" w:hAnsi="Arial" w:eastAsia="Arial" w:cs="Arial"/>
+          <w:b w:val="0"/>
+          <w:i w:val="0"/>
+          <w:color w:val="000000"/>
+          <w:sz w:val="18"/>
+          <w:highlight w:val="lightGray"/>
+        </w:rPr>
+        <w:t>C</w:t>
+      </w:r>
+      <w:r>
+        <w:rPr>
+          <w:rFonts w:ascii="Arial" w:hAnsi="Arial" w:eastAsia="Arial" w:cs="Arial"/>
+          <w:b w:val="0"/>
+          <w:i w:val="0"/>
+          <w:color w:val="000000"/>
+          <w:sz w:val="18"/>
+          <w:highlight w:val="lightGray"/>
+        </w:rPr>
+        <w:t>o</w:t>
+      </w:r>
+      <w:r>
+        <w:rPr>
+          <w:rFonts w:ascii="Arial" w:hAnsi="Arial" w:eastAsia="Arial" w:cs="Arial"/>
+          <w:b w:val="0"/>
+          <w:i w:val="0"/>
+          <w:color w:val="000000"/>
+          <w:sz w:val="18"/>
+          <w:highlight w:val="lightGray"/>
+        </w:rPr>
+        <w:t>l</w:t>
+      </w:r>
+      <w:r>
+        <w:rPr>
+          <w:rFonts w:ascii="Arial" w:hAnsi="Arial" w:eastAsia="Arial" w:cs="Arial"/>
+          <w:b w:val="0"/>
+          <w:i w:val="0"/>
+          <w:color w:val="000000"/>
+          <w:sz w:val="18"/>
+          <w:highlight w:val="lightGray"/>
+        </w:rPr>
+        <w:t>u</w:t>
+      </w:r>
+      <w:r>
+        <w:rPr>
+          <w:rFonts w:ascii="Arial" w:hAnsi="Arial" w:eastAsia="Arial" w:cs="Arial"/>
+          <w:b w:val="0"/>
+          <w:i w:val="0"/>
+          <w:color w:val="000000"/>
+          <w:sz w:val="18"/>
+          <w:highlight w:val="lightGray"/>
+        </w:rPr>
+        <w:t>m</w:t>
+      </w:r>
+      <w:r>
+        <w:rPr>
+          <w:rFonts w:ascii="Arial" w:hAnsi="Arial" w:eastAsia="Arial" w:cs="Arial"/>
+          <w:b w:val="0"/>
+          <w:i w:val="0"/>
+          <w:color w:val="000000"/>
+          <w:sz w:val="18"/>
+          <w:highlight w:val="lightGray"/>
+        </w:rPr>
+        <w:t>n</w:t>
+      </w:r>
+      <w:r>
+        <w:rPr>
+          <w:rFonts w:ascii="Arial" w:hAnsi="Arial" w:eastAsia="Arial" w:cs="Arial"/>
+          <w:b w:val="0"/>
+          <w:i w:val="0"/>
+          <w:color w:val="000000"/>
+          <w:sz w:val="18"/>
+          <w:highlight w:val="lightGray"/>
+        </w:rPr>
+        <w:t>:</w:t>
+      </w:r>
+      <w:r>
+        <w:rPr>
+          <w:rFonts w:ascii="Arial" w:hAnsi="Arial" w:eastAsia="Arial" w:cs="Arial"/>
+          <w:b w:val="0"/>
+          <w:i w:val="0"/>
+          <w:color w:val="000000"/>
+          <w:sz w:val="18"/>
+          <w:highlight w:val="lightGray"/>
+        </w:rPr>
+        <w:t xml:space="preserve"> </w:t>
+      </w:r>
+      <w:r>
+        <w:rPr>
+          <w:rFonts w:ascii="Arial" w:hAnsi="Arial" w:eastAsia="Arial" w:cs="Arial"/>
+          <w:b w:val="0"/>
+          <w:i w:val="0"/>
+          <w:color w:val="000000"/>
+          <w:sz w:val="18"/>
+          <w:highlight w:val="lightGray"/>
+        </w:rPr>
+        <w:t>1</w:t>
+      </w:r>
+      <w:r>
+        <w:rPr>
+          <w:rFonts w:ascii="Arial" w:hAnsi="Arial" w:eastAsia="Arial" w:cs="Arial"/>
+          <w:b w:val="0"/>
+          <w:i w:val="0"/>
+          <w:color w:val="000000"/>
+          <w:sz w:val="18"/>
+          <w:highlight w:val="lightGray"/>
+        </w:rPr>
+        <w:t>,</w:t>
+      </w:r>
+      <w:r>
+        <w:rPr>
+          <w:rFonts w:ascii="Arial" w:hAnsi="Arial" w:eastAsia="Arial" w:cs="Arial"/>
+          <w:b w:val="0"/>
+          <w:i w:val="0"/>
+          <w:color w:val="000000"/>
+          <w:sz w:val="18"/>
+          <w:highlight w:val="lightGray"/>
+        </w:rPr>
+        <w:t xml:space="preserve"> </w:t>
+      </w:r>
+      <w:r>
+        <w:rPr>
+          <w:rFonts w:ascii="Arial" w:hAnsi="Arial" w:eastAsia="Arial" w:cs="Arial"/>
+          <w:b w:val="0"/>
+          <w:i w:val="0"/>
+          <w:color w:val="000000"/>
+          <w:sz w:val="18"/>
+          <w:highlight w:val="lightGray"/>
+        </w:rPr>
+        <w:t>N</w:t>
+      </w:r>
+      <w:r>
+        <w:rPr>
+          <w:rFonts w:ascii="Arial" w:hAnsi="Arial" w:eastAsia="Arial" w:cs="Arial"/>
+          <w:b w:val="0"/>
+          <w:i w:val="0"/>
+          <w:color w:val="000000"/>
+          <w:sz w:val="18"/>
+          <w:highlight w:val="lightGray"/>
+        </w:rPr>
+        <w:t>a</w:t>
+      </w:r>
+      <w:r>
+        <w:rPr>
+          <w:rFonts w:ascii="Arial" w:hAnsi="Arial" w:eastAsia="Arial" w:cs="Arial"/>
+          <w:b w:val="0"/>
+          <w:i w:val="0"/>
+          <w:color w:val="000000"/>
+          <w:sz w:val="18"/>
+          <w:highlight w:val="lightGray"/>
+        </w:rPr>
+        <w:t>m</w:t>
+      </w:r>
+      <w:r>
+        <w:rPr>
+          <w:rFonts w:ascii="Arial" w:hAnsi="Arial" w:eastAsia="Arial" w:cs="Arial"/>
+          <w:b w:val="0"/>
+          <w:i w:val="0"/>
+          <w:color w:val="000000"/>
+          <w:sz w:val="18"/>
+          <w:highlight w:val="lightGray"/>
+        </w:rPr>
+        <w:t>e</w:t>
+      </w:r>
+      <w:r>
+        <w:rPr>
+          <w:rFonts w:ascii="Arial" w:hAnsi="Arial" w:eastAsia="Arial" w:cs="Arial"/>
+          <w:b w:val="0"/>
+          <w:i w:val="0"/>
+          <w:color w:val="000000"/>
+          <w:sz w:val="18"/>
+          <w:highlight w:val="lightGray"/>
+        </w:rPr>
+        <w:t>_</w:t>
+      </w:r>
+      <w:r>
+        <w:rPr>
+          <w:rFonts w:ascii="Arial" w:hAnsi="Arial" w:eastAsia="Arial" w:cs="Arial"/>
+          <w:b w:val="0"/>
+          <w:i w:val="0"/>
+          <w:color w:val="000000"/>
+          <w:sz w:val="18"/>
+          <w:highlight w:val="lightGray"/>
+        </w:rPr>
+        <w:t>E</w:t>
+      </w:r>
+      <w:r>
+        <w:rPr>
+          <w:rFonts w:ascii="Arial" w:hAnsi="Arial" w:eastAsia="Arial" w:cs="Arial"/>
+          <w:b w:val="0"/>
+          <w:i w:val="0"/>
+          <w:color w:val="000000"/>
+          <w:sz w:val="18"/>
+          <w:highlight w:val="lightGray"/>
+        </w:rPr>
+        <w:t>n</w:t>
+      </w:r>
+      <w:r>
+        <w:rPr>
+          <w:rFonts w:ascii="Arial" w:hAnsi="Arial" w:eastAsia="Arial" w:cs="Arial"/>
+          <w:b w:val="0"/>
+          <w:i w:val="0"/>
+          <w:color w:val="000000"/>
+          <w:sz w:val="18"/>
+          <w:highlight w:val="lightGray"/>
+        </w:rPr>
+        <w:t xml:space="preserve"> </w:t>
+      </w:r>
+      <w:r>
+        <w:rPr>
+          <w:rFonts w:ascii="Arial" w:hAnsi="Arial" w:eastAsia="Arial" w:cs="Arial"/>
+          <w:b w:val="0"/>
+          <w:i w:val="0"/>
+          <w:color w:val="000000"/>
+          <w:sz w:val="18"/>
+          <w:highlight w:val="lightGray"/>
+        </w:rPr>
+        <w:t>C</w:t>
+      </w:r>
+      <w:r>
+        <w:rPr>
+          <w:rFonts w:ascii="Arial" w:hAnsi="Arial" w:eastAsia="Arial" w:cs="Arial"/>
+          <w:b w:val="0"/>
+          <w:i w:val="0"/>
+          <w:color w:val="000000"/>
+          <w:sz w:val="18"/>
+          <w:highlight w:val="lightGray"/>
+        </w:rPr>
+        <w:t>o</w:t>
+      </w:r>
+      <w:r>
+        <w:rPr>
+          <w:rFonts w:ascii="Arial" w:hAnsi="Arial" w:eastAsia="Arial" w:cs="Arial"/>
+          <w:b w:val="0"/>
+          <w:i w:val="0"/>
+          <w:color w:val="000000"/>
+          <w:sz w:val="18"/>
+          <w:highlight w:val="lightGray"/>
+        </w:rPr>
+        <w:t>l</w:t>
+      </w:r>
+      <w:r>
+        <w:rPr>
+          <w:rFonts w:ascii="Arial" w:hAnsi="Arial" w:eastAsia="Arial" w:cs="Arial"/>
+          <w:b w:val="0"/>
+          <w:i w:val="0"/>
+          <w:color w:val="000000"/>
+          <w:sz w:val="18"/>
+          <w:highlight w:val="lightGray"/>
+        </w:rPr>
+        <w:t>u</w:t>
+      </w:r>
+      <w:r>
+        <w:rPr>
+          <w:rFonts w:ascii="Arial" w:hAnsi="Arial" w:eastAsia="Arial" w:cs="Arial"/>
+          <w:b w:val="0"/>
+          <w:i w:val="0"/>
+          <w:color w:val="000000"/>
+          <w:sz w:val="18"/>
+          <w:highlight w:val="lightGray"/>
+        </w:rPr>
+        <w:t>m</w:t>
+      </w:r>
+      <w:r>
+        <w:rPr>
+          <w:rFonts w:ascii="Arial" w:hAnsi="Arial" w:eastAsia="Arial" w:cs="Arial"/>
+          <w:b w:val="0"/>
+          <w:i w:val="0"/>
+          <w:color w:val="000000"/>
+          <w:sz w:val="18"/>
+          <w:highlight w:val="lightGray"/>
+        </w:rPr>
+        <w:t>n</w:t>
+      </w:r>
+      <w:r>
+        <w:rPr>
+          <w:rFonts w:ascii="Arial" w:hAnsi="Arial" w:eastAsia="Arial" w:cs="Arial"/>
+          <w:b w:val="0"/>
+          <w:i w:val="0"/>
+          <w:color w:val="000000"/>
+          <w:sz w:val="18"/>
+          <w:highlight w:val="lightGray"/>
+        </w:rPr>
+        <w:t>:</w:t>
+      </w:r>
+      <w:r>
+        <w:rPr>
+          <w:rFonts w:ascii="Arial" w:hAnsi="Arial" w:eastAsia="Arial" w:cs="Arial"/>
+          <w:b w:val="0"/>
+          <w:i w:val="0"/>
+          <w:color w:val="000000"/>
+          <w:sz w:val="18"/>
+          <w:highlight w:val="lightGray"/>
+        </w:rPr>
+        <w:t xml:space="preserve"> </w:t>
+      </w:r>
+      <w:r>
+        <w:rPr>
+          <w:rFonts w:ascii="Arial" w:hAnsi="Arial" w:eastAsia="Arial" w:cs="Arial"/>
+          <w:b w:val="0"/>
+          <w:i w:val="0"/>
+          <w:color w:val="000000"/>
+          <w:sz w:val="18"/>
+          <w:highlight w:val="lightGray"/>
+        </w:rPr>
+        <w:t>M</w:t>
+      </w:r>
+      <w:r>
+        <w:rPr>
+          <w:rFonts w:ascii="Arial" w:hAnsi="Arial" w:eastAsia="Arial" w:cs="Arial"/>
+          <w:b w:val="0"/>
+          <w:i w:val="0"/>
+          <w:color w:val="000000"/>
+          <w:sz w:val="18"/>
+          <w:highlight w:val="lightGray"/>
+        </w:rPr>
+        <w:t>o</w:t>
+      </w:r>
+      <w:r>
+        <w:rPr>
+          <w:rFonts w:ascii="Arial" w:hAnsi="Arial" w:eastAsia="Arial" w:cs="Arial"/>
+          <w:b w:val="0"/>
+          <w:i w:val="0"/>
+          <w:color w:val="000000"/>
+          <w:sz w:val="18"/>
+          <w:highlight w:val="lightGray"/>
+        </w:rPr>
+        <w:t>t</w:t>
+      </w:r>
+      <w:r>
+        <w:rPr>
+          <w:rFonts w:ascii="Arial" w:hAnsi="Arial" w:eastAsia="Arial" w:cs="Arial"/>
+          <w:b w:val="0"/>
+          <w:i w:val="0"/>
+          <w:color w:val="000000"/>
+          <w:sz w:val="18"/>
+          <w:highlight w:val="lightGray"/>
+        </w:rPr>
+        <w:t>a</w:t>
+      </w:r>
+      <w:r>
+        <w:rPr>
+          <w:rFonts w:ascii="Arial" w:hAnsi="Arial" w:eastAsia="Arial" w:cs="Arial"/>
+          <w:b w:val="0"/>
+          <w:i w:val="0"/>
+          <w:color w:val="000000"/>
+          <w:sz w:val="18"/>
+          <w:highlight w:val="lightGray"/>
+        </w:rPr>
+        <w:t>s</w:t>
+      </w:r>
+      <w:r>
+        <w:rPr>
+          <w:rFonts w:ascii="Arial" w:hAnsi="Arial" w:eastAsia="Arial" w:cs="Arial"/>
+          <w:b w:val="0"/>
+          <w:i w:val="0"/>
+          <w:color w:val="000000"/>
+          <w:sz w:val="18"/>
+          <w:highlight w:val="lightGray"/>
+        </w:rPr>
+        <w:t>e</w:t>
+      </w:r>
+      <w:r>
+        <w:rPr>
+          <w:rFonts w:ascii="Arial" w:hAnsi="Arial" w:eastAsia="Arial" w:cs="Arial"/>
+          <w:b w:val="0"/>
+          <w:i w:val="0"/>
+          <w:color w:val="000000"/>
+          <w:sz w:val="18"/>
+          <w:highlight w:val="lightGray"/>
+        </w:rPr>
+        <w:t>m</w:t>
+      </w:r>
+      <w:r>
+        <w:rPr>
+          <w:rFonts w:ascii="Arial" w:hAnsi="Arial" w:eastAsia="Arial" w:cs="Arial"/>
+          <w:b w:val="0"/>
+          <w:i w:val="0"/>
+          <w:color w:val="000000"/>
+          <w:sz w:val="18"/>
+          <w:highlight w:val="lightGray"/>
+        </w:rPr>
+        <w:t xml:space="preserve"> </w:t>
+      </w:r>
+      <w:r>
+        <w:rPr>
+          <w:rFonts w:ascii="Arial" w:hAnsi="Arial" w:eastAsia="Arial" w:cs="Arial"/>
+          <w:b w:val="0"/>
+          <w:i w:val="0"/>
+          <w:color w:val="000000"/>
+          <w:sz w:val="18"/>
+          <w:highlight w:val="lightGray"/>
+        </w:rPr>
+        <w:t>E</w:t>
+      </w:r>
+      <w:r>
+        <w:rPr>
+          <w:rFonts w:ascii="Arial" w:hAnsi="Arial" w:eastAsia="Arial" w:cs="Arial"/>
+          <w:b w:val="0"/>
+          <w:i w:val="0"/>
+          <w:color w:val="000000"/>
+          <w:sz w:val="18"/>
+          <w:highlight w:val="lightGray"/>
+        </w:rPr>
+        <w:t>s</w:t>
+      </w:r>
+      <w:r>
+        <w:rPr>
+          <w:rFonts w:ascii="Arial" w:hAnsi="Arial" w:eastAsia="Arial" w:cs="Arial"/>
+          <w:b w:val="0"/>
+          <w:i w:val="0"/>
+          <w:color w:val="000000"/>
+          <w:sz w:val="18"/>
+          <w:highlight w:val="lightGray"/>
+        </w:rPr>
+        <w:t>s</w:t>
+      </w:r>
+      <w:r>
+        <w:rPr>
+          <w:rFonts w:ascii="Arial" w:hAnsi="Arial" w:eastAsia="Arial" w:cs="Arial"/>
+          <w:b w:val="0"/>
+          <w:i w:val="0"/>
+          <w:color w:val="000000"/>
+          <w:sz w:val="18"/>
+          <w:highlight w:val="lightGray"/>
+        </w:rPr>
+        <w:t>a</w:t>
+      </w:r>
+      <w:r>
+        <w:rPr>
+          <w:rFonts w:ascii="Arial" w:hAnsi="Arial" w:eastAsia="Arial" w:cs="Arial"/>
+          <w:b w:val="0"/>
+          <w:i w:val="0"/>
+          <w:color w:val="000000"/>
+          <w:sz w:val="18"/>
+          <w:highlight w:val="lightGray"/>
+        </w:rPr>
+        <w:t>m</w:t>
+      </w:r>
+      <w:r>
+        <w:rPr>
+          <w:rFonts w:ascii="Arial" w:hAnsi="Arial" w:eastAsia="Arial" w:cs="Arial"/>
+          <w:b w:val="0"/>
+          <w:i w:val="0"/>
+          <w:color w:val="000000"/>
+          <w:sz w:val="18"/>
+          <w:highlight w:val="lightGray"/>
+        </w:rPr>
+        <w:t>]</w:t>
+      </w:r>
+      <w:r>
+        <w:rPr>
+          <w:rFonts w:ascii="Arial" w:hAnsi="Arial" w:eastAsia="Arial" w:cs="Arial"/>
+          <w:b w:val="0"/>
+          <w:i w:val="0"/>
+          <w:color w:val="000000"/>
+          <w:sz w:val="18"/>
+          <w:highlight w:val="lightGray"/>
+        </w:rPr>
+        <w:t xml:space="preserve"> </w:t>
+      </w:r>
+      <w:r>
+        <w:rPr>
+          <w:rFonts w:ascii="Arial" w:hAnsi="Arial" w:eastAsia="Arial" w:cs="Arial"/>
+          <w:b w:val="0"/>
+          <w:i w:val="0"/>
+          <w:color w:val="000000"/>
+          <w:sz w:val="18"/>
+          <w:highlight w:val="lightGray"/>
+        </w:rPr>
+        <w:t>-</w:t>
+      </w:r>
+      <w:r>
+        <w:rPr>
+          <w:rFonts w:ascii="Arial" w:hAnsi="Arial" w:eastAsia="Arial" w:cs="Arial"/>
+          <w:b w:val="0"/>
+          <w:i w:val="0"/>
+          <w:color w:val="000000"/>
+          <w:sz w:val="18"/>
+          <w:highlight w:val="lightGray"/>
+        </w:rPr>
+        <w:t>&gt;</w:t>
+      </w:r>
+      <w:r>
+        <w:rPr>
+          <w:rFonts w:ascii="Arial" w:hAnsi="Arial" w:eastAsia="Arial" w:cs="Arial"/>
+          <w:b w:val="0"/>
+          <w:i w:val="0"/>
+          <w:color w:val="000000"/>
+          <w:sz w:val="18"/>
+          <w:highlight w:val="lightGray"/>
+        </w:rPr>
+        <w:t xml:space="preserve"> </w:t>
+      </w:r>
+      <w:r>
+        <w:rPr>
+          <w:rFonts w:ascii="Arial" w:hAnsi="Arial" w:eastAsia="Arial" w:cs="Arial"/>
+          <w:b/>
+          <w:i w:val="0"/>
+          <w:color w:val="000000"/>
+          <w:sz w:val="18"/>
+          <w:highlight w:val="lightGray"/>
+        </w:rPr>
+        <w:t>F</w:t>
+      </w:r>
+      <w:r>
+        <w:rPr>
+          <w:rFonts w:ascii="Arial" w:hAnsi="Arial" w:eastAsia="Arial" w:cs="Arial"/>
+          <w:b/>
+          <w:i w:val="0"/>
+          <w:color w:val="000000"/>
+          <w:sz w:val="18"/>
+          <w:highlight w:val="lightGray"/>
+        </w:rPr>
+        <w:t>r</w:t>
+      </w:r>
+      <w:r>
+        <w:rPr>
+          <w:rFonts w:ascii="Arial" w:hAnsi="Arial" w:eastAsia="Arial" w:cs="Arial"/>
+          <w:b/>
+          <w:i w:val="0"/>
+          <w:color w:val="000000"/>
+          <w:sz w:val="18"/>
+          <w:highlight w:val="lightGray"/>
+        </w:rPr>
+        <w:t>o</w:t>
+      </w:r>
+      <w:r>
+        <w:rPr>
+          <w:rFonts w:ascii="Arial" w:hAnsi="Arial" w:eastAsia="Arial" w:cs="Arial"/>
+          <w:b/>
+          <w:i w:val="0"/>
+          <w:color w:val="000000"/>
+          <w:sz w:val="18"/>
+          <w:highlight w:val="lightGray"/>
+        </w:rPr>
+        <w:t>m</w:t>
+      </w:r>
+      <w:r>
+        <w:rPr>
+          <w:rFonts w:ascii="Arial" w:hAnsi="Arial" w:eastAsia="Arial" w:cs="Arial"/>
+          <w:b/>
+          <w:i w:val="0"/>
+          <w:color w:val="000000"/>
+          <w:sz w:val="18"/>
+          <w:highlight w:val="lightGray"/>
+        </w:rPr>
+        <w:t>:</w:t>
+      </w:r>
+      <w:r>
+        <w:rPr>
+          <w:rFonts w:ascii="Arial" w:hAnsi="Arial" w:eastAsia="Arial" w:cs="Arial"/>
+          <w:b w:val="0"/>
+          <w:i w:val="0"/>
+          <w:color w:val="000000"/>
+          <w:sz w:val="18"/>
+          <w:highlight w:val="lightGray"/>
+        </w:rPr>
+        <w:t xml:space="preserve"> </w:t>
+      </w:r>
+      <w:r>
+        <w:rPr>
+          <w:rFonts w:ascii="Arial" w:hAnsi="Arial" w:eastAsia="Arial" w:cs="Arial"/>
+          <w:b w:val="0"/>
+          <w:i w:val="0"/>
+          <w:color w:val="000000"/>
+          <w:sz w:val="18"/>
+          <w:highlight w:val="lightGray"/>
+        </w:rPr>
+        <w:t>[</w:t>
+      </w:r>
+      <w:r>
+        <w:rPr>
+          <w:rFonts w:ascii="Arial" w:hAnsi="Arial" w:eastAsia="Arial" w:cs="Arial"/>
+          <w:b w:val="0"/>
+          <w:i w:val="0"/>
+          <w:color w:val="000000"/>
+          <w:sz w:val="18"/>
+          <w:highlight w:val="lightGray"/>
+        </w:rPr>
+        <w:t>C</w:t>
+      </w:r>
+      <w:r>
+        <w:rPr>
+          <w:rFonts w:ascii="Arial" w:hAnsi="Arial" w:eastAsia="Arial" w:cs="Arial"/>
+          <w:b w:val="0"/>
+          <w:i w:val="0"/>
+          <w:color w:val="000000"/>
+          <w:sz w:val="18"/>
+          <w:highlight w:val="lightGray"/>
+        </w:rPr>
+        <w:t>h</w:t>
+      </w:r>
+      <w:r>
+        <w:rPr>
+          <w:rFonts w:ascii="Arial" w:hAnsi="Arial" w:eastAsia="Arial" w:cs="Arial"/>
+          <w:b w:val="0"/>
+          <w:i w:val="0"/>
+          <w:color w:val="000000"/>
+          <w:sz w:val="18"/>
+          <w:highlight w:val="lightGray"/>
+        </w:rPr>
+        <w:t>a</w:t>
+      </w:r>
+      <w:r>
+        <w:rPr>
+          <w:rFonts w:ascii="Arial" w:hAnsi="Arial" w:eastAsia="Arial" w:cs="Arial"/>
+          <w:b w:val="0"/>
+          <w:i w:val="0"/>
+          <w:color w:val="000000"/>
+          <w:sz w:val="18"/>
+          <w:highlight w:val="lightGray"/>
+        </w:rPr>
+        <w:t>t</w:t>
+      </w:r>
+      <w:r>
+        <w:rPr>
+          <w:rFonts w:ascii="Arial" w:hAnsi="Arial" w:eastAsia="Arial" w:cs="Arial"/>
+          <w:b w:val="0"/>
+          <w:i w:val="0"/>
+          <w:color w:val="000000"/>
+          <w:sz w:val="18"/>
+          <w:highlight w:val="lightGray"/>
+        </w:rPr>
+        <w:t>g</w:t>
+      </w:r>
+      <w:r>
+        <w:rPr>
+          <w:rFonts w:ascii="Arial" w:hAnsi="Arial" w:eastAsia="Arial" w:cs="Arial"/>
+          <w:b w:val="0"/>
+          <w:i w:val="0"/>
+          <w:color w:val="000000"/>
+          <w:sz w:val="18"/>
+          <w:highlight w:val="lightGray"/>
+        </w:rPr>
+        <w:t>p</w:t>
+      </w:r>
+      <w:r>
+        <w:rPr>
+          <w:rFonts w:ascii="Arial" w:hAnsi="Arial" w:eastAsia="Arial" w:cs="Arial"/>
+          <w:b w:val="0"/>
+          <w:i w:val="0"/>
+          <w:color w:val="000000"/>
+          <w:sz w:val="18"/>
+          <w:highlight w:val="lightGray"/>
+        </w:rPr>
+        <w:t>t</w:t>
+      </w:r>
+      <w:r>
+        <w:rPr>
+          <w:rFonts w:ascii="Arial" w:hAnsi="Arial" w:eastAsia="Arial" w:cs="Arial"/>
+          <w:b w:val="0"/>
+          <w:i w:val="0"/>
+          <w:color w:val="000000"/>
+          <w:sz w:val="18"/>
+          <w:highlight w:val="lightGray"/>
+        </w:rPr>
+        <w:t xml:space="preserve"> </w:t>
+      </w:r>
+      <w:r>
+        <w:rPr>
+          <w:rFonts w:ascii="Arial" w:hAnsi="Arial" w:eastAsia="Arial" w:cs="Arial"/>
+          <w:b w:val="0"/>
+          <w:i w:val="0"/>
+          <w:color w:val="000000"/>
+          <w:sz w:val="18"/>
+          <w:highlight w:val="lightGray"/>
+        </w:rPr>
+        <w:t>(</w:t>
+      </w:r>
+      <w:r>
+        <w:rPr>
+          <w:rFonts w:ascii="Arial" w:hAnsi="Arial" w:eastAsia="Arial" w:cs="Arial"/>
+          <w:b w:val="0"/>
+          <w:i w:val="0"/>
+          <w:color w:val="000000"/>
+          <w:sz w:val="18"/>
+          <w:highlight w:val="lightGray"/>
+        </w:rPr>
+        <w:t>G</w:t>
+      </w:r>
+      <w:r>
+        <w:rPr>
+          <w:rFonts w:ascii="Arial" w:hAnsi="Arial" w:eastAsia="Arial" w:cs="Arial"/>
+          <w:b w:val="0"/>
+          <w:i w:val="0"/>
+          <w:color w:val="000000"/>
+          <w:sz w:val="18"/>
+          <w:highlight w:val="lightGray"/>
+        </w:rPr>
+        <w:t>P</w:t>
+      </w:r>
+      <w:r>
+        <w:rPr>
+          <w:rFonts w:ascii="Arial" w:hAnsi="Arial" w:eastAsia="Arial" w:cs="Arial"/>
+          <w:b w:val="0"/>
+          <w:i w:val="0"/>
+          <w:color w:val="000000"/>
+          <w:sz w:val="18"/>
+          <w:highlight w:val="lightGray"/>
+        </w:rPr>
+        <w:t>T</w:t>
+      </w:r>
+      <w:r>
+        <w:rPr>
+          <w:rFonts w:ascii="Arial" w:hAnsi="Arial" w:eastAsia="Arial" w:cs="Arial"/>
+          <w:b w:val="0"/>
+          <w:i w:val="0"/>
+          <w:color w:val="000000"/>
+          <w:sz w:val="18"/>
+          <w:highlight w:val="lightGray"/>
         </w:rPr>
         <w:t>‑</w:t>
       </w:r>
       <w:r>
         <w:rPr>
-          <w:b/>
-          <w:szCs w:val="14"/>
-          <w:shd w:val="clear" w:color="auto" w:fill="B7B7B7"/>
-        </w:rPr>
-        <w:t>5 Mini) at [12/9/2025]</w:t>
+          <w:rFonts w:ascii="Arial" w:hAnsi="Arial" w:eastAsia="Arial" w:cs="Arial"/>
+          <w:b w:val="0"/>
+          <w:i w:val="0"/>
+          <w:color w:val="000000"/>
+          <w:sz w:val="18"/>
+          <w:highlight w:val="lightGray"/>
+        </w:rPr>
+        <w:t>5</w:t>
+      </w:r>
+      <w:r>
+        <w:rPr>
+          <w:rFonts w:ascii="Arial" w:hAnsi="Arial" w:eastAsia="Arial" w:cs="Arial"/>
+          <w:b w:val="0"/>
+          <w:i w:val="0"/>
+          <w:color w:val="000000"/>
+          <w:sz w:val="18"/>
+          <w:highlight w:val="lightGray"/>
+        </w:rPr>
+        <w:t xml:space="preserve"> </w:t>
+      </w:r>
+      <w:r>
+        <w:rPr>
+          <w:rFonts w:ascii="Arial" w:hAnsi="Arial" w:eastAsia="Arial" w:cs="Arial"/>
+          <w:b w:val="0"/>
+          <w:i w:val="0"/>
+          <w:color w:val="000000"/>
+          <w:sz w:val="18"/>
+          <w:highlight w:val="lightGray"/>
+        </w:rPr>
+        <w:t>M</w:t>
+      </w:r>
+      <w:r>
+        <w:rPr>
+          <w:rFonts w:ascii="Arial" w:hAnsi="Arial" w:eastAsia="Arial" w:cs="Arial"/>
+          <w:b w:val="0"/>
+          <w:i w:val="0"/>
+          <w:color w:val="000000"/>
+          <w:sz w:val="18"/>
+          <w:highlight w:val="lightGray"/>
+        </w:rPr>
+        <w:t>i</w:t>
+      </w:r>
+      <w:r>
+        <w:rPr>
+          <w:rFonts w:ascii="Arial" w:hAnsi="Arial" w:eastAsia="Arial" w:cs="Arial"/>
+          <w:b w:val="0"/>
+          <w:i w:val="0"/>
+          <w:color w:val="000000"/>
+          <w:sz w:val="18"/>
+          <w:highlight w:val="lightGray"/>
+        </w:rPr>
+        <w:t>n</w:t>
+      </w:r>
+      <w:r>
+        <w:rPr>
+          <w:rFonts w:ascii="Arial" w:hAnsi="Arial" w:eastAsia="Arial" w:cs="Arial"/>
+          <w:b w:val="0"/>
+          <w:i w:val="0"/>
+          <w:color w:val="000000"/>
+          <w:sz w:val="18"/>
+          <w:highlight w:val="lightGray"/>
+        </w:rPr>
+        <w:t>i</w:t>
+      </w:r>
+      <w:r>
+        <w:rPr>
+          <w:rFonts w:ascii="Arial" w:hAnsi="Arial" w:eastAsia="Arial" w:cs="Arial"/>
+          <w:b w:val="0"/>
+          <w:i w:val="0"/>
+          <w:color w:val="000000"/>
+          <w:sz w:val="18"/>
+          <w:highlight w:val="lightGray"/>
+        </w:rPr>
+        <w:t>)</w:t>
+      </w:r>
+      <w:r>
+        <w:rPr>
+          <w:rFonts w:ascii="Arial" w:hAnsi="Arial" w:eastAsia="Arial" w:cs="Arial"/>
+          <w:b w:val="0"/>
+          <w:i w:val="0"/>
+          <w:color w:val="000000"/>
+          <w:sz w:val="18"/>
+          <w:highlight w:val="lightGray"/>
+        </w:rPr>
+        <w:t>]</w:t>
+      </w:r>
+      <w:r>
+        <w:rPr>
+          <w:rFonts w:ascii="Arial" w:hAnsi="Arial" w:eastAsia="Arial" w:cs="Arial"/>
+          <w:b w:val="0"/>
+          <w:i w:val="0"/>
+          <w:color w:val="000000"/>
+          <w:sz w:val="18"/>
+          <w:highlight w:val="lightGray"/>
+        </w:rPr>
+        <w:t xml:space="preserve"> </w:t>
+      </w:r>
+      <w:r>
+        <w:rPr>
+          <w:rFonts w:ascii="Arial" w:hAnsi="Arial" w:eastAsia="Arial" w:cs="Arial"/>
+          <w:b/>
+          <w:i w:val="0"/>
+          <w:color w:val="000000"/>
+          <w:sz w:val="18"/>
+          <w:highlight w:val="lightGray"/>
+        </w:rPr>
+        <w:t>o</w:t>
+      </w:r>
+      <w:r>
+        <w:rPr>
+          <w:rFonts w:ascii="Arial" w:hAnsi="Arial" w:eastAsia="Arial" w:cs="Arial"/>
+          <w:b/>
+          <w:i w:val="0"/>
+          <w:color w:val="000000"/>
+          <w:sz w:val="18"/>
+          <w:highlight w:val="lightGray"/>
+        </w:rPr>
+        <w:t>n</w:t>
+      </w:r>
+      <w:r>
+        <w:rPr>
+          <w:rFonts w:ascii="Arial" w:hAnsi="Arial"/>
+          <w:b w:val="0"/>
+          <w:i w:val="0"/>
+          <w:color w:val="000000"/>
+          <w:sz w:val="18"/>
+          <w:highlight w:val="lightGray"/>
+        </w:rPr>
+        <w:t xml:space="preserve"> </w:t>
+      </w:r>
+      <w:r>
+        <w:rPr>
+          <w:rFonts w:ascii="Arial" w:hAnsi="Arial"/>
+          <w:b w:val="0"/>
+          <w:i w:val="0"/>
+          <w:color w:val="000000"/>
+          <w:sz w:val="18"/>
+          <w:highlight w:val="lightGray"/>
+        </w:rPr>
+        <w:t>[</w:t>
+      </w:r>
+      <w:r>
+        <w:rPr>
+          <w:rFonts w:ascii="Arial" w:hAnsi="Arial"/>
+          <w:b w:val="0"/>
+          <w:i w:val="0"/>
+          <w:sz w:val="18"/>
+          <w:highlight w:val="lightGray"/>
+        </w:rPr>
+        <w:t>12/9/2025]</w:t>
       </w:r>
     </w:p>
     <w:p>
@@ -339,48 +3437,1597 @@
       </w:pPr>
       <w:r>
         <w:rPr>
-          <w:b/>
-          <w:shd w:val="clear" w:color="auto" w:fill="B7B7B7"/>
-        </w:rPr>
-        <w:t># Source</w:t>
-      </w:r>
-      <w:r>
-        <w:rPr>
-          <w:shd w:val="clear" w:color="auto" w:fill="B7B7B7"/>
-        </w:rPr>
-        <w:t xml:space="preserve">: </w:t>
-      </w:r>
-      <w:r>
-        <w:rPr>
-          <w:b/>
-          <w:shd w:val="clear" w:color="auto" w:fill="B7B7B7"/>
-        </w:rPr>
-        <w:t xml:space="preserve">Chatgpt </w:t>
-      </w:r>
-      <w:r>
-        <w:rPr>
-          <w:b/>
-          <w:szCs w:val="14"/>
-          <w:shd w:val="clear" w:color="auto" w:fill="B7B7B7"/>
-        </w:rPr>
-        <w:t>(GPT</w:t>
-      </w:r>
-      <w:r>
-        <w:rPr>
-          <w:rFonts w:cs="Cambria Math"/>
-          <w:b/>
-          <w:szCs w:val="14"/>
-          <w:shd w:val="clear" w:color="auto" w:fill="B7B7B7"/>
+          <w:rFonts w:ascii="Arial" w:hAnsi="Arial" w:eastAsia="Arial" w:cs="Arial"/>
+          <w:b/>
+          <w:i w:val="0"/>
+          <w:color w:val="000000"/>
+          <w:sz w:val="18"/>
+          <w:highlight w:val="lightGray"/>
+        </w:rPr>
+        <w:t>#</w:t>
+      </w:r>
+      <w:r>
+        <w:rPr>
+          <w:rFonts w:ascii="Arial" w:hAnsi="Arial" w:eastAsia="Arial" w:cs="Arial"/>
+          <w:b/>
+          <w:i w:val="0"/>
+          <w:color w:val="000000"/>
+          <w:sz w:val="18"/>
+          <w:highlight w:val="lightGray"/>
+        </w:rPr>
+        <w:t xml:space="preserve"> </w:t>
+      </w:r>
+      <w:r>
+        <w:rPr>
+          <w:rFonts w:ascii="Arial" w:hAnsi="Arial" w:eastAsia="Arial" w:cs="Arial"/>
+          <w:b/>
+          <w:i w:val="0"/>
+          <w:color w:val="000000"/>
+          <w:sz w:val="18"/>
+          <w:highlight w:val="lightGray"/>
+        </w:rPr>
+        <w:t>S</w:t>
+      </w:r>
+      <w:r>
+        <w:rPr>
+          <w:rFonts w:ascii="Arial" w:hAnsi="Arial" w:eastAsia="Arial" w:cs="Arial"/>
+          <w:b/>
+          <w:i w:val="0"/>
+          <w:color w:val="000000"/>
+          <w:sz w:val="18"/>
+          <w:highlight w:val="lightGray"/>
+        </w:rPr>
+        <w:t>o</w:t>
+      </w:r>
+      <w:r>
+        <w:rPr>
+          <w:rFonts w:ascii="Arial" w:hAnsi="Arial" w:eastAsia="Arial" w:cs="Arial"/>
+          <w:b/>
+          <w:i w:val="0"/>
+          <w:color w:val="000000"/>
+          <w:sz w:val="18"/>
+          <w:highlight w:val="lightGray"/>
+        </w:rPr>
+        <w:t>u</w:t>
+      </w:r>
+      <w:r>
+        <w:rPr>
+          <w:rFonts w:ascii="Arial" w:hAnsi="Arial" w:eastAsia="Arial" w:cs="Arial"/>
+          <w:b/>
+          <w:i w:val="0"/>
+          <w:color w:val="000000"/>
+          <w:sz w:val="18"/>
+          <w:highlight w:val="lightGray"/>
+        </w:rPr>
+        <w:t>r</w:t>
+      </w:r>
+      <w:r>
+        <w:rPr>
+          <w:rFonts w:ascii="Arial" w:hAnsi="Arial" w:eastAsia="Arial" w:cs="Arial"/>
+          <w:b/>
+          <w:i w:val="0"/>
+          <w:color w:val="000000"/>
+          <w:sz w:val="18"/>
+          <w:highlight w:val="lightGray"/>
+        </w:rPr>
+        <w:t>c</w:t>
+      </w:r>
+      <w:r>
+        <w:rPr>
+          <w:rFonts w:ascii="Arial" w:hAnsi="Arial" w:eastAsia="Arial" w:cs="Arial"/>
+          <w:b/>
+          <w:i w:val="0"/>
+          <w:color w:val="000000"/>
+          <w:sz w:val="18"/>
+          <w:highlight w:val="lightGray"/>
+        </w:rPr>
+        <w:t>e</w:t>
+      </w:r>
+      <w:r>
+        <w:rPr>
+          <w:rFonts w:ascii="Arial" w:hAnsi="Arial" w:eastAsia="Arial" w:cs="Arial"/>
+          <w:b/>
+          <w:i w:val="0"/>
+          <w:color w:val="000000"/>
+          <w:sz w:val="18"/>
+          <w:highlight w:val="lightGray"/>
+        </w:rPr>
+        <w:t>:</w:t>
+      </w:r>
+      <w:r>
+        <w:rPr>
+          <w:rFonts w:ascii="Arial" w:hAnsi="Arial" w:eastAsia="Arial" w:cs="Arial"/>
+          <w:b/>
+          <w:i w:val="0"/>
+          <w:color w:val="000000"/>
+          <w:sz w:val="18"/>
+          <w:highlight w:val="lightGray"/>
+        </w:rPr>
+        <w:t xml:space="preserve"> </w:t>
+      </w:r>
+      <w:r>
+        <w:rPr>
+          <w:rFonts w:ascii="Arial" w:hAnsi="Arial" w:eastAsia="Arial" w:cs="Arial"/>
+          <w:b/>
+          <w:i w:val="0"/>
+          <w:color w:val="000000"/>
+          <w:sz w:val="18"/>
+          <w:highlight w:val="lightGray"/>
+        </w:rPr>
+        <w:t>A</w:t>
+      </w:r>
+      <w:r>
+        <w:rPr>
+          <w:rFonts w:ascii="Arial" w:hAnsi="Arial" w:eastAsia="Arial" w:cs="Arial"/>
+          <w:b/>
+          <w:i w:val="0"/>
+          <w:color w:val="000000"/>
+          <w:sz w:val="18"/>
+          <w:highlight w:val="lightGray"/>
+        </w:rPr>
+        <w:t>I</w:t>
+      </w:r>
+      <w:r>
+        <w:rPr>
+          <w:rFonts w:ascii="Arial" w:hAnsi="Arial" w:eastAsia="Arial" w:cs="Arial"/>
+          <w:b/>
+          <w:i w:val="0"/>
+          <w:color w:val="000000"/>
+          <w:sz w:val="18"/>
+          <w:highlight w:val="lightGray"/>
+        </w:rPr>
+        <w:t xml:space="preserve"> </w:t>
+      </w:r>
+      <w:r>
+        <w:rPr>
+          <w:rFonts w:ascii="Arial" w:hAnsi="Arial" w:eastAsia="Arial" w:cs="Arial"/>
+          <w:b/>
+          <w:i w:val="0"/>
+          <w:color w:val="000000"/>
+          <w:sz w:val="18"/>
+          <w:highlight w:val="lightGray"/>
+        </w:rPr>
+        <w:t>S</w:t>
+      </w:r>
+      <w:r>
+        <w:rPr>
+          <w:rFonts w:ascii="Arial" w:hAnsi="Arial" w:eastAsia="Arial" w:cs="Arial"/>
+          <w:b/>
+          <w:i w:val="0"/>
+          <w:color w:val="000000"/>
+          <w:sz w:val="18"/>
+          <w:highlight w:val="lightGray"/>
+        </w:rPr>
+        <w:t>o</w:t>
+      </w:r>
+      <w:r>
+        <w:rPr>
+          <w:rFonts w:ascii="Arial" w:hAnsi="Arial" w:eastAsia="Arial" w:cs="Arial"/>
+          <w:b/>
+          <w:i w:val="0"/>
+          <w:color w:val="000000"/>
+          <w:sz w:val="18"/>
+          <w:highlight w:val="lightGray"/>
+        </w:rPr>
+        <w:t>u</w:t>
+      </w:r>
+      <w:r>
+        <w:rPr>
+          <w:rFonts w:ascii="Arial" w:hAnsi="Arial" w:eastAsia="Arial" w:cs="Arial"/>
+          <w:b/>
+          <w:i w:val="0"/>
+          <w:color w:val="000000"/>
+          <w:sz w:val="18"/>
+          <w:highlight w:val="lightGray"/>
+        </w:rPr>
+        <w:t>r</w:t>
+      </w:r>
+      <w:r>
+        <w:rPr>
+          <w:rFonts w:ascii="Arial" w:hAnsi="Arial" w:eastAsia="Arial" w:cs="Arial"/>
+          <w:b/>
+          <w:i w:val="0"/>
+          <w:color w:val="000000"/>
+          <w:sz w:val="18"/>
+          <w:highlight w:val="lightGray"/>
+        </w:rPr>
+        <w:t>c</w:t>
+      </w:r>
+      <w:r>
+        <w:rPr>
+          <w:rFonts w:ascii="Arial" w:hAnsi="Arial" w:eastAsia="Arial" w:cs="Arial"/>
+          <w:b/>
+          <w:i w:val="0"/>
+          <w:color w:val="000000"/>
+          <w:sz w:val="18"/>
+          <w:highlight w:val="lightGray"/>
+        </w:rPr>
+        <w:t>e</w:t>
+      </w:r>
+      <w:r>
+        <w:rPr>
+          <w:rFonts w:ascii="Arial" w:hAnsi="Arial" w:eastAsia="Arial" w:cs="Arial"/>
+          <w:b/>
+          <w:i w:val="0"/>
+          <w:color w:val="000000"/>
+          <w:sz w:val="18"/>
+          <w:highlight w:val="lightGray"/>
+        </w:rPr>
+        <w:t>:</w:t>
+      </w:r>
+      <w:r>
+        <w:rPr>
+          <w:rFonts w:ascii="Arial" w:hAnsi="Arial" w:eastAsia="Arial" w:cs="Arial"/>
+          <w:b/>
+          <w:i w:val="0"/>
+          <w:color w:val="000000"/>
+          <w:sz w:val="18"/>
+          <w:highlight w:val="lightGray"/>
+        </w:rPr>
+        <w:t xml:space="preserve"> </w:t>
+      </w:r>
+      <w:r>
+        <w:rPr>
+          <w:rFonts w:ascii="Arial" w:hAnsi="Arial" w:eastAsia="Arial" w:cs="Arial"/>
+          <w:b/>
+          <w:i w:val="0"/>
+          <w:color w:val="000000"/>
+          <w:sz w:val="18"/>
+          <w:highlight w:val="lightGray"/>
+        </w:rPr>
+        <w:t>P</w:t>
+      </w:r>
+      <w:r>
+        <w:rPr>
+          <w:rFonts w:ascii="Arial" w:hAnsi="Arial" w:eastAsia="Arial" w:cs="Arial"/>
+          <w:b/>
+          <w:i w:val="0"/>
+          <w:color w:val="000000"/>
+          <w:sz w:val="18"/>
+          <w:highlight w:val="lightGray"/>
+        </w:rPr>
+        <w:t>r</w:t>
+      </w:r>
+      <w:r>
+        <w:rPr>
+          <w:rFonts w:ascii="Arial" w:hAnsi="Arial" w:eastAsia="Arial" w:cs="Arial"/>
+          <w:b/>
+          <w:i w:val="0"/>
+          <w:color w:val="000000"/>
+          <w:sz w:val="18"/>
+          <w:highlight w:val="lightGray"/>
+        </w:rPr>
+        <w:t>o</w:t>
+      </w:r>
+      <w:r>
+        <w:rPr>
+          <w:rFonts w:ascii="Arial" w:hAnsi="Arial" w:eastAsia="Arial" w:cs="Arial"/>
+          <w:b/>
+          <w:i w:val="0"/>
+          <w:color w:val="000000"/>
+          <w:sz w:val="18"/>
+          <w:highlight w:val="lightGray"/>
+        </w:rPr>
+        <w:t>v</w:t>
+      </w:r>
+      <w:r>
+        <w:rPr>
+          <w:rFonts w:ascii="Arial" w:hAnsi="Arial" w:eastAsia="Arial" w:cs="Arial"/>
+          <w:b/>
+          <w:i w:val="0"/>
+          <w:color w:val="000000"/>
+          <w:sz w:val="18"/>
+          <w:highlight w:val="lightGray"/>
+        </w:rPr>
+        <w:t>i</w:t>
+      </w:r>
+      <w:r>
+        <w:rPr>
+          <w:rFonts w:ascii="Arial" w:hAnsi="Arial" w:eastAsia="Arial" w:cs="Arial"/>
+          <w:b/>
+          <w:i w:val="0"/>
+          <w:color w:val="000000"/>
+          <w:sz w:val="18"/>
+          <w:highlight w:val="lightGray"/>
+        </w:rPr>
+        <w:t>d</w:t>
+      </w:r>
+      <w:r>
+        <w:rPr>
+          <w:rFonts w:ascii="Arial" w:hAnsi="Arial" w:eastAsia="Arial" w:cs="Arial"/>
+          <w:b/>
+          <w:i w:val="0"/>
+          <w:color w:val="000000"/>
+          <w:sz w:val="18"/>
+          <w:highlight w:val="lightGray"/>
+        </w:rPr>
+        <w:t>e</w:t>
+      </w:r>
+      <w:r>
+        <w:rPr>
+          <w:rFonts w:ascii="Arial" w:hAnsi="Arial" w:eastAsia="Arial" w:cs="Arial"/>
+          <w:b/>
+          <w:i w:val="0"/>
+          <w:color w:val="000000"/>
+          <w:sz w:val="18"/>
+          <w:highlight w:val="lightGray"/>
+        </w:rPr>
+        <w:t>d</w:t>
+      </w:r>
+      <w:r>
+        <w:rPr>
+          <w:rFonts w:ascii="Arial" w:hAnsi="Arial" w:eastAsia="Arial" w:cs="Arial"/>
+          <w:b/>
+          <w:i w:val="0"/>
+          <w:color w:val="000000"/>
+          <w:sz w:val="18"/>
+          <w:highlight w:val="lightGray"/>
+        </w:rPr>
+        <w:t xml:space="preserve"> </w:t>
+      </w:r>
+      <w:r>
+        <w:rPr>
+          <w:rFonts w:ascii="Arial" w:hAnsi="Arial" w:eastAsia="Arial" w:cs="Arial"/>
+          <w:b/>
+          <w:i w:val="0"/>
+          <w:color w:val="000000"/>
+          <w:sz w:val="18"/>
+          <w:highlight w:val="lightGray"/>
+        </w:rPr>
+        <w:t>b</w:t>
+      </w:r>
+      <w:r>
+        <w:rPr>
+          <w:rFonts w:ascii="Arial" w:hAnsi="Arial" w:eastAsia="Arial" w:cs="Arial"/>
+          <w:b/>
+          <w:i w:val="0"/>
+          <w:color w:val="000000"/>
+          <w:sz w:val="18"/>
+          <w:highlight w:val="lightGray"/>
+        </w:rPr>
+        <w:t>y</w:t>
+      </w:r>
+      <w:r>
+        <w:rPr>
+          <w:rFonts w:ascii="Arial" w:hAnsi="Arial" w:eastAsia="Arial" w:cs="Arial"/>
+          <w:b/>
+          <w:i w:val="0"/>
+          <w:color w:val="000000"/>
+          <w:sz w:val="18"/>
+          <w:highlight w:val="lightGray"/>
+        </w:rPr>
+        <w:t>:</w:t>
+      </w:r>
+      <w:r>
+        <w:rPr>
+          <w:rFonts w:ascii="Arial" w:hAnsi="Arial" w:eastAsia="Arial" w:cs="Arial"/>
+          <w:b/>
+          <w:i w:val="0"/>
+          <w:color w:val="000000"/>
+          <w:sz w:val="18"/>
+          <w:highlight w:val="lightGray"/>
+        </w:rPr>
+        <w:t xml:space="preserve"> </w:t>
+      </w:r>
+      <w:r>
+        <w:rPr>
+          <w:rFonts w:ascii="Arial" w:hAnsi="Arial" w:eastAsia="Arial" w:cs="Arial"/>
+          <w:b/>
+          <w:i w:val="0"/>
+          <w:color w:val="000000"/>
+          <w:sz w:val="18"/>
+          <w:highlight w:val="lightGray"/>
+        </w:rPr>
+        <w:t>[</w:t>
+      </w:r>
+      <w:r>
+        <w:rPr>
+          <w:rFonts w:ascii="Arial" w:hAnsi="Arial" w:eastAsia="Arial" w:cs="Arial"/>
+          <w:b/>
+          <w:i w:val="0"/>
+          <w:color w:val="000000"/>
+          <w:sz w:val="18"/>
+          <w:highlight w:val="lightGray"/>
+        </w:rPr>
+        <w:t>D</w:t>
+      </w:r>
+      <w:r>
+        <w:rPr>
+          <w:rFonts w:ascii="Arial" w:hAnsi="Arial" w:eastAsia="Arial" w:cs="Arial"/>
+          <w:b/>
+          <w:i w:val="0"/>
+          <w:color w:val="000000"/>
+          <w:sz w:val="18"/>
+          <w:highlight w:val="lightGray"/>
+        </w:rPr>
+        <w:t>a</w:t>
+      </w:r>
+      <w:r>
+        <w:rPr>
+          <w:rFonts w:ascii="Arial" w:hAnsi="Arial" w:eastAsia="Arial" w:cs="Arial"/>
+          <w:b/>
+          <w:i w:val="0"/>
+          <w:color w:val="000000"/>
+          <w:sz w:val="18"/>
+          <w:highlight w:val="lightGray"/>
+        </w:rPr>
+        <w:t>t</w:t>
+      </w:r>
+      <w:r>
+        <w:rPr>
+          <w:rFonts w:ascii="Arial" w:hAnsi="Arial" w:eastAsia="Arial" w:cs="Arial"/>
+          <w:b/>
+          <w:i w:val="0"/>
+          <w:color w:val="000000"/>
+          <w:sz w:val="18"/>
+          <w:highlight w:val="lightGray"/>
+        </w:rPr>
+        <w:t>a</w:t>
+      </w:r>
+      <w:r>
+        <w:rPr>
+          <w:rFonts w:ascii="Arial" w:hAnsi="Arial" w:eastAsia="Arial" w:cs="Arial"/>
+          <w:b/>
+          <w:i w:val="0"/>
+          <w:color w:val="000000"/>
+          <w:sz w:val="18"/>
+          <w:highlight w:val="lightGray"/>
+        </w:rPr>
+        <w:t xml:space="preserve"> </w:t>
+      </w:r>
+      <w:r>
+        <w:rPr>
+          <w:rFonts w:ascii="Arial" w:hAnsi="Arial" w:eastAsia="Arial" w:cs="Arial"/>
+          <w:b/>
+          <w:i w:val="0"/>
+          <w:color w:val="000000"/>
+          <w:sz w:val="18"/>
+          <w:highlight w:val="lightGray"/>
+        </w:rPr>
+        <w:t>P</w:t>
+      </w:r>
+      <w:r>
+        <w:rPr>
+          <w:rFonts w:ascii="Arial" w:hAnsi="Arial" w:eastAsia="Arial" w:cs="Arial"/>
+          <w:b/>
+          <w:i w:val="0"/>
+          <w:color w:val="000000"/>
+          <w:sz w:val="18"/>
+          <w:highlight w:val="lightGray"/>
+        </w:rPr>
+        <w:t>a</w:t>
+      </w:r>
+      <w:r>
+        <w:rPr>
+          <w:rFonts w:ascii="Arial" w:hAnsi="Arial" w:eastAsia="Arial" w:cs="Arial"/>
+          <w:b/>
+          <w:i w:val="0"/>
+          <w:color w:val="000000"/>
+          <w:sz w:val="18"/>
+          <w:highlight w:val="lightGray"/>
+        </w:rPr>
+        <w:t>t</w:t>
+      </w:r>
+      <w:r>
+        <w:rPr>
+          <w:rFonts w:ascii="Arial" w:hAnsi="Arial" w:eastAsia="Arial" w:cs="Arial"/>
+          <w:b/>
+          <w:i w:val="0"/>
+          <w:color w:val="000000"/>
+          <w:sz w:val="18"/>
+          <w:highlight w:val="lightGray"/>
+        </w:rPr>
+        <w:t>h</w:t>
+      </w:r>
+      <w:r>
+        <w:rPr>
+          <w:rFonts w:ascii="Arial" w:hAnsi="Arial" w:eastAsia="Arial" w:cs="Arial"/>
+          <w:b w:val="0"/>
+          <w:i w:val="0"/>
+          <w:color w:val="000000"/>
+          <w:sz w:val="18"/>
+          <w:highlight w:val="lightGray"/>
+        </w:rPr>
+        <w:t>:</w:t>
+      </w:r>
+      <w:r>
+        <w:rPr>
+          <w:rFonts w:ascii="Arial" w:hAnsi="Arial" w:eastAsia="Arial" w:cs="Arial"/>
+          <w:b w:val="0"/>
+          <w:i w:val="0"/>
+          <w:color w:val="000000"/>
+          <w:sz w:val="18"/>
+          <w:highlight w:val="lightGray"/>
+        </w:rPr>
+        <w:t xml:space="preserve"> </w:t>
+      </w:r>
+      <w:r>
+        <w:rPr>
+          <w:rFonts w:ascii="Arial" w:hAnsi="Arial" w:eastAsia="Arial" w:cs="Arial"/>
+          <w:b w:val="0"/>
+          <w:i w:val="0"/>
+          <w:color w:val="000000"/>
+          <w:sz w:val="18"/>
+          <w:highlight w:val="lightGray"/>
+        </w:rPr>
+        <w:t>P</w:t>
+      </w:r>
+      <w:r>
+        <w:rPr>
+          <w:rFonts w:ascii="Arial" w:hAnsi="Arial" w:eastAsia="Arial" w:cs="Arial"/>
+          <w:b w:val="0"/>
+          <w:i w:val="0"/>
+          <w:color w:val="000000"/>
+          <w:sz w:val="18"/>
+          <w:highlight w:val="lightGray"/>
+        </w:rPr>
+        <w:t>e</w:t>
+      </w:r>
+      <w:r>
+        <w:rPr>
+          <w:rFonts w:ascii="Arial" w:hAnsi="Arial" w:eastAsia="Arial" w:cs="Arial"/>
+          <w:b w:val="0"/>
+          <w:i w:val="0"/>
+          <w:color w:val="000000"/>
+          <w:sz w:val="18"/>
+          <w:highlight w:val="lightGray"/>
+        </w:rPr>
+        <w:t>r</w:t>
+      </w:r>
+      <w:r>
+        <w:rPr>
+          <w:rFonts w:ascii="Arial" w:hAnsi="Arial" w:eastAsia="Arial" w:cs="Arial"/>
+          <w:b w:val="0"/>
+          <w:i w:val="0"/>
+          <w:color w:val="000000"/>
+          <w:sz w:val="18"/>
+          <w:highlight w:val="lightGray"/>
+        </w:rPr>
+        <w:t>s</w:t>
+      </w:r>
+      <w:r>
+        <w:rPr>
+          <w:rFonts w:ascii="Arial" w:hAnsi="Arial" w:eastAsia="Arial" w:cs="Arial"/>
+          <w:b w:val="0"/>
+          <w:i w:val="0"/>
+          <w:color w:val="000000"/>
+          <w:sz w:val="18"/>
+          <w:highlight w:val="lightGray"/>
+        </w:rPr>
+        <w:t>o</w:t>
+      </w:r>
+      <w:r>
+        <w:rPr>
+          <w:rFonts w:ascii="Arial" w:hAnsi="Arial" w:eastAsia="Arial" w:cs="Arial"/>
+          <w:b w:val="0"/>
+          <w:i w:val="0"/>
+          <w:color w:val="000000"/>
+          <w:sz w:val="18"/>
+          <w:highlight w:val="lightGray"/>
+        </w:rPr>
+        <w:t>n</w:t>
+      </w:r>
+      <w:r>
+        <w:rPr>
+          <w:rFonts w:ascii="Arial" w:hAnsi="Arial" w:eastAsia="Arial" w:cs="Arial"/>
+          <w:b w:val="0"/>
+          <w:i w:val="0"/>
+          <w:color w:val="000000"/>
+          <w:sz w:val="18"/>
+          <w:highlight w:val="lightGray"/>
+        </w:rPr>
+        <w:t>s</w:t>
+      </w:r>
+      <w:r>
+        <w:rPr>
+          <w:rFonts w:ascii="Arial" w:hAnsi="Arial" w:eastAsia="Arial" w:cs="Arial"/>
+          <w:b w:val="0"/>
+          <w:i w:val="0"/>
+          <w:color w:val="000000"/>
+          <w:sz w:val="18"/>
+          <w:highlight w:val="lightGray"/>
+        </w:rPr>
+        <w:t xml:space="preserve"> </w:t>
+      </w:r>
+      <w:r>
+        <w:rPr>
+          <w:rFonts w:ascii="Arial" w:hAnsi="Arial" w:eastAsia="Arial" w:cs="Arial"/>
+          <w:b w:val="0"/>
+          <w:i w:val="0"/>
+          <w:color w:val="000000"/>
+          <w:sz w:val="18"/>
+          <w:highlight w:val="lightGray"/>
+        </w:rPr>
+        <w:t>T</w:t>
+      </w:r>
+      <w:r>
+        <w:rPr>
+          <w:rFonts w:ascii="Arial" w:hAnsi="Arial" w:eastAsia="Arial" w:cs="Arial"/>
+          <w:b w:val="0"/>
+          <w:i w:val="0"/>
+          <w:color w:val="000000"/>
+          <w:sz w:val="18"/>
+          <w:highlight w:val="lightGray"/>
+        </w:rPr>
+        <w:t>a</w:t>
+      </w:r>
+      <w:r>
+        <w:rPr>
+          <w:rFonts w:ascii="Arial" w:hAnsi="Arial" w:eastAsia="Arial" w:cs="Arial"/>
+          <w:b w:val="0"/>
+          <w:i w:val="0"/>
+          <w:color w:val="000000"/>
+          <w:sz w:val="18"/>
+          <w:highlight w:val="lightGray"/>
+        </w:rPr>
+        <w:t>b</w:t>
+      </w:r>
+      <w:r>
+        <w:rPr>
+          <w:rFonts w:ascii="Arial" w:hAnsi="Arial" w:eastAsia="Arial" w:cs="Arial"/>
+          <w:b w:val="0"/>
+          <w:i w:val="0"/>
+          <w:color w:val="000000"/>
+          <w:sz w:val="18"/>
+          <w:highlight w:val="lightGray"/>
+        </w:rPr>
+        <w:t>l</w:t>
+      </w:r>
+      <w:r>
+        <w:rPr>
+          <w:rFonts w:ascii="Arial" w:hAnsi="Arial" w:eastAsia="Arial" w:cs="Arial"/>
+          <w:b w:val="0"/>
+          <w:i w:val="0"/>
+          <w:color w:val="000000"/>
+          <w:sz w:val="18"/>
+          <w:highlight w:val="lightGray"/>
+        </w:rPr>
+        <w:t>e</w:t>
+      </w:r>
+      <w:r>
+        <w:rPr>
+          <w:rFonts w:ascii="Arial" w:hAnsi="Arial" w:eastAsia="Arial" w:cs="Arial"/>
+          <w:b w:val="0"/>
+          <w:i w:val="0"/>
+          <w:color w:val="000000"/>
+          <w:sz w:val="18"/>
+          <w:highlight w:val="lightGray"/>
+        </w:rPr>
+        <w:t xml:space="preserve"> </w:t>
+      </w:r>
+      <w:r>
+        <w:rPr>
+          <w:rFonts w:ascii="Arial" w:hAnsi="Arial" w:eastAsia="Arial" w:cs="Arial"/>
+          <w:b w:val="0"/>
+          <w:i w:val="0"/>
+          <w:color w:val="000000"/>
+          <w:sz w:val="18"/>
+          <w:highlight w:val="lightGray"/>
+        </w:rPr>
+        <w:t>-</w:t>
+      </w:r>
+      <w:r>
+        <w:rPr>
+          <w:rFonts w:ascii="Arial" w:hAnsi="Arial" w:eastAsia="Arial" w:cs="Arial"/>
+          <w:b w:val="0"/>
+          <w:i w:val="0"/>
+          <w:color w:val="000000"/>
+          <w:sz w:val="18"/>
+          <w:highlight w:val="lightGray"/>
+        </w:rPr>
+        <w:t>&gt;</w:t>
+      </w:r>
+      <w:r>
+        <w:rPr>
+          <w:rFonts w:ascii="Arial" w:hAnsi="Arial" w:eastAsia="Arial" w:cs="Arial"/>
+          <w:b w:val="0"/>
+          <w:i w:val="0"/>
+          <w:color w:val="000000"/>
+          <w:sz w:val="18"/>
+          <w:highlight w:val="lightGray"/>
+        </w:rPr>
+        <w:t xml:space="preserve"> </w:t>
+      </w:r>
+      <w:r>
+        <w:rPr>
+          <w:rFonts w:ascii="Arial" w:hAnsi="Arial" w:eastAsia="Arial" w:cs="Arial"/>
+          <w:b w:val="0"/>
+          <w:i w:val="0"/>
+          <w:color w:val="000000"/>
+          <w:sz w:val="18"/>
+          <w:highlight w:val="lightGray"/>
+        </w:rPr>
+        <w:t>I</w:t>
+      </w:r>
+      <w:r>
+        <w:rPr>
+          <w:rFonts w:ascii="Arial" w:hAnsi="Arial" w:eastAsia="Arial" w:cs="Arial"/>
+          <w:b w:val="0"/>
+          <w:i w:val="0"/>
+          <w:color w:val="000000"/>
+          <w:sz w:val="18"/>
+          <w:highlight w:val="lightGray"/>
+        </w:rPr>
+        <w:t>D</w:t>
+      </w:r>
+      <w:r>
+        <w:rPr>
+          <w:rFonts w:ascii="Arial" w:hAnsi="Arial" w:eastAsia="Arial" w:cs="Arial"/>
+          <w:b w:val="0"/>
+          <w:i w:val="0"/>
+          <w:color w:val="000000"/>
+          <w:sz w:val="18"/>
+          <w:highlight w:val="lightGray"/>
+        </w:rPr>
+        <w:t xml:space="preserve"> </w:t>
+      </w:r>
+      <w:r>
+        <w:rPr>
+          <w:rFonts w:ascii="Arial" w:hAnsi="Arial" w:eastAsia="Arial" w:cs="Arial"/>
+          <w:b w:val="0"/>
+          <w:i w:val="0"/>
+          <w:color w:val="000000"/>
+          <w:sz w:val="18"/>
+          <w:highlight w:val="lightGray"/>
+        </w:rPr>
+        <w:t>C</w:t>
+      </w:r>
+      <w:r>
+        <w:rPr>
+          <w:rFonts w:ascii="Arial" w:hAnsi="Arial" w:eastAsia="Arial" w:cs="Arial"/>
+          <w:b w:val="0"/>
+          <w:i w:val="0"/>
+          <w:color w:val="000000"/>
+          <w:sz w:val="18"/>
+          <w:highlight w:val="lightGray"/>
+        </w:rPr>
+        <w:t>o</w:t>
+      </w:r>
+      <w:r>
+        <w:rPr>
+          <w:rFonts w:ascii="Arial" w:hAnsi="Arial" w:eastAsia="Arial" w:cs="Arial"/>
+          <w:b w:val="0"/>
+          <w:i w:val="0"/>
+          <w:color w:val="000000"/>
+          <w:sz w:val="18"/>
+          <w:highlight w:val="lightGray"/>
+        </w:rPr>
+        <w:t>l</w:t>
+      </w:r>
+      <w:r>
+        <w:rPr>
+          <w:rFonts w:ascii="Arial" w:hAnsi="Arial" w:eastAsia="Arial" w:cs="Arial"/>
+          <w:b w:val="0"/>
+          <w:i w:val="0"/>
+          <w:color w:val="000000"/>
+          <w:sz w:val="18"/>
+          <w:highlight w:val="lightGray"/>
+        </w:rPr>
+        <w:t>u</w:t>
+      </w:r>
+      <w:r>
+        <w:rPr>
+          <w:rFonts w:ascii="Arial" w:hAnsi="Arial" w:eastAsia="Arial" w:cs="Arial"/>
+          <w:b w:val="0"/>
+          <w:i w:val="0"/>
+          <w:color w:val="000000"/>
+          <w:sz w:val="18"/>
+          <w:highlight w:val="lightGray"/>
+        </w:rPr>
+        <w:t>m</w:t>
+      </w:r>
+      <w:r>
+        <w:rPr>
+          <w:rFonts w:ascii="Arial" w:hAnsi="Arial" w:eastAsia="Arial" w:cs="Arial"/>
+          <w:b w:val="0"/>
+          <w:i w:val="0"/>
+          <w:color w:val="000000"/>
+          <w:sz w:val="18"/>
+          <w:highlight w:val="lightGray"/>
+        </w:rPr>
+        <w:t>n</w:t>
+      </w:r>
+      <w:r>
+        <w:rPr>
+          <w:rFonts w:ascii="Arial" w:hAnsi="Arial" w:eastAsia="Arial" w:cs="Arial"/>
+          <w:b w:val="0"/>
+          <w:i w:val="0"/>
+          <w:color w:val="000000"/>
+          <w:sz w:val="18"/>
+          <w:highlight w:val="lightGray"/>
+        </w:rPr>
+        <w:t>:</w:t>
+      </w:r>
+      <w:r>
+        <w:rPr>
+          <w:rFonts w:ascii="Arial" w:hAnsi="Arial" w:eastAsia="Arial" w:cs="Arial"/>
+          <w:b w:val="0"/>
+          <w:i w:val="0"/>
+          <w:color w:val="000000"/>
+          <w:sz w:val="18"/>
+          <w:highlight w:val="lightGray"/>
+        </w:rPr>
+        <w:t xml:space="preserve"> </w:t>
+      </w:r>
+      <w:r>
+        <w:rPr>
+          <w:rFonts w:ascii="Arial" w:hAnsi="Arial" w:eastAsia="Arial" w:cs="Arial"/>
+          <w:b w:val="0"/>
+          <w:i w:val="0"/>
+          <w:color w:val="000000"/>
+          <w:sz w:val="18"/>
+          <w:highlight w:val="lightGray"/>
+        </w:rPr>
+        <w:t>1</w:t>
+      </w:r>
+      <w:r>
+        <w:rPr>
+          <w:rFonts w:ascii="Arial" w:hAnsi="Arial" w:eastAsia="Arial" w:cs="Arial"/>
+          <w:b w:val="0"/>
+          <w:i w:val="0"/>
+          <w:color w:val="000000"/>
+          <w:sz w:val="18"/>
+          <w:highlight w:val="lightGray"/>
+        </w:rPr>
+        <w:t>,</w:t>
+      </w:r>
+      <w:r>
+        <w:rPr>
+          <w:rFonts w:ascii="Arial" w:hAnsi="Arial" w:eastAsia="Arial" w:cs="Arial"/>
+          <w:b w:val="0"/>
+          <w:i w:val="0"/>
+          <w:color w:val="000000"/>
+          <w:sz w:val="18"/>
+          <w:highlight w:val="lightGray"/>
+        </w:rPr>
+        <w:t xml:space="preserve"> </w:t>
+      </w:r>
+      <w:r>
+        <w:rPr>
+          <w:rFonts w:ascii="Arial" w:hAnsi="Arial" w:eastAsia="Arial" w:cs="Arial"/>
+          <w:b w:val="0"/>
+          <w:i w:val="0"/>
+          <w:color w:val="000000"/>
+          <w:sz w:val="18"/>
+          <w:highlight w:val="lightGray"/>
+        </w:rPr>
+        <w:t>N</w:t>
+      </w:r>
+      <w:r>
+        <w:rPr>
+          <w:rFonts w:ascii="Arial" w:hAnsi="Arial" w:eastAsia="Arial" w:cs="Arial"/>
+          <w:b w:val="0"/>
+          <w:i w:val="0"/>
+          <w:color w:val="000000"/>
+          <w:sz w:val="18"/>
+          <w:highlight w:val="lightGray"/>
+        </w:rPr>
+        <w:t>a</w:t>
+      </w:r>
+      <w:r>
+        <w:rPr>
+          <w:rFonts w:ascii="Arial" w:hAnsi="Arial" w:eastAsia="Arial" w:cs="Arial"/>
+          <w:b w:val="0"/>
+          <w:i w:val="0"/>
+          <w:color w:val="000000"/>
+          <w:sz w:val="18"/>
+          <w:highlight w:val="lightGray"/>
+        </w:rPr>
+        <w:t>m</w:t>
+      </w:r>
+      <w:r>
+        <w:rPr>
+          <w:rFonts w:ascii="Arial" w:hAnsi="Arial" w:eastAsia="Arial" w:cs="Arial"/>
+          <w:b w:val="0"/>
+          <w:i w:val="0"/>
+          <w:color w:val="000000"/>
+          <w:sz w:val="18"/>
+          <w:highlight w:val="lightGray"/>
+        </w:rPr>
+        <w:t>e</w:t>
+      </w:r>
+      <w:r>
+        <w:rPr>
+          <w:rFonts w:ascii="Arial" w:hAnsi="Arial" w:eastAsia="Arial" w:cs="Arial"/>
+          <w:b w:val="0"/>
+          <w:i w:val="0"/>
+          <w:color w:val="000000"/>
+          <w:sz w:val="18"/>
+          <w:highlight w:val="lightGray"/>
+        </w:rPr>
+        <w:t>_</w:t>
+      </w:r>
+      <w:r>
+        <w:rPr>
+          <w:rFonts w:ascii="Arial" w:hAnsi="Arial" w:eastAsia="Arial" w:cs="Arial"/>
+          <w:b w:val="0"/>
+          <w:i w:val="0"/>
+          <w:color w:val="000000"/>
+          <w:sz w:val="18"/>
+          <w:highlight w:val="lightGray"/>
+        </w:rPr>
+        <w:t>E</w:t>
+      </w:r>
+      <w:r>
+        <w:rPr>
+          <w:rFonts w:ascii="Arial" w:hAnsi="Arial" w:eastAsia="Arial" w:cs="Arial"/>
+          <w:b w:val="0"/>
+          <w:i w:val="0"/>
+          <w:color w:val="000000"/>
+          <w:sz w:val="18"/>
+          <w:highlight w:val="lightGray"/>
+        </w:rPr>
+        <w:t>n</w:t>
+      </w:r>
+      <w:r>
+        <w:rPr>
+          <w:rFonts w:ascii="Arial" w:hAnsi="Arial" w:eastAsia="Arial" w:cs="Arial"/>
+          <w:b w:val="0"/>
+          <w:i w:val="0"/>
+          <w:color w:val="000000"/>
+          <w:sz w:val="18"/>
+          <w:highlight w:val="lightGray"/>
+        </w:rPr>
+        <w:t xml:space="preserve"> </w:t>
+      </w:r>
+      <w:r>
+        <w:rPr>
+          <w:rFonts w:ascii="Arial" w:hAnsi="Arial" w:eastAsia="Arial" w:cs="Arial"/>
+          <w:b w:val="0"/>
+          <w:i w:val="0"/>
+          <w:color w:val="000000"/>
+          <w:sz w:val="18"/>
+          <w:highlight w:val="lightGray"/>
+        </w:rPr>
+        <w:t>C</w:t>
+      </w:r>
+      <w:r>
+        <w:rPr>
+          <w:rFonts w:ascii="Arial" w:hAnsi="Arial" w:eastAsia="Arial" w:cs="Arial"/>
+          <w:b w:val="0"/>
+          <w:i w:val="0"/>
+          <w:color w:val="000000"/>
+          <w:sz w:val="18"/>
+          <w:highlight w:val="lightGray"/>
+        </w:rPr>
+        <w:t>o</w:t>
+      </w:r>
+      <w:r>
+        <w:rPr>
+          <w:rFonts w:ascii="Arial" w:hAnsi="Arial" w:eastAsia="Arial" w:cs="Arial"/>
+          <w:b w:val="0"/>
+          <w:i w:val="0"/>
+          <w:color w:val="000000"/>
+          <w:sz w:val="18"/>
+          <w:highlight w:val="lightGray"/>
+        </w:rPr>
+        <w:t>l</w:t>
+      </w:r>
+      <w:r>
+        <w:rPr>
+          <w:rFonts w:ascii="Arial" w:hAnsi="Arial" w:eastAsia="Arial" w:cs="Arial"/>
+          <w:b w:val="0"/>
+          <w:i w:val="0"/>
+          <w:color w:val="000000"/>
+          <w:sz w:val="18"/>
+          <w:highlight w:val="lightGray"/>
+        </w:rPr>
+        <w:t>u</w:t>
+      </w:r>
+      <w:r>
+        <w:rPr>
+          <w:rFonts w:ascii="Arial" w:hAnsi="Arial" w:eastAsia="Arial" w:cs="Arial"/>
+          <w:b w:val="0"/>
+          <w:i w:val="0"/>
+          <w:color w:val="000000"/>
+          <w:sz w:val="18"/>
+          <w:highlight w:val="lightGray"/>
+        </w:rPr>
+        <w:t>m</w:t>
+      </w:r>
+      <w:r>
+        <w:rPr>
+          <w:rFonts w:ascii="Arial" w:hAnsi="Arial" w:eastAsia="Arial" w:cs="Arial"/>
+          <w:b w:val="0"/>
+          <w:i w:val="0"/>
+          <w:color w:val="000000"/>
+          <w:sz w:val="18"/>
+          <w:highlight w:val="lightGray"/>
+        </w:rPr>
+        <w:t>n</w:t>
+      </w:r>
+      <w:r>
+        <w:rPr>
+          <w:rFonts w:ascii="Arial" w:hAnsi="Arial" w:eastAsia="Arial" w:cs="Arial"/>
+          <w:b w:val="0"/>
+          <w:i w:val="0"/>
+          <w:color w:val="000000"/>
+          <w:sz w:val="18"/>
+          <w:highlight w:val="lightGray"/>
+        </w:rPr>
+        <w:t>:</w:t>
+      </w:r>
+      <w:r>
+        <w:rPr>
+          <w:rFonts w:ascii="Arial" w:hAnsi="Arial" w:eastAsia="Arial" w:cs="Arial"/>
+          <w:b w:val="0"/>
+          <w:i w:val="0"/>
+          <w:color w:val="000000"/>
+          <w:sz w:val="18"/>
+          <w:highlight w:val="lightGray"/>
+        </w:rPr>
+        <w:t xml:space="preserve"> </w:t>
+      </w:r>
+      <w:r>
+        <w:rPr>
+          <w:rFonts w:ascii="Arial" w:hAnsi="Arial" w:eastAsia="Arial" w:cs="Arial"/>
+          <w:b w:val="0"/>
+          <w:i w:val="0"/>
+          <w:color w:val="000000"/>
+          <w:sz w:val="18"/>
+          <w:highlight w:val="lightGray"/>
+        </w:rPr>
+        <w:t>M</w:t>
+      </w:r>
+      <w:r>
+        <w:rPr>
+          <w:rFonts w:ascii="Arial" w:hAnsi="Arial" w:eastAsia="Arial" w:cs="Arial"/>
+          <w:b w:val="0"/>
+          <w:i w:val="0"/>
+          <w:color w:val="000000"/>
+          <w:sz w:val="18"/>
+          <w:highlight w:val="lightGray"/>
+        </w:rPr>
+        <w:t>o</w:t>
+      </w:r>
+      <w:r>
+        <w:rPr>
+          <w:rFonts w:ascii="Arial" w:hAnsi="Arial" w:eastAsia="Arial" w:cs="Arial"/>
+          <w:b w:val="0"/>
+          <w:i w:val="0"/>
+          <w:color w:val="000000"/>
+          <w:sz w:val="18"/>
+          <w:highlight w:val="lightGray"/>
+        </w:rPr>
+        <w:t>t</w:t>
+      </w:r>
+      <w:r>
+        <w:rPr>
+          <w:rFonts w:ascii="Arial" w:hAnsi="Arial" w:eastAsia="Arial" w:cs="Arial"/>
+          <w:b w:val="0"/>
+          <w:i w:val="0"/>
+          <w:color w:val="000000"/>
+          <w:sz w:val="18"/>
+          <w:highlight w:val="lightGray"/>
+        </w:rPr>
+        <w:t>a</w:t>
+      </w:r>
+      <w:r>
+        <w:rPr>
+          <w:rFonts w:ascii="Arial" w:hAnsi="Arial" w:eastAsia="Arial" w:cs="Arial"/>
+          <w:b w:val="0"/>
+          <w:i w:val="0"/>
+          <w:color w:val="000000"/>
+          <w:sz w:val="18"/>
+          <w:highlight w:val="lightGray"/>
+        </w:rPr>
+        <w:t>s</w:t>
+      </w:r>
+      <w:r>
+        <w:rPr>
+          <w:rFonts w:ascii="Arial" w:hAnsi="Arial" w:eastAsia="Arial" w:cs="Arial"/>
+          <w:b w:val="0"/>
+          <w:i w:val="0"/>
+          <w:color w:val="000000"/>
+          <w:sz w:val="18"/>
+          <w:highlight w:val="lightGray"/>
+        </w:rPr>
+        <w:t>e</w:t>
+      </w:r>
+      <w:r>
+        <w:rPr>
+          <w:rFonts w:ascii="Arial" w:hAnsi="Arial" w:eastAsia="Arial" w:cs="Arial"/>
+          <w:b w:val="0"/>
+          <w:i w:val="0"/>
+          <w:color w:val="000000"/>
+          <w:sz w:val="18"/>
+          <w:highlight w:val="lightGray"/>
+        </w:rPr>
+        <w:t>m</w:t>
+      </w:r>
+      <w:r>
+        <w:rPr>
+          <w:rFonts w:ascii="Arial" w:hAnsi="Arial" w:eastAsia="Arial" w:cs="Arial"/>
+          <w:b w:val="0"/>
+          <w:i w:val="0"/>
+          <w:color w:val="000000"/>
+          <w:sz w:val="18"/>
+          <w:highlight w:val="lightGray"/>
+        </w:rPr>
+        <w:t xml:space="preserve"> </w:t>
+      </w:r>
+      <w:r>
+        <w:rPr>
+          <w:rFonts w:ascii="Arial" w:hAnsi="Arial" w:eastAsia="Arial" w:cs="Arial"/>
+          <w:b w:val="0"/>
+          <w:i w:val="0"/>
+          <w:color w:val="000000"/>
+          <w:sz w:val="18"/>
+          <w:highlight w:val="lightGray"/>
+        </w:rPr>
+        <w:t>E</w:t>
+      </w:r>
+      <w:r>
+        <w:rPr>
+          <w:rFonts w:ascii="Arial" w:hAnsi="Arial" w:eastAsia="Arial" w:cs="Arial"/>
+          <w:b w:val="0"/>
+          <w:i w:val="0"/>
+          <w:color w:val="000000"/>
+          <w:sz w:val="18"/>
+          <w:highlight w:val="lightGray"/>
+        </w:rPr>
+        <w:t>s</w:t>
+      </w:r>
+      <w:r>
+        <w:rPr>
+          <w:rFonts w:ascii="Arial" w:hAnsi="Arial" w:eastAsia="Arial" w:cs="Arial"/>
+          <w:b w:val="0"/>
+          <w:i w:val="0"/>
+          <w:color w:val="000000"/>
+          <w:sz w:val="18"/>
+          <w:highlight w:val="lightGray"/>
+        </w:rPr>
+        <w:t>s</w:t>
+      </w:r>
+      <w:r>
+        <w:rPr>
+          <w:rFonts w:ascii="Arial" w:hAnsi="Arial" w:eastAsia="Arial" w:cs="Arial"/>
+          <w:b w:val="0"/>
+          <w:i w:val="0"/>
+          <w:color w:val="000000"/>
+          <w:sz w:val="18"/>
+          <w:highlight w:val="lightGray"/>
+        </w:rPr>
+        <w:t>a</w:t>
+      </w:r>
+      <w:r>
+        <w:rPr>
+          <w:rFonts w:ascii="Arial" w:hAnsi="Arial" w:eastAsia="Arial" w:cs="Arial"/>
+          <w:b w:val="0"/>
+          <w:i w:val="0"/>
+          <w:color w:val="000000"/>
+          <w:sz w:val="18"/>
+          <w:highlight w:val="lightGray"/>
+        </w:rPr>
+        <w:t>m</w:t>
+      </w:r>
+      <w:r>
+        <w:rPr>
+          <w:rFonts w:ascii="Arial" w:hAnsi="Arial" w:eastAsia="Arial" w:cs="Arial"/>
+          <w:b w:val="0"/>
+          <w:i w:val="0"/>
+          <w:color w:val="000000"/>
+          <w:sz w:val="18"/>
+          <w:highlight w:val="lightGray"/>
+        </w:rPr>
+        <w:t>]</w:t>
+      </w:r>
+      <w:r>
+        <w:rPr>
+          <w:rFonts w:ascii="Arial" w:hAnsi="Arial" w:eastAsia="Arial" w:cs="Arial"/>
+          <w:b w:val="0"/>
+          <w:i w:val="0"/>
+          <w:color w:val="000000"/>
+          <w:sz w:val="18"/>
+          <w:highlight w:val="lightGray"/>
+        </w:rPr>
+        <w:t xml:space="preserve"> </w:t>
+      </w:r>
+      <w:r>
+        <w:rPr>
+          <w:rFonts w:ascii="Arial" w:hAnsi="Arial" w:eastAsia="Arial" w:cs="Arial"/>
+          <w:b w:val="0"/>
+          <w:i w:val="0"/>
+          <w:color w:val="000000"/>
+          <w:sz w:val="18"/>
+          <w:highlight w:val="lightGray"/>
+        </w:rPr>
+        <w:t>-</w:t>
+      </w:r>
+      <w:r>
+        <w:rPr>
+          <w:rFonts w:ascii="Arial" w:hAnsi="Arial" w:eastAsia="Arial" w:cs="Arial"/>
+          <w:b w:val="0"/>
+          <w:i w:val="0"/>
+          <w:color w:val="000000"/>
+          <w:sz w:val="18"/>
+          <w:highlight w:val="lightGray"/>
+        </w:rPr>
+        <w:t>&gt;</w:t>
+      </w:r>
+      <w:r>
+        <w:rPr>
+          <w:rFonts w:ascii="Arial" w:hAnsi="Arial" w:eastAsia="Arial" w:cs="Arial"/>
+          <w:b w:val="0"/>
+          <w:i w:val="0"/>
+          <w:color w:val="000000"/>
+          <w:sz w:val="18"/>
+          <w:highlight w:val="lightGray"/>
+        </w:rPr>
+        <w:t xml:space="preserve"> </w:t>
+      </w:r>
+      <w:r>
+        <w:rPr>
+          <w:rFonts w:ascii="Arial" w:hAnsi="Arial" w:eastAsia="Arial" w:cs="Arial"/>
+          <w:b/>
+          <w:i w:val="0"/>
+          <w:color w:val="000000"/>
+          <w:sz w:val="18"/>
+          <w:highlight w:val="lightGray"/>
+        </w:rPr>
+        <w:t>F</w:t>
+      </w:r>
+      <w:r>
+        <w:rPr>
+          <w:rFonts w:ascii="Arial" w:hAnsi="Arial" w:eastAsia="Arial" w:cs="Arial"/>
+          <w:b/>
+          <w:i w:val="0"/>
+          <w:color w:val="000000"/>
+          <w:sz w:val="18"/>
+          <w:highlight w:val="lightGray"/>
+        </w:rPr>
+        <w:t>r</w:t>
+      </w:r>
+      <w:r>
+        <w:rPr>
+          <w:rFonts w:ascii="Arial" w:hAnsi="Arial" w:eastAsia="Arial" w:cs="Arial"/>
+          <w:b/>
+          <w:i w:val="0"/>
+          <w:color w:val="000000"/>
+          <w:sz w:val="18"/>
+          <w:highlight w:val="lightGray"/>
+        </w:rPr>
+        <w:t>o</w:t>
+      </w:r>
+      <w:r>
+        <w:rPr>
+          <w:rFonts w:ascii="Arial" w:hAnsi="Arial" w:eastAsia="Arial" w:cs="Arial"/>
+          <w:b/>
+          <w:i w:val="0"/>
+          <w:color w:val="000000"/>
+          <w:sz w:val="18"/>
+          <w:highlight w:val="lightGray"/>
+        </w:rPr>
+        <w:t>m</w:t>
+      </w:r>
+      <w:r>
+        <w:rPr>
+          <w:rFonts w:ascii="Arial" w:hAnsi="Arial" w:eastAsia="Arial" w:cs="Arial"/>
+          <w:b/>
+          <w:i w:val="0"/>
+          <w:color w:val="000000"/>
+          <w:sz w:val="18"/>
+          <w:highlight w:val="lightGray"/>
+        </w:rPr>
+        <w:t>:</w:t>
+      </w:r>
+      <w:r>
+        <w:rPr>
+          <w:rFonts w:ascii="Arial" w:hAnsi="Arial" w:eastAsia="Arial" w:cs="Arial"/>
+          <w:b w:val="0"/>
+          <w:i w:val="0"/>
+          <w:color w:val="000000"/>
+          <w:sz w:val="18"/>
+          <w:highlight w:val="lightGray"/>
+        </w:rPr>
+        <w:t xml:space="preserve"> </w:t>
+      </w:r>
+      <w:r>
+        <w:rPr>
+          <w:rFonts w:ascii="Arial" w:hAnsi="Arial" w:eastAsia="Arial" w:cs="Arial"/>
+          <w:b w:val="0"/>
+          <w:i w:val="0"/>
+          <w:color w:val="000000"/>
+          <w:sz w:val="18"/>
+          <w:highlight w:val="lightGray"/>
+        </w:rPr>
+        <w:t>[</w:t>
+      </w:r>
+      <w:r>
+        <w:rPr>
+          <w:rFonts w:ascii="Arial" w:hAnsi="Arial" w:eastAsia="Arial" w:cs="Arial"/>
+          <w:b w:val="0"/>
+          <w:i w:val="0"/>
+          <w:color w:val="000000"/>
+          <w:sz w:val="18"/>
+          <w:highlight w:val="lightGray"/>
+        </w:rPr>
+        <w:t>C</w:t>
+      </w:r>
+      <w:r>
+        <w:rPr>
+          <w:rFonts w:ascii="Arial" w:hAnsi="Arial" w:eastAsia="Arial" w:cs="Arial"/>
+          <w:b w:val="0"/>
+          <w:i w:val="0"/>
+          <w:color w:val="000000"/>
+          <w:sz w:val="18"/>
+          <w:highlight w:val="lightGray"/>
+        </w:rPr>
+        <w:t>h</w:t>
+      </w:r>
+      <w:r>
+        <w:rPr>
+          <w:rFonts w:ascii="Arial" w:hAnsi="Arial" w:eastAsia="Arial" w:cs="Arial"/>
+          <w:b w:val="0"/>
+          <w:i w:val="0"/>
+          <w:color w:val="000000"/>
+          <w:sz w:val="18"/>
+          <w:highlight w:val="lightGray"/>
+        </w:rPr>
+        <w:t>a</w:t>
+      </w:r>
+      <w:r>
+        <w:rPr>
+          <w:rFonts w:ascii="Arial" w:hAnsi="Arial" w:eastAsia="Arial" w:cs="Arial"/>
+          <w:b w:val="0"/>
+          <w:i w:val="0"/>
+          <w:color w:val="000000"/>
+          <w:sz w:val="18"/>
+          <w:highlight w:val="lightGray"/>
+        </w:rPr>
+        <w:t>t</w:t>
+      </w:r>
+      <w:r>
+        <w:rPr>
+          <w:rFonts w:ascii="Arial" w:hAnsi="Arial" w:eastAsia="Arial" w:cs="Arial"/>
+          <w:b w:val="0"/>
+          <w:i w:val="0"/>
+          <w:color w:val="000000"/>
+          <w:sz w:val="18"/>
+          <w:highlight w:val="lightGray"/>
+        </w:rPr>
+        <w:t>g</w:t>
+      </w:r>
+      <w:r>
+        <w:rPr>
+          <w:rFonts w:ascii="Arial" w:hAnsi="Arial" w:eastAsia="Arial" w:cs="Arial"/>
+          <w:b w:val="0"/>
+          <w:i w:val="0"/>
+          <w:color w:val="000000"/>
+          <w:sz w:val="18"/>
+          <w:highlight w:val="lightGray"/>
+        </w:rPr>
+        <w:t>p</w:t>
+      </w:r>
+      <w:r>
+        <w:rPr>
+          <w:rFonts w:ascii="Arial" w:hAnsi="Arial" w:eastAsia="Arial" w:cs="Arial"/>
+          <w:b w:val="0"/>
+          <w:i w:val="0"/>
+          <w:color w:val="000000"/>
+          <w:sz w:val="18"/>
+          <w:highlight w:val="lightGray"/>
+        </w:rPr>
+        <w:t>t</w:t>
+      </w:r>
+      <w:r>
+        <w:rPr>
+          <w:rFonts w:ascii="Arial" w:hAnsi="Arial" w:eastAsia="Arial" w:cs="Arial"/>
+          <w:b w:val="0"/>
+          <w:i w:val="0"/>
+          <w:color w:val="000000"/>
+          <w:sz w:val="18"/>
+          <w:highlight w:val="lightGray"/>
+        </w:rPr>
+        <w:t xml:space="preserve"> </w:t>
+      </w:r>
+      <w:r>
+        <w:rPr>
+          <w:rFonts w:ascii="Arial" w:hAnsi="Arial" w:eastAsia="Arial" w:cs="Arial"/>
+          <w:b w:val="0"/>
+          <w:i w:val="0"/>
+          <w:color w:val="000000"/>
+          <w:sz w:val="18"/>
+          <w:highlight w:val="lightGray"/>
+        </w:rPr>
+        <w:t>(</w:t>
+      </w:r>
+      <w:r>
+        <w:rPr>
+          <w:rFonts w:ascii="Arial" w:hAnsi="Arial" w:eastAsia="Arial" w:cs="Arial"/>
+          <w:b w:val="0"/>
+          <w:i w:val="0"/>
+          <w:color w:val="000000"/>
+          <w:sz w:val="18"/>
+          <w:highlight w:val="lightGray"/>
+        </w:rPr>
+        <w:t>G</w:t>
+      </w:r>
+      <w:r>
+        <w:rPr>
+          <w:rFonts w:ascii="Arial" w:hAnsi="Arial" w:eastAsia="Arial" w:cs="Arial"/>
+          <w:b w:val="0"/>
+          <w:i w:val="0"/>
+          <w:color w:val="000000"/>
+          <w:sz w:val="18"/>
+          <w:highlight w:val="lightGray"/>
+        </w:rPr>
+        <w:t>P</w:t>
+      </w:r>
+      <w:r>
+        <w:rPr>
+          <w:rFonts w:ascii="Arial" w:hAnsi="Arial" w:eastAsia="Arial" w:cs="Arial"/>
+          <w:b w:val="0"/>
+          <w:i w:val="0"/>
+          <w:color w:val="000000"/>
+          <w:sz w:val="18"/>
+          <w:highlight w:val="lightGray"/>
+        </w:rPr>
+        <w:t>T</w:t>
+      </w:r>
+      <w:r>
+        <w:rPr>
+          <w:rFonts w:ascii="Arial" w:hAnsi="Arial" w:eastAsia="Arial" w:cs="Arial"/>
+          <w:b w:val="0"/>
+          <w:i w:val="0"/>
+          <w:color w:val="000000"/>
+          <w:sz w:val="18"/>
+          <w:highlight w:val="lightGray"/>
         </w:rPr>
         <w:t>‑</w:t>
       </w:r>
       <w:r>
         <w:rPr>
-          <w:b/>
-          <w:szCs w:val="14"/>
-          <w:shd w:val="clear" w:color="auto" w:fill="B7B7B7"/>
-        </w:rPr>
-        <w:t>5 Mini) at [12/9/2025]</w:t>
+          <w:rFonts w:ascii="Arial" w:hAnsi="Arial" w:eastAsia="Arial" w:cs="Arial"/>
+          <w:b w:val="0"/>
+          <w:i w:val="0"/>
+          <w:color w:val="000000"/>
+          <w:sz w:val="18"/>
+          <w:highlight w:val="lightGray"/>
+        </w:rPr>
+        <w:t>5</w:t>
+      </w:r>
+      <w:r>
+        <w:rPr>
+          <w:rFonts w:ascii="Arial" w:hAnsi="Arial" w:eastAsia="Arial" w:cs="Arial"/>
+          <w:b w:val="0"/>
+          <w:i w:val="0"/>
+          <w:color w:val="000000"/>
+          <w:sz w:val="18"/>
+          <w:highlight w:val="lightGray"/>
+        </w:rPr>
+        <w:t xml:space="preserve"> </w:t>
+      </w:r>
+      <w:r>
+        <w:rPr>
+          <w:rFonts w:ascii="Arial" w:hAnsi="Arial" w:eastAsia="Arial" w:cs="Arial"/>
+          <w:b w:val="0"/>
+          <w:i w:val="0"/>
+          <w:color w:val="000000"/>
+          <w:sz w:val="18"/>
+          <w:highlight w:val="lightGray"/>
+        </w:rPr>
+        <w:t>M</w:t>
+      </w:r>
+      <w:r>
+        <w:rPr>
+          <w:rFonts w:ascii="Arial" w:hAnsi="Arial" w:eastAsia="Arial" w:cs="Arial"/>
+          <w:b w:val="0"/>
+          <w:i w:val="0"/>
+          <w:color w:val="000000"/>
+          <w:sz w:val="18"/>
+          <w:highlight w:val="lightGray"/>
+        </w:rPr>
+        <w:t>i</w:t>
+      </w:r>
+      <w:r>
+        <w:rPr>
+          <w:rFonts w:ascii="Arial" w:hAnsi="Arial" w:eastAsia="Arial" w:cs="Arial"/>
+          <w:b w:val="0"/>
+          <w:i w:val="0"/>
+          <w:color w:val="000000"/>
+          <w:sz w:val="18"/>
+          <w:highlight w:val="lightGray"/>
+        </w:rPr>
+        <w:t>n</w:t>
+      </w:r>
+      <w:r>
+        <w:rPr>
+          <w:rFonts w:ascii="Arial" w:hAnsi="Arial" w:eastAsia="Arial" w:cs="Arial"/>
+          <w:b w:val="0"/>
+          <w:i w:val="0"/>
+          <w:color w:val="000000"/>
+          <w:sz w:val="18"/>
+          <w:highlight w:val="lightGray"/>
+        </w:rPr>
+        <w:t>i</w:t>
+      </w:r>
+      <w:r>
+        <w:rPr>
+          <w:rFonts w:ascii="Arial" w:hAnsi="Arial" w:eastAsia="Arial" w:cs="Arial"/>
+          <w:b w:val="0"/>
+          <w:i w:val="0"/>
+          <w:color w:val="000000"/>
+          <w:sz w:val="18"/>
+          <w:highlight w:val="lightGray"/>
+        </w:rPr>
+        <w:t>)</w:t>
+      </w:r>
+      <w:r>
+        <w:rPr>
+          <w:rFonts w:ascii="Arial" w:hAnsi="Arial" w:eastAsia="Arial" w:cs="Arial"/>
+          <w:b w:val="0"/>
+          <w:i w:val="0"/>
+          <w:color w:val="000000"/>
+          <w:sz w:val="18"/>
+          <w:highlight w:val="lightGray"/>
+        </w:rPr>
+        <w:t>]</w:t>
+      </w:r>
+      <w:r>
+        <w:rPr>
+          <w:rFonts w:ascii="Arial" w:hAnsi="Arial" w:eastAsia="Arial" w:cs="Arial"/>
+          <w:b w:val="0"/>
+          <w:i w:val="0"/>
+          <w:color w:val="000000"/>
+          <w:sz w:val="18"/>
+          <w:highlight w:val="lightGray"/>
+        </w:rPr>
+        <w:t xml:space="preserve"> </w:t>
+      </w:r>
+      <w:r>
+        <w:rPr>
+          <w:rFonts w:ascii="Arial" w:hAnsi="Arial" w:eastAsia="Arial" w:cs="Arial"/>
+          <w:b/>
+          <w:i w:val="0"/>
+          <w:color w:val="000000"/>
+          <w:sz w:val="18"/>
+          <w:highlight w:val="lightGray"/>
+        </w:rPr>
+        <w:t>o</w:t>
+      </w:r>
+      <w:r>
+        <w:rPr>
+          <w:rFonts w:ascii="Arial" w:hAnsi="Arial" w:eastAsia="Arial" w:cs="Arial"/>
+          <w:b/>
+          <w:i w:val="0"/>
+          <w:color w:val="000000"/>
+          <w:sz w:val="18"/>
+          <w:highlight w:val="lightGray"/>
+        </w:rPr>
+        <w:t>n</w:t>
+      </w:r>
+      <w:r>
+        <w:rPr>
+          <w:rFonts w:ascii="Arial" w:hAnsi="Arial"/>
+          <w:b w:val="0"/>
+          <w:i w:val="0"/>
+          <w:color w:val="000000"/>
+          <w:sz w:val="18"/>
+          <w:highlight w:val="lightGray"/>
+        </w:rPr>
+        <w:t xml:space="preserve"> </w:t>
+      </w:r>
+      <w:r>
+        <w:rPr>
+          <w:rFonts w:ascii="Arial" w:hAnsi="Arial"/>
+          <w:b w:val="0"/>
+          <w:i w:val="0"/>
+          <w:color w:val="000000"/>
+          <w:sz w:val="18"/>
+          <w:highlight w:val="lightGray"/>
+        </w:rPr>
+        <w:t>[</w:t>
+      </w:r>
+      <w:r>
+        <w:rPr>
+          <w:rFonts w:ascii="Arial" w:hAnsi="Arial"/>
+          <w:b w:val="0"/>
+          <w:i w:val="0"/>
+          <w:sz w:val="18"/>
+          <w:highlight w:val="lightGray"/>
+        </w:rPr>
+        <w:t>12/9/2025]</w:t>
       </w:r>
     </w:p>
     <w:p>
@@ -902,48 +5549,1597 @@
       </w:pPr>
       <w:r>
         <w:rPr>
-          <w:b/>
-          <w:shd w:val="clear" w:color="auto" w:fill="B7B7B7"/>
-        </w:rPr>
-        <w:t># Source</w:t>
-      </w:r>
-      <w:r>
-        <w:rPr>
-          <w:shd w:val="clear" w:color="auto" w:fill="B7B7B7"/>
-        </w:rPr>
-        <w:t xml:space="preserve">: </w:t>
-      </w:r>
-      <w:r>
-        <w:rPr>
-          <w:b/>
-          <w:shd w:val="clear" w:color="auto" w:fill="B7B7B7"/>
-        </w:rPr>
-        <w:t xml:space="preserve">Chatgpt </w:t>
-      </w:r>
-      <w:r>
-        <w:rPr>
-          <w:b/>
-          <w:szCs w:val="14"/>
-          <w:shd w:val="clear" w:color="auto" w:fill="B7B7B7"/>
-        </w:rPr>
-        <w:t>(GPT</w:t>
-      </w:r>
-      <w:r>
-        <w:rPr>
-          <w:rFonts w:cs="Cambria Math"/>
-          <w:b/>
-          <w:szCs w:val="14"/>
-          <w:shd w:val="clear" w:color="auto" w:fill="B7B7B7"/>
+          <w:rFonts w:ascii="Arial" w:hAnsi="Arial" w:eastAsia="Arial" w:cs="Arial"/>
+          <w:b/>
+          <w:i w:val="0"/>
+          <w:color w:val="000000"/>
+          <w:sz w:val="18"/>
+          <w:highlight w:val="lightGray"/>
+        </w:rPr>
+        <w:t>#</w:t>
+      </w:r>
+      <w:r>
+        <w:rPr>
+          <w:rFonts w:ascii="Arial" w:hAnsi="Arial" w:eastAsia="Arial" w:cs="Arial"/>
+          <w:b/>
+          <w:i w:val="0"/>
+          <w:color w:val="000000"/>
+          <w:sz w:val="18"/>
+          <w:highlight w:val="lightGray"/>
+        </w:rPr>
+        <w:t xml:space="preserve"> </w:t>
+      </w:r>
+      <w:r>
+        <w:rPr>
+          <w:rFonts w:ascii="Arial" w:hAnsi="Arial" w:eastAsia="Arial" w:cs="Arial"/>
+          <w:b/>
+          <w:i w:val="0"/>
+          <w:color w:val="000000"/>
+          <w:sz w:val="18"/>
+          <w:highlight w:val="lightGray"/>
+        </w:rPr>
+        <w:t>S</w:t>
+      </w:r>
+      <w:r>
+        <w:rPr>
+          <w:rFonts w:ascii="Arial" w:hAnsi="Arial" w:eastAsia="Arial" w:cs="Arial"/>
+          <w:b/>
+          <w:i w:val="0"/>
+          <w:color w:val="000000"/>
+          <w:sz w:val="18"/>
+          <w:highlight w:val="lightGray"/>
+        </w:rPr>
+        <w:t>o</w:t>
+      </w:r>
+      <w:r>
+        <w:rPr>
+          <w:rFonts w:ascii="Arial" w:hAnsi="Arial" w:eastAsia="Arial" w:cs="Arial"/>
+          <w:b/>
+          <w:i w:val="0"/>
+          <w:color w:val="000000"/>
+          <w:sz w:val="18"/>
+          <w:highlight w:val="lightGray"/>
+        </w:rPr>
+        <w:t>u</w:t>
+      </w:r>
+      <w:r>
+        <w:rPr>
+          <w:rFonts w:ascii="Arial" w:hAnsi="Arial" w:eastAsia="Arial" w:cs="Arial"/>
+          <w:b/>
+          <w:i w:val="0"/>
+          <w:color w:val="000000"/>
+          <w:sz w:val="18"/>
+          <w:highlight w:val="lightGray"/>
+        </w:rPr>
+        <w:t>r</w:t>
+      </w:r>
+      <w:r>
+        <w:rPr>
+          <w:rFonts w:ascii="Arial" w:hAnsi="Arial" w:eastAsia="Arial" w:cs="Arial"/>
+          <w:b/>
+          <w:i w:val="0"/>
+          <w:color w:val="000000"/>
+          <w:sz w:val="18"/>
+          <w:highlight w:val="lightGray"/>
+        </w:rPr>
+        <w:t>c</w:t>
+      </w:r>
+      <w:r>
+        <w:rPr>
+          <w:rFonts w:ascii="Arial" w:hAnsi="Arial" w:eastAsia="Arial" w:cs="Arial"/>
+          <w:b/>
+          <w:i w:val="0"/>
+          <w:color w:val="000000"/>
+          <w:sz w:val="18"/>
+          <w:highlight w:val="lightGray"/>
+        </w:rPr>
+        <w:t>e</w:t>
+      </w:r>
+      <w:r>
+        <w:rPr>
+          <w:rFonts w:ascii="Arial" w:hAnsi="Arial" w:eastAsia="Arial" w:cs="Arial"/>
+          <w:b/>
+          <w:i w:val="0"/>
+          <w:color w:val="000000"/>
+          <w:sz w:val="18"/>
+          <w:highlight w:val="lightGray"/>
+        </w:rPr>
+        <w:t>:</w:t>
+      </w:r>
+      <w:r>
+        <w:rPr>
+          <w:rFonts w:ascii="Arial" w:hAnsi="Arial" w:eastAsia="Arial" w:cs="Arial"/>
+          <w:b/>
+          <w:i w:val="0"/>
+          <w:color w:val="000000"/>
+          <w:sz w:val="18"/>
+          <w:highlight w:val="lightGray"/>
+        </w:rPr>
+        <w:t xml:space="preserve"> </w:t>
+      </w:r>
+      <w:r>
+        <w:rPr>
+          <w:rFonts w:ascii="Arial" w:hAnsi="Arial" w:eastAsia="Arial" w:cs="Arial"/>
+          <w:b/>
+          <w:i w:val="0"/>
+          <w:color w:val="000000"/>
+          <w:sz w:val="18"/>
+          <w:highlight w:val="lightGray"/>
+        </w:rPr>
+        <w:t>A</w:t>
+      </w:r>
+      <w:r>
+        <w:rPr>
+          <w:rFonts w:ascii="Arial" w:hAnsi="Arial" w:eastAsia="Arial" w:cs="Arial"/>
+          <w:b/>
+          <w:i w:val="0"/>
+          <w:color w:val="000000"/>
+          <w:sz w:val="18"/>
+          <w:highlight w:val="lightGray"/>
+        </w:rPr>
+        <w:t>I</w:t>
+      </w:r>
+      <w:r>
+        <w:rPr>
+          <w:rFonts w:ascii="Arial" w:hAnsi="Arial" w:eastAsia="Arial" w:cs="Arial"/>
+          <w:b/>
+          <w:i w:val="0"/>
+          <w:color w:val="000000"/>
+          <w:sz w:val="18"/>
+          <w:highlight w:val="lightGray"/>
+        </w:rPr>
+        <w:t xml:space="preserve"> </w:t>
+      </w:r>
+      <w:r>
+        <w:rPr>
+          <w:rFonts w:ascii="Arial" w:hAnsi="Arial" w:eastAsia="Arial" w:cs="Arial"/>
+          <w:b/>
+          <w:i w:val="0"/>
+          <w:color w:val="000000"/>
+          <w:sz w:val="18"/>
+          <w:highlight w:val="lightGray"/>
+        </w:rPr>
+        <w:t>S</w:t>
+      </w:r>
+      <w:r>
+        <w:rPr>
+          <w:rFonts w:ascii="Arial" w:hAnsi="Arial" w:eastAsia="Arial" w:cs="Arial"/>
+          <w:b/>
+          <w:i w:val="0"/>
+          <w:color w:val="000000"/>
+          <w:sz w:val="18"/>
+          <w:highlight w:val="lightGray"/>
+        </w:rPr>
+        <w:t>o</w:t>
+      </w:r>
+      <w:r>
+        <w:rPr>
+          <w:rFonts w:ascii="Arial" w:hAnsi="Arial" w:eastAsia="Arial" w:cs="Arial"/>
+          <w:b/>
+          <w:i w:val="0"/>
+          <w:color w:val="000000"/>
+          <w:sz w:val="18"/>
+          <w:highlight w:val="lightGray"/>
+        </w:rPr>
+        <w:t>u</w:t>
+      </w:r>
+      <w:r>
+        <w:rPr>
+          <w:rFonts w:ascii="Arial" w:hAnsi="Arial" w:eastAsia="Arial" w:cs="Arial"/>
+          <w:b/>
+          <w:i w:val="0"/>
+          <w:color w:val="000000"/>
+          <w:sz w:val="18"/>
+          <w:highlight w:val="lightGray"/>
+        </w:rPr>
+        <w:t>r</w:t>
+      </w:r>
+      <w:r>
+        <w:rPr>
+          <w:rFonts w:ascii="Arial" w:hAnsi="Arial" w:eastAsia="Arial" w:cs="Arial"/>
+          <w:b/>
+          <w:i w:val="0"/>
+          <w:color w:val="000000"/>
+          <w:sz w:val="18"/>
+          <w:highlight w:val="lightGray"/>
+        </w:rPr>
+        <w:t>c</w:t>
+      </w:r>
+      <w:r>
+        <w:rPr>
+          <w:rFonts w:ascii="Arial" w:hAnsi="Arial" w:eastAsia="Arial" w:cs="Arial"/>
+          <w:b/>
+          <w:i w:val="0"/>
+          <w:color w:val="000000"/>
+          <w:sz w:val="18"/>
+          <w:highlight w:val="lightGray"/>
+        </w:rPr>
+        <w:t>e</w:t>
+      </w:r>
+      <w:r>
+        <w:rPr>
+          <w:rFonts w:ascii="Arial" w:hAnsi="Arial" w:eastAsia="Arial" w:cs="Arial"/>
+          <w:b/>
+          <w:i w:val="0"/>
+          <w:color w:val="000000"/>
+          <w:sz w:val="18"/>
+          <w:highlight w:val="lightGray"/>
+        </w:rPr>
+        <w:t>:</w:t>
+      </w:r>
+      <w:r>
+        <w:rPr>
+          <w:rFonts w:ascii="Arial" w:hAnsi="Arial" w:eastAsia="Arial" w:cs="Arial"/>
+          <w:b/>
+          <w:i w:val="0"/>
+          <w:color w:val="000000"/>
+          <w:sz w:val="18"/>
+          <w:highlight w:val="lightGray"/>
+        </w:rPr>
+        <w:t xml:space="preserve"> </w:t>
+      </w:r>
+      <w:r>
+        <w:rPr>
+          <w:rFonts w:ascii="Arial" w:hAnsi="Arial" w:eastAsia="Arial" w:cs="Arial"/>
+          <w:b/>
+          <w:i w:val="0"/>
+          <w:color w:val="000000"/>
+          <w:sz w:val="18"/>
+          <w:highlight w:val="lightGray"/>
+        </w:rPr>
+        <w:t>P</w:t>
+      </w:r>
+      <w:r>
+        <w:rPr>
+          <w:rFonts w:ascii="Arial" w:hAnsi="Arial" w:eastAsia="Arial" w:cs="Arial"/>
+          <w:b/>
+          <w:i w:val="0"/>
+          <w:color w:val="000000"/>
+          <w:sz w:val="18"/>
+          <w:highlight w:val="lightGray"/>
+        </w:rPr>
+        <w:t>r</w:t>
+      </w:r>
+      <w:r>
+        <w:rPr>
+          <w:rFonts w:ascii="Arial" w:hAnsi="Arial" w:eastAsia="Arial" w:cs="Arial"/>
+          <w:b/>
+          <w:i w:val="0"/>
+          <w:color w:val="000000"/>
+          <w:sz w:val="18"/>
+          <w:highlight w:val="lightGray"/>
+        </w:rPr>
+        <w:t>o</w:t>
+      </w:r>
+      <w:r>
+        <w:rPr>
+          <w:rFonts w:ascii="Arial" w:hAnsi="Arial" w:eastAsia="Arial" w:cs="Arial"/>
+          <w:b/>
+          <w:i w:val="0"/>
+          <w:color w:val="000000"/>
+          <w:sz w:val="18"/>
+          <w:highlight w:val="lightGray"/>
+        </w:rPr>
+        <w:t>v</w:t>
+      </w:r>
+      <w:r>
+        <w:rPr>
+          <w:rFonts w:ascii="Arial" w:hAnsi="Arial" w:eastAsia="Arial" w:cs="Arial"/>
+          <w:b/>
+          <w:i w:val="0"/>
+          <w:color w:val="000000"/>
+          <w:sz w:val="18"/>
+          <w:highlight w:val="lightGray"/>
+        </w:rPr>
+        <w:t>i</w:t>
+      </w:r>
+      <w:r>
+        <w:rPr>
+          <w:rFonts w:ascii="Arial" w:hAnsi="Arial" w:eastAsia="Arial" w:cs="Arial"/>
+          <w:b/>
+          <w:i w:val="0"/>
+          <w:color w:val="000000"/>
+          <w:sz w:val="18"/>
+          <w:highlight w:val="lightGray"/>
+        </w:rPr>
+        <w:t>d</w:t>
+      </w:r>
+      <w:r>
+        <w:rPr>
+          <w:rFonts w:ascii="Arial" w:hAnsi="Arial" w:eastAsia="Arial" w:cs="Arial"/>
+          <w:b/>
+          <w:i w:val="0"/>
+          <w:color w:val="000000"/>
+          <w:sz w:val="18"/>
+          <w:highlight w:val="lightGray"/>
+        </w:rPr>
+        <w:t>e</w:t>
+      </w:r>
+      <w:r>
+        <w:rPr>
+          <w:rFonts w:ascii="Arial" w:hAnsi="Arial" w:eastAsia="Arial" w:cs="Arial"/>
+          <w:b/>
+          <w:i w:val="0"/>
+          <w:color w:val="000000"/>
+          <w:sz w:val="18"/>
+          <w:highlight w:val="lightGray"/>
+        </w:rPr>
+        <w:t>d</w:t>
+      </w:r>
+      <w:r>
+        <w:rPr>
+          <w:rFonts w:ascii="Arial" w:hAnsi="Arial" w:eastAsia="Arial" w:cs="Arial"/>
+          <w:b/>
+          <w:i w:val="0"/>
+          <w:color w:val="000000"/>
+          <w:sz w:val="18"/>
+          <w:highlight w:val="lightGray"/>
+        </w:rPr>
+        <w:t xml:space="preserve"> </w:t>
+      </w:r>
+      <w:r>
+        <w:rPr>
+          <w:rFonts w:ascii="Arial" w:hAnsi="Arial" w:eastAsia="Arial" w:cs="Arial"/>
+          <w:b/>
+          <w:i w:val="0"/>
+          <w:color w:val="000000"/>
+          <w:sz w:val="18"/>
+          <w:highlight w:val="lightGray"/>
+        </w:rPr>
+        <w:t>b</w:t>
+      </w:r>
+      <w:r>
+        <w:rPr>
+          <w:rFonts w:ascii="Arial" w:hAnsi="Arial" w:eastAsia="Arial" w:cs="Arial"/>
+          <w:b/>
+          <w:i w:val="0"/>
+          <w:color w:val="000000"/>
+          <w:sz w:val="18"/>
+          <w:highlight w:val="lightGray"/>
+        </w:rPr>
+        <w:t>y</w:t>
+      </w:r>
+      <w:r>
+        <w:rPr>
+          <w:rFonts w:ascii="Arial" w:hAnsi="Arial" w:eastAsia="Arial" w:cs="Arial"/>
+          <w:b/>
+          <w:i w:val="0"/>
+          <w:color w:val="000000"/>
+          <w:sz w:val="18"/>
+          <w:highlight w:val="lightGray"/>
+        </w:rPr>
+        <w:t>:</w:t>
+      </w:r>
+      <w:r>
+        <w:rPr>
+          <w:rFonts w:ascii="Arial" w:hAnsi="Arial" w:eastAsia="Arial" w:cs="Arial"/>
+          <w:b/>
+          <w:i w:val="0"/>
+          <w:color w:val="000000"/>
+          <w:sz w:val="18"/>
+          <w:highlight w:val="lightGray"/>
+        </w:rPr>
+        <w:t xml:space="preserve"> </w:t>
+      </w:r>
+      <w:r>
+        <w:rPr>
+          <w:rFonts w:ascii="Arial" w:hAnsi="Arial" w:eastAsia="Arial" w:cs="Arial"/>
+          <w:b/>
+          <w:i w:val="0"/>
+          <w:color w:val="000000"/>
+          <w:sz w:val="18"/>
+          <w:highlight w:val="lightGray"/>
+        </w:rPr>
+        <w:t>[</w:t>
+      </w:r>
+      <w:r>
+        <w:rPr>
+          <w:rFonts w:ascii="Arial" w:hAnsi="Arial" w:eastAsia="Arial" w:cs="Arial"/>
+          <w:b/>
+          <w:i w:val="0"/>
+          <w:color w:val="000000"/>
+          <w:sz w:val="18"/>
+          <w:highlight w:val="lightGray"/>
+        </w:rPr>
+        <w:t>D</w:t>
+      </w:r>
+      <w:r>
+        <w:rPr>
+          <w:rFonts w:ascii="Arial" w:hAnsi="Arial" w:eastAsia="Arial" w:cs="Arial"/>
+          <w:b/>
+          <w:i w:val="0"/>
+          <w:color w:val="000000"/>
+          <w:sz w:val="18"/>
+          <w:highlight w:val="lightGray"/>
+        </w:rPr>
+        <w:t>a</w:t>
+      </w:r>
+      <w:r>
+        <w:rPr>
+          <w:rFonts w:ascii="Arial" w:hAnsi="Arial" w:eastAsia="Arial" w:cs="Arial"/>
+          <w:b/>
+          <w:i w:val="0"/>
+          <w:color w:val="000000"/>
+          <w:sz w:val="18"/>
+          <w:highlight w:val="lightGray"/>
+        </w:rPr>
+        <w:t>t</w:t>
+      </w:r>
+      <w:r>
+        <w:rPr>
+          <w:rFonts w:ascii="Arial" w:hAnsi="Arial" w:eastAsia="Arial" w:cs="Arial"/>
+          <w:b/>
+          <w:i w:val="0"/>
+          <w:color w:val="000000"/>
+          <w:sz w:val="18"/>
+          <w:highlight w:val="lightGray"/>
+        </w:rPr>
+        <w:t>a</w:t>
+      </w:r>
+      <w:r>
+        <w:rPr>
+          <w:rFonts w:ascii="Arial" w:hAnsi="Arial" w:eastAsia="Arial" w:cs="Arial"/>
+          <w:b/>
+          <w:i w:val="0"/>
+          <w:color w:val="000000"/>
+          <w:sz w:val="18"/>
+          <w:highlight w:val="lightGray"/>
+        </w:rPr>
+        <w:t xml:space="preserve"> </w:t>
+      </w:r>
+      <w:r>
+        <w:rPr>
+          <w:rFonts w:ascii="Arial" w:hAnsi="Arial" w:eastAsia="Arial" w:cs="Arial"/>
+          <w:b/>
+          <w:i w:val="0"/>
+          <w:color w:val="000000"/>
+          <w:sz w:val="18"/>
+          <w:highlight w:val="lightGray"/>
+        </w:rPr>
+        <w:t>P</w:t>
+      </w:r>
+      <w:r>
+        <w:rPr>
+          <w:rFonts w:ascii="Arial" w:hAnsi="Arial" w:eastAsia="Arial" w:cs="Arial"/>
+          <w:b/>
+          <w:i w:val="0"/>
+          <w:color w:val="000000"/>
+          <w:sz w:val="18"/>
+          <w:highlight w:val="lightGray"/>
+        </w:rPr>
+        <w:t>a</w:t>
+      </w:r>
+      <w:r>
+        <w:rPr>
+          <w:rFonts w:ascii="Arial" w:hAnsi="Arial" w:eastAsia="Arial" w:cs="Arial"/>
+          <w:b/>
+          <w:i w:val="0"/>
+          <w:color w:val="000000"/>
+          <w:sz w:val="18"/>
+          <w:highlight w:val="lightGray"/>
+        </w:rPr>
+        <w:t>t</w:t>
+      </w:r>
+      <w:r>
+        <w:rPr>
+          <w:rFonts w:ascii="Arial" w:hAnsi="Arial" w:eastAsia="Arial" w:cs="Arial"/>
+          <w:b/>
+          <w:i w:val="0"/>
+          <w:color w:val="000000"/>
+          <w:sz w:val="18"/>
+          <w:highlight w:val="lightGray"/>
+        </w:rPr>
+        <w:t>h</w:t>
+      </w:r>
+      <w:r>
+        <w:rPr>
+          <w:rFonts w:ascii="Arial" w:hAnsi="Arial" w:eastAsia="Arial" w:cs="Arial"/>
+          <w:b w:val="0"/>
+          <w:i w:val="0"/>
+          <w:color w:val="000000"/>
+          <w:sz w:val="18"/>
+          <w:highlight w:val="lightGray"/>
+        </w:rPr>
+        <w:t>:</w:t>
+      </w:r>
+      <w:r>
+        <w:rPr>
+          <w:rFonts w:ascii="Arial" w:hAnsi="Arial" w:eastAsia="Arial" w:cs="Arial"/>
+          <w:b w:val="0"/>
+          <w:i w:val="0"/>
+          <w:color w:val="000000"/>
+          <w:sz w:val="18"/>
+          <w:highlight w:val="lightGray"/>
+        </w:rPr>
+        <w:t xml:space="preserve"> </w:t>
+      </w:r>
+      <w:r>
+        <w:rPr>
+          <w:rFonts w:ascii="Arial" w:hAnsi="Arial" w:eastAsia="Arial" w:cs="Arial"/>
+          <w:b w:val="0"/>
+          <w:i w:val="0"/>
+          <w:color w:val="000000"/>
+          <w:sz w:val="18"/>
+          <w:highlight w:val="lightGray"/>
+        </w:rPr>
+        <w:t>P</w:t>
+      </w:r>
+      <w:r>
+        <w:rPr>
+          <w:rFonts w:ascii="Arial" w:hAnsi="Arial" w:eastAsia="Arial" w:cs="Arial"/>
+          <w:b w:val="0"/>
+          <w:i w:val="0"/>
+          <w:color w:val="000000"/>
+          <w:sz w:val="18"/>
+          <w:highlight w:val="lightGray"/>
+        </w:rPr>
+        <w:t>e</w:t>
+      </w:r>
+      <w:r>
+        <w:rPr>
+          <w:rFonts w:ascii="Arial" w:hAnsi="Arial" w:eastAsia="Arial" w:cs="Arial"/>
+          <w:b w:val="0"/>
+          <w:i w:val="0"/>
+          <w:color w:val="000000"/>
+          <w:sz w:val="18"/>
+          <w:highlight w:val="lightGray"/>
+        </w:rPr>
+        <w:t>r</w:t>
+      </w:r>
+      <w:r>
+        <w:rPr>
+          <w:rFonts w:ascii="Arial" w:hAnsi="Arial" w:eastAsia="Arial" w:cs="Arial"/>
+          <w:b w:val="0"/>
+          <w:i w:val="0"/>
+          <w:color w:val="000000"/>
+          <w:sz w:val="18"/>
+          <w:highlight w:val="lightGray"/>
+        </w:rPr>
+        <w:t>s</w:t>
+      </w:r>
+      <w:r>
+        <w:rPr>
+          <w:rFonts w:ascii="Arial" w:hAnsi="Arial" w:eastAsia="Arial" w:cs="Arial"/>
+          <w:b w:val="0"/>
+          <w:i w:val="0"/>
+          <w:color w:val="000000"/>
+          <w:sz w:val="18"/>
+          <w:highlight w:val="lightGray"/>
+        </w:rPr>
+        <w:t>o</w:t>
+      </w:r>
+      <w:r>
+        <w:rPr>
+          <w:rFonts w:ascii="Arial" w:hAnsi="Arial" w:eastAsia="Arial" w:cs="Arial"/>
+          <w:b w:val="0"/>
+          <w:i w:val="0"/>
+          <w:color w:val="000000"/>
+          <w:sz w:val="18"/>
+          <w:highlight w:val="lightGray"/>
+        </w:rPr>
+        <w:t>n</w:t>
+      </w:r>
+      <w:r>
+        <w:rPr>
+          <w:rFonts w:ascii="Arial" w:hAnsi="Arial" w:eastAsia="Arial" w:cs="Arial"/>
+          <w:b w:val="0"/>
+          <w:i w:val="0"/>
+          <w:color w:val="000000"/>
+          <w:sz w:val="18"/>
+          <w:highlight w:val="lightGray"/>
+        </w:rPr>
+        <w:t>s</w:t>
+      </w:r>
+      <w:r>
+        <w:rPr>
+          <w:rFonts w:ascii="Arial" w:hAnsi="Arial" w:eastAsia="Arial" w:cs="Arial"/>
+          <w:b w:val="0"/>
+          <w:i w:val="0"/>
+          <w:color w:val="000000"/>
+          <w:sz w:val="18"/>
+          <w:highlight w:val="lightGray"/>
+        </w:rPr>
+        <w:t xml:space="preserve"> </w:t>
+      </w:r>
+      <w:r>
+        <w:rPr>
+          <w:rFonts w:ascii="Arial" w:hAnsi="Arial" w:eastAsia="Arial" w:cs="Arial"/>
+          <w:b w:val="0"/>
+          <w:i w:val="0"/>
+          <w:color w:val="000000"/>
+          <w:sz w:val="18"/>
+          <w:highlight w:val="lightGray"/>
+        </w:rPr>
+        <w:t>T</w:t>
+      </w:r>
+      <w:r>
+        <w:rPr>
+          <w:rFonts w:ascii="Arial" w:hAnsi="Arial" w:eastAsia="Arial" w:cs="Arial"/>
+          <w:b w:val="0"/>
+          <w:i w:val="0"/>
+          <w:color w:val="000000"/>
+          <w:sz w:val="18"/>
+          <w:highlight w:val="lightGray"/>
+        </w:rPr>
+        <w:t>a</w:t>
+      </w:r>
+      <w:r>
+        <w:rPr>
+          <w:rFonts w:ascii="Arial" w:hAnsi="Arial" w:eastAsia="Arial" w:cs="Arial"/>
+          <w:b w:val="0"/>
+          <w:i w:val="0"/>
+          <w:color w:val="000000"/>
+          <w:sz w:val="18"/>
+          <w:highlight w:val="lightGray"/>
+        </w:rPr>
+        <w:t>b</w:t>
+      </w:r>
+      <w:r>
+        <w:rPr>
+          <w:rFonts w:ascii="Arial" w:hAnsi="Arial" w:eastAsia="Arial" w:cs="Arial"/>
+          <w:b w:val="0"/>
+          <w:i w:val="0"/>
+          <w:color w:val="000000"/>
+          <w:sz w:val="18"/>
+          <w:highlight w:val="lightGray"/>
+        </w:rPr>
+        <w:t>l</w:t>
+      </w:r>
+      <w:r>
+        <w:rPr>
+          <w:rFonts w:ascii="Arial" w:hAnsi="Arial" w:eastAsia="Arial" w:cs="Arial"/>
+          <w:b w:val="0"/>
+          <w:i w:val="0"/>
+          <w:color w:val="000000"/>
+          <w:sz w:val="18"/>
+          <w:highlight w:val="lightGray"/>
+        </w:rPr>
+        <w:t>e</w:t>
+      </w:r>
+      <w:r>
+        <w:rPr>
+          <w:rFonts w:ascii="Arial" w:hAnsi="Arial" w:eastAsia="Arial" w:cs="Arial"/>
+          <w:b w:val="0"/>
+          <w:i w:val="0"/>
+          <w:color w:val="000000"/>
+          <w:sz w:val="18"/>
+          <w:highlight w:val="lightGray"/>
+        </w:rPr>
+        <w:t xml:space="preserve"> </w:t>
+      </w:r>
+      <w:r>
+        <w:rPr>
+          <w:rFonts w:ascii="Arial" w:hAnsi="Arial" w:eastAsia="Arial" w:cs="Arial"/>
+          <w:b w:val="0"/>
+          <w:i w:val="0"/>
+          <w:color w:val="000000"/>
+          <w:sz w:val="18"/>
+          <w:highlight w:val="lightGray"/>
+        </w:rPr>
+        <w:t>-</w:t>
+      </w:r>
+      <w:r>
+        <w:rPr>
+          <w:rFonts w:ascii="Arial" w:hAnsi="Arial" w:eastAsia="Arial" w:cs="Arial"/>
+          <w:b w:val="0"/>
+          <w:i w:val="0"/>
+          <w:color w:val="000000"/>
+          <w:sz w:val="18"/>
+          <w:highlight w:val="lightGray"/>
+        </w:rPr>
+        <w:t>&gt;</w:t>
+      </w:r>
+      <w:r>
+        <w:rPr>
+          <w:rFonts w:ascii="Arial" w:hAnsi="Arial" w:eastAsia="Arial" w:cs="Arial"/>
+          <w:b w:val="0"/>
+          <w:i w:val="0"/>
+          <w:color w:val="000000"/>
+          <w:sz w:val="18"/>
+          <w:highlight w:val="lightGray"/>
+        </w:rPr>
+        <w:t xml:space="preserve"> </w:t>
+      </w:r>
+      <w:r>
+        <w:rPr>
+          <w:rFonts w:ascii="Arial" w:hAnsi="Arial" w:eastAsia="Arial" w:cs="Arial"/>
+          <w:b w:val="0"/>
+          <w:i w:val="0"/>
+          <w:color w:val="000000"/>
+          <w:sz w:val="18"/>
+          <w:highlight w:val="lightGray"/>
+        </w:rPr>
+        <w:t>I</w:t>
+      </w:r>
+      <w:r>
+        <w:rPr>
+          <w:rFonts w:ascii="Arial" w:hAnsi="Arial" w:eastAsia="Arial" w:cs="Arial"/>
+          <w:b w:val="0"/>
+          <w:i w:val="0"/>
+          <w:color w:val="000000"/>
+          <w:sz w:val="18"/>
+          <w:highlight w:val="lightGray"/>
+        </w:rPr>
+        <w:t>D</w:t>
+      </w:r>
+      <w:r>
+        <w:rPr>
+          <w:rFonts w:ascii="Arial" w:hAnsi="Arial" w:eastAsia="Arial" w:cs="Arial"/>
+          <w:b w:val="0"/>
+          <w:i w:val="0"/>
+          <w:color w:val="000000"/>
+          <w:sz w:val="18"/>
+          <w:highlight w:val="lightGray"/>
+        </w:rPr>
+        <w:t xml:space="preserve"> </w:t>
+      </w:r>
+      <w:r>
+        <w:rPr>
+          <w:rFonts w:ascii="Arial" w:hAnsi="Arial" w:eastAsia="Arial" w:cs="Arial"/>
+          <w:b w:val="0"/>
+          <w:i w:val="0"/>
+          <w:color w:val="000000"/>
+          <w:sz w:val="18"/>
+          <w:highlight w:val="lightGray"/>
+        </w:rPr>
+        <w:t>C</w:t>
+      </w:r>
+      <w:r>
+        <w:rPr>
+          <w:rFonts w:ascii="Arial" w:hAnsi="Arial" w:eastAsia="Arial" w:cs="Arial"/>
+          <w:b w:val="0"/>
+          <w:i w:val="0"/>
+          <w:color w:val="000000"/>
+          <w:sz w:val="18"/>
+          <w:highlight w:val="lightGray"/>
+        </w:rPr>
+        <w:t>o</w:t>
+      </w:r>
+      <w:r>
+        <w:rPr>
+          <w:rFonts w:ascii="Arial" w:hAnsi="Arial" w:eastAsia="Arial" w:cs="Arial"/>
+          <w:b w:val="0"/>
+          <w:i w:val="0"/>
+          <w:color w:val="000000"/>
+          <w:sz w:val="18"/>
+          <w:highlight w:val="lightGray"/>
+        </w:rPr>
+        <w:t>l</w:t>
+      </w:r>
+      <w:r>
+        <w:rPr>
+          <w:rFonts w:ascii="Arial" w:hAnsi="Arial" w:eastAsia="Arial" w:cs="Arial"/>
+          <w:b w:val="0"/>
+          <w:i w:val="0"/>
+          <w:color w:val="000000"/>
+          <w:sz w:val="18"/>
+          <w:highlight w:val="lightGray"/>
+        </w:rPr>
+        <w:t>u</w:t>
+      </w:r>
+      <w:r>
+        <w:rPr>
+          <w:rFonts w:ascii="Arial" w:hAnsi="Arial" w:eastAsia="Arial" w:cs="Arial"/>
+          <w:b w:val="0"/>
+          <w:i w:val="0"/>
+          <w:color w:val="000000"/>
+          <w:sz w:val="18"/>
+          <w:highlight w:val="lightGray"/>
+        </w:rPr>
+        <w:t>m</w:t>
+      </w:r>
+      <w:r>
+        <w:rPr>
+          <w:rFonts w:ascii="Arial" w:hAnsi="Arial" w:eastAsia="Arial" w:cs="Arial"/>
+          <w:b w:val="0"/>
+          <w:i w:val="0"/>
+          <w:color w:val="000000"/>
+          <w:sz w:val="18"/>
+          <w:highlight w:val="lightGray"/>
+        </w:rPr>
+        <w:t>n</w:t>
+      </w:r>
+      <w:r>
+        <w:rPr>
+          <w:rFonts w:ascii="Arial" w:hAnsi="Arial" w:eastAsia="Arial" w:cs="Arial"/>
+          <w:b w:val="0"/>
+          <w:i w:val="0"/>
+          <w:color w:val="000000"/>
+          <w:sz w:val="18"/>
+          <w:highlight w:val="lightGray"/>
+        </w:rPr>
+        <w:t>:</w:t>
+      </w:r>
+      <w:r>
+        <w:rPr>
+          <w:rFonts w:ascii="Arial" w:hAnsi="Arial" w:eastAsia="Arial" w:cs="Arial"/>
+          <w:b w:val="0"/>
+          <w:i w:val="0"/>
+          <w:color w:val="000000"/>
+          <w:sz w:val="18"/>
+          <w:highlight w:val="lightGray"/>
+        </w:rPr>
+        <w:t xml:space="preserve"> </w:t>
+      </w:r>
+      <w:r>
+        <w:rPr>
+          <w:rFonts w:ascii="Arial" w:hAnsi="Arial" w:eastAsia="Arial" w:cs="Arial"/>
+          <w:b w:val="0"/>
+          <w:i w:val="0"/>
+          <w:color w:val="000000"/>
+          <w:sz w:val="18"/>
+          <w:highlight w:val="lightGray"/>
+        </w:rPr>
+        <w:t>1</w:t>
+      </w:r>
+      <w:r>
+        <w:rPr>
+          <w:rFonts w:ascii="Arial" w:hAnsi="Arial" w:eastAsia="Arial" w:cs="Arial"/>
+          <w:b w:val="0"/>
+          <w:i w:val="0"/>
+          <w:color w:val="000000"/>
+          <w:sz w:val="18"/>
+          <w:highlight w:val="lightGray"/>
+        </w:rPr>
+        <w:t>,</w:t>
+      </w:r>
+      <w:r>
+        <w:rPr>
+          <w:rFonts w:ascii="Arial" w:hAnsi="Arial" w:eastAsia="Arial" w:cs="Arial"/>
+          <w:b w:val="0"/>
+          <w:i w:val="0"/>
+          <w:color w:val="000000"/>
+          <w:sz w:val="18"/>
+          <w:highlight w:val="lightGray"/>
+        </w:rPr>
+        <w:t xml:space="preserve"> </w:t>
+      </w:r>
+      <w:r>
+        <w:rPr>
+          <w:rFonts w:ascii="Arial" w:hAnsi="Arial" w:eastAsia="Arial" w:cs="Arial"/>
+          <w:b w:val="0"/>
+          <w:i w:val="0"/>
+          <w:color w:val="000000"/>
+          <w:sz w:val="18"/>
+          <w:highlight w:val="lightGray"/>
+        </w:rPr>
+        <w:t>N</w:t>
+      </w:r>
+      <w:r>
+        <w:rPr>
+          <w:rFonts w:ascii="Arial" w:hAnsi="Arial" w:eastAsia="Arial" w:cs="Arial"/>
+          <w:b w:val="0"/>
+          <w:i w:val="0"/>
+          <w:color w:val="000000"/>
+          <w:sz w:val="18"/>
+          <w:highlight w:val="lightGray"/>
+        </w:rPr>
+        <w:t>a</w:t>
+      </w:r>
+      <w:r>
+        <w:rPr>
+          <w:rFonts w:ascii="Arial" w:hAnsi="Arial" w:eastAsia="Arial" w:cs="Arial"/>
+          <w:b w:val="0"/>
+          <w:i w:val="0"/>
+          <w:color w:val="000000"/>
+          <w:sz w:val="18"/>
+          <w:highlight w:val="lightGray"/>
+        </w:rPr>
+        <w:t>m</w:t>
+      </w:r>
+      <w:r>
+        <w:rPr>
+          <w:rFonts w:ascii="Arial" w:hAnsi="Arial" w:eastAsia="Arial" w:cs="Arial"/>
+          <w:b w:val="0"/>
+          <w:i w:val="0"/>
+          <w:color w:val="000000"/>
+          <w:sz w:val="18"/>
+          <w:highlight w:val="lightGray"/>
+        </w:rPr>
+        <w:t>e</w:t>
+      </w:r>
+      <w:r>
+        <w:rPr>
+          <w:rFonts w:ascii="Arial" w:hAnsi="Arial" w:eastAsia="Arial" w:cs="Arial"/>
+          <w:b w:val="0"/>
+          <w:i w:val="0"/>
+          <w:color w:val="000000"/>
+          <w:sz w:val="18"/>
+          <w:highlight w:val="lightGray"/>
+        </w:rPr>
+        <w:t>_</w:t>
+      </w:r>
+      <w:r>
+        <w:rPr>
+          <w:rFonts w:ascii="Arial" w:hAnsi="Arial" w:eastAsia="Arial" w:cs="Arial"/>
+          <w:b w:val="0"/>
+          <w:i w:val="0"/>
+          <w:color w:val="000000"/>
+          <w:sz w:val="18"/>
+          <w:highlight w:val="lightGray"/>
+        </w:rPr>
+        <w:t>E</w:t>
+      </w:r>
+      <w:r>
+        <w:rPr>
+          <w:rFonts w:ascii="Arial" w:hAnsi="Arial" w:eastAsia="Arial" w:cs="Arial"/>
+          <w:b w:val="0"/>
+          <w:i w:val="0"/>
+          <w:color w:val="000000"/>
+          <w:sz w:val="18"/>
+          <w:highlight w:val="lightGray"/>
+        </w:rPr>
+        <w:t>n</w:t>
+      </w:r>
+      <w:r>
+        <w:rPr>
+          <w:rFonts w:ascii="Arial" w:hAnsi="Arial" w:eastAsia="Arial" w:cs="Arial"/>
+          <w:b w:val="0"/>
+          <w:i w:val="0"/>
+          <w:color w:val="000000"/>
+          <w:sz w:val="18"/>
+          <w:highlight w:val="lightGray"/>
+        </w:rPr>
+        <w:t xml:space="preserve"> </w:t>
+      </w:r>
+      <w:r>
+        <w:rPr>
+          <w:rFonts w:ascii="Arial" w:hAnsi="Arial" w:eastAsia="Arial" w:cs="Arial"/>
+          <w:b w:val="0"/>
+          <w:i w:val="0"/>
+          <w:color w:val="000000"/>
+          <w:sz w:val="18"/>
+          <w:highlight w:val="lightGray"/>
+        </w:rPr>
+        <w:t>C</w:t>
+      </w:r>
+      <w:r>
+        <w:rPr>
+          <w:rFonts w:ascii="Arial" w:hAnsi="Arial" w:eastAsia="Arial" w:cs="Arial"/>
+          <w:b w:val="0"/>
+          <w:i w:val="0"/>
+          <w:color w:val="000000"/>
+          <w:sz w:val="18"/>
+          <w:highlight w:val="lightGray"/>
+        </w:rPr>
+        <w:t>o</w:t>
+      </w:r>
+      <w:r>
+        <w:rPr>
+          <w:rFonts w:ascii="Arial" w:hAnsi="Arial" w:eastAsia="Arial" w:cs="Arial"/>
+          <w:b w:val="0"/>
+          <w:i w:val="0"/>
+          <w:color w:val="000000"/>
+          <w:sz w:val="18"/>
+          <w:highlight w:val="lightGray"/>
+        </w:rPr>
+        <w:t>l</w:t>
+      </w:r>
+      <w:r>
+        <w:rPr>
+          <w:rFonts w:ascii="Arial" w:hAnsi="Arial" w:eastAsia="Arial" w:cs="Arial"/>
+          <w:b w:val="0"/>
+          <w:i w:val="0"/>
+          <w:color w:val="000000"/>
+          <w:sz w:val="18"/>
+          <w:highlight w:val="lightGray"/>
+        </w:rPr>
+        <w:t>u</w:t>
+      </w:r>
+      <w:r>
+        <w:rPr>
+          <w:rFonts w:ascii="Arial" w:hAnsi="Arial" w:eastAsia="Arial" w:cs="Arial"/>
+          <w:b w:val="0"/>
+          <w:i w:val="0"/>
+          <w:color w:val="000000"/>
+          <w:sz w:val="18"/>
+          <w:highlight w:val="lightGray"/>
+        </w:rPr>
+        <w:t>m</w:t>
+      </w:r>
+      <w:r>
+        <w:rPr>
+          <w:rFonts w:ascii="Arial" w:hAnsi="Arial" w:eastAsia="Arial" w:cs="Arial"/>
+          <w:b w:val="0"/>
+          <w:i w:val="0"/>
+          <w:color w:val="000000"/>
+          <w:sz w:val="18"/>
+          <w:highlight w:val="lightGray"/>
+        </w:rPr>
+        <w:t>n</w:t>
+      </w:r>
+      <w:r>
+        <w:rPr>
+          <w:rFonts w:ascii="Arial" w:hAnsi="Arial" w:eastAsia="Arial" w:cs="Arial"/>
+          <w:b w:val="0"/>
+          <w:i w:val="0"/>
+          <w:color w:val="000000"/>
+          <w:sz w:val="18"/>
+          <w:highlight w:val="lightGray"/>
+        </w:rPr>
+        <w:t>:</w:t>
+      </w:r>
+      <w:r>
+        <w:rPr>
+          <w:rFonts w:ascii="Arial" w:hAnsi="Arial" w:eastAsia="Arial" w:cs="Arial"/>
+          <w:b w:val="0"/>
+          <w:i w:val="0"/>
+          <w:color w:val="000000"/>
+          <w:sz w:val="18"/>
+          <w:highlight w:val="lightGray"/>
+        </w:rPr>
+        <w:t xml:space="preserve"> </w:t>
+      </w:r>
+      <w:r>
+        <w:rPr>
+          <w:rFonts w:ascii="Arial" w:hAnsi="Arial" w:eastAsia="Arial" w:cs="Arial"/>
+          <w:b w:val="0"/>
+          <w:i w:val="0"/>
+          <w:color w:val="000000"/>
+          <w:sz w:val="18"/>
+          <w:highlight w:val="lightGray"/>
+        </w:rPr>
+        <w:t>M</w:t>
+      </w:r>
+      <w:r>
+        <w:rPr>
+          <w:rFonts w:ascii="Arial" w:hAnsi="Arial" w:eastAsia="Arial" w:cs="Arial"/>
+          <w:b w:val="0"/>
+          <w:i w:val="0"/>
+          <w:color w:val="000000"/>
+          <w:sz w:val="18"/>
+          <w:highlight w:val="lightGray"/>
+        </w:rPr>
+        <w:t>o</w:t>
+      </w:r>
+      <w:r>
+        <w:rPr>
+          <w:rFonts w:ascii="Arial" w:hAnsi="Arial" w:eastAsia="Arial" w:cs="Arial"/>
+          <w:b w:val="0"/>
+          <w:i w:val="0"/>
+          <w:color w:val="000000"/>
+          <w:sz w:val="18"/>
+          <w:highlight w:val="lightGray"/>
+        </w:rPr>
+        <w:t>t</w:t>
+      </w:r>
+      <w:r>
+        <w:rPr>
+          <w:rFonts w:ascii="Arial" w:hAnsi="Arial" w:eastAsia="Arial" w:cs="Arial"/>
+          <w:b w:val="0"/>
+          <w:i w:val="0"/>
+          <w:color w:val="000000"/>
+          <w:sz w:val="18"/>
+          <w:highlight w:val="lightGray"/>
+        </w:rPr>
+        <w:t>a</w:t>
+      </w:r>
+      <w:r>
+        <w:rPr>
+          <w:rFonts w:ascii="Arial" w:hAnsi="Arial" w:eastAsia="Arial" w:cs="Arial"/>
+          <w:b w:val="0"/>
+          <w:i w:val="0"/>
+          <w:color w:val="000000"/>
+          <w:sz w:val="18"/>
+          <w:highlight w:val="lightGray"/>
+        </w:rPr>
+        <w:t>s</w:t>
+      </w:r>
+      <w:r>
+        <w:rPr>
+          <w:rFonts w:ascii="Arial" w:hAnsi="Arial" w:eastAsia="Arial" w:cs="Arial"/>
+          <w:b w:val="0"/>
+          <w:i w:val="0"/>
+          <w:color w:val="000000"/>
+          <w:sz w:val="18"/>
+          <w:highlight w:val="lightGray"/>
+        </w:rPr>
+        <w:t>e</w:t>
+      </w:r>
+      <w:r>
+        <w:rPr>
+          <w:rFonts w:ascii="Arial" w:hAnsi="Arial" w:eastAsia="Arial" w:cs="Arial"/>
+          <w:b w:val="0"/>
+          <w:i w:val="0"/>
+          <w:color w:val="000000"/>
+          <w:sz w:val="18"/>
+          <w:highlight w:val="lightGray"/>
+        </w:rPr>
+        <w:t>m</w:t>
+      </w:r>
+      <w:r>
+        <w:rPr>
+          <w:rFonts w:ascii="Arial" w:hAnsi="Arial" w:eastAsia="Arial" w:cs="Arial"/>
+          <w:b w:val="0"/>
+          <w:i w:val="0"/>
+          <w:color w:val="000000"/>
+          <w:sz w:val="18"/>
+          <w:highlight w:val="lightGray"/>
+        </w:rPr>
+        <w:t xml:space="preserve"> </w:t>
+      </w:r>
+      <w:r>
+        <w:rPr>
+          <w:rFonts w:ascii="Arial" w:hAnsi="Arial" w:eastAsia="Arial" w:cs="Arial"/>
+          <w:b w:val="0"/>
+          <w:i w:val="0"/>
+          <w:color w:val="000000"/>
+          <w:sz w:val="18"/>
+          <w:highlight w:val="lightGray"/>
+        </w:rPr>
+        <w:t>E</w:t>
+      </w:r>
+      <w:r>
+        <w:rPr>
+          <w:rFonts w:ascii="Arial" w:hAnsi="Arial" w:eastAsia="Arial" w:cs="Arial"/>
+          <w:b w:val="0"/>
+          <w:i w:val="0"/>
+          <w:color w:val="000000"/>
+          <w:sz w:val="18"/>
+          <w:highlight w:val="lightGray"/>
+        </w:rPr>
+        <w:t>s</w:t>
+      </w:r>
+      <w:r>
+        <w:rPr>
+          <w:rFonts w:ascii="Arial" w:hAnsi="Arial" w:eastAsia="Arial" w:cs="Arial"/>
+          <w:b w:val="0"/>
+          <w:i w:val="0"/>
+          <w:color w:val="000000"/>
+          <w:sz w:val="18"/>
+          <w:highlight w:val="lightGray"/>
+        </w:rPr>
+        <w:t>s</w:t>
+      </w:r>
+      <w:r>
+        <w:rPr>
+          <w:rFonts w:ascii="Arial" w:hAnsi="Arial" w:eastAsia="Arial" w:cs="Arial"/>
+          <w:b w:val="0"/>
+          <w:i w:val="0"/>
+          <w:color w:val="000000"/>
+          <w:sz w:val="18"/>
+          <w:highlight w:val="lightGray"/>
+        </w:rPr>
+        <w:t>a</w:t>
+      </w:r>
+      <w:r>
+        <w:rPr>
+          <w:rFonts w:ascii="Arial" w:hAnsi="Arial" w:eastAsia="Arial" w:cs="Arial"/>
+          <w:b w:val="0"/>
+          <w:i w:val="0"/>
+          <w:color w:val="000000"/>
+          <w:sz w:val="18"/>
+          <w:highlight w:val="lightGray"/>
+        </w:rPr>
+        <w:t>m</w:t>
+      </w:r>
+      <w:r>
+        <w:rPr>
+          <w:rFonts w:ascii="Arial" w:hAnsi="Arial" w:eastAsia="Arial" w:cs="Arial"/>
+          <w:b w:val="0"/>
+          <w:i w:val="0"/>
+          <w:color w:val="000000"/>
+          <w:sz w:val="18"/>
+          <w:highlight w:val="lightGray"/>
+        </w:rPr>
+        <w:t>]</w:t>
+      </w:r>
+      <w:r>
+        <w:rPr>
+          <w:rFonts w:ascii="Arial" w:hAnsi="Arial" w:eastAsia="Arial" w:cs="Arial"/>
+          <w:b w:val="0"/>
+          <w:i w:val="0"/>
+          <w:color w:val="000000"/>
+          <w:sz w:val="18"/>
+          <w:highlight w:val="lightGray"/>
+        </w:rPr>
+        <w:t xml:space="preserve"> </w:t>
+      </w:r>
+      <w:r>
+        <w:rPr>
+          <w:rFonts w:ascii="Arial" w:hAnsi="Arial" w:eastAsia="Arial" w:cs="Arial"/>
+          <w:b w:val="0"/>
+          <w:i w:val="0"/>
+          <w:color w:val="000000"/>
+          <w:sz w:val="18"/>
+          <w:highlight w:val="lightGray"/>
+        </w:rPr>
+        <w:t>-</w:t>
+      </w:r>
+      <w:r>
+        <w:rPr>
+          <w:rFonts w:ascii="Arial" w:hAnsi="Arial" w:eastAsia="Arial" w:cs="Arial"/>
+          <w:b w:val="0"/>
+          <w:i w:val="0"/>
+          <w:color w:val="000000"/>
+          <w:sz w:val="18"/>
+          <w:highlight w:val="lightGray"/>
+        </w:rPr>
+        <w:t>&gt;</w:t>
+      </w:r>
+      <w:r>
+        <w:rPr>
+          <w:rFonts w:ascii="Arial" w:hAnsi="Arial" w:eastAsia="Arial" w:cs="Arial"/>
+          <w:b w:val="0"/>
+          <w:i w:val="0"/>
+          <w:color w:val="000000"/>
+          <w:sz w:val="18"/>
+          <w:highlight w:val="lightGray"/>
+        </w:rPr>
+        <w:t xml:space="preserve"> </w:t>
+      </w:r>
+      <w:r>
+        <w:rPr>
+          <w:rFonts w:ascii="Arial" w:hAnsi="Arial" w:eastAsia="Arial" w:cs="Arial"/>
+          <w:b/>
+          <w:i w:val="0"/>
+          <w:color w:val="000000"/>
+          <w:sz w:val="18"/>
+          <w:highlight w:val="lightGray"/>
+        </w:rPr>
+        <w:t>F</w:t>
+      </w:r>
+      <w:r>
+        <w:rPr>
+          <w:rFonts w:ascii="Arial" w:hAnsi="Arial" w:eastAsia="Arial" w:cs="Arial"/>
+          <w:b/>
+          <w:i w:val="0"/>
+          <w:color w:val="000000"/>
+          <w:sz w:val="18"/>
+          <w:highlight w:val="lightGray"/>
+        </w:rPr>
+        <w:t>r</w:t>
+      </w:r>
+      <w:r>
+        <w:rPr>
+          <w:rFonts w:ascii="Arial" w:hAnsi="Arial" w:eastAsia="Arial" w:cs="Arial"/>
+          <w:b/>
+          <w:i w:val="0"/>
+          <w:color w:val="000000"/>
+          <w:sz w:val="18"/>
+          <w:highlight w:val="lightGray"/>
+        </w:rPr>
+        <w:t>o</w:t>
+      </w:r>
+      <w:r>
+        <w:rPr>
+          <w:rFonts w:ascii="Arial" w:hAnsi="Arial" w:eastAsia="Arial" w:cs="Arial"/>
+          <w:b/>
+          <w:i w:val="0"/>
+          <w:color w:val="000000"/>
+          <w:sz w:val="18"/>
+          <w:highlight w:val="lightGray"/>
+        </w:rPr>
+        <w:t>m</w:t>
+      </w:r>
+      <w:r>
+        <w:rPr>
+          <w:rFonts w:ascii="Arial" w:hAnsi="Arial" w:eastAsia="Arial" w:cs="Arial"/>
+          <w:b/>
+          <w:i w:val="0"/>
+          <w:color w:val="000000"/>
+          <w:sz w:val="18"/>
+          <w:highlight w:val="lightGray"/>
+        </w:rPr>
+        <w:t>:</w:t>
+      </w:r>
+      <w:r>
+        <w:rPr>
+          <w:rFonts w:ascii="Arial" w:hAnsi="Arial" w:eastAsia="Arial" w:cs="Arial"/>
+          <w:b w:val="0"/>
+          <w:i w:val="0"/>
+          <w:color w:val="000000"/>
+          <w:sz w:val="18"/>
+          <w:highlight w:val="lightGray"/>
+        </w:rPr>
+        <w:t xml:space="preserve"> </w:t>
+      </w:r>
+      <w:r>
+        <w:rPr>
+          <w:rFonts w:ascii="Arial" w:hAnsi="Arial" w:eastAsia="Arial" w:cs="Arial"/>
+          <w:b w:val="0"/>
+          <w:i w:val="0"/>
+          <w:color w:val="000000"/>
+          <w:sz w:val="18"/>
+          <w:highlight w:val="lightGray"/>
+        </w:rPr>
+        <w:t>[</w:t>
+      </w:r>
+      <w:r>
+        <w:rPr>
+          <w:rFonts w:ascii="Arial" w:hAnsi="Arial" w:eastAsia="Arial" w:cs="Arial"/>
+          <w:b w:val="0"/>
+          <w:i w:val="0"/>
+          <w:color w:val="000000"/>
+          <w:sz w:val="18"/>
+          <w:highlight w:val="lightGray"/>
+        </w:rPr>
+        <w:t>C</w:t>
+      </w:r>
+      <w:r>
+        <w:rPr>
+          <w:rFonts w:ascii="Arial" w:hAnsi="Arial" w:eastAsia="Arial" w:cs="Arial"/>
+          <w:b w:val="0"/>
+          <w:i w:val="0"/>
+          <w:color w:val="000000"/>
+          <w:sz w:val="18"/>
+          <w:highlight w:val="lightGray"/>
+        </w:rPr>
+        <w:t>h</w:t>
+      </w:r>
+      <w:r>
+        <w:rPr>
+          <w:rFonts w:ascii="Arial" w:hAnsi="Arial" w:eastAsia="Arial" w:cs="Arial"/>
+          <w:b w:val="0"/>
+          <w:i w:val="0"/>
+          <w:color w:val="000000"/>
+          <w:sz w:val="18"/>
+          <w:highlight w:val="lightGray"/>
+        </w:rPr>
+        <w:t>a</w:t>
+      </w:r>
+      <w:r>
+        <w:rPr>
+          <w:rFonts w:ascii="Arial" w:hAnsi="Arial" w:eastAsia="Arial" w:cs="Arial"/>
+          <w:b w:val="0"/>
+          <w:i w:val="0"/>
+          <w:color w:val="000000"/>
+          <w:sz w:val="18"/>
+          <w:highlight w:val="lightGray"/>
+        </w:rPr>
+        <w:t>t</w:t>
+      </w:r>
+      <w:r>
+        <w:rPr>
+          <w:rFonts w:ascii="Arial" w:hAnsi="Arial" w:eastAsia="Arial" w:cs="Arial"/>
+          <w:b w:val="0"/>
+          <w:i w:val="0"/>
+          <w:color w:val="000000"/>
+          <w:sz w:val="18"/>
+          <w:highlight w:val="lightGray"/>
+        </w:rPr>
+        <w:t>g</w:t>
+      </w:r>
+      <w:r>
+        <w:rPr>
+          <w:rFonts w:ascii="Arial" w:hAnsi="Arial" w:eastAsia="Arial" w:cs="Arial"/>
+          <w:b w:val="0"/>
+          <w:i w:val="0"/>
+          <w:color w:val="000000"/>
+          <w:sz w:val="18"/>
+          <w:highlight w:val="lightGray"/>
+        </w:rPr>
+        <w:t>p</w:t>
+      </w:r>
+      <w:r>
+        <w:rPr>
+          <w:rFonts w:ascii="Arial" w:hAnsi="Arial" w:eastAsia="Arial" w:cs="Arial"/>
+          <w:b w:val="0"/>
+          <w:i w:val="0"/>
+          <w:color w:val="000000"/>
+          <w:sz w:val="18"/>
+          <w:highlight w:val="lightGray"/>
+        </w:rPr>
+        <w:t>t</w:t>
+      </w:r>
+      <w:r>
+        <w:rPr>
+          <w:rFonts w:ascii="Arial" w:hAnsi="Arial" w:eastAsia="Arial" w:cs="Arial"/>
+          <w:b w:val="0"/>
+          <w:i w:val="0"/>
+          <w:color w:val="000000"/>
+          <w:sz w:val="18"/>
+          <w:highlight w:val="lightGray"/>
+        </w:rPr>
+        <w:t xml:space="preserve"> </w:t>
+      </w:r>
+      <w:r>
+        <w:rPr>
+          <w:rFonts w:ascii="Arial" w:hAnsi="Arial" w:eastAsia="Arial" w:cs="Arial"/>
+          <w:b w:val="0"/>
+          <w:i w:val="0"/>
+          <w:color w:val="000000"/>
+          <w:sz w:val="18"/>
+          <w:highlight w:val="lightGray"/>
+        </w:rPr>
+        <w:t>(</w:t>
+      </w:r>
+      <w:r>
+        <w:rPr>
+          <w:rFonts w:ascii="Arial" w:hAnsi="Arial" w:eastAsia="Arial" w:cs="Arial"/>
+          <w:b w:val="0"/>
+          <w:i w:val="0"/>
+          <w:color w:val="000000"/>
+          <w:sz w:val="18"/>
+          <w:highlight w:val="lightGray"/>
+        </w:rPr>
+        <w:t>G</w:t>
+      </w:r>
+      <w:r>
+        <w:rPr>
+          <w:rFonts w:ascii="Arial" w:hAnsi="Arial" w:eastAsia="Arial" w:cs="Arial"/>
+          <w:b w:val="0"/>
+          <w:i w:val="0"/>
+          <w:color w:val="000000"/>
+          <w:sz w:val="18"/>
+          <w:highlight w:val="lightGray"/>
+        </w:rPr>
+        <w:t>P</w:t>
+      </w:r>
+      <w:r>
+        <w:rPr>
+          <w:rFonts w:ascii="Arial" w:hAnsi="Arial" w:eastAsia="Arial" w:cs="Arial"/>
+          <w:b w:val="0"/>
+          <w:i w:val="0"/>
+          <w:color w:val="000000"/>
+          <w:sz w:val="18"/>
+          <w:highlight w:val="lightGray"/>
+        </w:rPr>
+        <w:t>T</w:t>
+      </w:r>
+      <w:r>
+        <w:rPr>
+          <w:rFonts w:ascii="Arial" w:hAnsi="Arial" w:eastAsia="Arial" w:cs="Arial"/>
+          <w:b w:val="0"/>
+          <w:i w:val="0"/>
+          <w:color w:val="000000"/>
+          <w:sz w:val="18"/>
+          <w:highlight w:val="lightGray"/>
         </w:rPr>
         <w:t>‑</w:t>
       </w:r>
       <w:r>
         <w:rPr>
-          <w:b/>
-          <w:szCs w:val="14"/>
-          <w:shd w:val="clear" w:color="auto" w:fill="B7B7B7"/>
-        </w:rPr>
-        <w:t>5 Mini) at [12/9/2025]</w:t>
+          <w:rFonts w:ascii="Arial" w:hAnsi="Arial" w:eastAsia="Arial" w:cs="Arial"/>
+          <w:b w:val="0"/>
+          <w:i w:val="0"/>
+          <w:color w:val="000000"/>
+          <w:sz w:val="18"/>
+          <w:highlight w:val="lightGray"/>
+        </w:rPr>
+        <w:t>5</w:t>
+      </w:r>
+      <w:r>
+        <w:rPr>
+          <w:rFonts w:ascii="Arial" w:hAnsi="Arial" w:eastAsia="Arial" w:cs="Arial"/>
+          <w:b w:val="0"/>
+          <w:i w:val="0"/>
+          <w:color w:val="000000"/>
+          <w:sz w:val="18"/>
+          <w:highlight w:val="lightGray"/>
+        </w:rPr>
+        <w:t xml:space="preserve"> </w:t>
+      </w:r>
+      <w:r>
+        <w:rPr>
+          <w:rFonts w:ascii="Arial" w:hAnsi="Arial" w:eastAsia="Arial" w:cs="Arial"/>
+          <w:b w:val="0"/>
+          <w:i w:val="0"/>
+          <w:color w:val="000000"/>
+          <w:sz w:val="18"/>
+          <w:highlight w:val="lightGray"/>
+        </w:rPr>
+        <w:t>M</w:t>
+      </w:r>
+      <w:r>
+        <w:rPr>
+          <w:rFonts w:ascii="Arial" w:hAnsi="Arial" w:eastAsia="Arial" w:cs="Arial"/>
+          <w:b w:val="0"/>
+          <w:i w:val="0"/>
+          <w:color w:val="000000"/>
+          <w:sz w:val="18"/>
+          <w:highlight w:val="lightGray"/>
+        </w:rPr>
+        <w:t>i</w:t>
+      </w:r>
+      <w:r>
+        <w:rPr>
+          <w:rFonts w:ascii="Arial" w:hAnsi="Arial" w:eastAsia="Arial" w:cs="Arial"/>
+          <w:b w:val="0"/>
+          <w:i w:val="0"/>
+          <w:color w:val="000000"/>
+          <w:sz w:val="18"/>
+          <w:highlight w:val="lightGray"/>
+        </w:rPr>
+        <w:t>n</w:t>
+      </w:r>
+      <w:r>
+        <w:rPr>
+          <w:rFonts w:ascii="Arial" w:hAnsi="Arial" w:eastAsia="Arial" w:cs="Arial"/>
+          <w:b w:val="0"/>
+          <w:i w:val="0"/>
+          <w:color w:val="000000"/>
+          <w:sz w:val="18"/>
+          <w:highlight w:val="lightGray"/>
+        </w:rPr>
+        <w:t>i</w:t>
+      </w:r>
+      <w:r>
+        <w:rPr>
+          <w:rFonts w:ascii="Arial" w:hAnsi="Arial" w:eastAsia="Arial" w:cs="Arial"/>
+          <w:b w:val="0"/>
+          <w:i w:val="0"/>
+          <w:color w:val="000000"/>
+          <w:sz w:val="18"/>
+          <w:highlight w:val="lightGray"/>
+        </w:rPr>
+        <w:t>)</w:t>
+      </w:r>
+      <w:r>
+        <w:rPr>
+          <w:rFonts w:ascii="Arial" w:hAnsi="Arial" w:eastAsia="Arial" w:cs="Arial"/>
+          <w:b w:val="0"/>
+          <w:i w:val="0"/>
+          <w:color w:val="000000"/>
+          <w:sz w:val="18"/>
+          <w:highlight w:val="lightGray"/>
+        </w:rPr>
+        <w:t>]</w:t>
+      </w:r>
+      <w:r>
+        <w:rPr>
+          <w:rFonts w:ascii="Arial" w:hAnsi="Arial" w:eastAsia="Arial" w:cs="Arial"/>
+          <w:b w:val="0"/>
+          <w:i w:val="0"/>
+          <w:color w:val="000000"/>
+          <w:sz w:val="18"/>
+          <w:highlight w:val="lightGray"/>
+        </w:rPr>
+        <w:t xml:space="preserve"> </w:t>
+      </w:r>
+      <w:r>
+        <w:rPr>
+          <w:rFonts w:ascii="Arial" w:hAnsi="Arial" w:eastAsia="Arial" w:cs="Arial"/>
+          <w:b/>
+          <w:i w:val="0"/>
+          <w:color w:val="000000"/>
+          <w:sz w:val="18"/>
+          <w:highlight w:val="lightGray"/>
+        </w:rPr>
+        <w:t>o</w:t>
+      </w:r>
+      <w:r>
+        <w:rPr>
+          <w:rFonts w:ascii="Arial" w:hAnsi="Arial" w:eastAsia="Arial" w:cs="Arial"/>
+          <w:b/>
+          <w:i w:val="0"/>
+          <w:color w:val="000000"/>
+          <w:sz w:val="18"/>
+          <w:highlight w:val="lightGray"/>
+        </w:rPr>
+        <w:t>n</w:t>
+      </w:r>
+      <w:r>
+        <w:rPr>
+          <w:rFonts w:ascii="Arial" w:hAnsi="Arial"/>
+          <w:b w:val="0"/>
+          <w:i w:val="0"/>
+          <w:color w:val="000000"/>
+          <w:sz w:val="18"/>
+          <w:highlight w:val="lightGray"/>
+        </w:rPr>
+        <w:t xml:space="preserve"> </w:t>
+      </w:r>
+      <w:r>
+        <w:rPr>
+          <w:rFonts w:ascii="Arial" w:hAnsi="Arial"/>
+          <w:b w:val="0"/>
+          <w:i w:val="0"/>
+          <w:color w:val="000000"/>
+          <w:sz w:val="18"/>
+          <w:highlight w:val="lightGray"/>
+        </w:rPr>
+        <w:t>[</w:t>
+      </w:r>
+      <w:r>
+        <w:rPr>
+          <w:rFonts w:ascii="Arial" w:hAnsi="Arial"/>
+          <w:b w:val="0"/>
+          <w:i w:val="0"/>
+          <w:sz w:val="18"/>
+          <w:highlight w:val="lightGray"/>
+        </w:rPr>
+        <w:t>12/9/2025]</w:t>
       </w:r>
     </w:p>
     <w:p>
@@ -1378,48 +7574,1597 @@
       </w:pPr>
       <w:r>
         <w:rPr>
-          <w:b/>
-          <w:shd w:val="clear" w:color="auto" w:fill="B7B7B7"/>
-        </w:rPr>
-        <w:t># Source</w:t>
-      </w:r>
-      <w:r>
-        <w:rPr>
-          <w:shd w:val="clear" w:color="auto" w:fill="B7B7B7"/>
-        </w:rPr>
-        <w:t xml:space="preserve">: </w:t>
-      </w:r>
-      <w:r>
-        <w:rPr>
-          <w:b/>
-          <w:shd w:val="clear" w:color="auto" w:fill="B7B7B7"/>
-        </w:rPr>
-        <w:t xml:space="preserve">Chatgpt </w:t>
-      </w:r>
-      <w:r>
-        <w:rPr>
-          <w:b/>
-          <w:szCs w:val="14"/>
-          <w:shd w:val="clear" w:color="auto" w:fill="B7B7B7"/>
-        </w:rPr>
-        <w:t>(GPT</w:t>
-      </w:r>
-      <w:r>
-        <w:rPr>
-          <w:rFonts w:cs="Cambria Math"/>
-          <w:b/>
-          <w:szCs w:val="14"/>
-          <w:shd w:val="clear" w:color="auto" w:fill="B7B7B7"/>
+          <w:rFonts w:ascii="Arial" w:hAnsi="Arial" w:eastAsia="Arial" w:cs="Arial"/>
+          <w:b/>
+          <w:i w:val="0"/>
+          <w:color w:val="000000"/>
+          <w:sz w:val="18"/>
+          <w:highlight w:val="lightGray"/>
+        </w:rPr>
+        <w:t>#</w:t>
+      </w:r>
+      <w:r>
+        <w:rPr>
+          <w:rFonts w:ascii="Arial" w:hAnsi="Arial" w:eastAsia="Arial" w:cs="Arial"/>
+          <w:b/>
+          <w:i w:val="0"/>
+          <w:color w:val="000000"/>
+          <w:sz w:val="18"/>
+          <w:highlight w:val="lightGray"/>
+        </w:rPr>
+        <w:t xml:space="preserve"> </w:t>
+      </w:r>
+      <w:r>
+        <w:rPr>
+          <w:rFonts w:ascii="Arial" w:hAnsi="Arial" w:eastAsia="Arial" w:cs="Arial"/>
+          <w:b/>
+          <w:i w:val="0"/>
+          <w:color w:val="000000"/>
+          <w:sz w:val="18"/>
+          <w:highlight w:val="lightGray"/>
+        </w:rPr>
+        <w:t>S</w:t>
+      </w:r>
+      <w:r>
+        <w:rPr>
+          <w:rFonts w:ascii="Arial" w:hAnsi="Arial" w:eastAsia="Arial" w:cs="Arial"/>
+          <w:b/>
+          <w:i w:val="0"/>
+          <w:color w:val="000000"/>
+          <w:sz w:val="18"/>
+          <w:highlight w:val="lightGray"/>
+        </w:rPr>
+        <w:t>o</w:t>
+      </w:r>
+      <w:r>
+        <w:rPr>
+          <w:rFonts w:ascii="Arial" w:hAnsi="Arial" w:eastAsia="Arial" w:cs="Arial"/>
+          <w:b/>
+          <w:i w:val="0"/>
+          <w:color w:val="000000"/>
+          <w:sz w:val="18"/>
+          <w:highlight w:val="lightGray"/>
+        </w:rPr>
+        <w:t>u</w:t>
+      </w:r>
+      <w:r>
+        <w:rPr>
+          <w:rFonts w:ascii="Arial" w:hAnsi="Arial" w:eastAsia="Arial" w:cs="Arial"/>
+          <w:b/>
+          <w:i w:val="0"/>
+          <w:color w:val="000000"/>
+          <w:sz w:val="18"/>
+          <w:highlight w:val="lightGray"/>
+        </w:rPr>
+        <w:t>r</w:t>
+      </w:r>
+      <w:r>
+        <w:rPr>
+          <w:rFonts w:ascii="Arial" w:hAnsi="Arial" w:eastAsia="Arial" w:cs="Arial"/>
+          <w:b/>
+          <w:i w:val="0"/>
+          <w:color w:val="000000"/>
+          <w:sz w:val="18"/>
+          <w:highlight w:val="lightGray"/>
+        </w:rPr>
+        <w:t>c</w:t>
+      </w:r>
+      <w:r>
+        <w:rPr>
+          <w:rFonts w:ascii="Arial" w:hAnsi="Arial" w:eastAsia="Arial" w:cs="Arial"/>
+          <w:b/>
+          <w:i w:val="0"/>
+          <w:color w:val="000000"/>
+          <w:sz w:val="18"/>
+          <w:highlight w:val="lightGray"/>
+        </w:rPr>
+        <w:t>e</w:t>
+      </w:r>
+      <w:r>
+        <w:rPr>
+          <w:rFonts w:ascii="Arial" w:hAnsi="Arial" w:eastAsia="Arial" w:cs="Arial"/>
+          <w:b/>
+          <w:i w:val="0"/>
+          <w:color w:val="000000"/>
+          <w:sz w:val="18"/>
+          <w:highlight w:val="lightGray"/>
+        </w:rPr>
+        <w:t>:</w:t>
+      </w:r>
+      <w:r>
+        <w:rPr>
+          <w:rFonts w:ascii="Arial" w:hAnsi="Arial" w:eastAsia="Arial" w:cs="Arial"/>
+          <w:b/>
+          <w:i w:val="0"/>
+          <w:color w:val="000000"/>
+          <w:sz w:val="18"/>
+          <w:highlight w:val="lightGray"/>
+        </w:rPr>
+        <w:t xml:space="preserve"> </w:t>
+      </w:r>
+      <w:r>
+        <w:rPr>
+          <w:rFonts w:ascii="Arial" w:hAnsi="Arial" w:eastAsia="Arial" w:cs="Arial"/>
+          <w:b/>
+          <w:i w:val="0"/>
+          <w:color w:val="000000"/>
+          <w:sz w:val="18"/>
+          <w:highlight w:val="lightGray"/>
+        </w:rPr>
+        <w:t>A</w:t>
+      </w:r>
+      <w:r>
+        <w:rPr>
+          <w:rFonts w:ascii="Arial" w:hAnsi="Arial" w:eastAsia="Arial" w:cs="Arial"/>
+          <w:b/>
+          <w:i w:val="0"/>
+          <w:color w:val="000000"/>
+          <w:sz w:val="18"/>
+          <w:highlight w:val="lightGray"/>
+        </w:rPr>
+        <w:t>I</w:t>
+      </w:r>
+      <w:r>
+        <w:rPr>
+          <w:rFonts w:ascii="Arial" w:hAnsi="Arial" w:eastAsia="Arial" w:cs="Arial"/>
+          <w:b/>
+          <w:i w:val="0"/>
+          <w:color w:val="000000"/>
+          <w:sz w:val="18"/>
+          <w:highlight w:val="lightGray"/>
+        </w:rPr>
+        <w:t xml:space="preserve"> </w:t>
+      </w:r>
+      <w:r>
+        <w:rPr>
+          <w:rFonts w:ascii="Arial" w:hAnsi="Arial" w:eastAsia="Arial" w:cs="Arial"/>
+          <w:b/>
+          <w:i w:val="0"/>
+          <w:color w:val="000000"/>
+          <w:sz w:val="18"/>
+          <w:highlight w:val="lightGray"/>
+        </w:rPr>
+        <w:t>S</w:t>
+      </w:r>
+      <w:r>
+        <w:rPr>
+          <w:rFonts w:ascii="Arial" w:hAnsi="Arial" w:eastAsia="Arial" w:cs="Arial"/>
+          <w:b/>
+          <w:i w:val="0"/>
+          <w:color w:val="000000"/>
+          <w:sz w:val="18"/>
+          <w:highlight w:val="lightGray"/>
+        </w:rPr>
+        <w:t>o</w:t>
+      </w:r>
+      <w:r>
+        <w:rPr>
+          <w:rFonts w:ascii="Arial" w:hAnsi="Arial" w:eastAsia="Arial" w:cs="Arial"/>
+          <w:b/>
+          <w:i w:val="0"/>
+          <w:color w:val="000000"/>
+          <w:sz w:val="18"/>
+          <w:highlight w:val="lightGray"/>
+        </w:rPr>
+        <w:t>u</w:t>
+      </w:r>
+      <w:r>
+        <w:rPr>
+          <w:rFonts w:ascii="Arial" w:hAnsi="Arial" w:eastAsia="Arial" w:cs="Arial"/>
+          <w:b/>
+          <w:i w:val="0"/>
+          <w:color w:val="000000"/>
+          <w:sz w:val="18"/>
+          <w:highlight w:val="lightGray"/>
+        </w:rPr>
+        <w:t>r</w:t>
+      </w:r>
+      <w:r>
+        <w:rPr>
+          <w:rFonts w:ascii="Arial" w:hAnsi="Arial" w:eastAsia="Arial" w:cs="Arial"/>
+          <w:b/>
+          <w:i w:val="0"/>
+          <w:color w:val="000000"/>
+          <w:sz w:val="18"/>
+          <w:highlight w:val="lightGray"/>
+        </w:rPr>
+        <w:t>c</w:t>
+      </w:r>
+      <w:r>
+        <w:rPr>
+          <w:rFonts w:ascii="Arial" w:hAnsi="Arial" w:eastAsia="Arial" w:cs="Arial"/>
+          <w:b/>
+          <w:i w:val="0"/>
+          <w:color w:val="000000"/>
+          <w:sz w:val="18"/>
+          <w:highlight w:val="lightGray"/>
+        </w:rPr>
+        <w:t>e</w:t>
+      </w:r>
+      <w:r>
+        <w:rPr>
+          <w:rFonts w:ascii="Arial" w:hAnsi="Arial" w:eastAsia="Arial" w:cs="Arial"/>
+          <w:b/>
+          <w:i w:val="0"/>
+          <w:color w:val="000000"/>
+          <w:sz w:val="18"/>
+          <w:highlight w:val="lightGray"/>
+        </w:rPr>
+        <w:t>:</w:t>
+      </w:r>
+      <w:r>
+        <w:rPr>
+          <w:rFonts w:ascii="Arial" w:hAnsi="Arial" w:eastAsia="Arial" w:cs="Arial"/>
+          <w:b/>
+          <w:i w:val="0"/>
+          <w:color w:val="000000"/>
+          <w:sz w:val="18"/>
+          <w:highlight w:val="lightGray"/>
+        </w:rPr>
+        <w:t xml:space="preserve"> </w:t>
+      </w:r>
+      <w:r>
+        <w:rPr>
+          <w:rFonts w:ascii="Arial" w:hAnsi="Arial" w:eastAsia="Arial" w:cs="Arial"/>
+          <w:b/>
+          <w:i w:val="0"/>
+          <w:color w:val="000000"/>
+          <w:sz w:val="18"/>
+          <w:highlight w:val="lightGray"/>
+        </w:rPr>
+        <w:t>P</w:t>
+      </w:r>
+      <w:r>
+        <w:rPr>
+          <w:rFonts w:ascii="Arial" w:hAnsi="Arial" w:eastAsia="Arial" w:cs="Arial"/>
+          <w:b/>
+          <w:i w:val="0"/>
+          <w:color w:val="000000"/>
+          <w:sz w:val="18"/>
+          <w:highlight w:val="lightGray"/>
+        </w:rPr>
+        <w:t>r</w:t>
+      </w:r>
+      <w:r>
+        <w:rPr>
+          <w:rFonts w:ascii="Arial" w:hAnsi="Arial" w:eastAsia="Arial" w:cs="Arial"/>
+          <w:b/>
+          <w:i w:val="0"/>
+          <w:color w:val="000000"/>
+          <w:sz w:val="18"/>
+          <w:highlight w:val="lightGray"/>
+        </w:rPr>
+        <w:t>o</w:t>
+      </w:r>
+      <w:r>
+        <w:rPr>
+          <w:rFonts w:ascii="Arial" w:hAnsi="Arial" w:eastAsia="Arial" w:cs="Arial"/>
+          <w:b/>
+          <w:i w:val="0"/>
+          <w:color w:val="000000"/>
+          <w:sz w:val="18"/>
+          <w:highlight w:val="lightGray"/>
+        </w:rPr>
+        <w:t>v</w:t>
+      </w:r>
+      <w:r>
+        <w:rPr>
+          <w:rFonts w:ascii="Arial" w:hAnsi="Arial" w:eastAsia="Arial" w:cs="Arial"/>
+          <w:b/>
+          <w:i w:val="0"/>
+          <w:color w:val="000000"/>
+          <w:sz w:val="18"/>
+          <w:highlight w:val="lightGray"/>
+        </w:rPr>
+        <w:t>i</w:t>
+      </w:r>
+      <w:r>
+        <w:rPr>
+          <w:rFonts w:ascii="Arial" w:hAnsi="Arial" w:eastAsia="Arial" w:cs="Arial"/>
+          <w:b/>
+          <w:i w:val="0"/>
+          <w:color w:val="000000"/>
+          <w:sz w:val="18"/>
+          <w:highlight w:val="lightGray"/>
+        </w:rPr>
+        <w:t>d</w:t>
+      </w:r>
+      <w:r>
+        <w:rPr>
+          <w:rFonts w:ascii="Arial" w:hAnsi="Arial" w:eastAsia="Arial" w:cs="Arial"/>
+          <w:b/>
+          <w:i w:val="0"/>
+          <w:color w:val="000000"/>
+          <w:sz w:val="18"/>
+          <w:highlight w:val="lightGray"/>
+        </w:rPr>
+        <w:t>e</w:t>
+      </w:r>
+      <w:r>
+        <w:rPr>
+          <w:rFonts w:ascii="Arial" w:hAnsi="Arial" w:eastAsia="Arial" w:cs="Arial"/>
+          <w:b/>
+          <w:i w:val="0"/>
+          <w:color w:val="000000"/>
+          <w:sz w:val="18"/>
+          <w:highlight w:val="lightGray"/>
+        </w:rPr>
+        <w:t>d</w:t>
+      </w:r>
+      <w:r>
+        <w:rPr>
+          <w:rFonts w:ascii="Arial" w:hAnsi="Arial" w:eastAsia="Arial" w:cs="Arial"/>
+          <w:b/>
+          <w:i w:val="0"/>
+          <w:color w:val="000000"/>
+          <w:sz w:val="18"/>
+          <w:highlight w:val="lightGray"/>
+        </w:rPr>
+        <w:t xml:space="preserve"> </w:t>
+      </w:r>
+      <w:r>
+        <w:rPr>
+          <w:rFonts w:ascii="Arial" w:hAnsi="Arial" w:eastAsia="Arial" w:cs="Arial"/>
+          <w:b/>
+          <w:i w:val="0"/>
+          <w:color w:val="000000"/>
+          <w:sz w:val="18"/>
+          <w:highlight w:val="lightGray"/>
+        </w:rPr>
+        <w:t>b</w:t>
+      </w:r>
+      <w:r>
+        <w:rPr>
+          <w:rFonts w:ascii="Arial" w:hAnsi="Arial" w:eastAsia="Arial" w:cs="Arial"/>
+          <w:b/>
+          <w:i w:val="0"/>
+          <w:color w:val="000000"/>
+          <w:sz w:val="18"/>
+          <w:highlight w:val="lightGray"/>
+        </w:rPr>
+        <w:t>y</w:t>
+      </w:r>
+      <w:r>
+        <w:rPr>
+          <w:rFonts w:ascii="Arial" w:hAnsi="Arial" w:eastAsia="Arial" w:cs="Arial"/>
+          <w:b/>
+          <w:i w:val="0"/>
+          <w:color w:val="000000"/>
+          <w:sz w:val="18"/>
+          <w:highlight w:val="lightGray"/>
+        </w:rPr>
+        <w:t>:</w:t>
+      </w:r>
+      <w:r>
+        <w:rPr>
+          <w:rFonts w:ascii="Arial" w:hAnsi="Arial" w:eastAsia="Arial" w:cs="Arial"/>
+          <w:b/>
+          <w:i w:val="0"/>
+          <w:color w:val="000000"/>
+          <w:sz w:val="18"/>
+          <w:highlight w:val="lightGray"/>
+        </w:rPr>
+        <w:t xml:space="preserve"> </w:t>
+      </w:r>
+      <w:r>
+        <w:rPr>
+          <w:rFonts w:ascii="Arial" w:hAnsi="Arial" w:eastAsia="Arial" w:cs="Arial"/>
+          <w:b/>
+          <w:i w:val="0"/>
+          <w:color w:val="000000"/>
+          <w:sz w:val="18"/>
+          <w:highlight w:val="lightGray"/>
+        </w:rPr>
+        <w:t>[</w:t>
+      </w:r>
+      <w:r>
+        <w:rPr>
+          <w:rFonts w:ascii="Arial" w:hAnsi="Arial" w:eastAsia="Arial" w:cs="Arial"/>
+          <w:b/>
+          <w:i w:val="0"/>
+          <w:color w:val="000000"/>
+          <w:sz w:val="18"/>
+          <w:highlight w:val="lightGray"/>
+        </w:rPr>
+        <w:t>D</w:t>
+      </w:r>
+      <w:r>
+        <w:rPr>
+          <w:rFonts w:ascii="Arial" w:hAnsi="Arial" w:eastAsia="Arial" w:cs="Arial"/>
+          <w:b/>
+          <w:i w:val="0"/>
+          <w:color w:val="000000"/>
+          <w:sz w:val="18"/>
+          <w:highlight w:val="lightGray"/>
+        </w:rPr>
+        <w:t>a</w:t>
+      </w:r>
+      <w:r>
+        <w:rPr>
+          <w:rFonts w:ascii="Arial" w:hAnsi="Arial" w:eastAsia="Arial" w:cs="Arial"/>
+          <w:b/>
+          <w:i w:val="0"/>
+          <w:color w:val="000000"/>
+          <w:sz w:val="18"/>
+          <w:highlight w:val="lightGray"/>
+        </w:rPr>
+        <w:t>t</w:t>
+      </w:r>
+      <w:r>
+        <w:rPr>
+          <w:rFonts w:ascii="Arial" w:hAnsi="Arial" w:eastAsia="Arial" w:cs="Arial"/>
+          <w:b/>
+          <w:i w:val="0"/>
+          <w:color w:val="000000"/>
+          <w:sz w:val="18"/>
+          <w:highlight w:val="lightGray"/>
+        </w:rPr>
+        <w:t>a</w:t>
+      </w:r>
+      <w:r>
+        <w:rPr>
+          <w:rFonts w:ascii="Arial" w:hAnsi="Arial" w:eastAsia="Arial" w:cs="Arial"/>
+          <w:b/>
+          <w:i w:val="0"/>
+          <w:color w:val="000000"/>
+          <w:sz w:val="18"/>
+          <w:highlight w:val="lightGray"/>
+        </w:rPr>
+        <w:t xml:space="preserve"> </w:t>
+      </w:r>
+      <w:r>
+        <w:rPr>
+          <w:rFonts w:ascii="Arial" w:hAnsi="Arial" w:eastAsia="Arial" w:cs="Arial"/>
+          <w:b/>
+          <w:i w:val="0"/>
+          <w:color w:val="000000"/>
+          <w:sz w:val="18"/>
+          <w:highlight w:val="lightGray"/>
+        </w:rPr>
+        <w:t>P</w:t>
+      </w:r>
+      <w:r>
+        <w:rPr>
+          <w:rFonts w:ascii="Arial" w:hAnsi="Arial" w:eastAsia="Arial" w:cs="Arial"/>
+          <w:b/>
+          <w:i w:val="0"/>
+          <w:color w:val="000000"/>
+          <w:sz w:val="18"/>
+          <w:highlight w:val="lightGray"/>
+        </w:rPr>
+        <w:t>a</w:t>
+      </w:r>
+      <w:r>
+        <w:rPr>
+          <w:rFonts w:ascii="Arial" w:hAnsi="Arial" w:eastAsia="Arial" w:cs="Arial"/>
+          <w:b/>
+          <w:i w:val="0"/>
+          <w:color w:val="000000"/>
+          <w:sz w:val="18"/>
+          <w:highlight w:val="lightGray"/>
+        </w:rPr>
+        <w:t>t</w:t>
+      </w:r>
+      <w:r>
+        <w:rPr>
+          <w:rFonts w:ascii="Arial" w:hAnsi="Arial" w:eastAsia="Arial" w:cs="Arial"/>
+          <w:b/>
+          <w:i w:val="0"/>
+          <w:color w:val="000000"/>
+          <w:sz w:val="18"/>
+          <w:highlight w:val="lightGray"/>
+        </w:rPr>
+        <w:t>h</w:t>
+      </w:r>
+      <w:r>
+        <w:rPr>
+          <w:rFonts w:ascii="Arial" w:hAnsi="Arial" w:eastAsia="Arial" w:cs="Arial"/>
+          <w:b w:val="0"/>
+          <w:i w:val="0"/>
+          <w:color w:val="000000"/>
+          <w:sz w:val="18"/>
+          <w:highlight w:val="lightGray"/>
+        </w:rPr>
+        <w:t>:</w:t>
+      </w:r>
+      <w:r>
+        <w:rPr>
+          <w:rFonts w:ascii="Arial" w:hAnsi="Arial" w:eastAsia="Arial" w:cs="Arial"/>
+          <w:b w:val="0"/>
+          <w:i w:val="0"/>
+          <w:color w:val="000000"/>
+          <w:sz w:val="18"/>
+          <w:highlight w:val="lightGray"/>
+        </w:rPr>
+        <w:t xml:space="preserve"> </w:t>
+      </w:r>
+      <w:r>
+        <w:rPr>
+          <w:rFonts w:ascii="Arial" w:hAnsi="Arial" w:eastAsia="Arial" w:cs="Arial"/>
+          <w:b w:val="0"/>
+          <w:i w:val="0"/>
+          <w:color w:val="000000"/>
+          <w:sz w:val="18"/>
+          <w:highlight w:val="lightGray"/>
+        </w:rPr>
+        <w:t>P</w:t>
+      </w:r>
+      <w:r>
+        <w:rPr>
+          <w:rFonts w:ascii="Arial" w:hAnsi="Arial" w:eastAsia="Arial" w:cs="Arial"/>
+          <w:b w:val="0"/>
+          <w:i w:val="0"/>
+          <w:color w:val="000000"/>
+          <w:sz w:val="18"/>
+          <w:highlight w:val="lightGray"/>
+        </w:rPr>
+        <w:t>e</w:t>
+      </w:r>
+      <w:r>
+        <w:rPr>
+          <w:rFonts w:ascii="Arial" w:hAnsi="Arial" w:eastAsia="Arial" w:cs="Arial"/>
+          <w:b w:val="0"/>
+          <w:i w:val="0"/>
+          <w:color w:val="000000"/>
+          <w:sz w:val="18"/>
+          <w:highlight w:val="lightGray"/>
+        </w:rPr>
+        <w:t>r</w:t>
+      </w:r>
+      <w:r>
+        <w:rPr>
+          <w:rFonts w:ascii="Arial" w:hAnsi="Arial" w:eastAsia="Arial" w:cs="Arial"/>
+          <w:b w:val="0"/>
+          <w:i w:val="0"/>
+          <w:color w:val="000000"/>
+          <w:sz w:val="18"/>
+          <w:highlight w:val="lightGray"/>
+        </w:rPr>
+        <w:t>s</w:t>
+      </w:r>
+      <w:r>
+        <w:rPr>
+          <w:rFonts w:ascii="Arial" w:hAnsi="Arial" w:eastAsia="Arial" w:cs="Arial"/>
+          <w:b w:val="0"/>
+          <w:i w:val="0"/>
+          <w:color w:val="000000"/>
+          <w:sz w:val="18"/>
+          <w:highlight w:val="lightGray"/>
+        </w:rPr>
+        <w:t>o</w:t>
+      </w:r>
+      <w:r>
+        <w:rPr>
+          <w:rFonts w:ascii="Arial" w:hAnsi="Arial" w:eastAsia="Arial" w:cs="Arial"/>
+          <w:b w:val="0"/>
+          <w:i w:val="0"/>
+          <w:color w:val="000000"/>
+          <w:sz w:val="18"/>
+          <w:highlight w:val="lightGray"/>
+        </w:rPr>
+        <w:t>n</w:t>
+      </w:r>
+      <w:r>
+        <w:rPr>
+          <w:rFonts w:ascii="Arial" w:hAnsi="Arial" w:eastAsia="Arial" w:cs="Arial"/>
+          <w:b w:val="0"/>
+          <w:i w:val="0"/>
+          <w:color w:val="000000"/>
+          <w:sz w:val="18"/>
+          <w:highlight w:val="lightGray"/>
+        </w:rPr>
+        <w:t>s</w:t>
+      </w:r>
+      <w:r>
+        <w:rPr>
+          <w:rFonts w:ascii="Arial" w:hAnsi="Arial" w:eastAsia="Arial" w:cs="Arial"/>
+          <w:b w:val="0"/>
+          <w:i w:val="0"/>
+          <w:color w:val="000000"/>
+          <w:sz w:val="18"/>
+          <w:highlight w:val="lightGray"/>
+        </w:rPr>
+        <w:t xml:space="preserve"> </w:t>
+      </w:r>
+      <w:r>
+        <w:rPr>
+          <w:rFonts w:ascii="Arial" w:hAnsi="Arial" w:eastAsia="Arial" w:cs="Arial"/>
+          <w:b w:val="0"/>
+          <w:i w:val="0"/>
+          <w:color w:val="000000"/>
+          <w:sz w:val="18"/>
+          <w:highlight w:val="lightGray"/>
+        </w:rPr>
+        <w:t>T</w:t>
+      </w:r>
+      <w:r>
+        <w:rPr>
+          <w:rFonts w:ascii="Arial" w:hAnsi="Arial" w:eastAsia="Arial" w:cs="Arial"/>
+          <w:b w:val="0"/>
+          <w:i w:val="0"/>
+          <w:color w:val="000000"/>
+          <w:sz w:val="18"/>
+          <w:highlight w:val="lightGray"/>
+        </w:rPr>
+        <w:t>a</w:t>
+      </w:r>
+      <w:r>
+        <w:rPr>
+          <w:rFonts w:ascii="Arial" w:hAnsi="Arial" w:eastAsia="Arial" w:cs="Arial"/>
+          <w:b w:val="0"/>
+          <w:i w:val="0"/>
+          <w:color w:val="000000"/>
+          <w:sz w:val="18"/>
+          <w:highlight w:val="lightGray"/>
+        </w:rPr>
+        <w:t>b</w:t>
+      </w:r>
+      <w:r>
+        <w:rPr>
+          <w:rFonts w:ascii="Arial" w:hAnsi="Arial" w:eastAsia="Arial" w:cs="Arial"/>
+          <w:b w:val="0"/>
+          <w:i w:val="0"/>
+          <w:color w:val="000000"/>
+          <w:sz w:val="18"/>
+          <w:highlight w:val="lightGray"/>
+        </w:rPr>
+        <w:t>l</w:t>
+      </w:r>
+      <w:r>
+        <w:rPr>
+          <w:rFonts w:ascii="Arial" w:hAnsi="Arial" w:eastAsia="Arial" w:cs="Arial"/>
+          <w:b w:val="0"/>
+          <w:i w:val="0"/>
+          <w:color w:val="000000"/>
+          <w:sz w:val="18"/>
+          <w:highlight w:val="lightGray"/>
+        </w:rPr>
+        <w:t>e</w:t>
+      </w:r>
+      <w:r>
+        <w:rPr>
+          <w:rFonts w:ascii="Arial" w:hAnsi="Arial" w:eastAsia="Arial" w:cs="Arial"/>
+          <w:b w:val="0"/>
+          <w:i w:val="0"/>
+          <w:color w:val="000000"/>
+          <w:sz w:val="18"/>
+          <w:highlight w:val="lightGray"/>
+        </w:rPr>
+        <w:t xml:space="preserve"> </w:t>
+      </w:r>
+      <w:r>
+        <w:rPr>
+          <w:rFonts w:ascii="Arial" w:hAnsi="Arial" w:eastAsia="Arial" w:cs="Arial"/>
+          <w:b w:val="0"/>
+          <w:i w:val="0"/>
+          <w:color w:val="000000"/>
+          <w:sz w:val="18"/>
+          <w:highlight w:val="lightGray"/>
+        </w:rPr>
+        <w:t>-</w:t>
+      </w:r>
+      <w:r>
+        <w:rPr>
+          <w:rFonts w:ascii="Arial" w:hAnsi="Arial" w:eastAsia="Arial" w:cs="Arial"/>
+          <w:b w:val="0"/>
+          <w:i w:val="0"/>
+          <w:color w:val="000000"/>
+          <w:sz w:val="18"/>
+          <w:highlight w:val="lightGray"/>
+        </w:rPr>
+        <w:t>&gt;</w:t>
+      </w:r>
+      <w:r>
+        <w:rPr>
+          <w:rFonts w:ascii="Arial" w:hAnsi="Arial" w:eastAsia="Arial" w:cs="Arial"/>
+          <w:b w:val="0"/>
+          <w:i w:val="0"/>
+          <w:color w:val="000000"/>
+          <w:sz w:val="18"/>
+          <w:highlight w:val="lightGray"/>
+        </w:rPr>
+        <w:t xml:space="preserve"> </w:t>
+      </w:r>
+      <w:r>
+        <w:rPr>
+          <w:rFonts w:ascii="Arial" w:hAnsi="Arial" w:eastAsia="Arial" w:cs="Arial"/>
+          <w:b w:val="0"/>
+          <w:i w:val="0"/>
+          <w:color w:val="000000"/>
+          <w:sz w:val="18"/>
+          <w:highlight w:val="lightGray"/>
+        </w:rPr>
+        <w:t>I</w:t>
+      </w:r>
+      <w:r>
+        <w:rPr>
+          <w:rFonts w:ascii="Arial" w:hAnsi="Arial" w:eastAsia="Arial" w:cs="Arial"/>
+          <w:b w:val="0"/>
+          <w:i w:val="0"/>
+          <w:color w:val="000000"/>
+          <w:sz w:val="18"/>
+          <w:highlight w:val="lightGray"/>
+        </w:rPr>
+        <w:t>D</w:t>
+      </w:r>
+      <w:r>
+        <w:rPr>
+          <w:rFonts w:ascii="Arial" w:hAnsi="Arial" w:eastAsia="Arial" w:cs="Arial"/>
+          <w:b w:val="0"/>
+          <w:i w:val="0"/>
+          <w:color w:val="000000"/>
+          <w:sz w:val="18"/>
+          <w:highlight w:val="lightGray"/>
+        </w:rPr>
+        <w:t xml:space="preserve"> </w:t>
+      </w:r>
+      <w:r>
+        <w:rPr>
+          <w:rFonts w:ascii="Arial" w:hAnsi="Arial" w:eastAsia="Arial" w:cs="Arial"/>
+          <w:b w:val="0"/>
+          <w:i w:val="0"/>
+          <w:color w:val="000000"/>
+          <w:sz w:val="18"/>
+          <w:highlight w:val="lightGray"/>
+        </w:rPr>
+        <w:t>C</w:t>
+      </w:r>
+      <w:r>
+        <w:rPr>
+          <w:rFonts w:ascii="Arial" w:hAnsi="Arial" w:eastAsia="Arial" w:cs="Arial"/>
+          <w:b w:val="0"/>
+          <w:i w:val="0"/>
+          <w:color w:val="000000"/>
+          <w:sz w:val="18"/>
+          <w:highlight w:val="lightGray"/>
+        </w:rPr>
+        <w:t>o</w:t>
+      </w:r>
+      <w:r>
+        <w:rPr>
+          <w:rFonts w:ascii="Arial" w:hAnsi="Arial" w:eastAsia="Arial" w:cs="Arial"/>
+          <w:b w:val="0"/>
+          <w:i w:val="0"/>
+          <w:color w:val="000000"/>
+          <w:sz w:val="18"/>
+          <w:highlight w:val="lightGray"/>
+        </w:rPr>
+        <w:t>l</w:t>
+      </w:r>
+      <w:r>
+        <w:rPr>
+          <w:rFonts w:ascii="Arial" w:hAnsi="Arial" w:eastAsia="Arial" w:cs="Arial"/>
+          <w:b w:val="0"/>
+          <w:i w:val="0"/>
+          <w:color w:val="000000"/>
+          <w:sz w:val="18"/>
+          <w:highlight w:val="lightGray"/>
+        </w:rPr>
+        <w:t>u</w:t>
+      </w:r>
+      <w:r>
+        <w:rPr>
+          <w:rFonts w:ascii="Arial" w:hAnsi="Arial" w:eastAsia="Arial" w:cs="Arial"/>
+          <w:b w:val="0"/>
+          <w:i w:val="0"/>
+          <w:color w:val="000000"/>
+          <w:sz w:val="18"/>
+          <w:highlight w:val="lightGray"/>
+        </w:rPr>
+        <w:t>m</w:t>
+      </w:r>
+      <w:r>
+        <w:rPr>
+          <w:rFonts w:ascii="Arial" w:hAnsi="Arial" w:eastAsia="Arial" w:cs="Arial"/>
+          <w:b w:val="0"/>
+          <w:i w:val="0"/>
+          <w:color w:val="000000"/>
+          <w:sz w:val="18"/>
+          <w:highlight w:val="lightGray"/>
+        </w:rPr>
+        <w:t>n</w:t>
+      </w:r>
+      <w:r>
+        <w:rPr>
+          <w:rFonts w:ascii="Arial" w:hAnsi="Arial" w:eastAsia="Arial" w:cs="Arial"/>
+          <w:b w:val="0"/>
+          <w:i w:val="0"/>
+          <w:color w:val="000000"/>
+          <w:sz w:val="18"/>
+          <w:highlight w:val="lightGray"/>
+        </w:rPr>
+        <w:t>:</w:t>
+      </w:r>
+      <w:r>
+        <w:rPr>
+          <w:rFonts w:ascii="Arial" w:hAnsi="Arial" w:eastAsia="Arial" w:cs="Arial"/>
+          <w:b w:val="0"/>
+          <w:i w:val="0"/>
+          <w:color w:val="000000"/>
+          <w:sz w:val="18"/>
+          <w:highlight w:val="lightGray"/>
+        </w:rPr>
+        <w:t xml:space="preserve"> </w:t>
+      </w:r>
+      <w:r>
+        <w:rPr>
+          <w:rFonts w:ascii="Arial" w:hAnsi="Arial" w:eastAsia="Arial" w:cs="Arial"/>
+          <w:b w:val="0"/>
+          <w:i w:val="0"/>
+          <w:color w:val="000000"/>
+          <w:sz w:val="18"/>
+          <w:highlight w:val="lightGray"/>
+        </w:rPr>
+        <w:t>1</w:t>
+      </w:r>
+      <w:r>
+        <w:rPr>
+          <w:rFonts w:ascii="Arial" w:hAnsi="Arial" w:eastAsia="Arial" w:cs="Arial"/>
+          <w:b w:val="0"/>
+          <w:i w:val="0"/>
+          <w:color w:val="000000"/>
+          <w:sz w:val="18"/>
+          <w:highlight w:val="lightGray"/>
+        </w:rPr>
+        <w:t>,</w:t>
+      </w:r>
+      <w:r>
+        <w:rPr>
+          <w:rFonts w:ascii="Arial" w:hAnsi="Arial" w:eastAsia="Arial" w:cs="Arial"/>
+          <w:b w:val="0"/>
+          <w:i w:val="0"/>
+          <w:color w:val="000000"/>
+          <w:sz w:val="18"/>
+          <w:highlight w:val="lightGray"/>
+        </w:rPr>
+        <w:t xml:space="preserve"> </w:t>
+      </w:r>
+      <w:r>
+        <w:rPr>
+          <w:rFonts w:ascii="Arial" w:hAnsi="Arial" w:eastAsia="Arial" w:cs="Arial"/>
+          <w:b w:val="0"/>
+          <w:i w:val="0"/>
+          <w:color w:val="000000"/>
+          <w:sz w:val="18"/>
+          <w:highlight w:val="lightGray"/>
+        </w:rPr>
+        <w:t>N</w:t>
+      </w:r>
+      <w:r>
+        <w:rPr>
+          <w:rFonts w:ascii="Arial" w:hAnsi="Arial" w:eastAsia="Arial" w:cs="Arial"/>
+          <w:b w:val="0"/>
+          <w:i w:val="0"/>
+          <w:color w:val="000000"/>
+          <w:sz w:val="18"/>
+          <w:highlight w:val="lightGray"/>
+        </w:rPr>
+        <w:t>a</w:t>
+      </w:r>
+      <w:r>
+        <w:rPr>
+          <w:rFonts w:ascii="Arial" w:hAnsi="Arial" w:eastAsia="Arial" w:cs="Arial"/>
+          <w:b w:val="0"/>
+          <w:i w:val="0"/>
+          <w:color w:val="000000"/>
+          <w:sz w:val="18"/>
+          <w:highlight w:val="lightGray"/>
+        </w:rPr>
+        <w:t>m</w:t>
+      </w:r>
+      <w:r>
+        <w:rPr>
+          <w:rFonts w:ascii="Arial" w:hAnsi="Arial" w:eastAsia="Arial" w:cs="Arial"/>
+          <w:b w:val="0"/>
+          <w:i w:val="0"/>
+          <w:color w:val="000000"/>
+          <w:sz w:val="18"/>
+          <w:highlight w:val="lightGray"/>
+        </w:rPr>
+        <w:t>e</w:t>
+      </w:r>
+      <w:r>
+        <w:rPr>
+          <w:rFonts w:ascii="Arial" w:hAnsi="Arial" w:eastAsia="Arial" w:cs="Arial"/>
+          <w:b w:val="0"/>
+          <w:i w:val="0"/>
+          <w:color w:val="000000"/>
+          <w:sz w:val="18"/>
+          <w:highlight w:val="lightGray"/>
+        </w:rPr>
+        <w:t>_</w:t>
+      </w:r>
+      <w:r>
+        <w:rPr>
+          <w:rFonts w:ascii="Arial" w:hAnsi="Arial" w:eastAsia="Arial" w:cs="Arial"/>
+          <w:b w:val="0"/>
+          <w:i w:val="0"/>
+          <w:color w:val="000000"/>
+          <w:sz w:val="18"/>
+          <w:highlight w:val="lightGray"/>
+        </w:rPr>
+        <w:t>E</w:t>
+      </w:r>
+      <w:r>
+        <w:rPr>
+          <w:rFonts w:ascii="Arial" w:hAnsi="Arial" w:eastAsia="Arial" w:cs="Arial"/>
+          <w:b w:val="0"/>
+          <w:i w:val="0"/>
+          <w:color w:val="000000"/>
+          <w:sz w:val="18"/>
+          <w:highlight w:val="lightGray"/>
+        </w:rPr>
+        <w:t>n</w:t>
+      </w:r>
+      <w:r>
+        <w:rPr>
+          <w:rFonts w:ascii="Arial" w:hAnsi="Arial" w:eastAsia="Arial" w:cs="Arial"/>
+          <w:b w:val="0"/>
+          <w:i w:val="0"/>
+          <w:color w:val="000000"/>
+          <w:sz w:val="18"/>
+          <w:highlight w:val="lightGray"/>
+        </w:rPr>
+        <w:t xml:space="preserve"> </w:t>
+      </w:r>
+      <w:r>
+        <w:rPr>
+          <w:rFonts w:ascii="Arial" w:hAnsi="Arial" w:eastAsia="Arial" w:cs="Arial"/>
+          <w:b w:val="0"/>
+          <w:i w:val="0"/>
+          <w:color w:val="000000"/>
+          <w:sz w:val="18"/>
+          <w:highlight w:val="lightGray"/>
+        </w:rPr>
+        <w:t>C</w:t>
+      </w:r>
+      <w:r>
+        <w:rPr>
+          <w:rFonts w:ascii="Arial" w:hAnsi="Arial" w:eastAsia="Arial" w:cs="Arial"/>
+          <w:b w:val="0"/>
+          <w:i w:val="0"/>
+          <w:color w:val="000000"/>
+          <w:sz w:val="18"/>
+          <w:highlight w:val="lightGray"/>
+        </w:rPr>
+        <w:t>o</w:t>
+      </w:r>
+      <w:r>
+        <w:rPr>
+          <w:rFonts w:ascii="Arial" w:hAnsi="Arial" w:eastAsia="Arial" w:cs="Arial"/>
+          <w:b w:val="0"/>
+          <w:i w:val="0"/>
+          <w:color w:val="000000"/>
+          <w:sz w:val="18"/>
+          <w:highlight w:val="lightGray"/>
+        </w:rPr>
+        <w:t>l</w:t>
+      </w:r>
+      <w:r>
+        <w:rPr>
+          <w:rFonts w:ascii="Arial" w:hAnsi="Arial" w:eastAsia="Arial" w:cs="Arial"/>
+          <w:b w:val="0"/>
+          <w:i w:val="0"/>
+          <w:color w:val="000000"/>
+          <w:sz w:val="18"/>
+          <w:highlight w:val="lightGray"/>
+        </w:rPr>
+        <w:t>u</w:t>
+      </w:r>
+      <w:r>
+        <w:rPr>
+          <w:rFonts w:ascii="Arial" w:hAnsi="Arial" w:eastAsia="Arial" w:cs="Arial"/>
+          <w:b w:val="0"/>
+          <w:i w:val="0"/>
+          <w:color w:val="000000"/>
+          <w:sz w:val="18"/>
+          <w:highlight w:val="lightGray"/>
+        </w:rPr>
+        <w:t>m</w:t>
+      </w:r>
+      <w:r>
+        <w:rPr>
+          <w:rFonts w:ascii="Arial" w:hAnsi="Arial" w:eastAsia="Arial" w:cs="Arial"/>
+          <w:b w:val="0"/>
+          <w:i w:val="0"/>
+          <w:color w:val="000000"/>
+          <w:sz w:val="18"/>
+          <w:highlight w:val="lightGray"/>
+        </w:rPr>
+        <w:t>n</w:t>
+      </w:r>
+      <w:r>
+        <w:rPr>
+          <w:rFonts w:ascii="Arial" w:hAnsi="Arial" w:eastAsia="Arial" w:cs="Arial"/>
+          <w:b w:val="0"/>
+          <w:i w:val="0"/>
+          <w:color w:val="000000"/>
+          <w:sz w:val="18"/>
+          <w:highlight w:val="lightGray"/>
+        </w:rPr>
+        <w:t>:</w:t>
+      </w:r>
+      <w:r>
+        <w:rPr>
+          <w:rFonts w:ascii="Arial" w:hAnsi="Arial" w:eastAsia="Arial" w:cs="Arial"/>
+          <w:b w:val="0"/>
+          <w:i w:val="0"/>
+          <w:color w:val="000000"/>
+          <w:sz w:val="18"/>
+          <w:highlight w:val="lightGray"/>
+        </w:rPr>
+        <w:t xml:space="preserve"> </w:t>
+      </w:r>
+      <w:r>
+        <w:rPr>
+          <w:rFonts w:ascii="Arial" w:hAnsi="Arial" w:eastAsia="Arial" w:cs="Arial"/>
+          <w:b w:val="0"/>
+          <w:i w:val="0"/>
+          <w:color w:val="000000"/>
+          <w:sz w:val="18"/>
+          <w:highlight w:val="lightGray"/>
+        </w:rPr>
+        <w:t>M</w:t>
+      </w:r>
+      <w:r>
+        <w:rPr>
+          <w:rFonts w:ascii="Arial" w:hAnsi="Arial" w:eastAsia="Arial" w:cs="Arial"/>
+          <w:b w:val="0"/>
+          <w:i w:val="0"/>
+          <w:color w:val="000000"/>
+          <w:sz w:val="18"/>
+          <w:highlight w:val="lightGray"/>
+        </w:rPr>
+        <w:t>o</w:t>
+      </w:r>
+      <w:r>
+        <w:rPr>
+          <w:rFonts w:ascii="Arial" w:hAnsi="Arial" w:eastAsia="Arial" w:cs="Arial"/>
+          <w:b w:val="0"/>
+          <w:i w:val="0"/>
+          <w:color w:val="000000"/>
+          <w:sz w:val="18"/>
+          <w:highlight w:val="lightGray"/>
+        </w:rPr>
+        <w:t>t</w:t>
+      </w:r>
+      <w:r>
+        <w:rPr>
+          <w:rFonts w:ascii="Arial" w:hAnsi="Arial" w:eastAsia="Arial" w:cs="Arial"/>
+          <w:b w:val="0"/>
+          <w:i w:val="0"/>
+          <w:color w:val="000000"/>
+          <w:sz w:val="18"/>
+          <w:highlight w:val="lightGray"/>
+        </w:rPr>
+        <w:t>a</w:t>
+      </w:r>
+      <w:r>
+        <w:rPr>
+          <w:rFonts w:ascii="Arial" w:hAnsi="Arial" w:eastAsia="Arial" w:cs="Arial"/>
+          <w:b w:val="0"/>
+          <w:i w:val="0"/>
+          <w:color w:val="000000"/>
+          <w:sz w:val="18"/>
+          <w:highlight w:val="lightGray"/>
+        </w:rPr>
+        <w:t>s</w:t>
+      </w:r>
+      <w:r>
+        <w:rPr>
+          <w:rFonts w:ascii="Arial" w:hAnsi="Arial" w:eastAsia="Arial" w:cs="Arial"/>
+          <w:b w:val="0"/>
+          <w:i w:val="0"/>
+          <w:color w:val="000000"/>
+          <w:sz w:val="18"/>
+          <w:highlight w:val="lightGray"/>
+        </w:rPr>
+        <w:t>e</w:t>
+      </w:r>
+      <w:r>
+        <w:rPr>
+          <w:rFonts w:ascii="Arial" w:hAnsi="Arial" w:eastAsia="Arial" w:cs="Arial"/>
+          <w:b w:val="0"/>
+          <w:i w:val="0"/>
+          <w:color w:val="000000"/>
+          <w:sz w:val="18"/>
+          <w:highlight w:val="lightGray"/>
+        </w:rPr>
+        <w:t>m</w:t>
+      </w:r>
+      <w:r>
+        <w:rPr>
+          <w:rFonts w:ascii="Arial" w:hAnsi="Arial" w:eastAsia="Arial" w:cs="Arial"/>
+          <w:b w:val="0"/>
+          <w:i w:val="0"/>
+          <w:color w:val="000000"/>
+          <w:sz w:val="18"/>
+          <w:highlight w:val="lightGray"/>
+        </w:rPr>
+        <w:t xml:space="preserve"> </w:t>
+      </w:r>
+      <w:r>
+        <w:rPr>
+          <w:rFonts w:ascii="Arial" w:hAnsi="Arial" w:eastAsia="Arial" w:cs="Arial"/>
+          <w:b w:val="0"/>
+          <w:i w:val="0"/>
+          <w:color w:val="000000"/>
+          <w:sz w:val="18"/>
+          <w:highlight w:val="lightGray"/>
+        </w:rPr>
+        <w:t>E</w:t>
+      </w:r>
+      <w:r>
+        <w:rPr>
+          <w:rFonts w:ascii="Arial" w:hAnsi="Arial" w:eastAsia="Arial" w:cs="Arial"/>
+          <w:b w:val="0"/>
+          <w:i w:val="0"/>
+          <w:color w:val="000000"/>
+          <w:sz w:val="18"/>
+          <w:highlight w:val="lightGray"/>
+        </w:rPr>
+        <w:t>s</w:t>
+      </w:r>
+      <w:r>
+        <w:rPr>
+          <w:rFonts w:ascii="Arial" w:hAnsi="Arial" w:eastAsia="Arial" w:cs="Arial"/>
+          <w:b w:val="0"/>
+          <w:i w:val="0"/>
+          <w:color w:val="000000"/>
+          <w:sz w:val="18"/>
+          <w:highlight w:val="lightGray"/>
+        </w:rPr>
+        <w:t>s</w:t>
+      </w:r>
+      <w:r>
+        <w:rPr>
+          <w:rFonts w:ascii="Arial" w:hAnsi="Arial" w:eastAsia="Arial" w:cs="Arial"/>
+          <w:b w:val="0"/>
+          <w:i w:val="0"/>
+          <w:color w:val="000000"/>
+          <w:sz w:val="18"/>
+          <w:highlight w:val="lightGray"/>
+        </w:rPr>
+        <w:t>a</w:t>
+      </w:r>
+      <w:r>
+        <w:rPr>
+          <w:rFonts w:ascii="Arial" w:hAnsi="Arial" w:eastAsia="Arial" w:cs="Arial"/>
+          <w:b w:val="0"/>
+          <w:i w:val="0"/>
+          <w:color w:val="000000"/>
+          <w:sz w:val="18"/>
+          <w:highlight w:val="lightGray"/>
+        </w:rPr>
+        <w:t>m</w:t>
+      </w:r>
+      <w:r>
+        <w:rPr>
+          <w:rFonts w:ascii="Arial" w:hAnsi="Arial" w:eastAsia="Arial" w:cs="Arial"/>
+          <w:b w:val="0"/>
+          <w:i w:val="0"/>
+          <w:color w:val="000000"/>
+          <w:sz w:val="18"/>
+          <w:highlight w:val="lightGray"/>
+        </w:rPr>
+        <w:t>]</w:t>
+      </w:r>
+      <w:r>
+        <w:rPr>
+          <w:rFonts w:ascii="Arial" w:hAnsi="Arial" w:eastAsia="Arial" w:cs="Arial"/>
+          <w:b w:val="0"/>
+          <w:i w:val="0"/>
+          <w:color w:val="000000"/>
+          <w:sz w:val="18"/>
+          <w:highlight w:val="lightGray"/>
+        </w:rPr>
+        <w:t xml:space="preserve"> </w:t>
+      </w:r>
+      <w:r>
+        <w:rPr>
+          <w:rFonts w:ascii="Arial" w:hAnsi="Arial" w:eastAsia="Arial" w:cs="Arial"/>
+          <w:b w:val="0"/>
+          <w:i w:val="0"/>
+          <w:color w:val="000000"/>
+          <w:sz w:val="18"/>
+          <w:highlight w:val="lightGray"/>
+        </w:rPr>
+        <w:t>-</w:t>
+      </w:r>
+      <w:r>
+        <w:rPr>
+          <w:rFonts w:ascii="Arial" w:hAnsi="Arial" w:eastAsia="Arial" w:cs="Arial"/>
+          <w:b w:val="0"/>
+          <w:i w:val="0"/>
+          <w:color w:val="000000"/>
+          <w:sz w:val="18"/>
+          <w:highlight w:val="lightGray"/>
+        </w:rPr>
+        <w:t>&gt;</w:t>
+      </w:r>
+      <w:r>
+        <w:rPr>
+          <w:rFonts w:ascii="Arial" w:hAnsi="Arial" w:eastAsia="Arial" w:cs="Arial"/>
+          <w:b w:val="0"/>
+          <w:i w:val="0"/>
+          <w:color w:val="000000"/>
+          <w:sz w:val="18"/>
+          <w:highlight w:val="lightGray"/>
+        </w:rPr>
+        <w:t xml:space="preserve"> </w:t>
+      </w:r>
+      <w:r>
+        <w:rPr>
+          <w:rFonts w:ascii="Arial" w:hAnsi="Arial" w:eastAsia="Arial" w:cs="Arial"/>
+          <w:b/>
+          <w:i w:val="0"/>
+          <w:color w:val="000000"/>
+          <w:sz w:val="18"/>
+          <w:highlight w:val="lightGray"/>
+        </w:rPr>
+        <w:t>F</w:t>
+      </w:r>
+      <w:r>
+        <w:rPr>
+          <w:rFonts w:ascii="Arial" w:hAnsi="Arial" w:eastAsia="Arial" w:cs="Arial"/>
+          <w:b/>
+          <w:i w:val="0"/>
+          <w:color w:val="000000"/>
+          <w:sz w:val="18"/>
+          <w:highlight w:val="lightGray"/>
+        </w:rPr>
+        <w:t>r</w:t>
+      </w:r>
+      <w:r>
+        <w:rPr>
+          <w:rFonts w:ascii="Arial" w:hAnsi="Arial" w:eastAsia="Arial" w:cs="Arial"/>
+          <w:b/>
+          <w:i w:val="0"/>
+          <w:color w:val="000000"/>
+          <w:sz w:val="18"/>
+          <w:highlight w:val="lightGray"/>
+        </w:rPr>
+        <w:t>o</w:t>
+      </w:r>
+      <w:r>
+        <w:rPr>
+          <w:rFonts w:ascii="Arial" w:hAnsi="Arial" w:eastAsia="Arial" w:cs="Arial"/>
+          <w:b/>
+          <w:i w:val="0"/>
+          <w:color w:val="000000"/>
+          <w:sz w:val="18"/>
+          <w:highlight w:val="lightGray"/>
+        </w:rPr>
+        <w:t>m</w:t>
+      </w:r>
+      <w:r>
+        <w:rPr>
+          <w:rFonts w:ascii="Arial" w:hAnsi="Arial" w:eastAsia="Arial" w:cs="Arial"/>
+          <w:b/>
+          <w:i w:val="0"/>
+          <w:color w:val="000000"/>
+          <w:sz w:val="18"/>
+          <w:highlight w:val="lightGray"/>
+        </w:rPr>
+        <w:t>:</w:t>
+      </w:r>
+      <w:r>
+        <w:rPr>
+          <w:rFonts w:ascii="Arial" w:hAnsi="Arial" w:eastAsia="Arial" w:cs="Arial"/>
+          <w:b w:val="0"/>
+          <w:i w:val="0"/>
+          <w:color w:val="000000"/>
+          <w:sz w:val="18"/>
+          <w:highlight w:val="lightGray"/>
+        </w:rPr>
+        <w:t xml:space="preserve"> </w:t>
+      </w:r>
+      <w:r>
+        <w:rPr>
+          <w:rFonts w:ascii="Arial" w:hAnsi="Arial" w:eastAsia="Arial" w:cs="Arial"/>
+          <w:b w:val="0"/>
+          <w:i w:val="0"/>
+          <w:color w:val="000000"/>
+          <w:sz w:val="18"/>
+          <w:highlight w:val="lightGray"/>
+        </w:rPr>
+        <w:t>[</w:t>
+      </w:r>
+      <w:r>
+        <w:rPr>
+          <w:rFonts w:ascii="Arial" w:hAnsi="Arial" w:eastAsia="Arial" w:cs="Arial"/>
+          <w:b w:val="0"/>
+          <w:i w:val="0"/>
+          <w:color w:val="000000"/>
+          <w:sz w:val="18"/>
+          <w:highlight w:val="lightGray"/>
+        </w:rPr>
+        <w:t>C</w:t>
+      </w:r>
+      <w:r>
+        <w:rPr>
+          <w:rFonts w:ascii="Arial" w:hAnsi="Arial" w:eastAsia="Arial" w:cs="Arial"/>
+          <w:b w:val="0"/>
+          <w:i w:val="0"/>
+          <w:color w:val="000000"/>
+          <w:sz w:val="18"/>
+          <w:highlight w:val="lightGray"/>
+        </w:rPr>
+        <w:t>h</w:t>
+      </w:r>
+      <w:r>
+        <w:rPr>
+          <w:rFonts w:ascii="Arial" w:hAnsi="Arial" w:eastAsia="Arial" w:cs="Arial"/>
+          <w:b w:val="0"/>
+          <w:i w:val="0"/>
+          <w:color w:val="000000"/>
+          <w:sz w:val="18"/>
+          <w:highlight w:val="lightGray"/>
+        </w:rPr>
+        <w:t>a</w:t>
+      </w:r>
+      <w:r>
+        <w:rPr>
+          <w:rFonts w:ascii="Arial" w:hAnsi="Arial" w:eastAsia="Arial" w:cs="Arial"/>
+          <w:b w:val="0"/>
+          <w:i w:val="0"/>
+          <w:color w:val="000000"/>
+          <w:sz w:val="18"/>
+          <w:highlight w:val="lightGray"/>
+        </w:rPr>
+        <w:t>t</w:t>
+      </w:r>
+      <w:r>
+        <w:rPr>
+          <w:rFonts w:ascii="Arial" w:hAnsi="Arial" w:eastAsia="Arial" w:cs="Arial"/>
+          <w:b w:val="0"/>
+          <w:i w:val="0"/>
+          <w:color w:val="000000"/>
+          <w:sz w:val="18"/>
+          <w:highlight w:val="lightGray"/>
+        </w:rPr>
+        <w:t>g</w:t>
+      </w:r>
+      <w:r>
+        <w:rPr>
+          <w:rFonts w:ascii="Arial" w:hAnsi="Arial" w:eastAsia="Arial" w:cs="Arial"/>
+          <w:b w:val="0"/>
+          <w:i w:val="0"/>
+          <w:color w:val="000000"/>
+          <w:sz w:val="18"/>
+          <w:highlight w:val="lightGray"/>
+        </w:rPr>
+        <w:t>p</w:t>
+      </w:r>
+      <w:r>
+        <w:rPr>
+          <w:rFonts w:ascii="Arial" w:hAnsi="Arial" w:eastAsia="Arial" w:cs="Arial"/>
+          <w:b w:val="0"/>
+          <w:i w:val="0"/>
+          <w:color w:val="000000"/>
+          <w:sz w:val="18"/>
+          <w:highlight w:val="lightGray"/>
+        </w:rPr>
+        <w:t>t</w:t>
+      </w:r>
+      <w:r>
+        <w:rPr>
+          <w:rFonts w:ascii="Arial" w:hAnsi="Arial" w:eastAsia="Arial" w:cs="Arial"/>
+          <w:b w:val="0"/>
+          <w:i w:val="0"/>
+          <w:color w:val="000000"/>
+          <w:sz w:val="18"/>
+          <w:highlight w:val="lightGray"/>
+        </w:rPr>
+        <w:t xml:space="preserve"> </w:t>
+      </w:r>
+      <w:r>
+        <w:rPr>
+          <w:rFonts w:ascii="Arial" w:hAnsi="Arial" w:eastAsia="Arial" w:cs="Arial"/>
+          <w:b w:val="0"/>
+          <w:i w:val="0"/>
+          <w:color w:val="000000"/>
+          <w:sz w:val="18"/>
+          <w:highlight w:val="lightGray"/>
+        </w:rPr>
+        <w:t>(</w:t>
+      </w:r>
+      <w:r>
+        <w:rPr>
+          <w:rFonts w:ascii="Arial" w:hAnsi="Arial" w:eastAsia="Arial" w:cs="Arial"/>
+          <w:b w:val="0"/>
+          <w:i w:val="0"/>
+          <w:color w:val="000000"/>
+          <w:sz w:val="18"/>
+          <w:highlight w:val="lightGray"/>
+        </w:rPr>
+        <w:t>G</w:t>
+      </w:r>
+      <w:r>
+        <w:rPr>
+          <w:rFonts w:ascii="Arial" w:hAnsi="Arial" w:eastAsia="Arial" w:cs="Arial"/>
+          <w:b w:val="0"/>
+          <w:i w:val="0"/>
+          <w:color w:val="000000"/>
+          <w:sz w:val="18"/>
+          <w:highlight w:val="lightGray"/>
+        </w:rPr>
+        <w:t>P</w:t>
+      </w:r>
+      <w:r>
+        <w:rPr>
+          <w:rFonts w:ascii="Arial" w:hAnsi="Arial" w:eastAsia="Arial" w:cs="Arial"/>
+          <w:b w:val="0"/>
+          <w:i w:val="0"/>
+          <w:color w:val="000000"/>
+          <w:sz w:val="18"/>
+          <w:highlight w:val="lightGray"/>
+        </w:rPr>
+        <w:t>T</w:t>
+      </w:r>
+      <w:r>
+        <w:rPr>
+          <w:rFonts w:ascii="Arial" w:hAnsi="Arial" w:eastAsia="Arial" w:cs="Arial"/>
+          <w:b w:val="0"/>
+          <w:i w:val="0"/>
+          <w:color w:val="000000"/>
+          <w:sz w:val="18"/>
+          <w:highlight w:val="lightGray"/>
         </w:rPr>
         <w:t>‑</w:t>
       </w:r>
       <w:r>
         <w:rPr>
-          <w:b/>
-          <w:szCs w:val="14"/>
-          <w:shd w:val="clear" w:color="auto" w:fill="B7B7B7"/>
-        </w:rPr>
-        <w:t>5 Mini) at [12/9/2025]</w:t>
+          <w:rFonts w:ascii="Arial" w:hAnsi="Arial" w:eastAsia="Arial" w:cs="Arial"/>
+          <w:b w:val="0"/>
+          <w:i w:val="0"/>
+          <w:color w:val="000000"/>
+          <w:sz w:val="18"/>
+          <w:highlight w:val="lightGray"/>
+        </w:rPr>
+        <w:t>5</w:t>
+      </w:r>
+      <w:r>
+        <w:rPr>
+          <w:rFonts w:ascii="Arial" w:hAnsi="Arial" w:eastAsia="Arial" w:cs="Arial"/>
+          <w:b w:val="0"/>
+          <w:i w:val="0"/>
+          <w:color w:val="000000"/>
+          <w:sz w:val="18"/>
+          <w:highlight w:val="lightGray"/>
+        </w:rPr>
+        <w:t xml:space="preserve"> </w:t>
+      </w:r>
+      <w:r>
+        <w:rPr>
+          <w:rFonts w:ascii="Arial" w:hAnsi="Arial" w:eastAsia="Arial" w:cs="Arial"/>
+          <w:b w:val="0"/>
+          <w:i w:val="0"/>
+          <w:color w:val="000000"/>
+          <w:sz w:val="18"/>
+          <w:highlight w:val="lightGray"/>
+        </w:rPr>
+        <w:t>M</w:t>
+      </w:r>
+      <w:r>
+        <w:rPr>
+          <w:rFonts w:ascii="Arial" w:hAnsi="Arial" w:eastAsia="Arial" w:cs="Arial"/>
+          <w:b w:val="0"/>
+          <w:i w:val="0"/>
+          <w:color w:val="000000"/>
+          <w:sz w:val="18"/>
+          <w:highlight w:val="lightGray"/>
+        </w:rPr>
+        <w:t>i</w:t>
+      </w:r>
+      <w:r>
+        <w:rPr>
+          <w:rFonts w:ascii="Arial" w:hAnsi="Arial" w:eastAsia="Arial" w:cs="Arial"/>
+          <w:b w:val="0"/>
+          <w:i w:val="0"/>
+          <w:color w:val="000000"/>
+          <w:sz w:val="18"/>
+          <w:highlight w:val="lightGray"/>
+        </w:rPr>
+        <w:t>n</w:t>
+      </w:r>
+      <w:r>
+        <w:rPr>
+          <w:rFonts w:ascii="Arial" w:hAnsi="Arial" w:eastAsia="Arial" w:cs="Arial"/>
+          <w:b w:val="0"/>
+          <w:i w:val="0"/>
+          <w:color w:val="000000"/>
+          <w:sz w:val="18"/>
+          <w:highlight w:val="lightGray"/>
+        </w:rPr>
+        <w:t>i</w:t>
+      </w:r>
+      <w:r>
+        <w:rPr>
+          <w:rFonts w:ascii="Arial" w:hAnsi="Arial" w:eastAsia="Arial" w:cs="Arial"/>
+          <w:b w:val="0"/>
+          <w:i w:val="0"/>
+          <w:color w:val="000000"/>
+          <w:sz w:val="18"/>
+          <w:highlight w:val="lightGray"/>
+        </w:rPr>
+        <w:t>)</w:t>
+      </w:r>
+      <w:r>
+        <w:rPr>
+          <w:rFonts w:ascii="Arial" w:hAnsi="Arial" w:eastAsia="Arial" w:cs="Arial"/>
+          <w:b w:val="0"/>
+          <w:i w:val="0"/>
+          <w:color w:val="000000"/>
+          <w:sz w:val="18"/>
+          <w:highlight w:val="lightGray"/>
+        </w:rPr>
+        <w:t>]</w:t>
+      </w:r>
+      <w:r>
+        <w:rPr>
+          <w:rFonts w:ascii="Arial" w:hAnsi="Arial" w:eastAsia="Arial" w:cs="Arial"/>
+          <w:b w:val="0"/>
+          <w:i w:val="0"/>
+          <w:color w:val="000000"/>
+          <w:sz w:val="18"/>
+          <w:highlight w:val="lightGray"/>
+        </w:rPr>
+        <w:t xml:space="preserve"> </w:t>
+      </w:r>
+      <w:r>
+        <w:rPr>
+          <w:rFonts w:ascii="Arial" w:hAnsi="Arial" w:eastAsia="Arial" w:cs="Arial"/>
+          <w:b/>
+          <w:i w:val="0"/>
+          <w:color w:val="000000"/>
+          <w:sz w:val="18"/>
+          <w:highlight w:val="lightGray"/>
+        </w:rPr>
+        <w:t>o</w:t>
+      </w:r>
+      <w:r>
+        <w:rPr>
+          <w:rFonts w:ascii="Arial" w:hAnsi="Arial" w:eastAsia="Arial" w:cs="Arial"/>
+          <w:b/>
+          <w:i w:val="0"/>
+          <w:color w:val="000000"/>
+          <w:sz w:val="18"/>
+          <w:highlight w:val="lightGray"/>
+        </w:rPr>
+        <w:t>n</w:t>
+      </w:r>
+      <w:r>
+        <w:rPr>
+          <w:rFonts w:ascii="Arial" w:hAnsi="Arial"/>
+          <w:b w:val="0"/>
+          <w:i w:val="0"/>
+          <w:color w:val="000000"/>
+          <w:sz w:val="18"/>
+          <w:highlight w:val="lightGray"/>
+        </w:rPr>
+        <w:t xml:space="preserve"> </w:t>
+      </w:r>
+      <w:r>
+        <w:rPr>
+          <w:rFonts w:ascii="Arial" w:hAnsi="Arial"/>
+          <w:b w:val="0"/>
+          <w:i w:val="0"/>
+          <w:color w:val="000000"/>
+          <w:sz w:val="18"/>
+          <w:highlight w:val="lightGray"/>
+        </w:rPr>
+        <w:t>[</w:t>
+      </w:r>
+      <w:r>
+        <w:rPr>
+          <w:rFonts w:ascii="Arial" w:hAnsi="Arial"/>
+          <w:b w:val="0"/>
+          <w:i w:val="0"/>
+          <w:sz w:val="18"/>
+          <w:highlight w:val="lightGray"/>
+        </w:rPr>
+        <w:t>12/9/2025]</w:t>
       </w:r>
     </w:p>
     <w:p>
@@ -1905,48 +9650,1597 @@
       </w:pPr>
       <w:r>
         <w:rPr>
-          <w:b/>
-          <w:shd w:val="clear" w:color="auto" w:fill="B7B7B7"/>
-        </w:rPr>
-        <w:t># Source</w:t>
-      </w:r>
-      <w:r>
-        <w:rPr>
-          <w:shd w:val="clear" w:color="auto" w:fill="B7B7B7"/>
-        </w:rPr>
-        <w:t xml:space="preserve">: </w:t>
-      </w:r>
-      <w:r>
-        <w:rPr>
-          <w:b/>
-          <w:shd w:val="clear" w:color="auto" w:fill="B7B7B7"/>
-        </w:rPr>
-        <w:t xml:space="preserve">Chatgpt </w:t>
-      </w:r>
-      <w:r>
-        <w:rPr>
-          <w:b/>
-          <w:szCs w:val="14"/>
-          <w:shd w:val="clear" w:color="auto" w:fill="B7B7B7"/>
-        </w:rPr>
-        <w:t>(GPT</w:t>
-      </w:r>
-      <w:r>
-        <w:rPr>
-          <w:rFonts w:cs="Cambria Math"/>
-          <w:b/>
-          <w:szCs w:val="14"/>
-          <w:shd w:val="clear" w:color="auto" w:fill="B7B7B7"/>
+          <w:rFonts w:ascii="Arial" w:hAnsi="Arial" w:eastAsia="Arial" w:cs="Arial"/>
+          <w:b/>
+          <w:i w:val="0"/>
+          <w:color w:val="000000"/>
+          <w:sz w:val="18"/>
+          <w:highlight w:val="lightGray"/>
+        </w:rPr>
+        <w:t>#</w:t>
+      </w:r>
+      <w:r>
+        <w:rPr>
+          <w:rFonts w:ascii="Arial" w:hAnsi="Arial" w:eastAsia="Arial" w:cs="Arial"/>
+          <w:b/>
+          <w:i w:val="0"/>
+          <w:color w:val="000000"/>
+          <w:sz w:val="18"/>
+          <w:highlight w:val="lightGray"/>
+        </w:rPr>
+        <w:t xml:space="preserve"> </w:t>
+      </w:r>
+      <w:r>
+        <w:rPr>
+          <w:rFonts w:ascii="Arial" w:hAnsi="Arial" w:eastAsia="Arial" w:cs="Arial"/>
+          <w:b/>
+          <w:i w:val="0"/>
+          <w:color w:val="000000"/>
+          <w:sz w:val="18"/>
+          <w:highlight w:val="lightGray"/>
+        </w:rPr>
+        <w:t>S</w:t>
+      </w:r>
+      <w:r>
+        <w:rPr>
+          <w:rFonts w:ascii="Arial" w:hAnsi="Arial" w:eastAsia="Arial" w:cs="Arial"/>
+          <w:b/>
+          <w:i w:val="0"/>
+          <w:color w:val="000000"/>
+          <w:sz w:val="18"/>
+          <w:highlight w:val="lightGray"/>
+        </w:rPr>
+        <w:t>o</w:t>
+      </w:r>
+      <w:r>
+        <w:rPr>
+          <w:rFonts w:ascii="Arial" w:hAnsi="Arial" w:eastAsia="Arial" w:cs="Arial"/>
+          <w:b/>
+          <w:i w:val="0"/>
+          <w:color w:val="000000"/>
+          <w:sz w:val="18"/>
+          <w:highlight w:val="lightGray"/>
+        </w:rPr>
+        <w:t>u</w:t>
+      </w:r>
+      <w:r>
+        <w:rPr>
+          <w:rFonts w:ascii="Arial" w:hAnsi="Arial" w:eastAsia="Arial" w:cs="Arial"/>
+          <w:b/>
+          <w:i w:val="0"/>
+          <w:color w:val="000000"/>
+          <w:sz w:val="18"/>
+          <w:highlight w:val="lightGray"/>
+        </w:rPr>
+        <w:t>r</w:t>
+      </w:r>
+      <w:r>
+        <w:rPr>
+          <w:rFonts w:ascii="Arial" w:hAnsi="Arial" w:eastAsia="Arial" w:cs="Arial"/>
+          <w:b/>
+          <w:i w:val="0"/>
+          <w:color w:val="000000"/>
+          <w:sz w:val="18"/>
+          <w:highlight w:val="lightGray"/>
+        </w:rPr>
+        <w:t>c</w:t>
+      </w:r>
+      <w:r>
+        <w:rPr>
+          <w:rFonts w:ascii="Arial" w:hAnsi="Arial" w:eastAsia="Arial" w:cs="Arial"/>
+          <w:b/>
+          <w:i w:val="0"/>
+          <w:color w:val="000000"/>
+          <w:sz w:val="18"/>
+          <w:highlight w:val="lightGray"/>
+        </w:rPr>
+        <w:t>e</w:t>
+      </w:r>
+      <w:r>
+        <w:rPr>
+          <w:rFonts w:ascii="Arial" w:hAnsi="Arial" w:eastAsia="Arial" w:cs="Arial"/>
+          <w:b/>
+          <w:i w:val="0"/>
+          <w:color w:val="000000"/>
+          <w:sz w:val="18"/>
+          <w:highlight w:val="lightGray"/>
+        </w:rPr>
+        <w:t>:</w:t>
+      </w:r>
+      <w:r>
+        <w:rPr>
+          <w:rFonts w:ascii="Arial" w:hAnsi="Arial" w:eastAsia="Arial" w:cs="Arial"/>
+          <w:b/>
+          <w:i w:val="0"/>
+          <w:color w:val="000000"/>
+          <w:sz w:val="18"/>
+          <w:highlight w:val="lightGray"/>
+        </w:rPr>
+        <w:t xml:space="preserve"> </w:t>
+      </w:r>
+      <w:r>
+        <w:rPr>
+          <w:rFonts w:ascii="Arial" w:hAnsi="Arial" w:eastAsia="Arial" w:cs="Arial"/>
+          <w:b/>
+          <w:i w:val="0"/>
+          <w:color w:val="000000"/>
+          <w:sz w:val="18"/>
+          <w:highlight w:val="lightGray"/>
+        </w:rPr>
+        <w:t>A</w:t>
+      </w:r>
+      <w:r>
+        <w:rPr>
+          <w:rFonts w:ascii="Arial" w:hAnsi="Arial" w:eastAsia="Arial" w:cs="Arial"/>
+          <w:b/>
+          <w:i w:val="0"/>
+          <w:color w:val="000000"/>
+          <w:sz w:val="18"/>
+          <w:highlight w:val="lightGray"/>
+        </w:rPr>
+        <w:t>I</w:t>
+      </w:r>
+      <w:r>
+        <w:rPr>
+          <w:rFonts w:ascii="Arial" w:hAnsi="Arial" w:eastAsia="Arial" w:cs="Arial"/>
+          <w:b/>
+          <w:i w:val="0"/>
+          <w:color w:val="000000"/>
+          <w:sz w:val="18"/>
+          <w:highlight w:val="lightGray"/>
+        </w:rPr>
+        <w:t xml:space="preserve"> </w:t>
+      </w:r>
+      <w:r>
+        <w:rPr>
+          <w:rFonts w:ascii="Arial" w:hAnsi="Arial" w:eastAsia="Arial" w:cs="Arial"/>
+          <w:b/>
+          <w:i w:val="0"/>
+          <w:color w:val="000000"/>
+          <w:sz w:val="18"/>
+          <w:highlight w:val="lightGray"/>
+        </w:rPr>
+        <w:t>S</w:t>
+      </w:r>
+      <w:r>
+        <w:rPr>
+          <w:rFonts w:ascii="Arial" w:hAnsi="Arial" w:eastAsia="Arial" w:cs="Arial"/>
+          <w:b/>
+          <w:i w:val="0"/>
+          <w:color w:val="000000"/>
+          <w:sz w:val="18"/>
+          <w:highlight w:val="lightGray"/>
+        </w:rPr>
+        <w:t>o</w:t>
+      </w:r>
+      <w:r>
+        <w:rPr>
+          <w:rFonts w:ascii="Arial" w:hAnsi="Arial" w:eastAsia="Arial" w:cs="Arial"/>
+          <w:b/>
+          <w:i w:val="0"/>
+          <w:color w:val="000000"/>
+          <w:sz w:val="18"/>
+          <w:highlight w:val="lightGray"/>
+        </w:rPr>
+        <w:t>u</w:t>
+      </w:r>
+      <w:r>
+        <w:rPr>
+          <w:rFonts w:ascii="Arial" w:hAnsi="Arial" w:eastAsia="Arial" w:cs="Arial"/>
+          <w:b/>
+          <w:i w:val="0"/>
+          <w:color w:val="000000"/>
+          <w:sz w:val="18"/>
+          <w:highlight w:val="lightGray"/>
+        </w:rPr>
+        <w:t>r</w:t>
+      </w:r>
+      <w:r>
+        <w:rPr>
+          <w:rFonts w:ascii="Arial" w:hAnsi="Arial" w:eastAsia="Arial" w:cs="Arial"/>
+          <w:b/>
+          <w:i w:val="0"/>
+          <w:color w:val="000000"/>
+          <w:sz w:val="18"/>
+          <w:highlight w:val="lightGray"/>
+        </w:rPr>
+        <w:t>c</w:t>
+      </w:r>
+      <w:r>
+        <w:rPr>
+          <w:rFonts w:ascii="Arial" w:hAnsi="Arial" w:eastAsia="Arial" w:cs="Arial"/>
+          <w:b/>
+          <w:i w:val="0"/>
+          <w:color w:val="000000"/>
+          <w:sz w:val="18"/>
+          <w:highlight w:val="lightGray"/>
+        </w:rPr>
+        <w:t>e</w:t>
+      </w:r>
+      <w:r>
+        <w:rPr>
+          <w:rFonts w:ascii="Arial" w:hAnsi="Arial" w:eastAsia="Arial" w:cs="Arial"/>
+          <w:b/>
+          <w:i w:val="0"/>
+          <w:color w:val="000000"/>
+          <w:sz w:val="18"/>
+          <w:highlight w:val="lightGray"/>
+        </w:rPr>
+        <w:t>:</w:t>
+      </w:r>
+      <w:r>
+        <w:rPr>
+          <w:rFonts w:ascii="Arial" w:hAnsi="Arial" w:eastAsia="Arial" w:cs="Arial"/>
+          <w:b/>
+          <w:i w:val="0"/>
+          <w:color w:val="000000"/>
+          <w:sz w:val="18"/>
+          <w:highlight w:val="lightGray"/>
+        </w:rPr>
+        <w:t xml:space="preserve"> </w:t>
+      </w:r>
+      <w:r>
+        <w:rPr>
+          <w:rFonts w:ascii="Arial" w:hAnsi="Arial" w:eastAsia="Arial" w:cs="Arial"/>
+          <w:b/>
+          <w:i w:val="0"/>
+          <w:color w:val="000000"/>
+          <w:sz w:val="18"/>
+          <w:highlight w:val="lightGray"/>
+        </w:rPr>
+        <w:t>P</w:t>
+      </w:r>
+      <w:r>
+        <w:rPr>
+          <w:rFonts w:ascii="Arial" w:hAnsi="Arial" w:eastAsia="Arial" w:cs="Arial"/>
+          <w:b/>
+          <w:i w:val="0"/>
+          <w:color w:val="000000"/>
+          <w:sz w:val="18"/>
+          <w:highlight w:val="lightGray"/>
+        </w:rPr>
+        <w:t>r</w:t>
+      </w:r>
+      <w:r>
+        <w:rPr>
+          <w:rFonts w:ascii="Arial" w:hAnsi="Arial" w:eastAsia="Arial" w:cs="Arial"/>
+          <w:b/>
+          <w:i w:val="0"/>
+          <w:color w:val="000000"/>
+          <w:sz w:val="18"/>
+          <w:highlight w:val="lightGray"/>
+        </w:rPr>
+        <w:t>o</w:t>
+      </w:r>
+      <w:r>
+        <w:rPr>
+          <w:rFonts w:ascii="Arial" w:hAnsi="Arial" w:eastAsia="Arial" w:cs="Arial"/>
+          <w:b/>
+          <w:i w:val="0"/>
+          <w:color w:val="000000"/>
+          <w:sz w:val="18"/>
+          <w:highlight w:val="lightGray"/>
+        </w:rPr>
+        <w:t>v</w:t>
+      </w:r>
+      <w:r>
+        <w:rPr>
+          <w:rFonts w:ascii="Arial" w:hAnsi="Arial" w:eastAsia="Arial" w:cs="Arial"/>
+          <w:b/>
+          <w:i w:val="0"/>
+          <w:color w:val="000000"/>
+          <w:sz w:val="18"/>
+          <w:highlight w:val="lightGray"/>
+        </w:rPr>
+        <w:t>i</w:t>
+      </w:r>
+      <w:r>
+        <w:rPr>
+          <w:rFonts w:ascii="Arial" w:hAnsi="Arial" w:eastAsia="Arial" w:cs="Arial"/>
+          <w:b/>
+          <w:i w:val="0"/>
+          <w:color w:val="000000"/>
+          <w:sz w:val="18"/>
+          <w:highlight w:val="lightGray"/>
+        </w:rPr>
+        <w:t>d</w:t>
+      </w:r>
+      <w:r>
+        <w:rPr>
+          <w:rFonts w:ascii="Arial" w:hAnsi="Arial" w:eastAsia="Arial" w:cs="Arial"/>
+          <w:b/>
+          <w:i w:val="0"/>
+          <w:color w:val="000000"/>
+          <w:sz w:val="18"/>
+          <w:highlight w:val="lightGray"/>
+        </w:rPr>
+        <w:t>e</w:t>
+      </w:r>
+      <w:r>
+        <w:rPr>
+          <w:rFonts w:ascii="Arial" w:hAnsi="Arial" w:eastAsia="Arial" w:cs="Arial"/>
+          <w:b/>
+          <w:i w:val="0"/>
+          <w:color w:val="000000"/>
+          <w:sz w:val="18"/>
+          <w:highlight w:val="lightGray"/>
+        </w:rPr>
+        <w:t>d</w:t>
+      </w:r>
+      <w:r>
+        <w:rPr>
+          <w:rFonts w:ascii="Arial" w:hAnsi="Arial" w:eastAsia="Arial" w:cs="Arial"/>
+          <w:b/>
+          <w:i w:val="0"/>
+          <w:color w:val="000000"/>
+          <w:sz w:val="18"/>
+          <w:highlight w:val="lightGray"/>
+        </w:rPr>
+        <w:t xml:space="preserve"> </w:t>
+      </w:r>
+      <w:r>
+        <w:rPr>
+          <w:rFonts w:ascii="Arial" w:hAnsi="Arial" w:eastAsia="Arial" w:cs="Arial"/>
+          <w:b/>
+          <w:i w:val="0"/>
+          <w:color w:val="000000"/>
+          <w:sz w:val="18"/>
+          <w:highlight w:val="lightGray"/>
+        </w:rPr>
+        <w:t>b</w:t>
+      </w:r>
+      <w:r>
+        <w:rPr>
+          <w:rFonts w:ascii="Arial" w:hAnsi="Arial" w:eastAsia="Arial" w:cs="Arial"/>
+          <w:b/>
+          <w:i w:val="0"/>
+          <w:color w:val="000000"/>
+          <w:sz w:val="18"/>
+          <w:highlight w:val="lightGray"/>
+        </w:rPr>
+        <w:t>y</w:t>
+      </w:r>
+      <w:r>
+        <w:rPr>
+          <w:rFonts w:ascii="Arial" w:hAnsi="Arial" w:eastAsia="Arial" w:cs="Arial"/>
+          <w:b/>
+          <w:i w:val="0"/>
+          <w:color w:val="000000"/>
+          <w:sz w:val="18"/>
+          <w:highlight w:val="lightGray"/>
+        </w:rPr>
+        <w:t>:</w:t>
+      </w:r>
+      <w:r>
+        <w:rPr>
+          <w:rFonts w:ascii="Arial" w:hAnsi="Arial" w:eastAsia="Arial" w:cs="Arial"/>
+          <w:b/>
+          <w:i w:val="0"/>
+          <w:color w:val="000000"/>
+          <w:sz w:val="18"/>
+          <w:highlight w:val="lightGray"/>
+        </w:rPr>
+        <w:t xml:space="preserve"> </w:t>
+      </w:r>
+      <w:r>
+        <w:rPr>
+          <w:rFonts w:ascii="Arial" w:hAnsi="Arial" w:eastAsia="Arial" w:cs="Arial"/>
+          <w:b/>
+          <w:i w:val="0"/>
+          <w:color w:val="000000"/>
+          <w:sz w:val="18"/>
+          <w:highlight w:val="lightGray"/>
+        </w:rPr>
+        <w:t>[</w:t>
+      </w:r>
+      <w:r>
+        <w:rPr>
+          <w:rFonts w:ascii="Arial" w:hAnsi="Arial" w:eastAsia="Arial" w:cs="Arial"/>
+          <w:b/>
+          <w:i w:val="0"/>
+          <w:color w:val="000000"/>
+          <w:sz w:val="18"/>
+          <w:highlight w:val="lightGray"/>
+        </w:rPr>
+        <w:t>D</w:t>
+      </w:r>
+      <w:r>
+        <w:rPr>
+          <w:rFonts w:ascii="Arial" w:hAnsi="Arial" w:eastAsia="Arial" w:cs="Arial"/>
+          <w:b/>
+          <w:i w:val="0"/>
+          <w:color w:val="000000"/>
+          <w:sz w:val="18"/>
+          <w:highlight w:val="lightGray"/>
+        </w:rPr>
+        <w:t>a</w:t>
+      </w:r>
+      <w:r>
+        <w:rPr>
+          <w:rFonts w:ascii="Arial" w:hAnsi="Arial" w:eastAsia="Arial" w:cs="Arial"/>
+          <w:b/>
+          <w:i w:val="0"/>
+          <w:color w:val="000000"/>
+          <w:sz w:val="18"/>
+          <w:highlight w:val="lightGray"/>
+        </w:rPr>
+        <w:t>t</w:t>
+      </w:r>
+      <w:r>
+        <w:rPr>
+          <w:rFonts w:ascii="Arial" w:hAnsi="Arial" w:eastAsia="Arial" w:cs="Arial"/>
+          <w:b/>
+          <w:i w:val="0"/>
+          <w:color w:val="000000"/>
+          <w:sz w:val="18"/>
+          <w:highlight w:val="lightGray"/>
+        </w:rPr>
+        <w:t>a</w:t>
+      </w:r>
+      <w:r>
+        <w:rPr>
+          <w:rFonts w:ascii="Arial" w:hAnsi="Arial" w:eastAsia="Arial" w:cs="Arial"/>
+          <w:b/>
+          <w:i w:val="0"/>
+          <w:color w:val="000000"/>
+          <w:sz w:val="18"/>
+          <w:highlight w:val="lightGray"/>
+        </w:rPr>
+        <w:t xml:space="preserve"> </w:t>
+      </w:r>
+      <w:r>
+        <w:rPr>
+          <w:rFonts w:ascii="Arial" w:hAnsi="Arial" w:eastAsia="Arial" w:cs="Arial"/>
+          <w:b/>
+          <w:i w:val="0"/>
+          <w:color w:val="000000"/>
+          <w:sz w:val="18"/>
+          <w:highlight w:val="lightGray"/>
+        </w:rPr>
+        <w:t>P</w:t>
+      </w:r>
+      <w:r>
+        <w:rPr>
+          <w:rFonts w:ascii="Arial" w:hAnsi="Arial" w:eastAsia="Arial" w:cs="Arial"/>
+          <w:b/>
+          <w:i w:val="0"/>
+          <w:color w:val="000000"/>
+          <w:sz w:val="18"/>
+          <w:highlight w:val="lightGray"/>
+        </w:rPr>
+        <w:t>a</w:t>
+      </w:r>
+      <w:r>
+        <w:rPr>
+          <w:rFonts w:ascii="Arial" w:hAnsi="Arial" w:eastAsia="Arial" w:cs="Arial"/>
+          <w:b/>
+          <w:i w:val="0"/>
+          <w:color w:val="000000"/>
+          <w:sz w:val="18"/>
+          <w:highlight w:val="lightGray"/>
+        </w:rPr>
+        <w:t>t</w:t>
+      </w:r>
+      <w:r>
+        <w:rPr>
+          <w:rFonts w:ascii="Arial" w:hAnsi="Arial" w:eastAsia="Arial" w:cs="Arial"/>
+          <w:b/>
+          <w:i w:val="0"/>
+          <w:color w:val="000000"/>
+          <w:sz w:val="18"/>
+          <w:highlight w:val="lightGray"/>
+        </w:rPr>
+        <w:t>h</w:t>
+      </w:r>
+      <w:r>
+        <w:rPr>
+          <w:rFonts w:ascii="Arial" w:hAnsi="Arial" w:eastAsia="Arial" w:cs="Arial"/>
+          <w:b w:val="0"/>
+          <w:i w:val="0"/>
+          <w:color w:val="000000"/>
+          <w:sz w:val="18"/>
+          <w:highlight w:val="lightGray"/>
+        </w:rPr>
+        <w:t>:</w:t>
+      </w:r>
+      <w:r>
+        <w:rPr>
+          <w:rFonts w:ascii="Arial" w:hAnsi="Arial" w:eastAsia="Arial" w:cs="Arial"/>
+          <w:b w:val="0"/>
+          <w:i w:val="0"/>
+          <w:color w:val="000000"/>
+          <w:sz w:val="18"/>
+          <w:highlight w:val="lightGray"/>
+        </w:rPr>
+        <w:t xml:space="preserve"> </w:t>
+      </w:r>
+      <w:r>
+        <w:rPr>
+          <w:rFonts w:ascii="Arial" w:hAnsi="Arial" w:eastAsia="Arial" w:cs="Arial"/>
+          <w:b w:val="0"/>
+          <w:i w:val="0"/>
+          <w:color w:val="000000"/>
+          <w:sz w:val="18"/>
+          <w:highlight w:val="lightGray"/>
+        </w:rPr>
+        <w:t>P</w:t>
+      </w:r>
+      <w:r>
+        <w:rPr>
+          <w:rFonts w:ascii="Arial" w:hAnsi="Arial" w:eastAsia="Arial" w:cs="Arial"/>
+          <w:b w:val="0"/>
+          <w:i w:val="0"/>
+          <w:color w:val="000000"/>
+          <w:sz w:val="18"/>
+          <w:highlight w:val="lightGray"/>
+        </w:rPr>
+        <w:t>e</w:t>
+      </w:r>
+      <w:r>
+        <w:rPr>
+          <w:rFonts w:ascii="Arial" w:hAnsi="Arial" w:eastAsia="Arial" w:cs="Arial"/>
+          <w:b w:val="0"/>
+          <w:i w:val="0"/>
+          <w:color w:val="000000"/>
+          <w:sz w:val="18"/>
+          <w:highlight w:val="lightGray"/>
+        </w:rPr>
+        <w:t>r</w:t>
+      </w:r>
+      <w:r>
+        <w:rPr>
+          <w:rFonts w:ascii="Arial" w:hAnsi="Arial" w:eastAsia="Arial" w:cs="Arial"/>
+          <w:b w:val="0"/>
+          <w:i w:val="0"/>
+          <w:color w:val="000000"/>
+          <w:sz w:val="18"/>
+          <w:highlight w:val="lightGray"/>
+        </w:rPr>
+        <w:t>s</w:t>
+      </w:r>
+      <w:r>
+        <w:rPr>
+          <w:rFonts w:ascii="Arial" w:hAnsi="Arial" w:eastAsia="Arial" w:cs="Arial"/>
+          <w:b w:val="0"/>
+          <w:i w:val="0"/>
+          <w:color w:val="000000"/>
+          <w:sz w:val="18"/>
+          <w:highlight w:val="lightGray"/>
+        </w:rPr>
+        <w:t>o</w:t>
+      </w:r>
+      <w:r>
+        <w:rPr>
+          <w:rFonts w:ascii="Arial" w:hAnsi="Arial" w:eastAsia="Arial" w:cs="Arial"/>
+          <w:b w:val="0"/>
+          <w:i w:val="0"/>
+          <w:color w:val="000000"/>
+          <w:sz w:val="18"/>
+          <w:highlight w:val="lightGray"/>
+        </w:rPr>
+        <w:t>n</w:t>
+      </w:r>
+      <w:r>
+        <w:rPr>
+          <w:rFonts w:ascii="Arial" w:hAnsi="Arial" w:eastAsia="Arial" w:cs="Arial"/>
+          <w:b w:val="0"/>
+          <w:i w:val="0"/>
+          <w:color w:val="000000"/>
+          <w:sz w:val="18"/>
+          <w:highlight w:val="lightGray"/>
+        </w:rPr>
+        <w:t>s</w:t>
+      </w:r>
+      <w:r>
+        <w:rPr>
+          <w:rFonts w:ascii="Arial" w:hAnsi="Arial" w:eastAsia="Arial" w:cs="Arial"/>
+          <w:b w:val="0"/>
+          <w:i w:val="0"/>
+          <w:color w:val="000000"/>
+          <w:sz w:val="18"/>
+          <w:highlight w:val="lightGray"/>
+        </w:rPr>
+        <w:t xml:space="preserve"> </w:t>
+      </w:r>
+      <w:r>
+        <w:rPr>
+          <w:rFonts w:ascii="Arial" w:hAnsi="Arial" w:eastAsia="Arial" w:cs="Arial"/>
+          <w:b w:val="0"/>
+          <w:i w:val="0"/>
+          <w:color w:val="000000"/>
+          <w:sz w:val="18"/>
+          <w:highlight w:val="lightGray"/>
+        </w:rPr>
+        <w:t>T</w:t>
+      </w:r>
+      <w:r>
+        <w:rPr>
+          <w:rFonts w:ascii="Arial" w:hAnsi="Arial" w:eastAsia="Arial" w:cs="Arial"/>
+          <w:b w:val="0"/>
+          <w:i w:val="0"/>
+          <w:color w:val="000000"/>
+          <w:sz w:val="18"/>
+          <w:highlight w:val="lightGray"/>
+        </w:rPr>
+        <w:t>a</w:t>
+      </w:r>
+      <w:r>
+        <w:rPr>
+          <w:rFonts w:ascii="Arial" w:hAnsi="Arial" w:eastAsia="Arial" w:cs="Arial"/>
+          <w:b w:val="0"/>
+          <w:i w:val="0"/>
+          <w:color w:val="000000"/>
+          <w:sz w:val="18"/>
+          <w:highlight w:val="lightGray"/>
+        </w:rPr>
+        <w:t>b</w:t>
+      </w:r>
+      <w:r>
+        <w:rPr>
+          <w:rFonts w:ascii="Arial" w:hAnsi="Arial" w:eastAsia="Arial" w:cs="Arial"/>
+          <w:b w:val="0"/>
+          <w:i w:val="0"/>
+          <w:color w:val="000000"/>
+          <w:sz w:val="18"/>
+          <w:highlight w:val="lightGray"/>
+        </w:rPr>
+        <w:t>l</w:t>
+      </w:r>
+      <w:r>
+        <w:rPr>
+          <w:rFonts w:ascii="Arial" w:hAnsi="Arial" w:eastAsia="Arial" w:cs="Arial"/>
+          <w:b w:val="0"/>
+          <w:i w:val="0"/>
+          <w:color w:val="000000"/>
+          <w:sz w:val="18"/>
+          <w:highlight w:val="lightGray"/>
+        </w:rPr>
+        <w:t>e</w:t>
+      </w:r>
+      <w:r>
+        <w:rPr>
+          <w:rFonts w:ascii="Arial" w:hAnsi="Arial" w:eastAsia="Arial" w:cs="Arial"/>
+          <w:b w:val="0"/>
+          <w:i w:val="0"/>
+          <w:color w:val="000000"/>
+          <w:sz w:val="18"/>
+          <w:highlight w:val="lightGray"/>
+        </w:rPr>
+        <w:t xml:space="preserve"> </w:t>
+      </w:r>
+      <w:r>
+        <w:rPr>
+          <w:rFonts w:ascii="Arial" w:hAnsi="Arial" w:eastAsia="Arial" w:cs="Arial"/>
+          <w:b w:val="0"/>
+          <w:i w:val="0"/>
+          <w:color w:val="000000"/>
+          <w:sz w:val="18"/>
+          <w:highlight w:val="lightGray"/>
+        </w:rPr>
+        <w:t>-</w:t>
+      </w:r>
+      <w:r>
+        <w:rPr>
+          <w:rFonts w:ascii="Arial" w:hAnsi="Arial" w:eastAsia="Arial" w:cs="Arial"/>
+          <w:b w:val="0"/>
+          <w:i w:val="0"/>
+          <w:color w:val="000000"/>
+          <w:sz w:val="18"/>
+          <w:highlight w:val="lightGray"/>
+        </w:rPr>
+        <w:t>&gt;</w:t>
+      </w:r>
+      <w:r>
+        <w:rPr>
+          <w:rFonts w:ascii="Arial" w:hAnsi="Arial" w:eastAsia="Arial" w:cs="Arial"/>
+          <w:b w:val="0"/>
+          <w:i w:val="0"/>
+          <w:color w:val="000000"/>
+          <w:sz w:val="18"/>
+          <w:highlight w:val="lightGray"/>
+        </w:rPr>
+        <w:t xml:space="preserve"> </w:t>
+      </w:r>
+      <w:r>
+        <w:rPr>
+          <w:rFonts w:ascii="Arial" w:hAnsi="Arial" w:eastAsia="Arial" w:cs="Arial"/>
+          <w:b w:val="0"/>
+          <w:i w:val="0"/>
+          <w:color w:val="000000"/>
+          <w:sz w:val="18"/>
+          <w:highlight w:val="lightGray"/>
+        </w:rPr>
+        <w:t>I</w:t>
+      </w:r>
+      <w:r>
+        <w:rPr>
+          <w:rFonts w:ascii="Arial" w:hAnsi="Arial" w:eastAsia="Arial" w:cs="Arial"/>
+          <w:b w:val="0"/>
+          <w:i w:val="0"/>
+          <w:color w:val="000000"/>
+          <w:sz w:val="18"/>
+          <w:highlight w:val="lightGray"/>
+        </w:rPr>
+        <w:t>D</w:t>
+      </w:r>
+      <w:r>
+        <w:rPr>
+          <w:rFonts w:ascii="Arial" w:hAnsi="Arial" w:eastAsia="Arial" w:cs="Arial"/>
+          <w:b w:val="0"/>
+          <w:i w:val="0"/>
+          <w:color w:val="000000"/>
+          <w:sz w:val="18"/>
+          <w:highlight w:val="lightGray"/>
+        </w:rPr>
+        <w:t xml:space="preserve"> </w:t>
+      </w:r>
+      <w:r>
+        <w:rPr>
+          <w:rFonts w:ascii="Arial" w:hAnsi="Arial" w:eastAsia="Arial" w:cs="Arial"/>
+          <w:b w:val="0"/>
+          <w:i w:val="0"/>
+          <w:color w:val="000000"/>
+          <w:sz w:val="18"/>
+          <w:highlight w:val="lightGray"/>
+        </w:rPr>
+        <w:t>C</w:t>
+      </w:r>
+      <w:r>
+        <w:rPr>
+          <w:rFonts w:ascii="Arial" w:hAnsi="Arial" w:eastAsia="Arial" w:cs="Arial"/>
+          <w:b w:val="0"/>
+          <w:i w:val="0"/>
+          <w:color w:val="000000"/>
+          <w:sz w:val="18"/>
+          <w:highlight w:val="lightGray"/>
+        </w:rPr>
+        <w:t>o</w:t>
+      </w:r>
+      <w:r>
+        <w:rPr>
+          <w:rFonts w:ascii="Arial" w:hAnsi="Arial" w:eastAsia="Arial" w:cs="Arial"/>
+          <w:b w:val="0"/>
+          <w:i w:val="0"/>
+          <w:color w:val="000000"/>
+          <w:sz w:val="18"/>
+          <w:highlight w:val="lightGray"/>
+        </w:rPr>
+        <w:t>l</w:t>
+      </w:r>
+      <w:r>
+        <w:rPr>
+          <w:rFonts w:ascii="Arial" w:hAnsi="Arial" w:eastAsia="Arial" w:cs="Arial"/>
+          <w:b w:val="0"/>
+          <w:i w:val="0"/>
+          <w:color w:val="000000"/>
+          <w:sz w:val="18"/>
+          <w:highlight w:val="lightGray"/>
+        </w:rPr>
+        <w:t>u</w:t>
+      </w:r>
+      <w:r>
+        <w:rPr>
+          <w:rFonts w:ascii="Arial" w:hAnsi="Arial" w:eastAsia="Arial" w:cs="Arial"/>
+          <w:b w:val="0"/>
+          <w:i w:val="0"/>
+          <w:color w:val="000000"/>
+          <w:sz w:val="18"/>
+          <w:highlight w:val="lightGray"/>
+        </w:rPr>
+        <w:t>m</w:t>
+      </w:r>
+      <w:r>
+        <w:rPr>
+          <w:rFonts w:ascii="Arial" w:hAnsi="Arial" w:eastAsia="Arial" w:cs="Arial"/>
+          <w:b w:val="0"/>
+          <w:i w:val="0"/>
+          <w:color w:val="000000"/>
+          <w:sz w:val="18"/>
+          <w:highlight w:val="lightGray"/>
+        </w:rPr>
+        <w:t>n</w:t>
+      </w:r>
+      <w:r>
+        <w:rPr>
+          <w:rFonts w:ascii="Arial" w:hAnsi="Arial" w:eastAsia="Arial" w:cs="Arial"/>
+          <w:b w:val="0"/>
+          <w:i w:val="0"/>
+          <w:color w:val="000000"/>
+          <w:sz w:val="18"/>
+          <w:highlight w:val="lightGray"/>
+        </w:rPr>
+        <w:t>:</w:t>
+      </w:r>
+      <w:r>
+        <w:rPr>
+          <w:rFonts w:ascii="Arial" w:hAnsi="Arial" w:eastAsia="Arial" w:cs="Arial"/>
+          <w:b w:val="0"/>
+          <w:i w:val="0"/>
+          <w:color w:val="000000"/>
+          <w:sz w:val="18"/>
+          <w:highlight w:val="lightGray"/>
+        </w:rPr>
+        <w:t xml:space="preserve"> </w:t>
+      </w:r>
+      <w:r>
+        <w:rPr>
+          <w:rFonts w:ascii="Arial" w:hAnsi="Arial" w:eastAsia="Arial" w:cs="Arial"/>
+          <w:b w:val="0"/>
+          <w:i w:val="0"/>
+          <w:color w:val="000000"/>
+          <w:sz w:val="18"/>
+          <w:highlight w:val="lightGray"/>
+        </w:rPr>
+        <w:t>1</w:t>
+      </w:r>
+      <w:r>
+        <w:rPr>
+          <w:rFonts w:ascii="Arial" w:hAnsi="Arial" w:eastAsia="Arial" w:cs="Arial"/>
+          <w:b w:val="0"/>
+          <w:i w:val="0"/>
+          <w:color w:val="000000"/>
+          <w:sz w:val="18"/>
+          <w:highlight w:val="lightGray"/>
+        </w:rPr>
+        <w:t>,</w:t>
+      </w:r>
+      <w:r>
+        <w:rPr>
+          <w:rFonts w:ascii="Arial" w:hAnsi="Arial" w:eastAsia="Arial" w:cs="Arial"/>
+          <w:b w:val="0"/>
+          <w:i w:val="0"/>
+          <w:color w:val="000000"/>
+          <w:sz w:val="18"/>
+          <w:highlight w:val="lightGray"/>
+        </w:rPr>
+        <w:t xml:space="preserve"> </w:t>
+      </w:r>
+      <w:r>
+        <w:rPr>
+          <w:rFonts w:ascii="Arial" w:hAnsi="Arial" w:eastAsia="Arial" w:cs="Arial"/>
+          <w:b w:val="0"/>
+          <w:i w:val="0"/>
+          <w:color w:val="000000"/>
+          <w:sz w:val="18"/>
+          <w:highlight w:val="lightGray"/>
+        </w:rPr>
+        <w:t>N</w:t>
+      </w:r>
+      <w:r>
+        <w:rPr>
+          <w:rFonts w:ascii="Arial" w:hAnsi="Arial" w:eastAsia="Arial" w:cs="Arial"/>
+          <w:b w:val="0"/>
+          <w:i w:val="0"/>
+          <w:color w:val="000000"/>
+          <w:sz w:val="18"/>
+          <w:highlight w:val="lightGray"/>
+        </w:rPr>
+        <w:t>a</w:t>
+      </w:r>
+      <w:r>
+        <w:rPr>
+          <w:rFonts w:ascii="Arial" w:hAnsi="Arial" w:eastAsia="Arial" w:cs="Arial"/>
+          <w:b w:val="0"/>
+          <w:i w:val="0"/>
+          <w:color w:val="000000"/>
+          <w:sz w:val="18"/>
+          <w:highlight w:val="lightGray"/>
+        </w:rPr>
+        <w:t>m</w:t>
+      </w:r>
+      <w:r>
+        <w:rPr>
+          <w:rFonts w:ascii="Arial" w:hAnsi="Arial" w:eastAsia="Arial" w:cs="Arial"/>
+          <w:b w:val="0"/>
+          <w:i w:val="0"/>
+          <w:color w:val="000000"/>
+          <w:sz w:val="18"/>
+          <w:highlight w:val="lightGray"/>
+        </w:rPr>
+        <w:t>e</w:t>
+      </w:r>
+      <w:r>
+        <w:rPr>
+          <w:rFonts w:ascii="Arial" w:hAnsi="Arial" w:eastAsia="Arial" w:cs="Arial"/>
+          <w:b w:val="0"/>
+          <w:i w:val="0"/>
+          <w:color w:val="000000"/>
+          <w:sz w:val="18"/>
+          <w:highlight w:val="lightGray"/>
+        </w:rPr>
+        <w:t>_</w:t>
+      </w:r>
+      <w:r>
+        <w:rPr>
+          <w:rFonts w:ascii="Arial" w:hAnsi="Arial" w:eastAsia="Arial" w:cs="Arial"/>
+          <w:b w:val="0"/>
+          <w:i w:val="0"/>
+          <w:color w:val="000000"/>
+          <w:sz w:val="18"/>
+          <w:highlight w:val="lightGray"/>
+        </w:rPr>
+        <w:t>E</w:t>
+      </w:r>
+      <w:r>
+        <w:rPr>
+          <w:rFonts w:ascii="Arial" w:hAnsi="Arial" w:eastAsia="Arial" w:cs="Arial"/>
+          <w:b w:val="0"/>
+          <w:i w:val="0"/>
+          <w:color w:val="000000"/>
+          <w:sz w:val="18"/>
+          <w:highlight w:val="lightGray"/>
+        </w:rPr>
+        <w:t>n</w:t>
+      </w:r>
+      <w:r>
+        <w:rPr>
+          <w:rFonts w:ascii="Arial" w:hAnsi="Arial" w:eastAsia="Arial" w:cs="Arial"/>
+          <w:b w:val="0"/>
+          <w:i w:val="0"/>
+          <w:color w:val="000000"/>
+          <w:sz w:val="18"/>
+          <w:highlight w:val="lightGray"/>
+        </w:rPr>
+        <w:t xml:space="preserve"> </w:t>
+      </w:r>
+      <w:r>
+        <w:rPr>
+          <w:rFonts w:ascii="Arial" w:hAnsi="Arial" w:eastAsia="Arial" w:cs="Arial"/>
+          <w:b w:val="0"/>
+          <w:i w:val="0"/>
+          <w:color w:val="000000"/>
+          <w:sz w:val="18"/>
+          <w:highlight w:val="lightGray"/>
+        </w:rPr>
+        <w:t>C</w:t>
+      </w:r>
+      <w:r>
+        <w:rPr>
+          <w:rFonts w:ascii="Arial" w:hAnsi="Arial" w:eastAsia="Arial" w:cs="Arial"/>
+          <w:b w:val="0"/>
+          <w:i w:val="0"/>
+          <w:color w:val="000000"/>
+          <w:sz w:val="18"/>
+          <w:highlight w:val="lightGray"/>
+        </w:rPr>
+        <w:t>o</w:t>
+      </w:r>
+      <w:r>
+        <w:rPr>
+          <w:rFonts w:ascii="Arial" w:hAnsi="Arial" w:eastAsia="Arial" w:cs="Arial"/>
+          <w:b w:val="0"/>
+          <w:i w:val="0"/>
+          <w:color w:val="000000"/>
+          <w:sz w:val="18"/>
+          <w:highlight w:val="lightGray"/>
+        </w:rPr>
+        <w:t>l</w:t>
+      </w:r>
+      <w:r>
+        <w:rPr>
+          <w:rFonts w:ascii="Arial" w:hAnsi="Arial" w:eastAsia="Arial" w:cs="Arial"/>
+          <w:b w:val="0"/>
+          <w:i w:val="0"/>
+          <w:color w:val="000000"/>
+          <w:sz w:val="18"/>
+          <w:highlight w:val="lightGray"/>
+        </w:rPr>
+        <w:t>u</w:t>
+      </w:r>
+      <w:r>
+        <w:rPr>
+          <w:rFonts w:ascii="Arial" w:hAnsi="Arial" w:eastAsia="Arial" w:cs="Arial"/>
+          <w:b w:val="0"/>
+          <w:i w:val="0"/>
+          <w:color w:val="000000"/>
+          <w:sz w:val="18"/>
+          <w:highlight w:val="lightGray"/>
+        </w:rPr>
+        <w:t>m</w:t>
+      </w:r>
+      <w:r>
+        <w:rPr>
+          <w:rFonts w:ascii="Arial" w:hAnsi="Arial" w:eastAsia="Arial" w:cs="Arial"/>
+          <w:b w:val="0"/>
+          <w:i w:val="0"/>
+          <w:color w:val="000000"/>
+          <w:sz w:val="18"/>
+          <w:highlight w:val="lightGray"/>
+        </w:rPr>
+        <w:t>n</w:t>
+      </w:r>
+      <w:r>
+        <w:rPr>
+          <w:rFonts w:ascii="Arial" w:hAnsi="Arial" w:eastAsia="Arial" w:cs="Arial"/>
+          <w:b w:val="0"/>
+          <w:i w:val="0"/>
+          <w:color w:val="000000"/>
+          <w:sz w:val="18"/>
+          <w:highlight w:val="lightGray"/>
+        </w:rPr>
+        <w:t>:</w:t>
+      </w:r>
+      <w:r>
+        <w:rPr>
+          <w:rFonts w:ascii="Arial" w:hAnsi="Arial" w:eastAsia="Arial" w:cs="Arial"/>
+          <w:b w:val="0"/>
+          <w:i w:val="0"/>
+          <w:color w:val="000000"/>
+          <w:sz w:val="18"/>
+          <w:highlight w:val="lightGray"/>
+        </w:rPr>
+        <w:t xml:space="preserve"> </w:t>
+      </w:r>
+      <w:r>
+        <w:rPr>
+          <w:rFonts w:ascii="Arial" w:hAnsi="Arial" w:eastAsia="Arial" w:cs="Arial"/>
+          <w:b w:val="0"/>
+          <w:i w:val="0"/>
+          <w:color w:val="000000"/>
+          <w:sz w:val="18"/>
+          <w:highlight w:val="lightGray"/>
+        </w:rPr>
+        <w:t>M</w:t>
+      </w:r>
+      <w:r>
+        <w:rPr>
+          <w:rFonts w:ascii="Arial" w:hAnsi="Arial" w:eastAsia="Arial" w:cs="Arial"/>
+          <w:b w:val="0"/>
+          <w:i w:val="0"/>
+          <w:color w:val="000000"/>
+          <w:sz w:val="18"/>
+          <w:highlight w:val="lightGray"/>
+        </w:rPr>
+        <w:t>o</w:t>
+      </w:r>
+      <w:r>
+        <w:rPr>
+          <w:rFonts w:ascii="Arial" w:hAnsi="Arial" w:eastAsia="Arial" w:cs="Arial"/>
+          <w:b w:val="0"/>
+          <w:i w:val="0"/>
+          <w:color w:val="000000"/>
+          <w:sz w:val="18"/>
+          <w:highlight w:val="lightGray"/>
+        </w:rPr>
+        <w:t>t</w:t>
+      </w:r>
+      <w:r>
+        <w:rPr>
+          <w:rFonts w:ascii="Arial" w:hAnsi="Arial" w:eastAsia="Arial" w:cs="Arial"/>
+          <w:b w:val="0"/>
+          <w:i w:val="0"/>
+          <w:color w:val="000000"/>
+          <w:sz w:val="18"/>
+          <w:highlight w:val="lightGray"/>
+        </w:rPr>
+        <w:t>a</w:t>
+      </w:r>
+      <w:r>
+        <w:rPr>
+          <w:rFonts w:ascii="Arial" w:hAnsi="Arial" w:eastAsia="Arial" w:cs="Arial"/>
+          <w:b w:val="0"/>
+          <w:i w:val="0"/>
+          <w:color w:val="000000"/>
+          <w:sz w:val="18"/>
+          <w:highlight w:val="lightGray"/>
+        </w:rPr>
+        <w:t>s</w:t>
+      </w:r>
+      <w:r>
+        <w:rPr>
+          <w:rFonts w:ascii="Arial" w:hAnsi="Arial" w:eastAsia="Arial" w:cs="Arial"/>
+          <w:b w:val="0"/>
+          <w:i w:val="0"/>
+          <w:color w:val="000000"/>
+          <w:sz w:val="18"/>
+          <w:highlight w:val="lightGray"/>
+        </w:rPr>
+        <w:t>e</w:t>
+      </w:r>
+      <w:r>
+        <w:rPr>
+          <w:rFonts w:ascii="Arial" w:hAnsi="Arial" w:eastAsia="Arial" w:cs="Arial"/>
+          <w:b w:val="0"/>
+          <w:i w:val="0"/>
+          <w:color w:val="000000"/>
+          <w:sz w:val="18"/>
+          <w:highlight w:val="lightGray"/>
+        </w:rPr>
+        <w:t>m</w:t>
+      </w:r>
+      <w:r>
+        <w:rPr>
+          <w:rFonts w:ascii="Arial" w:hAnsi="Arial" w:eastAsia="Arial" w:cs="Arial"/>
+          <w:b w:val="0"/>
+          <w:i w:val="0"/>
+          <w:color w:val="000000"/>
+          <w:sz w:val="18"/>
+          <w:highlight w:val="lightGray"/>
+        </w:rPr>
+        <w:t xml:space="preserve"> </w:t>
+      </w:r>
+      <w:r>
+        <w:rPr>
+          <w:rFonts w:ascii="Arial" w:hAnsi="Arial" w:eastAsia="Arial" w:cs="Arial"/>
+          <w:b w:val="0"/>
+          <w:i w:val="0"/>
+          <w:color w:val="000000"/>
+          <w:sz w:val="18"/>
+          <w:highlight w:val="lightGray"/>
+        </w:rPr>
+        <w:t>E</w:t>
+      </w:r>
+      <w:r>
+        <w:rPr>
+          <w:rFonts w:ascii="Arial" w:hAnsi="Arial" w:eastAsia="Arial" w:cs="Arial"/>
+          <w:b w:val="0"/>
+          <w:i w:val="0"/>
+          <w:color w:val="000000"/>
+          <w:sz w:val="18"/>
+          <w:highlight w:val="lightGray"/>
+        </w:rPr>
+        <w:t>s</w:t>
+      </w:r>
+      <w:r>
+        <w:rPr>
+          <w:rFonts w:ascii="Arial" w:hAnsi="Arial" w:eastAsia="Arial" w:cs="Arial"/>
+          <w:b w:val="0"/>
+          <w:i w:val="0"/>
+          <w:color w:val="000000"/>
+          <w:sz w:val="18"/>
+          <w:highlight w:val="lightGray"/>
+        </w:rPr>
+        <w:t>s</w:t>
+      </w:r>
+      <w:r>
+        <w:rPr>
+          <w:rFonts w:ascii="Arial" w:hAnsi="Arial" w:eastAsia="Arial" w:cs="Arial"/>
+          <w:b w:val="0"/>
+          <w:i w:val="0"/>
+          <w:color w:val="000000"/>
+          <w:sz w:val="18"/>
+          <w:highlight w:val="lightGray"/>
+        </w:rPr>
+        <w:t>a</w:t>
+      </w:r>
+      <w:r>
+        <w:rPr>
+          <w:rFonts w:ascii="Arial" w:hAnsi="Arial" w:eastAsia="Arial" w:cs="Arial"/>
+          <w:b w:val="0"/>
+          <w:i w:val="0"/>
+          <w:color w:val="000000"/>
+          <w:sz w:val="18"/>
+          <w:highlight w:val="lightGray"/>
+        </w:rPr>
+        <w:t>m</w:t>
+      </w:r>
+      <w:r>
+        <w:rPr>
+          <w:rFonts w:ascii="Arial" w:hAnsi="Arial" w:eastAsia="Arial" w:cs="Arial"/>
+          <w:b w:val="0"/>
+          <w:i w:val="0"/>
+          <w:color w:val="000000"/>
+          <w:sz w:val="18"/>
+          <w:highlight w:val="lightGray"/>
+        </w:rPr>
+        <w:t>]</w:t>
+      </w:r>
+      <w:r>
+        <w:rPr>
+          <w:rFonts w:ascii="Arial" w:hAnsi="Arial" w:eastAsia="Arial" w:cs="Arial"/>
+          <w:b w:val="0"/>
+          <w:i w:val="0"/>
+          <w:color w:val="000000"/>
+          <w:sz w:val="18"/>
+          <w:highlight w:val="lightGray"/>
+        </w:rPr>
+        <w:t xml:space="preserve"> </w:t>
+      </w:r>
+      <w:r>
+        <w:rPr>
+          <w:rFonts w:ascii="Arial" w:hAnsi="Arial" w:eastAsia="Arial" w:cs="Arial"/>
+          <w:b w:val="0"/>
+          <w:i w:val="0"/>
+          <w:color w:val="000000"/>
+          <w:sz w:val="18"/>
+          <w:highlight w:val="lightGray"/>
+        </w:rPr>
+        <w:t>-</w:t>
+      </w:r>
+      <w:r>
+        <w:rPr>
+          <w:rFonts w:ascii="Arial" w:hAnsi="Arial" w:eastAsia="Arial" w:cs="Arial"/>
+          <w:b w:val="0"/>
+          <w:i w:val="0"/>
+          <w:color w:val="000000"/>
+          <w:sz w:val="18"/>
+          <w:highlight w:val="lightGray"/>
+        </w:rPr>
+        <w:t>&gt;</w:t>
+      </w:r>
+      <w:r>
+        <w:rPr>
+          <w:rFonts w:ascii="Arial" w:hAnsi="Arial" w:eastAsia="Arial" w:cs="Arial"/>
+          <w:b w:val="0"/>
+          <w:i w:val="0"/>
+          <w:color w:val="000000"/>
+          <w:sz w:val="18"/>
+          <w:highlight w:val="lightGray"/>
+        </w:rPr>
+        <w:t xml:space="preserve"> </w:t>
+      </w:r>
+      <w:r>
+        <w:rPr>
+          <w:rFonts w:ascii="Arial" w:hAnsi="Arial" w:eastAsia="Arial" w:cs="Arial"/>
+          <w:b/>
+          <w:i w:val="0"/>
+          <w:color w:val="000000"/>
+          <w:sz w:val="18"/>
+          <w:highlight w:val="lightGray"/>
+        </w:rPr>
+        <w:t>F</w:t>
+      </w:r>
+      <w:r>
+        <w:rPr>
+          <w:rFonts w:ascii="Arial" w:hAnsi="Arial" w:eastAsia="Arial" w:cs="Arial"/>
+          <w:b/>
+          <w:i w:val="0"/>
+          <w:color w:val="000000"/>
+          <w:sz w:val="18"/>
+          <w:highlight w:val="lightGray"/>
+        </w:rPr>
+        <w:t>r</w:t>
+      </w:r>
+      <w:r>
+        <w:rPr>
+          <w:rFonts w:ascii="Arial" w:hAnsi="Arial" w:eastAsia="Arial" w:cs="Arial"/>
+          <w:b/>
+          <w:i w:val="0"/>
+          <w:color w:val="000000"/>
+          <w:sz w:val="18"/>
+          <w:highlight w:val="lightGray"/>
+        </w:rPr>
+        <w:t>o</w:t>
+      </w:r>
+      <w:r>
+        <w:rPr>
+          <w:rFonts w:ascii="Arial" w:hAnsi="Arial" w:eastAsia="Arial" w:cs="Arial"/>
+          <w:b/>
+          <w:i w:val="0"/>
+          <w:color w:val="000000"/>
+          <w:sz w:val="18"/>
+          <w:highlight w:val="lightGray"/>
+        </w:rPr>
+        <w:t>m</w:t>
+      </w:r>
+      <w:r>
+        <w:rPr>
+          <w:rFonts w:ascii="Arial" w:hAnsi="Arial" w:eastAsia="Arial" w:cs="Arial"/>
+          <w:b/>
+          <w:i w:val="0"/>
+          <w:color w:val="000000"/>
+          <w:sz w:val="18"/>
+          <w:highlight w:val="lightGray"/>
+        </w:rPr>
+        <w:t>:</w:t>
+      </w:r>
+      <w:r>
+        <w:rPr>
+          <w:rFonts w:ascii="Arial" w:hAnsi="Arial" w:eastAsia="Arial" w:cs="Arial"/>
+          <w:b w:val="0"/>
+          <w:i w:val="0"/>
+          <w:color w:val="000000"/>
+          <w:sz w:val="18"/>
+          <w:highlight w:val="lightGray"/>
+        </w:rPr>
+        <w:t xml:space="preserve"> </w:t>
+      </w:r>
+      <w:r>
+        <w:rPr>
+          <w:rFonts w:ascii="Arial" w:hAnsi="Arial" w:eastAsia="Arial" w:cs="Arial"/>
+          <w:b w:val="0"/>
+          <w:i w:val="0"/>
+          <w:color w:val="000000"/>
+          <w:sz w:val="18"/>
+          <w:highlight w:val="lightGray"/>
+        </w:rPr>
+        <w:t>[</w:t>
+      </w:r>
+      <w:r>
+        <w:rPr>
+          <w:rFonts w:ascii="Arial" w:hAnsi="Arial" w:eastAsia="Arial" w:cs="Arial"/>
+          <w:b w:val="0"/>
+          <w:i w:val="0"/>
+          <w:color w:val="000000"/>
+          <w:sz w:val="18"/>
+          <w:highlight w:val="lightGray"/>
+        </w:rPr>
+        <w:t>C</w:t>
+      </w:r>
+      <w:r>
+        <w:rPr>
+          <w:rFonts w:ascii="Arial" w:hAnsi="Arial" w:eastAsia="Arial" w:cs="Arial"/>
+          <w:b w:val="0"/>
+          <w:i w:val="0"/>
+          <w:color w:val="000000"/>
+          <w:sz w:val="18"/>
+          <w:highlight w:val="lightGray"/>
+        </w:rPr>
+        <w:t>h</w:t>
+      </w:r>
+      <w:r>
+        <w:rPr>
+          <w:rFonts w:ascii="Arial" w:hAnsi="Arial" w:eastAsia="Arial" w:cs="Arial"/>
+          <w:b w:val="0"/>
+          <w:i w:val="0"/>
+          <w:color w:val="000000"/>
+          <w:sz w:val="18"/>
+          <w:highlight w:val="lightGray"/>
+        </w:rPr>
+        <w:t>a</w:t>
+      </w:r>
+      <w:r>
+        <w:rPr>
+          <w:rFonts w:ascii="Arial" w:hAnsi="Arial" w:eastAsia="Arial" w:cs="Arial"/>
+          <w:b w:val="0"/>
+          <w:i w:val="0"/>
+          <w:color w:val="000000"/>
+          <w:sz w:val="18"/>
+          <w:highlight w:val="lightGray"/>
+        </w:rPr>
+        <w:t>t</w:t>
+      </w:r>
+      <w:r>
+        <w:rPr>
+          <w:rFonts w:ascii="Arial" w:hAnsi="Arial" w:eastAsia="Arial" w:cs="Arial"/>
+          <w:b w:val="0"/>
+          <w:i w:val="0"/>
+          <w:color w:val="000000"/>
+          <w:sz w:val="18"/>
+          <w:highlight w:val="lightGray"/>
+        </w:rPr>
+        <w:t>g</w:t>
+      </w:r>
+      <w:r>
+        <w:rPr>
+          <w:rFonts w:ascii="Arial" w:hAnsi="Arial" w:eastAsia="Arial" w:cs="Arial"/>
+          <w:b w:val="0"/>
+          <w:i w:val="0"/>
+          <w:color w:val="000000"/>
+          <w:sz w:val="18"/>
+          <w:highlight w:val="lightGray"/>
+        </w:rPr>
+        <w:t>p</w:t>
+      </w:r>
+      <w:r>
+        <w:rPr>
+          <w:rFonts w:ascii="Arial" w:hAnsi="Arial" w:eastAsia="Arial" w:cs="Arial"/>
+          <w:b w:val="0"/>
+          <w:i w:val="0"/>
+          <w:color w:val="000000"/>
+          <w:sz w:val="18"/>
+          <w:highlight w:val="lightGray"/>
+        </w:rPr>
+        <w:t>t</w:t>
+      </w:r>
+      <w:r>
+        <w:rPr>
+          <w:rFonts w:ascii="Arial" w:hAnsi="Arial" w:eastAsia="Arial" w:cs="Arial"/>
+          <w:b w:val="0"/>
+          <w:i w:val="0"/>
+          <w:color w:val="000000"/>
+          <w:sz w:val="18"/>
+          <w:highlight w:val="lightGray"/>
+        </w:rPr>
+        <w:t xml:space="preserve"> </w:t>
+      </w:r>
+      <w:r>
+        <w:rPr>
+          <w:rFonts w:ascii="Arial" w:hAnsi="Arial" w:eastAsia="Arial" w:cs="Arial"/>
+          <w:b w:val="0"/>
+          <w:i w:val="0"/>
+          <w:color w:val="000000"/>
+          <w:sz w:val="18"/>
+          <w:highlight w:val="lightGray"/>
+        </w:rPr>
+        <w:t>(</w:t>
+      </w:r>
+      <w:r>
+        <w:rPr>
+          <w:rFonts w:ascii="Arial" w:hAnsi="Arial" w:eastAsia="Arial" w:cs="Arial"/>
+          <w:b w:val="0"/>
+          <w:i w:val="0"/>
+          <w:color w:val="000000"/>
+          <w:sz w:val="18"/>
+          <w:highlight w:val="lightGray"/>
+        </w:rPr>
+        <w:t>G</w:t>
+      </w:r>
+      <w:r>
+        <w:rPr>
+          <w:rFonts w:ascii="Arial" w:hAnsi="Arial" w:eastAsia="Arial" w:cs="Arial"/>
+          <w:b w:val="0"/>
+          <w:i w:val="0"/>
+          <w:color w:val="000000"/>
+          <w:sz w:val="18"/>
+          <w:highlight w:val="lightGray"/>
+        </w:rPr>
+        <w:t>P</w:t>
+      </w:r>
+      <w:r>
+        <w:rPr>
+          <w:rFonts w:ascii="Arial" w:hAnsi="Arial" w:eastAsia="Arial" w:cs="Arial"/>
+          <w:b w:val="0"/>
+          <w:i w:val="0"/>
+          <w:color w:val="000000"/>
+          <w:sz w:val="18"/>
+          <w:highlight w:val="lightGray"/>
+        </w:rPr>
+        <w:t>T</w:t>
+      </w:r>
+      <w:r>
+        <w:rPr>
+          <w:rFonts w:ascii="Arial" w:hAnsi="Arial" w:eastAsia="Arial" w:cs="Arial"/>
+          <w:b w:val="0"/>
+          <w:i w:val="0"/>
+          <w:color w:val="000000"/>
+          <w:sz w:val="18"/>
+          <w:highlight w:val="lightGray"/>
         </w:rPr>
         <w:t>‑</w:t>
       </w:r>
       <w:r>
         <w:rPr>
-          <w:b/>
-          <w:szCs w:val="14"/>
-          <w:shd w:val="clear" w:color="auto" w:fill="B7B7B7"/>
-        </w:rPr>
-        <w:t>5 Mini) at [12/9/2025]</w:t>
+          <w:rFonts w:ascii="Arial" w:hAnsi="Arial" w:eastAsia="Arial" w:cs="Arial"/>
+          <w:b w:val="0"/>
+          <w:i w:val="0"/>
+          <w:color w:val="000000"/>
+          <w:sz w:val="18"/>
+          <w:highlight w:val="lightGray"/>
+        </w:rPr>
+        <w:t>5</w:t>
+      </w:r>
+      <w:r>
+        <w:rPr>
+          <w:rFonts w:ascii="Arial" w:hAnsi="Arial" w:eastAsia="Arial" w:cs="Arial"/>
+          <w:b w:val="0"/>
+          <w:i w:val="0"/>
+          <w:color w:val="000000"/>
+          <w:sz w:val="18"/>
+          <w:highlight w:val="lightGray"/>
+        </w:rPr>
+        <w:t xml:space="preserve"> </w:t>
+      </w:r>
+      <w:r>
+        <w:rPr>
+          <w:rFonts w:ascii="Arial" w:hAnsi="Arial" w:eastAsia="Arial" w:cs="Arial"/>
+          <w:b w:val="0"/>
+          <w:i w:val="0"/>
+          <w:color w:val="000000"/>
+          <w:sz w:val="18"/>
+          <w:highlight w:val="lightGray"/>
+        </w:rPr>
+        <w:t>M</w:t>
+      </w:r>
+      <w:r>
+        <w:rPr>
+          <w:rFonts w:ascii="Arial" w:hAnsi="Arial" w:eastAsia="Arial" w:cs="Arial"/>
+          <w:b w:val="0"/>
+          <w:i w:val="0"/>
+          <w:color w:val="000000"/>
+          <w:sz w:val="18"/>
+          <w:highlight w:val="lightGray"/>
+        </w:rPr>
+        <w:t>i</w:t>
+      </w:r>
+      <w:r>
+        <w:rPr>
+          <w:rFonts w:ascii="Arial" w:hAnsi="Arial" w:eastAsia="Arial" w:cs="Arial"/>
+          <w:b w:val="0"/>
+          <w:i w:val="0"/>
+          <w:color w:val="000000"/>
+          <w:sz w:val="18"/>
+          <w:highlight w:val="lightGray"/>
+        </w:rPr>
+        <w:t>n</w:t>
+      </w:r>
+      <w:r>
+        <w:rPr>
+          <w:rFonts w:ascii="Arial" w:hAnsi="Arial" w:eastAsia="Arial" w:cs="Arial"/>
+          <w:b w:val="0"/>
+          <w:i w:val="0"/>
+          <w:color w:val="000000"/>
+          <w:sz w:val="18"/>
+          <w:highlight w:val="lightGray"/>
+        </w:rPr>
+        <w:t>i</w:t>
+      </w:r>
+      <w:r>
+        <w:rPr>
+          <w:rFonts w:ascii="Arial" w:hAnsi="Arial" w:eastAsia="Arial" w:cs="Arial"/>
+          <w:b w:val="0"/>
+          <w:i w:val="0"/>
+          <w:color w:val="000000"/>
+          <w:sz w:val="18"/>
+          <w:highlight w:val="lightGray"/>
+        </w:rPr>
+        <w:t>)</w:t>
+      </w:r>
+      <w:r>
+        <w:rPr>
+          <w:rFonts w:ascii="Arial" w:hAnsi="Arial" w:eastAsia="Arial" w:cs="Arial"/>
+          <w:b w:val="0"/>
+          <w:i w:val="0"/>
+          <w:color w:val="000000"/>
+          <w:sz w:val="18"/>
+          <w:highlight w:val="lightGray"/>
+        </w:rPr>
+        <w:t>]</w:t>
+      </w:r>
+      <w:r>
+        <w:rPr>
+          <w:rFonts w:ascii="Arial" w:hAnsi="Arial" w:eastAsia="Arial" w:cs="Arial"/>
+          <w:b w:val="0"/>
+          <w:i w:val="0"/>
+          <w:color w:val="000000"/>
+          <w:sz w:val="18"/>
+          <w:highlight w:val="lightGray"/>
+        </w:rPr>
+        <w:t xml:space="preserve"> </w:t>
+      </w:r>
+      <w:r>
+        <w:rPr>
+          <w:rFonts w:ascii="Arial" w:hAnsi="Arial" w:eastAsia="Arial" w:cs="Arial"/>
+          <w:b/>
+          <w:i w:val="0"/>
+          <w:color w:val="000000"/>
+          <w:sz w:val="18"/>
+          <w:highlight w:val="lightGray"/>
+        </w:rPr>
+        <w:t>o</w:t>
+      </w:r>
+      <w:r>
+        <w:rPr>
+          <w:rFonts w:ascii="Arial" w:hAnsi="Arial" w:eastAsia="Arial" w:cs="Arial"/>
+          <w:b/>
+          <w:i w:val="0"/>
+          <w:color w:val="000000"/>
+          <w:sz w:val="18"/>
+          <w:highlight w:val="lightGray"/>
+        </w:rPr>
+        <w:t>n</w:t>
+      </w:r>
+      <w:r>
+        <w:rPr>
+          <w:rFonts w:ascii="Arial" w:hAnsi="Arial"/>
+          <w:b w:val="0"/>
+          <w:i w:val="0"/>
+          <w:color w:val="000000"/>
+          <w:sz w:val="18"/>
+          <w:highlight w:val="lightGray"/>
+        </w:rPr>
+        <w:t xml:space="preserve"> </w:t>
+      </w:r>
+      <w:r>
+        <w:rPr>
+          <w:rFonts w:ascii="Arial" w:hAnsi="Arial"/>
+          <w:b w:val="0"/>
+          <w:i w:val="0"/>
+          <w:color w:val="000000"/>
+          <w:sz w:val="18"/>
+          <w:highlight w:val="lightGray"/>
+        </w:rPr>
+        <w:t>[</w:t>
+      </w:r>
+      <w:r>
+        <w:rPr>
+          <w:rFonts w:ascii="Arial" w:hAnsi="Arial"/>
+          <w:b w:val="0"/>
+          <w:i w:val="0"/>
+          <w:sz w:val="18"/>
+          <w:highlight w:val="lightGray"/>
+        </w:rPr>
+        <w:t>12/9/2025]</w:t>
       </w:r>
     </w:p>
     <w:p>
